--- a/arb/docx/021.content.docx
+++ b/arb/docx/021.content.docx
@@ -9,6 +9,8 @@
       </w:pPr>
       <w:r>
         <w:rPr>
+          <w:rtl/>
+          <w:cs/>
           <w:lang w:val="ar_AE" w:bidi="ar_AE"/>
         </w:rPr>
       </w:r>
@@ -20,69 +22,91 @@
       </w:pPr>
       <w:r>
         <w:rPr>
+          <w:rtl/>
+          <w:cs/>
           <w:lang w:val="ar_AE" w:bidi="ar_AE"/>
         </w:rPr>
         <w:t>Resource: unfoldingWord® Translation Words</w:t>
       </w:r>
       <w:r>
         <w:rPr>
-          <w:lang w:val="ar_AE" w:bidi="ar_AE"/>
-        </w:rPr>
-      </w:r>
-    </w:p>
-    <w:p>
-      <w:pPr>
-        <w:bidi/>
-      </w:pPr>
-      <w:r>
-        <w:rPr>
+          <w:rtl/>
+          <w:cs/>
+          <w:lang w:val="ar_AE" w:bidi="ar_AE"/>
+        </w:rPr>
+      </w:r>
+    </w:p>
+    <w:p>
+      <w:pPr>
+        <w:bidi/>
+      </w:pPr>
+      <w:r>
+        <w:rPr>
+          <w:rtl/>
+          <w:cs/>
           <w:lang w:val="ar_AE" w:bidi="ar_AE"/>
         </w:rPr>
       </w:r>
       <w:r>
         <w:rPr>
           <w:b/>
+          <w:rtl/>
+          <w:cs/>
           <w:lang w:val="ar_AE" w:bidi="ar_AE"/>
         </w:rPr>
         <w:t>unfoldingWord® Translation Words</w:t>
       </w:r>
       <w:r>
         <w:rPr>
+          <w:rtl/>
+          <w:cs/>
           <w:lang w:val="ar_AE" w:bidi="ar_AE"/>
         </w:rPr>
         <w:t xml:space="preserve"> © 2022 unfoldingWord. Released under CC BY-SA 4.0 license. </w:t>
       </w:r>
       <w:r>
         <w:rPr>
+          <w:rtl/>
+          <w:cs/>
           <w:lang w:val="ar_AE" w:bidi="ar_AE"/>
         </w:rPr>
         <w:t>unfoldingWord® Translation Words</w:t>
       </w:r>
       <w:r>
         <w:rPr>
+          <w:rtl/>
+          <w:cs/>
           <w:lang w:val="ar_AE" w:bidi="ar_AE"/>
         </w:rPr>
         <w:t xml:space="preserve"> has been adapted in the following languages: Tok Pisin, Arabic (عربي), French (Français), Hindi (हिंदी), Indonesian (Bahasa Indonesia), Portuguese (Português), Russian (Русский), Spanish (Español), Swahili (Kiswahili), and Simplified Chinese (简体中文) from </w:t>
       </w:r>
       <w:r>
         <w:rPr>
+          <w:rtl/>
+          <w:cs/>
           <w:lang w:val="ar_AE" w:bidi="ar_AE"/>
         </w:rPr>
         <w:t>unfoldingWord® Translation Words</w:t>
       </w:r>
       <w:r>
         <w:rPr>
+          <w:rtl/>
+          <w:cs/>
           <w:lang w:val="ar_AE" w:bidi="ar_AE"/>
         </w:rPr>
         <w:t xml:space="preserve"> © 2022 unfoldingWord. Released under CC BY-SA 4.0 license by Mission Mutual</w:t>
       </w:r>
       <w:r>
         <w:rPr>
-          <w:lang w:val="ar_AE" w:bidi="ar_AE"/>
-        </w:rPr>
-      </w:r>
-      <w:r>
-        <w:rPr>
+          <w:rtl/>
+          <w:cs/>
+          <w:lang w:val="ar_AE" w:bidi="ar_AE"/>
+        </w:rPr>
+      </w:r>
+      <w:r>
+        <w:rPr>
+          <w:rtl/>
+          <w:cs/>
           <w:lang w:val="ar_AE" w:bidi="ar_AE"/>
         </w:rPr>
       </w:r>
@@ -94,6 +118,8 @@
       </w:pPr>
       <w:r>
         <w:rPr>
+          <w:rtl/>
+          <w:cs/>
           <w:lang w:val="ar_AE" w:bidi="ar_AE"/>
         </w:rPr>
         <w:t>unfoldingWord® Translation Words</w:t>
@@ -123,6 +149,8 @@
       </w:pPr>
       <w:r>
         <w:rPr>
+          <w:rtl/>
+          <w:cs/>
           <w:lang w:val="ar_AE" w:bidi="ar_AE"/>
         </w:rPr>
       </w:r>
@@ -134,38 +162,50 @@
       </w:pPr>
       <w:r>
         <w:rPr>
+          <w:rtl/>
+          <w:cs/>
           <w:lang w:val="ar_AE" w:bidi="ar_AE"/>
         </w:rPr>
         <w:t>ه</w:t>
       </w:r>
       <w:r>
         <w:rPr>
-          <w:lang w:val="ar_AE" w:bidi="ar_AE"/>
-        </w:rPr>
-      </w:r>
-    </w:p>
-    <w:p>
-      <w:pPr>
-        <w:bidi/>
-      </w:pPr>
-      <w:r>
-        <w:rPr>
-          <w:lang w:val="ar_AE" w:bidi="ar_AE"/>
-        </w:rPr>
-      </w:r>
-      <w:r>
-        <w:rPr>
+          <w:rtl/>
+          <w:cs/>
+          <w:lang w:val="ar_AE" w:bidi="ar_AE"/>
+        </w:rPr>
+      </w:r>
+    </w:p>
+    <w:p>
+      <w:pPr>
+        <w:bidi/>
+      </w:pPr>
+      <w:r>
+        <w:rPr>
+          <w:rtl/>
+          <w:cs/>
+          <w:lang w:val="ar_AE" w:bidi="ar_AE"/>
+        </w:rPr>
+      </w:r>
+      <w:r>
+        <w:rPr>
+          <w:rtl/>
+          <w:cs/>
           <w:lang w:val="ar_AE" w:bidi="ar_AE"/>
         </w:rPr>
         <w:t xml:space="preserve"> </w:t>
       </w:r>
       <w:r>
         <w:rPr>
-          <w:lang w:val="ar_AE" w:bidi="ar_AE"/>
-        </w:rPr>
-      </w:r>
-      <w:r>
-        <w:rPr>
+          <w:rtl/>
+          <w:cs/>
+          <w:lang w:val="ar_AE" w:bidi="ar_AE"/>
+        </w:rPr>
+      </w:r>
+      <w:r>
+        <w:rPr>
+          <w:rtl/>
+          <w:cs/>
           <w:lang w:val="ar_AE" w:bidi="ar_AE"/>
         </w:rPr>
       </w:r>
@@ -191,6 +231,8 @@
       </w:pPr>
       <w:r>
         <w:rPr>
+          <w:rtl/>
+          <w:cs/>
           <w:lang w:val="ar_AE" w:bidi="ar_AE"/>
         </w:rPr>
       </w:r>
@@ -202,12 +244,16 @@
       </w:pPr>
       <w:r>
         <w:rPr>
+          <w:rtl/>
+          <w:cs/>
           <w:lang w:val="ar_AE" w:bidi="ar_AE"/>
         </w:rPr>
         <w:t>الهلال</w:t>
       </w:r>
       <w:r>
         <w:rPr>
+          <w:rtl/>
+          <w:cs/>
           <w:lang w:val="ar_AE" w:bidi="ar_AE"/>
         </w:rPr>
       </w:r>
@@ -219,6 +265,8 @@
       </w:pPr>
       <w:r>
         <w:rPr>
+          <w:rtl/>
+          <w:cs/>
           <w:lang w:val="ar_AE" w:bidi="ar_AE"/>
         </w:rPr>
         <w:t>التعريف:</w:t>
@@ -230,11 +278,15 @@
       </w:pPr>
       <w:r>
         <w:rPr>
-          <w:lang w:val="ar_AE" w:bidi="ar_AE"/>
-        </w:rPr>
-      </w:r>
-      <w:r>
-        <w:rPr>
+          <w:rtl/>
+          <w:cs/>
+          <w:lang w:val="ar_AE" w:bidi="ar_AE"/>
+        </w:rPr>
+      </w:r>
+      <w:r>
+        <w:rPr>
+          <w:rtl/>
+          <w:cs/>
           <w:lang w:val="ar_AE" w:bidi="ar_AE"/>
         </w:rPr>
         <w:t>يشير مصطلح "الهلال" إلى القمر عندما يبدو قطعة صغيرة على شكل هلال من الضوء. إنها المرحلة الأولى للقمر في أثناء تحركه في مداره حول كوكب الأرض عند غروب الشمس. يشير أيضًا إلى اليوم الأول الذي يجب أن يكون الهلال فيه مرئيًا بعد أن كان القمر مظلمًا لبضعة أيام.</w:t>
@@ -249,11 +301,15 @@
       </w:pPr>
       <w:r>
         <w:rPr>
-          <w:lang w:val="ar_AE" w:bidi="ar_AE"/>
-        </w:rPr>
-      </w:r>
-      <w:r>
-        <w:rPr>
+          <w:rtl/>
+          <w:cs/>
+          <w:lang w:val="ar_AE" w:bidi="ar_AE"/>
+        </w:rPr>
+      </w:r>
+      <w:r>
+        <w:rPr>
+          <w:rtl/>
+          <w:cs/>
           <w:lang w:val="ar_AE" w:bidi="ar_AE"/>
         </w:rPr>
         <w:t>في العصور القديمة، حدَّدتْ الأهِلة بدايات فترات زمنية معينة، مثل الأشهر.</w:t>
@@ -268,11 +324,15 @@
       </w:pPr>
       <w:r>
         <w:rPr>
-          <w:lang w:val="ar_AE" w:bidi="ar_AE"/>
-        </w:rPr>
-      </w:r>
-      <w:r>
-        <w:rPr>
+          <w:rtl/>
+          <w:cs/>
+          <w:lang w:val="ar_AE" w:bidi="ar_AE"/>
+        </w:rPr>
+      </w:r>
+      <w:r>
+        <w:rPr>
+          <w:rtl/>
+          <w:cs/>
           <w:lang w:val="ar_AE" w:bidi="ar_AE"/>
         </w:rPr>
         <w:t>احتفل الإسرائيليون بمهرجان الهلال الذي تميَّز بنفخ قرن الكبش.</w:t>
@@ -287,11 +347,15 @@
       </w:pPr>
       <w:r>
         <w:rPr>
-          <w:lang w:val="ar_AE" w:bidi="ar_AE"/>
-        </w:rPr>
-      </w:r>
-      <w:r>
-        <w:rPr>
+          <w:rtl/>
+          <w:cs/>
+          <w:lang w:val="ar_AE" w:bidi="ar_AE"/>
+        </w:rPr>
+      </w:r>
+      <w:r>
+        <w:rPr>
+          <w:rtl/>
+          <w:cs/>
           <w:lang w:val="ar_AE" w:bidi="ar_AE"/>
         </w:rPr>
         <w:t>يشير الكتاب المقدس أيضًا إلى هذا الوقت على أنه "بداية الشهر".</w:t>
@@ -303,71 +367,95 @@
       </w:pPr>
       <w:r>
         <w:rPr>
-          <w:lang w:val="ar_AE" w:bidi="ar_AE"/>
-        </w:rPr>
-      </w:r>
-      <w:r>
-        <w:rPr>
+          <w:rtl/>
+          <w:cs/>
+          <w:lang w:val="ar_AE" w:bidi="ar_AE"/>
+        </w:rPr>
+      </w:r>
+      <w:r>
+        <w:rPr>
+          <w:rtl/>
+          <w:cs/>
           <w:lang w:val="ar_AE" w:bidi="ar_AE"/>
         </w:rPr>
         <w:t xml:space="preserve">(انظر أيضًا: </w:t>
       </w:r>
       <w:r>
         <w:rPr>
+          <w:rtl/>
+          <w:cs/>
           <w:lang w:val="ar_AE" w:bidi="ar_AE"/>
         </w:rPr>
         <w:t>شهر</w:t>
       </w:r>
       <w:r>
         <w:rPr>
+          <w:rtl/>
+          <w:cs/>
           <w:lang w:val="ar_AE" w:bidi="ar_AE"/>
         </w:rPr>
         <w:t xml:space="preserve">, </w:t>
       </w:r>
       <w:r>
         <w:rPr>
+          <w:rtl/>
+          <w:cs/>
           <w:lang w:val="ar_AE" w:bidi="ar_AE"/>
         </w:rPr>
         <w:t>الأرض</w:t>
       </w:r>
       <w:r>
         <w:rPr>
+          <w:rtl/>
+          <w:cs/>
           <w:lang w:val="ar_AE" w:bidi="ar_AE"/>
         </w:rPr>
         <w:t xml:space="preserve">, </w:t>
       </w:r>
       <w:r>
         <w:rPr>
+          <w:rtl/>
+          <w:cs/>
           <w:lang w:val="ar_AE" w:bidi="ar_AE"/>
         </w:rPr>
         <w:t>مهرجان</w:t>
       </w:r>
       <w:r>
         <w:rPr>
+          <w:rtl/>
+          <w:cs/>
           <w:lang w:val="ar_AE" w:bidi="ar_AE"/>
         </w:rPr>
         <w:t xml:space="preserve">, </w:t>
       </w:r>
       <w:r>
         <w:rPr>
+          <w:rtl/>
+          <w:cs/>
           <w:lang w:val="ar_AE" w:bidi="ar_AE"/>
         </w:rPr>
         <w:t>قرن</w:t>
       </w:r>
       <w:r>
         <w:rPr>
+          <w:rtl/>
+          <w:cs/>
           <w:lang w:val="ar_AE" w:bidi="ar_AE"/>
         </w:rPr>
         <w:t xml:space="preserve">, </w:t>
       </w:r>
       <w:r>
         <w:rPr>
+          <w:rtl/>
+          <w:cs/>
           <w:lang w:val="ar_AE" w:bidi="ar_AE"/>
         </w:rPr>
         <w:t>خروف</w:t>
       </w:r>
       <w:r>
         <w:rPr>
+          <w:rtl/>
+          <w:cs/>
           <w:lang w:val="ar_AE" w:bidi="ar_AE"/>
         </w:rPr>
         <w:t>)</w:t>
@@ -380,6 +468,8 @@
       </w:pPr>
       <w:r>
         <w:rPr>
+          <w:rtl/>
+          <w:cs/>
           <w:lang w:val="ar_AE" w:bidi="ar_AE"/>
         </w:rPr>
         <w:t>مراجع الكتاب المقدس:</w:t>
@@ -394,12 +484,16 @@
       </w:pPr>
       <w:r>
         <w:rPr>
+          <w:rtl/>
+          <w:cs/>
           <w:lang w:val="ar_AE" w:bidi="ar_AE"/>
         </w:rPr>
       </w:r>
       <w:hyperlink r:id="rId13">
         <w:r>
           <w:rPr>
+            <w:rtl/>
+            <w:cs/>
             <w:lang w:val="ar_AE" w:bidi="ar_AE"/>
           </w:rPr>
           <w:rPr>
@@ -419,12 +513,16 @@
       </w:pPr>
       <w:r>
         <w:rPr>
+          <w:rtl/>
+          <w:cs/>
           <w:lang w:val="ar_AE" w:bidi="ar_AE"/>
         </w:rPr>
       </w:r>
       <w:hyperlink r:id="rId14">
         <w:r>
           <w:rPr>
+            <w:rtl/>
+            <w:cs/>
             <w:lang w:val="ar_AE" w:bidi="ar_AE"/>
           </w:rPr>
           <w:rPr>
@@ -444,12 +542,16 @@
       </w:pPr>
       <w:r>
         <w:rPr>
+          <w:rtl/>
+          <w:cs/>
           <w:lang w:val="ar_AE" w:bidi="ar_AE"/>
         </w:rPr>
       </w:r>
       <w:hyperlink r:id="rId15">
         <w:r>
           <w:rPr>
+            <w:rtl/>
+            <w:cs/>
             <w:lang w:val="ar_AE" w:bidi="ar_AE"/>
           </w:rPr>
           <w:rPr>
@@ -469,12 +571,16 @@
       </w:pPr>
       <w:r>
         <w:rPr>
+          <w:rtl/>
+          <w:cs/>
           <w:lang w:val="ar_AE" w:bidi="ar_AE"/>
         </w:rPr>
       </w:r>
       <w:hyperlink r:id="rId16">
         <w:r>
           <w:rPr>
+            <w:rtl/>
+            <w:cs/>
             <w:lang w:val="ar_AE" w:bidi="ar_AE"/>
           </w:rPr>
           <w:rPr>
@@ -494,12 +600,16 @@
       </w:pPr>
       <w:r>
         <w:rPr>
+          <w:rtl/>
+          <w:cs/>
           <w:lang w:val="ar_AE" w:bidi="ar_AE"/>
         </w:rPr>
       </w:r>
       <w:hyperlink r:id="rId17">
         <w:r>
           <w:rPr>
+            <w:rtl/>
+            <w:cs/>
             <w:lang w:val="ar_AE" w:bidi="ar_AE"/>
           </w:rPr>
           <w:rPr>
@@ -517,6 +627,8 @@
       </w:pPr>
       <w:r>
         <w:rPr>
+          <w:rtl/>
+          <w:cs/>
           <w:lang w:val="ar_AE" w:bidi="ar_AE"/>
         </w:rPr>
         <w:t>بيانات الكلمة:</w:t>
@@ -531,32 +643,42 @@
       </w:pPr>
       <w:r>
         <w:rPr>
-          <w:lang w:val="ar_AE" w:bidi="ar_AE"/>
-        </w:rPr>
-      </w:r>
-      <w:r>
-        <w:rPr>
+          <w:rtl/>
+          <w:cs/>
+          <w:lang w:val="ar_AE" w:bidi="ar_AE"/>
+        </w:rPr>
+      </w:r>
+      <w:r>
+        <w:rPr>
+          <w:rtl/>
+          <w:cs/>
           <w:lang w:val="ar_AE" w:bidi="ar_AE"/>
         </w:rPr>
         <w:t>قاموس سترونغ: H2320, G33760, G35610</w:t>
       </w:r>
       <w:r>
         <w:rPr>
-          <w:lang w:val="ar_AE" w:bidi="ar_AE"/>
-        </w:rPr>
-      </w:r>
-      <w:r>
-        <w:rPr>
-          <w:lang w:val="ar_AE" w:bidi="ar_AE"/>
-        </w:rPr>
-      </w:r>
-    </w:p>
-    <w:p>
-      <w:pPr>
-        <w:bidi/>
-      </w:pPr>
-      <w:r>
-        <w:rPr>
+          <w:rtl/>
+          <w:cs/>
+          <w:lang w:val="ar_AE" w:bidi="ar_AE"/>
+        </w:rPr>
+      </w:r>
+      <w:r>
+        <w:rPr>
+          <w:rtl/>
+          <w:cs/>
+          <w:lang w:val="ar_AE" w:bidi="ar_AE"/>
+        </w:rPr>
+      </w:r>
+    </w:p>
+    <w:p>
+      <w:pPr>
+        <w:bidi/>
+      </w:pPr>
+      <w:r>
+        <w:rPr>
+          <w:rtl/>
+          <w:cs/>
           <w:lang w:val="ar_AE" w:bidi="ar_AE"/>
         </w:rPr>
       </w:r>
@@ -568,12 +690,16 @@
       </w:pPr>
       <w:r>
         <w:rPr>
+          <w:rtl/>
+          <w:cs/>
           <w:lang w:val="ar_AE" w:bidi="ar_AE"/>
         </w:rPr>
         <w:t>هابيل</w:t>
       </w:r>
       <w:r>
         <w:rPr>
+          <w:rtl/>
+          <w:cs/>
           <w:lang w:val="ar_AE" w:bidi="ar_AE"/>
         </w:rPr>
       </w:r>
@@ -585,6 +711,8 @@
       </w:pPr>
       <w:r>
         <w:rPr>
+          <w:rtl/>
+          <w:cs/>
           <w:lang w:val="ar_AE" w:bidi="ar_AE"/>
         </w:rPr>
         <w:t>حقائق:</w:t>
@@ -596,11 +724,15 @@
       </w:pPr>
       <w:r>
         <w:rPr>
-          <w:lang w:val="ar_AE" w:bidi="ar_AE"/>
-        </w:rPr>
-      </w:r>
-      <w:r>
-        <w:rPr>
+          <w:rtl/>
+          <w:cs/>
+          <w:lang w:val="ar_AE" w:bidi="ar_AE"/>
+        </w:rPr>
+      </w:r>
+      <w:r>
+        <w:rPr>
+          <w:rtl/>
+          <w:cs/>
           <w:lang w:val="ar_AE" w:bidi="ar_AE"/>
         </w:rPr>
         <w:t>كان هابيل الابن الثاني لآدم وحواء. وكان الأخ الأصغر لقابيل.</w:t>
@@ -615,11 +747,15 @@
       </w:pPr>
       <w:r>
         <w:rPr>
-          <w:lang w:val="ar_AE" w:bidi="ar_AE"/>
-        </w:rPr>
-      </w:r>
-      <w:r>
-        <w:rPr>
+          <w:rtl/>
+          <w:cs/>
+          <w:lang w:val="ar_AE" w:bidi="ar_AE"/>
+        </w:rPr>
+      </w:r>
+      <w:r>
+        <w:rPr>
+          <w:rtl/>
+          <w:cs/>
           <w:lang w:val="ar_AE" w:bidi="ar_AE"/>
         </w:rPr>
         <w:t>كان هابيل راعي غنم.</w:t>
@@ -634,11 +770,15 @@
       </w:pPr>
       <w:r>
         <w:rPr>
-          <w:lang w:val="ar_AE" w:bidi="ar_AE"/>
-        </w:rPr>
-      </w:r>
-      <w:r>
-        <w:rPr>
+          <w:rtl/>
+          <w:cs/>
+          <w:lang w:val="ar_AE" w:bidi="ar_AE"/>
+        </w:rPr>
+      </w:r>
+      <w:r>
+        <w:rPr>
+          <w:rtl/>
+          <w:cs/>
           <w:lang w:val="ar_AE" w:bidi="ar_AE"/>
         </w:rPr>
         <w:t>قدم هابيل بعض حيواناته كقربان لله.</w:t>
@@ -653,11 +793,15 @@
       </w:pPr>
       <w:r>
         <w:rPr>
-          <w:lang w:val="ar_AE" w:bidi="ar_AE"/>
-        </w:rPr>
-      </w:r>
-      <w:r>
-        <w:rPr>
+          <w:rtl/>
+          <w:cs/>
+          <w:lang w:val="ar_AE" w:bidi="ar_AE"/>
+        </w:rPr>
+      </w:r>
+      <w:r>
+        <w:rPr>
+          <w:rtl/>
+          <w:cs/>
           <w:lang w:val="ar_AE" w:bidi="ar_AE"/>
         </w:rPr>
         <w:t>كان الله راضٍ عن هابيل وقرابينه.</w:t>
@@ -672,11 +816,15 @@
       </w:pPr>
       <w:r>
         <w:rPr>
-          <w:lang w:val="ar_AE" w:bidi="ar_AE"/>
-        </w:rPr>
-      </w:r>
-      <w:r>
-        <w:rPr>
+          <w:rtl/>
+          <w:cs/>
+          <w:lang w:val="ar_AE" w:bidi="ar_AE"/>
+        </w:rPr>
+      </w:r>
+      <w:r>
+        <w:rPr>
+          <w:rtl/>
+          <w:cs/>
           <w:lang w:val="ar_AE" w:bidi="ar_AE"/>
         </w:rPr>
         <w:t>قتل قايين، الابن البكر لآدم وحواء، هابيل.</w:t>
@@ -688,11 +836,15 @@
       </w:pPr>
       <w:r>
         <w:rPr>
-          <w:lang w:val="ar_AE" w:bidi="ar_AE"/>
-        </w:rPr>
-      </w:r>
-      <w:r>
-        <w:rPr>
+          <w:rtl/>
+          <w:cs/>
+          <w:lang w:val="ar_AE" w:bidi="ar_AE"/>
+        </w:rPr>
+      </w:r>
+      <w:r>
+        <w:rPr>
+          <w:rtl/>
+          <w:cs/>
           <w:lang w:val="ar_AE" w:bidi="ar_AE"/>
         </w:rPr>
         <w:t>(اقتراحات الترجمة: كيفية ترجمة الأسماء)</w:t>
@@ -704,47 +856,63 @@
       </w:pPr>
       <w:r>
         <w:rPr>
-          <w:lang w:val="ar_AE" w:bidi="ar_AE"/>
-        </w:rPr>
-      </w:r>
-      <w:r>
-        <w:rPr>
+          <w:rtl/>
+          <w:cs/>
+          <w:lang w:val="ar_AE" w:bidi="ar_AE"/>
+        </w:rPr>
+      </w:r>
+      <w:r>
+        <w:rPr>
+          <w:rtl/>
+          <w:cs/>
           <w:lang w:val="ar_AE" w:bidi="ar_AE"/>
         </w:rPr>
         <w:t xml:space="preserve">(انظر أيضاً: </w:t>
       </w:r>
       <w:r>
         <w:rPr>
+          <w:rtl/>
+          <w:cs/>
           <w:lang w:val="ar_AE" w:bidi="ar_AE"/>
         </w:rPr>
         <w:t>قايين</w:t>
       </w:r>
       <w:r>
         <w:rPr>
+          <w:rtl/>
+          <w:cs/>
           <w:lang w:val="ar_AE" w:bidi="ar_AE"/>
         </w:rPr>
         <w:t xml:space="preserve">, </w:t>
       </w:r>
       <w:r>
         <w:rPr>
+          <w:rtl/>
+          <w:cs/>
           <w:lang w:val="ar_AE" w:bidi="ar_AE"/>
         </w:rPr>
         <w:t>قربان</w:t>
       </w:r>
       <w:r>
         <w:rPr>
+          <w:rtl/>
+          <w:cs/>
           <w:lang w:val="ar_AE" w:bidi="ar_AE"/>
         </w:rPr>
         <w:t xml:space="preserve">, </w:t>
       </w:r>
       <w:r>
         <w:rPr>
+          <w:rtl/>
+          <w:cs/>
           <w:lang w:val="ar_AE" w:bidi="ar_AE"/>
         </w:rPr>
         <w:t>راعي غنم</w:t>
       </w:r>
       <w:r>
         <w:rPr>
+          <w:rtl/>
+          <w:cs/>
           <w:lang w:val="ar_AE" w:bidi="ar_AE"/>
         </w:rPr>
         <w:t>)</w:t>
@@ -757,6 +925,8 @@
       </w:pPr>
       <w:r>
         <w:rPr>
+          <w:rtl/>
+          <w:cs/>
           <w:lang w:val="ar_AE" w:bidi="ar_AE"/>
         </w:rPr>
         <w:t>مراجع الكتاب المقدس:</w:t>
@@ -771,12 +941,16 @@
       </w:pPr>
       <w:r>
         <w:rPr>
+          <w:rtl/>
+          <w:cs/>
           <w:lang w:val="ar_AE" w:bidi="ar_AE"/>
         </w:rPr>
       </w:r>
       <w:hyperlink r:id="rId18">
         <w:r>
           <w:rPr>
+            <w:rtl/>
+            <w:cs/>
             <w:lang w:val="ar_AE" w:bidi="ar_AE"/>
           </w:rPr>
           <w:rPr>
@@ -796,12 +970,16 @@
       </w:pPr>
       <w:r>
         <w:rPr>
+          <w:rtl/>
+          <w:cs/>
           <w:lang w:val="ar_AE" w:bidi="ar_AE"/>
         </w:rPr>
       </w:r>
       <w:hyperlink r:id="rId19">
         <w:r>
           <w:rPr>
+            <w:rtl/>
+            <w:cs/>
             <w:lang w:val="ar_AE" w:bidi="ar_AE"/>
           </w:rPr>
           <w:rPr>
@@ -821,12 +999,16 @@
       </w:pPr>
       <w:r>
         <w:rPr>
+          <w:rtl/>
+          <w:cs/>
           <w:lang w:val="ar_AE" w:bidi="ar_AE"/>
         </w:rPr>
       </w:r>
       <w:hyperlink r:id="rId20">
         <w:r>
           <w:rPr>
+            <w:rtl/>
+            <w:cs/>
             <w:lang w:val="ar_AE" w:bidi="ar_AE"/>
           </w:rPr>
           <w:rPr>
@@ -846,12 +1028,16 @@
       </w:pPr>
       <w:r>
         <w:rPr>
+          <w:rtl/>
+          <w:cs/>
           <w:lang w:val="ar_AE" w:bidi="ar_AE"/>
         </w:rPr>
       </w:r>
       <w:hyperlink r:id="rId21">
         <w:r>
           <w:rPr>
+            <w:rtl/>
+            <w:cs/>
             <w:lang w:val="ar_AE" w:bidi="ar_AE"/>
           </w:rPr>
           <w:rPr>
@@ -871,12 +1057,16 @@
       </w:pPr>
       <w:r>
         <w:rPr>
+          <w:rtl/>
+          <w:cs/>
           <w:lang w:val="ar_AE" w:bidi="ar_AE"/>
         </w:rPr>
       </w:r>
       <w:hyperlink r:id="rId22">
         <w:r>
           <w:rPr>
+            <w:rtl/>
+            <w:cs/>
             <w:lang w:val="ar_AE" w:bidi="ar_AE"/>
           </w:rPr>
           <w:rPr>
@@ -894,6 +1084,8 @@
       </w:pPr>
       <w:r>
         <w:rPr>
+          <w:rtl/>
+          <w:cs/>
           <w:lang w:val="ar_AE" w:bidi="ar_AE"/>
         </w:rPr>
         <w:t>بيانات الكلمة:</w:t>
@@ -908,32 +1100,42 @@
       </w:pPr>
       <w:r>
         <w:rPr>
-          <w:lang w:val="ar_AE" w:bidi="ar_AE"/>
-        </w:rPr>
-      </w:r>
-      <w:r>
-        <w:rPr>
+          <w:rtl/>
+          <w:cs/>
+          <w:lang w:val="ar_AE" w:bidi="ar_AE"/>
+        </w:rPr>
+      </w:r>
+      <w:r>
+        <w:rPr>
+          <w:rtl/>
+          <w:cs/>
           <w:lang w:val="ar_AE" w:bidi="ar_AE"/>
         </w:rPr>
         <w:t>قاموس سترونج: H1893, G00060</w:t>
       </w:r>
       <w:r>
         <w:rPr>
-          <w:lang w:val="ar_AE" w:bidi="ar_AE"/>
-        </w:rPr>
-      </w:r>
-      <w:r>
-        <w:rPr>
-          <w:lang w:val="ar_AE" w:bidi="ar_AE"/>
-        </w:rPr>
-      </w:r>
-    </w:p>
-    <w:p>
-      <w:pPr>
-        <w:bidi/>
-      </w:pPr>
-      <w:r>
-        <w:rPr>
+          <w:rtl/>
+          <w:cs/>
+          <w:lang w:val="ar_AE" w:bidi="ar_AE"/>
+        </w:rPr>
+      </w:r>
+      <w:r>
+        <w:rPr>
+          <w:rtl/>
+          <w:cs/>
+          <w:lang w:val="ar_AE" w:bidi="ar_AE"/>
+        </w:rPr>
+      </w:r>
+    </w:p>
+    <w:p>
+      <w:pPr>
+        <w:bidi/>
+      </w:pPr>
+      <w:r>
+        <w:rPr>
+          <w:rtl/>
+          <w:cs/>
           <w:lang w:val="ar_AE" w:bidi="ar_AE"/>
         </w:rPr>
       </w:r>
@@ -945,12 +1147,16 @@
       </w:pPr>
       <w:r>
         <w:rPr>
+          <w:rtl/>
+          <w:cs/>
           <w:lang w:val="ar_AE" w:bidi="ar_AE"/>
         </w:rPr>
         <w:t>هاجر</w:t>
       </w:r>
       <w:r>
         <w:rPr>
+          <w:rtl/>
+          <w:cs/>
           <w:lang w:val="ar_AE" w:bidi="ar_AE"/>
         </w:rPr>
       </w:r>
@@ -962,6 +1168,8 @@
       </w:pPr>
       <w:r>
         <w:rPr>
+          <w:rtl/>
+          <w:cs/>
           <w:lang w:val="ar_AE" w:bidi="ar_AE"/>
         </w:rPr>
         <w:t>حقائق:</w:t>
@@ -973,11 +1181,15 @@
       </w:pPr>
       <w:r>
         <w:rPr>
-          <w:lang w:val="ar_AE" w:bidi="ar_AE"/>
-        </w:rPr>
-      </w:r>
-      <w:r>
-        <w:rPr>
+          <w:rtl/>
+          <w:cs/>
+          <w:lang w:val="ar_AE" w:bidi="ar_AE"/>
+        </w:rPr>
+      </w:r>
+      <w:r>
+        <w:rPr>
+          <w:rtl/>
+          <w:cs/>
           <w:lang w:val="ar_AE" w:bidi="ar_AE"/>
         </w:rPr>
         <w:t>كانت هاجر امرأة مصرية وكانت خادمة ساراي الشخصية.</w:t>
@@ -992,11 +1204,15 @@
       </w:pPr>
       <w:r>
         <w:rPr>
-          <w:lang w:val="ar_AE" w:bidi="ar_AE"/>
-        </w:rPr>
-      </w:r>
-      <w:r>
-        <w:rPr>
+          <w:rtl/>
+          <w:cs/>
+          <w:lang w:val="ar_AE" w:bidi="ar_AE"/>
+        </w:rPr>
+      </w:r>
+      <w:r>
+        <w:rPr>
+          <w:rtl/>
+          <w:cs/>
           <w:lang w:val="ar_AE" w:bidi="ar_AE"/>
         </w:rPr>
         <w:t>عندما لم تستطع ساراي إنجاب الأطفال، أعطت خادمتها هاجر لزوجها أبرام لينجب منها طفلاً.</w:t>
@@ -1011,11 +1227,15 @@
       </w:pPr>
       <w:r>
         <w:rPr>
-          <w:lang w:val="ar_AE" w:bidi="ar_AE"/>
-        </w:rPr>
-      </w:r>
-      <w:r>
-        <w:rPr>
+          <w:rtl/>
+          <w:cs/>
+          <w:lang w:val="ar_AE" w:bidi="ar_AE"/>
+        </w:rPr>
+      </w:r>
+      <w:r>
+        <w:rPr>
+          <w:rtl/>
+          <w:cs/>
           <w:lang w:val="ar_AE" w:bidi="ar_AE"/>
         </w:rPr>
         <w:t>حملت هاجر وأنجبت ابن أبرام، إسماعيل.</w:t>
@@ -1030,11 +1250,15 @@
       </w:pPr>
       <w:r>
         <w:rPr>
-          <w:lang w:val="ar_AE" w:bidi="ar_AE"/>
-        </w:rPr>
-      </w:r>
-      <w:r>
-        <w:rPr>
+          <w:rtl/>
+          <w:cs/>
+          <w:lang w:val="ar_AE" w:bidi="ar_AE"/>
+        </w:rPr>
+      </w:r>
+      <w:r>
+        <w:rPr>
+          <w:rtl/>
+          <w:cs/>
           <w:lang w:val="ar_AE" w:bidi="ar_AE"/>
         </w:rPr>
         <w:t>اعتنى الله بهاجر عندما كانت في ضيق في الصحراء ووعد بأن يبارك نسلها.</w:t>
@@ -1046,11 +1270,15 @@
       </w:pPr>
       <w:r>
         <w:rPr>
-          <w:lang w:val="ar_AE" w:bidi="ar_AE"/>
-        </w:rPr>
-      </w:r>
-      <w:r>
-        <w:rPr>
+          <w:rtl/>
+          <w:cs/>
+          <w:lang w:val="ar_AE" w:bidi="ar_AE"/>
+        </w:rPr>
+      </w:r>
+      <w:r>
+        <w:rPr>
+          <w:rtl/>
+          <w:cs/>
           <w:lang w:val="ar_AE" w:bidi="ar_AE"/>
         </w:rPr>
         <w:t>(اقتراحات الترجمة: كيفية ترجمة الأسماء)</w:t>
@@ -1062,71 +1290,95 @@
       </w:pPr>
       <w:r>
         <w:rPr>
-          <w:lang w:val="ar_AE" w:bidi="ar_AE"/>
-        </w:rPr>
-      </w:r>
-      <w:r>
-        <w:rPr>
+          <w:rtl/>
+          <w:cs/>
+          <w:lang w:val="ar_AE" w:bidi="ar_AE"/>
+        </w:rPr>
+      </w:r>
+      <w:r>
+        <w:rPr>
+          <w:rtl/>
+          <w:cs/>
           <w:lang w:val="ar_AE" w:bidi="ar_AE"/>
         </w:rPr>
         <w:t xml:space="preserve">(انظر أيضًا: </w:t>
       </w:r>
       <w:r>
         <w:rPr>
+          <w:rtl/>
+          <w:cs/>
           <w:lang w:val="ar_AE" w:bidi="ar_AE"/>
         </w:rPr>
         <w:t>إبراهيم</w:t>
       </w:r>
       <w:r>
         <w:rPr>
+          <w:rtl/>
+          <w:cs/>
           <w:lang w:val="ar_AE" w:bidi="ar_AE"/>
         </w:rPr>
         <w:t xml:space="preserve">، </w:t>
       </w:r>
       <w:r>
         <w:rPr>
+          <w:rtl/>
+          <w:cs/>
           <w:lang w:val="ar_AE" w:bidi="ar_AE"/>
         </w:rPr>
         <w:t>نسل</w:t>
       </w:r>
       <w:r>
         <w:rPr>
+          <w:rtl/>
+          <w:cs/>
           <w:lang w:val="ar_AE" w:bidi="ar_AE"/>
         </w:rPr>
         <w:t xml:space="preserve">، </w:t>
       </w:r>
       <w:r>
         <w:rPr>
+          <w:rtl/>
+          <w:cs/>
           <w:lang w:val="ar_AE" w:bidi="ar_AE"/>
         </w:rPr>
         <w:t>إسماعيل</w:t>
       </w:r>
       <w:r>
         <w:rPr>
+          <w:rtl/>
+          <w:cs/>
           <w:lang w:val="ar_AE" w:bidi="ar_AE"/>
         </w:rPr>
         <w:t xml:space="preserve">، </w:t>
       </w:r>
       <w:r>
         <w:rPr>
+          <w:rtl/>
+          <w:cs/>
           <w:lang w:val="ar_AE" w:bidi="ar_AE"/>
         </w:rPr>
         <w:t>سارة</w:t>
       </w:r>
       <w:r>
         <w:rPr>
+          <w:rtl/>
+          <w:cs/>
           <w:lang w:val="ar_AE" w:bidi="ar_AE"/>
         </w:rPr>
         <w:t xml:space="preserve">، </w:t>
       </w:r>
       <w:r>
         <w:rPr>
+          <w:rtl/>
+          <w:cs/>
           <w:lang w:val="ar_AE" w:bidi="ar_AE"/>
         </w:rPr>
         <w:t>خادم</w:t>
       </w:r>
       <w:r>
         <w:rPr>
+          <w:rtl/>
+          <w:cs/>
           <w:lang w:val="ar_AE" w:bidi="ar_AE"/>
         </w:rPr>
         <w:t>)</w:t>
@@ -1139,6 +1391,8 @@
       </w:pPr>
       <w:r>
         <w:rPr>
+          <w:rtl/>
+          <w:cs/>
           <w:lang w:val="ar_AE" w:bidi="ar_AE"/>
         </w:rPr>
         <w:t>شواهد الكتاب المقدس:</w:t>
@@ -1153,12 +1407,16 @@
       </w:pPr>
       <w:r>
         <w:rPr>
+          <w:rtl/>
+          <w:cs/>
           <w:lang w:val="ar_AE" w:bidi="ar_AE"/>
         </w:rPr>
       </w:r>
       <w:hyperlink r:id="rId23">
         <w:r>
           <w:rPr>
+            <w:rtl/>
+            <w:cs/>
             <w:lang w:val="ar_AE" w:bidi="ar_AE"/>
           </w:rPr>
           <w:rPr>
@@ -1178,12 +1436,16 @@
       </w:pPr>
       <w:r>
         <w:rPr>
+          <w:rtl/>
+          <w:cs/>
           <w:lang w:val="ar_AE" w:bidi="ar_AE"/>
         </w:rPr>
       </w:r>
       <w:hyperlink r:id="rId24">
         <w:r>
           <w:rPr>
+            <w:rtl/>
+            <w:cs/>
             <w:lang w:val="ar_AE" w:bidi="ar_AE"/>
           </w:rPr>
           <w:rPr>
@@ -1203,12 +1465,16 @@
       </w:pPr>
       <w:r>
         <w:rPr>
+          <w:rtl/>
+          <w:cs/>
           <w:lang w:val="ar_AE" w:bidi="ar_AE"/>
         </w:rPr>
       </w:r>
       <w:hyperlink r:id="rId25">
         <w:r>
           <w:rPr>
+            <w:rtl/>
+            <w:cs/>
             <w:lang w:val="ar_AE" w:bidi="ar_AE"/>
           </w:rPr>
           <w:rPr>
@@ -1228,12 +1494,16 @@
       </w:pPr>
       <w:r>
         <w:rPr>
+          <w:rtl/>
+          <w:cs/>
           <w:lang w:val="ar_AE" w:bidi="ar_AE"/>
         </w:rPr>
       </w:r>
       <w:hyperlink r:id="rId26">
         <w:r>
           <w:rPr>
+            <w:rtl/>
+            <w:cs/>
             <w:lang w:val="ar_AE" w:bidi="ar_AE"/>
           </w:rPr>
           <w:rPr>
@@ -1251,6 +1521,8 @@
       </w:pPr>
       <w:r>
         <w:rPr>
+          <w:rtl/>
+          <w:cs/>
           <w:lang w:val="ar_AE" w:bidi="ar_AE"/>
         </w:rPr>
         <w:t>أمثلة من قصص الكتاب المقدس:</w:t>
@@ -1265,18 +1537,24 @@
       </w:pPr>
       <w:r>
         <w:rPr>
+          <w:rtl/>
+          <w:cs/>
           <w:lang w:val="ar_AE" w:bidi="ar_AE"/>
         </w:rPr>
       </w:r>
       <w:r>
         <w:rPr>
           <w:b/>
+          <w:rtl/>
+          <w:cs/>
           <w:lang w:val="ar_AE" w:bidi="ar_AE"/>
         </w:rPr>
         <w:t>5:1</w:t>
       </w:r>
       <w:r>
         <w:rPr>
+          <w:rtl/>
+          <w:cs/>
           <w:lang w:val="ar_AE" w:bidi="ar_AE"/>
         </w:rPr>
         <w:t xml:space="preserve"> </w:t>
@@ -1284,6 +1562,8 @@
       <w:r>
         <w:rPr>
           <w:b/>
+          <w:rtl/>
+          <w:cs/>
           <w:lang w:val="ar_AE" w:bidi="ar_AE"/>
         </w:rPr>
         <w:t>فَقَالَتْ سَارَايُ لأَبْرَامَ: «هُوَذَا الرَّبُّ قَدْ أَمْسَكَنِي عَنِ الْوِلاَدَةِ. ادْخُلْ عَلَى جَارِيَتِي لَعَلِّي أُرْزَقُ مِنْهَا بَنِينَ»</w:t>
@@ -1298,18 +1578,24 @@
       </w:pPr>
       <w:r>
         <w:rPr>
+          <w:rtl/>
+          <w:cs/>
           <w:lang w:val="ar_AE" w:bidi="ar_AE"/>
         </w:rPr>
       </w:r>
       <w:r>
         <w:rPr>
           <w:b/>
+          <w:rtl/>
+          <w:cs/>
           <w:lang w:val="ar_AE" w:bidi="ar_AE"/>
         </w:rPr>
         <w:t>5:2</w:t>
       </w:r>
       <w:r>
         <w:rPr>
+          <w:rtl/>
+          <w:cs/>
           <w:lang w:val="ar_AE" w:bidi="ar_AE"/>
         </w:rPr>
         <w:t xml:space="preserve"> </w:t>
@@ -1317,12 +1603,16 @@
       <w:r>
         <w:rPr>
           <w:b/>
+          <w:rtl/>
+          <w:cs/>
           <w:lang w:val="ar_AE" w:bidi="ar_AE"/>
         </w:rPr>
         <w:t>فَوَلَدَتْ هَاجَرُ لأَبْرَامَ ابْنًا. وَدَعَا أَبْرَامُ اسْمَ ابْنِهِ الَّذِي وَلَدَتْهُ هَاجَرُ «إِسْمَاعِيلَ»</w:t>
       </w:r>
       <w:r>
         <w:rPr>
+          <w:rtl/>
+          <w:cs/>
           <w:lang w:val="ar_AE" w:bidi="ar_AE"/>
         </w:rPr>
         <w:t>.</w:t>
@@ -1335,6 +1625,8 @@
       </w:pPr>
       <w:r>
         <w:rPr>
+          <w:rtl/>
+          <w:cs/>
           <w:lang w:val="ar_AE" w:bidi="ar_AE"/>
         </w:rPr>
         <w:t>بيانات الكلمة:</w:t>
@@ -1349,32 +1641,42 @@
       </w:pPr>
       <w:r>
         <w:rPr>
-          <w:lang w:val="ar_AE" w:bidi="ar_AE"/>
-        </w:rPr>
-      </w:r>
-      <w:r>
-        <w:rPr>
+          <w:rtl/>
+          <w:cs/>
+          <w:lang w:val="ar_AE" w:bidi="ar_AE"/>
+        </w:rPr>
+      </w:r>
+      <w:r>
+        <w:rPr>
+          <w:rtl/>
+          <w:cs/>
           <w:lang w:val="ar_AE" w:bidi="ar_AE"/>
         </w:rPr>
         <w:t>سترونغ: H1904</w:t>
       </w:r>
       <w:r>
         <w:rPr>
-          <w:lang w:val="ar_AE" w:bidi="ar_AE"/>
-        </w:rPr>
-      </w:r>
-      <w:r>
-        <w:rPr>
-          <w:lang w:val="ar_AE" w:bidi="ar_AE"/>
-        </w:rPr>
-      </w:r>
-    </w:p>
-    <w:p>
-      <w:pPr>
-        <w:bidi/>
-      </w:pPr>
-      <w:r>
-        <w:rPr>
+          <w:rtl/>
+          <w:cs/>
+          <w:lang w:val="ar_AE" w:bidi="ar_AE"/>
+        </w:rPr>
+      </w:r>
+      <w:r>
+        <w:rPr>
+          <w:rtl/>
+          <w:cs/>
+          <w:lang w:val="ar_AE" w:bidi="ar_AE"/>
+        </w:rPr>
+      </w:r>
+    </w:p>
+    <w:p>
+      <w:pPr>
+        <w:bidi/>
+      </w:pPr>
+      <w:r>
+        <w:rPr>
+          <w:rtl/>
+          <w:cs/>
           <w:lang w:val="ar_AE" w:bidi="ar_AE"/>
         </w:rPr>
       </w:r>
@@ -1386,12 +1688,16 @@
       </w:pPr>
       <w:r>
         <w:rPr>
+          <w:rtl/>
+          <w:cs/>
           <w:lang w:val="ar_AE" w:bidi="ar_AE"/>
         </w:rPr>
         <w:t>هاديس (هاوية)</w:t>
       </w:r>
       <w:r>
         <w:rPr>
+          <w:rtl/>
+          <w:cs/>
           <w:lang w:val="ar_AE" w:bidi="ar_AE"/>
         </w:rPr>
       </w:r>
@@ -1403,6 +1709,8 @@
       </w:pPr>
       <w:r>
         <w:rPr>
+          <w:rtl/>
+          <w:cs/>
           <w:lang w:val="ar_AE" w:bidi="ar_AE"/>
         </w:rPr>
         <w:t>التعريف:</w:t>
@@ -1414,11 +1722,15 @@
       </w:pPr>
       <w:r>
         <w:rPr>
-          <w:lang w:val="ar_AE" w:bidi="ar_AE"/>
-        </w:rPr>
-      </w:r>
-      <w:r>
-        <w:rPr>
+          <w:rtl/>
+          <w:cs/>
+          <w:lang w:val="ar_AE" w:bidi="ar_AE"/>
+        </w:rPr>
+      </w:r>
+      <w:r>
+        <w:rPr>
+          <w:rtl/>
+          <w:cs/>
           <w:lang w:val="ar_AE" w:bidi="ar_AE"/>
         </w:rPr>
         <w:t>إن مصطلحات "هاديس" (باليونانية) و"شيول" (بالعبرية) هي أسماء صحيحة للمكان الذي تذهب إليه أرواح الموتى بعد وفاتهم أي "الهاوية".</w:t>
@@ -1433,11 +1745,15 @@
       </w:pPr>
       <w:r>
         <w:rPr>
-          <w:lang w:val="ar_AE" w:bidi="ar_AE"/>
-        </w:rPr>
-      </w:r>
-      <w:r>
-        <w:rPr>
+          <w:rtl/>
+          <w:cs/>
+          <w:lang w:val="ar_AE" w:bidi="ar_AE"/>
+        </w:rPr>
+      </w:r>
+      <w:r>
+        <w:rPr>
+          <w:rtl/>
+          <w:cs/>
           <w:lang w:val="ar_AE" w:bidi="ar_AE"/>
         </w:rPr>
         <w:t>في هذه الثقافات القديمة، كان الناس يعتقدون أن هذا المكان هو مسكن تحت الأرض حيث توجد أرواح الموتى في شكل شبه واعي وغامض (كأنها خيال).</w:t>
@@ -1452,11 +1768,15 @@
       </w:pPr>
       <w:r>
         <w:rPr>
-          <w:lang w:val="ar_AE" w:bidi="ar_AE"/>
-        </w:rPr>
-      </w:r>
-      <w:r>
-        <w:rPr>
+          <w:rtl/>
+          <w:cs/>
+          <w:lang w:val="ar_AE" w:bidi="ar_AE"/>
+        </w:rPr>
+      </w:r>
+      <w:r>
+        <w:rPr>
+          <w:rtl/>
+          <w:cs/>
           <w:lang w:val="ar_AE" w:bidi="ar_AE"/>
         </w:rPr>
         <w:t>وعلى الرغم من أن هذه المصطلحات هي أسماء أماكن، إلا أنها في الكتاب المقدس غالبًا ما تعني شيئًا مشابهًا لأمور مثل "الموت" أو "القبر".</w:t>
@@ -1471,11 +1791,15 @@
       </w:pPr>
       <w:r>
         <w:rPr>
-          <w:lang w:val="ar_AE" w:bidi="ar_AE"/>
-        </w:rPr>
-      </w:r>
-      <w:r>
-        <w:rPr>
+          <w:rtl/>
+          <w:cs/>
+          <w:lang w:val="ar_AE" w:bidi="ar_AE"/>
+        </w:rPr>
+      </w:r>
+      <w:r>
+        <w:rPr>
+          <w:rtl/>
+          <w:cs/>
           <w:lang w:val="ar_AE" w:bidi="ar_AE"/>
         </w:rPr>
         <w:t xml:space="preserve">وخلال معظم التاريخ الكتابي، فإن "شيول" و"هاديس" أي "الهاوية" تشير إلى مكان محايد حيث يذهب جميع الموتى لانتظار الحكم، سواء كانوا أبرارًا أم أشرارًا. ومع ذلك، ففي العهد الجديد، يبدأ النظر إلى "هاديس" على أنه مكان للأشرار فقط </w:t>
@@ -1483,12 +1807,16 @@
       <w:r>
         <w:rPr>
           <w:b/>
+          <w:rtl/>
+          <w:cs/>
           <w:lang w:val="ar_AE" w:bidi="ar_AE"/>
         </w:rPr>
         <w:t>(الجحيم)</w:t>
       </w:r>
       <w:r>
         <w:rPr>
+          <w:rtl/>
+          <w:cs/>
           <w:lang w:val="ar_AE" w:bidi="ar_AE"/>
         </w:rPr>
         <w:t>، على النقيض من "حضن إبراهيم" (لوقا 16: 22) أو "الفردوس" (لوقا 23: 43)، والتي تصف مكان الأبرار.</w:t>
@@ -1501,6 +1829,8 @@
       </w:pPr>
       <w:r>
         <w:rPr>
+          <w:rtl/>
+          <w:cs/>
           <w:lang w:val="ar_AE" w:bidi="ar_AE"/>
         </w:rPr>
         <w:t>اقتراحات الترجمة</w:t>
@@ -1515,11 +1845,15 @@
       </w:pPr>
       <w:r>
         <w:rPr>
-          <w:lang w:val="ar_AE" w:bidi="ar_AE"/>
-        </w:rPr>
-      </w:r>
-      <w:r>
-        <w:rPr>
+          <w:rtl/>
+          <w:cs/>
+          <w:lang w:val="ar_AE" w:bidi="ar_AE"/>
+        </w:rPr>
+      </w:r>
+      <w:r>
+        <w:rPr>
+          <w:rtl/>
+          <w:cs/>
           <w:lang w:val="ar_AE" w:bidi="ar_AE"/>
         </w:rPr>
         <w:t>يمكن ترجمة "شيول" و"هاديس" أي "الهاوية" بطرق مختلفة، حسب السياق. بعض الاحتمالات تشمل: "مكان الموتى"، "مكان الأرواح الميتة"، "العالم السفلي"، "الحفرة"، "القبر"، أو "الموت".</w:t>
@@ -1534,11 +1868,15 @@
       </w:pPr>
       <w:r>
         <w:rPr>
-          <w:lang w:val="ar_AE" w:bidi="ar_AE"/>
-        </w:rPr>
-      </w:r>
-      <w:r>
-        <w:rPr>
+          <w:rtl/>
+          <w:cs/>
+          <w:lang w:val="ar_AE" w:bidi="ar_AE"/>
+        </w:rPr>
+      </w:r>
+      <w:r>
+        <w:rPr>
+          <w:rtl/>
+          <w:cs/>
           <w:lang w:val="ar_AE" w:bidi="ar_AE"/>
         </w:rPr>
         <w:t>تحتفظ بعض الترجمات بالأسماء الأصلية "شيول" و"هاديس"، وتكتبها بطريقة تناسب أنماط الصوت في لغة الترجمة. (انظر: كيفية ترجمة المجهولات).</w:t>
@@ -1553,11 +1891,15 @@
       </w:pPr>
       <w:r>
         <w:rPr>
-          <w:lang w:val="ar_AE" w:bidi="ar_AE"/>
-        </w:rPr>
-      </w:r>
-      <w:r>
-        <w:rPr>
+          <w:rtl/>
+          <w:cs/>
+          <w:lang w:val="ar_AE" w:bidi="ar_AE"/>
+        </w:rPr>
+      </w:r>
+      <w:r>
+        <w:rPr>
+          <w:rtl/>
+          <w:cs/>
           <w:lang w:val="ar_AE" w:bidi="ar_AE"/>
         </w:rPr>
         <w:t>يمكن أيضًا إضافة عبارة لكل مصطلح من أجل شرحه. أمثلة على ذلك هي، "شيول، مكان الأشخاص الذين ماتوا" و"هاديس، مكان الموت".</w:t>
@@ -1569,11 +1911,15 @@
       </w:pPr>
       <w:r>
         <w:rPr>
-          <w:lang w:val="ar_AE" w:bidi="ar_AE"/>
-        </w:rPr>
-      </w:r>
-      <w:r>
-        <w:rPr>
+          <w:rtl/>
+          <w:cs/>
+          <w:lang w:val="ar_AE" w:bidi="ar_AE"/>
+        </w:rPr>
+      </w:r>
+      <w:r>
+        <w:rPr>
+          <w:rtl/>
+          <w:cs/>
           <w:lang w:val="ar_AE" w:bidi="ar_AE"/>
         </w:rPr>
         <w:t>(اقتراحات الترجمة: كيفية ترجمة المجهولات)</w:t>
@@ -1585,59 +1931,79 @@
       </w:pPr>
       <w:r>
         <w:rPr>
-          <w:lang w:val="ar_AE" w:bidi="ar_AE"/>
-        </w:rPr>
-      </w:r>
-      <w:r>
-        <w:rPr>
+          <w:rtl/>
+          <w:cs/>
+          <w:lang w:val="ar_AE" w:bidi="ar_AE"/>
+        </w:rPr>
+      </w:r>
+      <w:r>
+        <w:rPr>
+          <w:rtl/>
+          <w:cs/>
           <w:lang w:val="ar_AE" w:bidi="ar_AE"/>
         </w:rPr>
         <w:t xml:space="preserve">(انظر أيضًا: </w:t>
       </w:r>
       <w:r>
         <w:rPr>
+          <w:rtl/>
+          <w:cs/>
           <w:lang w:val="ar_AE" w:bidi="ar_AE"/>
         </w:rPr>
         <w:t>الموت</w:t>
       </w:r>
       <w:r>
         <w:rPr>
+          <w:rtl/>
+          <w:cs/>
           <w:lang w:val="ar_AE" w:bidi="ar_AE"/>
         </w:rPr>
         <w:t xml:space="preserve">، </w:t>
       </w:r>
       <w:r>
         <w:rPr>
+          <w:rtl/>
+          <w:cs/>
           <w:lang w:val="ar_AE" w:bidi="ar_AE"/>
         </w:rPr>
         <w:t>السماء</w:t>
       </w:r>
       <w:r>
         <w:rPr>
+          <w:rtl/>
+          <w:cs/>
           <w:lang w:val="ar_AE" w:bidi="ar_AE"/>
         </w:rPr>
         <w:t xml:space="preserve">، </w:t>
       </w:r>
       <w:r>
         <w:rPr>
+          <w:rtl/>
+          <w:cs/>
           <w:lang w:val="ar_AE" w:bidi="ar_AE"/>
         </w:rPr>
         <w:t>الجحيم</w:t>
       </w:r>
       <w:r>
         <w:rPr>
+          <w:rtl/>
+          <w:cs/>
           <w:lang w:val="ar_AE" w:bidi="ar_AE"/>
         </w:rPr>
         <w:t xml:space="preserve">، </w:t>
       </w:r>
       <w:r>
         <w:rPr>
+          <w:rtl/>
+          <w:cs/>
           <w:lang w:val="ar_AE" w:bidi="ar_AE"/>
         </w:rPr>
         <w:t>القبر</w:t>
       </w:r>
       <w:r>
         <w:rPr>
+          <w:rtl/>
+          <w:cs/>
           <w:lang w:val="ar_AE" w:bidi="ar_AE"/>
         </w:rPr>
         <w:t>)</w:t>
@@ -1650,6 +2016,8 @@
       </w:pPr>
       <w:r>
         <w:rPr>
+          <w:rtl/>
+          <w:cs/>
           <w:lang w:val="ar_AE" w:bidi="ar_AE"/>
         </w:rPr>
         <w:t>مراجع الكتاب المقدس:</w:t>
@@ -1664,12 +2032,16 @@
       </w:pPr>
       <w:r>
         <w:rPr>
+          <w:rtl/>
+          <w:cs/>
           <w:lang w:val="ar_AE" w:bidi="ar_AE"/>
         </w:rPr>
       </w:r>
       <w:hyperlink r:id="rId27">
         <w:r>
           <w:rPr>
+            <w:rtl/>
+            <w:cs/>
             <w:lang w:val="ar_AE" w:bidi="ar_AE"/>
           </w:rPr>
           <w:rPr>
@@ -1689,12 +2061,16 @@
       </w:pPr>
       <w:r>
         <w:rPr>
+          <w:rtl/>
+          <w:cs/>
           <w:lang w:val="ar_AE" w:bidi="ar_AE"/>
         </w:rPr>
       </w:r>
       <w:hyperlink r:id="rId28">
         <w:r>
           <w:rPr>
+            <w:rtl/>
+            <w:cs/>
             <w:lang w:val="ar_AE" w:bidi="ar_AE"/>
           </w:rPr>
           <w:rPr>
@@ -1714,12 +2090,16 @@
       </w:pPr>
       <w:r>
         <w:rPr>
+          <w:rtl/>
+          <w:cs/>
           <w:lang w:val="ar_AE" w:bidi="ar_AE"/>
         </w:rPr>
       </w:r>
       <w:hyperlink r:id="rId29">
         <w:r>
           <w:rPr>
+            <w:rtl/>
+            <w:cs/>
             <w:lang w:val="ar_AE" w:bidi="ar_AE"/>
           </w:rPr>
           <w:rPr>
@@ -1739,12 +2119,16 @@
       </w:pPr>
       <w:r>
         <w:rPr>
+          <w:rtl/>
+          <w:cs/>
           <w:lang w:val="ar_AE" w:bidi="ar_AE"/>
         </w:rPr>
       </w:r>
       <w:hyperlink r:id="rId30">
         <w:r>
           <w:rPr>
+            <w:rtl/>
+            <w:cs/>
             <w:lang w:val="ar_AE" w:bidi="ar_AE"/>
           </w:rPr>
           <w:rPr>
@@ -1764,12 +2148,16 @@
       </w:pPr>
       <w:r>
         <w:rPr>
+          <w:rtl/>
+          <w:cs/>
           <w:lang w:val="ar_AE" w:bidi="ar_AE"/>
         </w:rPr>
       </w:r>
       <w:hyperlink r:id="rId31">
         <w:r>
           <w:rPr>
+            <w:rtl/>
+            <w:cs/>
             <w:lang w:val="ar_AE" w:bidi="ar_AE"/>
           </w:rPr>
           <w:rPr>
@@ -1789,12 +2177,16 @@
       </w:pPr>
       <w:r>
         <w:rPr>
+          <w:rtl/>
+          <w:cs/>
           <w:lang w:val="ar_AE" w:bidi="ar_AE"/>
         </w:rPr>
       </w:r>
       <w:hyperlink r:id="rId32">
         <w:r>
           <w:rPr>
+            <w:rtl/>
+            <w:cs/>
             <w:lang w:val="ar_AE" w:bidi="ar_AE"/>
           </w:rPr>
           <w:rPr>
@@ -1814,12 +2206,16 @@
       </w:pPr>
       <w:r>
         <w:rPr>
+          <w:rtl/>
+          <w:cs/>
           <w:lang w:val="ar_AE" w:bidi="ar_AE"/>
         </w:rPr>
       </w:r>
       <w:hyperlink r:id="rId33">
         <w:r>
           <w:rPr>
+            <w:rtl/>
+            <w:cs/>
             <w:lang w:val="ar_AE" w:bidi="ar_AE"/>
           </w:rPr>
           <w:rPr>
@@ -1839,12 +2235,16 @@
       </w:pPr>
       <w:r>
         <w:rPr>
+          <w:rtl/>
+          <w:cs/>
           <w:lang w:val="ar_AE" w:bidi="ar_AE"/>
         </w:rPr>
       </w:r>
       <w:hyperlink r:id="rId34">
         <w:r>
           <w:rPr>
+            <w:rtl/>
+            <w:cs/>
             <w:lang w:val="ar_AE" w:bidi="ar_AE"/>
           </w:rPr>
           <w:rPr>
@@ -1862,6 +2262,8 @@
       </w:pPr>
       <w:r>
         <w:rPr>
+          <w:rtl/>
+          <w:cs/>
           <w:lang w:val="ar_AE" w:bidi="ar_AE"/>
         </w:rPr>
         <w:t>بيانات الكلمة:</w:t>
@@ -1876,32 +2278,42 @@
       </w:pPr>
       <w:r>
         <w:rPr>
-          <w:lang w:val="ar_AE" w:bidi="ar_AE"/>
-        </w:rPr>
-      </w:r>
-      <w:r>
-        <w:rPr>
+          <w:rtl/>
+          <w:cs/>
+          <w:lang w:val="ar_AE" w:bidi="ar_AE"/>
+        </w:rPr>
+      </w:r>
+      <w:r>
+        <w:rPr>
+          <w:rtl/>
+          <w:cs/>
           <w:lang w:val="ar_AE" w:bidi="ar_AE"/>
         </w:rPr>
         <w:t>سترونج: H7585، G00860</w:t>
       </w:r>
       <w:r>
         <w:rPr>
-          <w:lang w:val="ar_AE" w:bidi="ar_AE"/>
-        </w:rPr>
-      </w:r>
-      <w:r>
-        <w:rPr>
-          <w:lang w:val="ar_AE" w:bidi="ar_AE"/>
-        </w:rPr>
-      </w:r>
-    </w:p>
-    <w:p>
-      <w:pPr>
-        <w:bidi/>
-      </w:pPr>
-      <w:r>
-        <w:rPr>
+          <w:rtl/>
+          <w:cs/>
+          <w:lang w:val="ar_AE" w:bidi="ar_AE"/>
+        </w:rPr>
+      </w:r>
+      <w:r>
+        <w:rPr>
+          <w:rtl/>
+          <w:cs/>
+          <w:lang w:val="ar_AE" w:bidi="ar_AE"/>
+        </w:rPr>
+      </w:r>
+    </w:p>
+    <w:p>
+      <w:pPr>
+        <w:bidi/>
+      </w:pPr>
+      <w:r>
+        <w:rPr>
+          <w:rtl/>
+          <w:cs/>
           <w:lang w:val="ar_AE" w:bidi="ar_AE"/>
         </w:rPr>
       </w:r>
@@ -1913,12 +2325,16 @@
       </w:pPr>
       <w:r>
         <w:rPr>
+          <w:rtl/>
+          <w:cs/>
           <w:lang w:val="ar_AE" w:bidi="ar_AE"/>
         </w:rPr>
         <w:t>هارون</w:t>
       </w:r>
       <w:r>
         <w:rPr>
+          <w:rtl/>
+          <w:cs/>
           <w:lang w:val="ar_AE" w:bidi="ar_AE"/>
         </w:rPr>
       </w:r>
@@ -1930,6 +2346,8 @@
       </w:pPr>
       <w:r>
         <w:rPr>
+          <w:rtl/>
+          <w:cs/>
           <w:lang w:val="ar_AE" w:bidi="ar_AE"/>
         </w:rPr>
         <w:t>حقائق:</w:t>
@@ -1941,11 +2359,15 @@
       </w:pPr>
       <w:r>
         <w:rPr>
-          <w:lang w:val="ar_AE" w:bidi="ar_AE"/>
-        </w:rPr>
-      </w:r>
-      <w:r>
-        <w:rPr>
+          <w:rtl/>
+          <w:cs/>
+          <w:lang w:val="ar_AE" w:bidi="ar_AE"/>
+        </w:rPr>
+      </w:r>
+      <w:r>
+        <w:rPr>
+          <w:rtl/>
+          <w:cs/>
           <w:lang w:val="ar_AE" w:bidi="ar_AE"/>
         </w:rPr>
         <w:t>كان هارون الأخ الأكبر لموسى. وقد اختار الله هارون ليكون أول رئيس كهنة لشعب إسرائيل.</w:t>
@@ -1960,11 +2382,15 @@
       </w:pPr>
       <w:r>
         <w:rPr>
-          <w:lang w:val="ar_AE" w:bidi="ar_AE"/>
-        </w:rPr>
-      </w:r>
-      <w:r>
-        <w:rPr>
+          <w:rtl/>
+          <w:cs/>
+          <w:lang w:val="ar_AE" w:bidi="ar_AE"/>
+        </w:rPr>
+      </w:r>
+      <w:r>
+        <w:rPr>
+          <w:rtl/>
+          <w:cs/>
           <w:lang w:val="ar_AE" w:bidi="ar_AE"/>
         </w:rPr>
         <w:t>ساعد هارون موسى في التحدث إلى فرعون بشأن إطلاق شعب إسرائيل.</w:t>
@@ -1979,11 +2405,15 @@
       </w:pPr>
       <w:r>
         <w:rPr>
-          <w:lang w:val="ar_AE" w:bidi="ar_AE"/>
-        </w:rPr>
-      </w:r>
-      <w:r>
-        <w:rPr>
+          <w:rtl/>
+          <w:cs/>
+          <w:lang w:val="ar_AE" w:bidi="ar_AE"/>
+        </w:rPr>
+      </w:r>
+      <w:r>
+        <w:rPr>
+          <w:rtl/>
+          <w:cs/>
           <w:lang w:val="ar_AE" w:bidi="ar_AE"/>
         </w:rPr>
         <w:t>أثناء ارتحال شعب إسرائيل في البرية، أخطأ هارون بصنع صنم لكي يعبده الشعب.</w:t>
@@ -1998,23 +2428,31 @@
       </w:pPr>
       <w:r>
         <w:rPr>
-          <w:lang w:val="ar_AE" w:bidi="ar_AE"/>
-        </w:rPr>
-      </w:r>
-      <w:r>
-        <w:rPr>
+          <w:rtl/>
+          <w:cs/>
+          <w:lang w:val="ar_AE" w:bidi="ar_AE"/>
+        </w:rPr>
+      </w:r>
+      <w:r>
+        <w:rPr>
+          <w:rtl/>
+          <w:cs/>
           <w:lang w:val="ar_AE" w:bidi="ar_AE"/>
         </w:rPr>
         <w:t xml:space="preserve">عيَّن الله أيضًا هارون ونسله ليكونوا كهنة </w:t>
       </w:r>
       <w:r>
         <w:rPr>
+          <w:rtl/>
+          <w:cs/>
           <w:lang w:val="ar_AE" w:bidi="ar_AE"/>
         </w:rPr>
         <w:t>(كاهن)</w:t>
       </w:r>
       <w:r>
         <w:rPr>
+          <w:rtl/>
+          <w:cs/>
           <w:lang w:val="ar_AE" w:bidi="ar_AE"/>
         </w:rPr>
         <w:t xml:space="preserve"> لشعب إسرائيل.</w:t>
@@ -2026,11 +2464,15 @@
       </w:pPr>
       <w:r>
         <w:rPr>
-          <w:lang w:val="ar_AE" w:bidi="ar_AE"/>
-        </w:rPr>
-      </w:r>
-      <w:r>
-        <w:rPr>
+          <w:rtl/>
+          <w:cs/>
+          <w:lang w:val="ar_AE" w:bidi="ar_AE"/>
+        </w:rPr>
+      </w:r>
+      <w:r>
+        <w:rPr>
+          <w:rtl/>
+          <w:cs/>
           <w:lang w:val="ar_AE" w:bidi="ar_AE"/>
         </w:rPr>
         <w:t>(اقتراحات الترجمة: كيف تترجم الأسماء)</w:t>
@@ -2042,47 +2484,63 @@
       </w:pPr>
       <w:r>
         <w:rPr>
-          <w:lang w:val="ar_AE" w:bidi="ar_AE"/>
-        </w:rPr>
-      </w:r>
-      <w:r>
-        <w:rPr>
+          <w:rtl/>
+          <w:cs/>
+          <w:lang w:val="ar_AE" w:bidi="ar_AE"/>
+        </w:rPr>
+      </w:r>
+      <w:r>
+        <w:rPr>
+          <w:rtl/>
+          <w:cs/>
           <w:lang w:val="ar_AE" w:bidi="ar_AE"/>
         </w:rPr>
         <w:t xml:space="preserve">(انظر أيضًا: </w:t>
       </w:r>
       <w:r>
         <w:rPr>
+          <w:rtl/>
+          <w:cs/>
           <w:lang w:val="ar_AE" w:bidi="ar_AE"/>
         </w:rPr>
         <w:t>كاهن</w:t>
       </w:r>
       <w:r>
         <w:rPr>
+          <w:rtl/>
+          <w:cs/>
           <w:lang w:val="ar_AE" w:bidi="ar_AE"/>
         </w:rPr>
         <w:t xml:space="preserve">، </w:t>
       </w:r>
       <w:r>
         <w:rPr>
+          <w:rtl/>
+          <w:cs/>
           <w:lang w:val="ar_AE" w:bidi="ar_AE"/>
         </w:rPr>
         <w:t>موسى</w:t>
       </w:r>
       <w:r>
         <w:rPr>
+          <w:rtl/>
+          <w:cs/>
           <w:lang w:val="ar_AE" w:bidi="ar_AE"/>
         </w:rPr>
         <w:t xml:space="preserve">، </w:t>
       </w:r>
       <w:r>
         <w:rPr>
+          <w:rtl/>
+          <w:cs/>
           <w:lang w:val="ar_AE" w:bidi="ar_AE"/>
         </w:rPr>
         <w:t>إسرائيل</w:t>
       </w:r>
       <w:r>
         <w:rPr>
+          <w:rtl/>
+          <w:cs/>
           <w:lang w:val="ar_AE" w:bidi="ar_AE"/>
         </w:rPr>
         <w:t>)</w:t>
@@ -2095,6 +2553,8 @@
       </w:pPr>
       <w:r>
         <w:rPr>
+          <w:rtl/>
+          <w:cs/>
           <w:lang w:val="ar_AE" w:bidi="ar_AE"/>
         </w:rPr>
         <w:t>مراجع الكتاب المقدس:</w:t>
@@ -2109,12 +2569,16 @@
       </w:pPr>
       <w:r>
         <w:rPr>
+          <w:rtl/>
+          <w:cs/>
           <w:lang w:val="ar_AE" w:bidi="ar_AE"/>
         </w:rPr>
       </w:r>
       <w:hyperlink r:id="rId35">
         <w:r>
           <w:rPr>
+            <w:rtl/>
+            <w:cs/>
             <w:lang w:val="ar_AE" w:bidi="ar_AE"/>
           </w:rPr>
           <w:rPr>
@@ -2134,12 +2598,16 @@
       </w:pPr>
       <w:r>
         <w:rPr>
+          <w:rtl/>
+          <w:cs/>
           <w:lang w:val="ar_AE" w:bidi="ar_AE"/>
         </w:rPr>
       </w:r>
       <w:hyperlink r:id="rId36">
         <w:r>
           <w:rPr>
+            <w:rtl/>
+            <w:cs/>
             <w:lang w:val="ar_AE" w:bidi="ar_AE"/>
           </w:rPr>
           <w:rPr>
@@ -2159,12 +2627,16 @@
       </w:pPr>
       <w:r>
         <w:rPr>
+          <w:rtl/>
+          <w:cs/>
           <w:lang w:val="ar_AE" w:bidi="ar_AE"/>
         </w:rPr>
       </w:r>
       <w:hyperlink r:id="rId37">
         <w:r>
           <w:rPr>
+            <w:rtl/>
+            <w:cs/>
             <w:lang w:val="ar_AE" w:bidi="ar_AE"/>
           </w:rPr>
           <w:rPr>
@@ -2184,12 +2656,16 @@
       </w:pPr>
       <w:r>
         <w:rPr>
+          <w:rtl/>
+          <w:cs/>
           <w:lang w:val="ar_AE" w:bidi="ar_AE"/>
         </w:rPr>
       </w:r>
       <w:hyperlink r:id="rId38">
         <w:r>
           <w:rPr>
+            <w:rtl/>
+            <w:cs/>
             <w:lang w:val="ar_AE" w:bidi="ar_AE"/>
           </w:rPr>
           <w:rPr>
@@ -2209,12 +2685,16 @@
       </w:pPr>
       <w:r>
         <w:rPr>
+          <w:rtl/>
+          <w:cs/>
           <w:lang w:val="ar_AE" w:bidi="ar_AE"/>
         </w:rPr>
       </w:r>
       <w:hyperlink r:id="rId39">
         <w:r>
           <w:rPr>
+            <w:rtl/>
+            <w:cs/>
             <w:lang w:val="ar_AE" w:bidi="ar_AE"/>
           </w:rPr>
           <w:rPr>
@@ -2232,6 +2712,8 @@
       </w:pPr>
       <w:r>
         <w:rPr>
+          <w:rtl/>
+          <w:cs/>
           <w:lang w:val="ar_AE" w:bidi="ar_AE"/>
         </w:rPr>
         <w:t>أمثلة من قصص الكتاب المقدس:</w:t>
@@ -2246,18 +2728,24 @@
       </w:pPr>
       <w:r>
         <w:rPr>
+          <w:rtl/>
+          <w:cs/>
           <w:lang w:val="ar_AE" w:bidi="ar_AE"/>
         </w:rPr>
       </w:r>
       <w:r>
         <w:rPr>
           <w:b/>
+          <w:rtl/>
+          <w:cs/>
           <w:lang w:val="ar_AE" w:bidi="ar_AE"/>
         </w:rPr>
         <w:t>9: 15</w:t>
       </w:r>
       <w:r>
         <w:rPr>
+          <w:rtl/>
+          <w:cs/>
           <w:lang w:val="ar_AE" w:bidi="ar_AE"/>
         </w:rPr>
         <w:t xml:space="preserve"> حذر الله موسى و</w:t>
@@ -2265,12 +2753,16 @@
       <w:r>
         <w:rPr>
           <w:b/>
+          <w:rtl/>
+          <w:cs/>
           <w:lang w:val="ar_AE" w:bidi="ar_AE"/>
         </w:rPr>
         <w:t>هارون</w:t>
       </w:r>
       <w:r>
         <w:rPr>
+          <w:rtl/>
+          <w:cs/>
           <w:lang w:val="ar_AE" w:bidi="ar_AE"/>
         </w:rPr>
         <w:t xml:space="preserve"> من أن فرعون سيكون عنيدًا.</w:t>
@@ -2285,18 +2777,24 @@
       </w:pPr>
       <w:r>
         <w:rPr>
+          <w:rtl/>
+          <w:cs/>
           <w:lang w:val="ar_AE" w:bidi="ar_AE"/>
         </w:rPr>
       </w:r>
       <w:r>
         <w:rPr>
           <w:b/>
+          <w:rtl/>
+          <w:cs/>
           <w:lang w:val="ar_AE" w:bidi="ar_AE"/>
         </w:rPr>
         <w:t>10: 5</w:t>
       </w:r>
       <w:r>
         <w:rPr>
+          <w:rtl/>
+          <w:cs/>
           <w:lang w:val="ar_AE" w:bidi="ar_AE"/>
         </w:rPr>
         <w:t xml:space="preserve"> دعا فرعون موسى و</w:t>
@@ -2304,12 +2802,16 @@
       <w:r>
         <w:rPr>
           <w:b/>
+          <w:rtl/>
+          <w:cs/>
           <w:lang w:val="ar_AE" w:bidi="ar_AE"/>
         </w:rPr>
         <w:t>هارون</w:t>
       </w:r>
       <w:r>
         <w:rPr>
+          <w:rtl/>
+          <w:cs/>
           <w:lang w:val="ar_AE" w:bidi="ar_AE"/>
         </w:rPr>
         <w:t xml:space="preserve"> وأخبرهم أنه إذا أوقفوا الضربة، فحينئذ يمكن لشعب إسرائيل مغادرة مصر.</w:t>
@@ -2324,18 +2826,24 @@
       </w:pPr>
       <w:r>
         <w:rPr>
+          <w:rtl/>
+          <w:cs/>
           <w:lang w:val="ar_AE" w:bidi="ar_AE"/>
         </w:rPr>
       </w:r>
       <w:r>
         <w:rPr>
           <w:b/>
+          <w:rtl/>
+          <w:cs/>
           <w:lang w:val="ar_AE" w:bidi="ar_AE"/>
         </w:rPr>
         <w:t>13: 9</w:t>
       </w:r>
       <w:r>
         <w:rPr>
+          <w:rtl/>
+          <w:cs/>
           <w:lang w:val="ar_AE" w:bidi="ar_AE"/>
         </w:rPr>
         <w:t xml:space="preserve"> اختار الله </w:t>
@@ -2343,12 +2851,16 @@
       <w:r>
         <w:rPr>
           <w:b/>
+          <w:rtl/>
+          <w:cs/>
           <w:lang w:val="ar_AE" w:bidi="ar_AE"/>
         </w:rPr>
         <w:t xml:space="preserve">هارون </w:t>
       </w:r>
       <w:r>
         <w:rPr>
+          <w:rtl/>
+          <w:cs/>
           <w:lang w:val="ar_AE" w:bidi="ar_AE"/>
         </w:rPr>
         <w:t>أخي موسى، وكذلك نسل هارون ليكونوا كهنته.</w:t>
@@ -2363,18 +2875,24 @@
       </w:pPr>
       <w:r>
         <w:rPr>
+          <w:rtl/>
+          <w:cs/>
           <w:lang w:val="ar_AE" w:bidi="ar_AE"/>
         </w:rPr>
       </w:r>
       <w:r>
         <w:rPr>
           <w:b/>
+          <w:rtl/>
+          <w:cs/>
           <w:lang w:val="ar_AE" w:bidi="ar_AE"/>
         </w:rPr>
         <w:t>13: 11</w:t>
       </w:r>
       <w:r>
         <w:rPr>
+          <w:rtl/>
+          <w:cs/>
           <w:lang w:val="ar_AE" w:bidi="ar_AE"/>
         </w:rPr>
         <w:t xml:space="preserve"> فأحضروا (بني إسرائيل) الذهب إلى </w:t>
@@ -2382,12 +2900,16 @@
       <w:r>
         <w:rPr>
           <w:b/>
+          <w:rtl/>
+          <w:cs/>
           <w:lang w:val="ar_AE" w:bidi="ar_AE"/>
         </w:rPr>
         <w:t>هارون</w:t>
       </w:r>
       <w:r>
         <w:rPr>
+          <w:rtl/>
+          <w:cs/>
           <w:lang w:val="ar_AE" w:bidi="ar_AE"/>
         </w:rPr>
         <w:t xml:space="preserve"> وطلبوا منه أن يصنع لهم صنمًا!</w:t>
@@ -2402,18 +2924,24 @@
       </w:pPr>
       <w:r>
         <w:rPr>
+          <w:rtl/>
+          <w:cs/>
           <w:lang w:val="ar_AE" w:bidi="ar_AE"/>
         </w:rPr>
       </w:r>
       <w:r>
         <w:rPr>
           <w:b/>
+          <w:rtl/>
+          <w:cs/>
           <w:lang w:val="ar_AE" w:bidi="ar_AE"/>
         </w:rPr>
         <w:t>14: 7</w:t>
       </w:r>
       <w:r>
         <w:rPr>
+          <w:rtl/>
+          <w:cs/>
           <w:lang w:val="ar_AE" w:bidi="ar_AE"/>
         </w:rPr>
         <w:t xml:space="preserve"> غضب (شعب إسرائيل) من موسى و</w:t>
@@ -2421,12 +2949,16 @@
       <w:r>
         <w:rPr>
           <w:b/>
+          <w:rtl/>
+          <w:cs/>
           <w:lang w:val="ar_AE" w:bidi="ar_AE"/>
         </w:rPr>
         <w:t>هارون</w:t>
       </w:r>
       <w:r>
         <w:rPr>
+          <w:rtl/>
+          <w:cs/>
           <w:lang w:val="ar_AE" w:bidi="ar_AE"/>
         </w:rPr>
         <w:t xml:space="preserve"> وقالوا، "آه، لماذا أتيتم بنا إلى هذا المكان القفر؟"</w:t>
@@ -2439,6 +2971,8 @@
       </w:pPr>
       <w:r>
         <w:rPr>
+          <w:rtl/>
+          <w:cs/>
           <w:lang w:val="ar_AE" w:bidi="ar_AE"/>
         </w:rPr>
         <w:t>بيانات الكلمة:</w:t>
@@ -2453,32 +2987,42 @@
       </w:pPr>
       <w:r>
         <w:rPr>
-          <w:lang w:val="ar_AE" w:bidi="ar_AE"/>
-        </w:rPr>
-      </w:r>
-      <w:r>
-        <w:rPr>
+          <w:rtl/>
+          <w:cs/>
+          <w:lang w:val="ar_AE" w:bidi="ar_AE"/>
+        </w:rPr>
+      </w:r>
+      <w:r>
+        <w:rPr>
+          <w:rtl/>
+          <w:cs/>
           <w:lang w:val="ar_AE" w:bidi="ar_AE"/>
         </w:rPr>
         <w:t>سترونغ: H0175، G00020</w:t>
       </w:r>
       <w:r>
         <w:rPr>
-          <w:lang w:val="ar_AE" w:bidi="ar_AE"/>
-        </w:rPr>
-      </w:r>
-      <w:r>
-        <w:rPr>
-          <w:lang w:val="ar_AE" w:bidi="ar_AE"/>
-        </w:rPr>
-      </w:r>
-    </w:p>
-    <w:p>
-      <w:pPr>
-        <w:bidi/>
-      </w:pPr>
-      <w:r>
-        <w:rPr>
+          <w:rtl/>
+          <w:cs/>
+          <w:lang w:val="ar_AE" w:bidi="ar_AE"/>
+        </w:rPr>
+      </w:r>
+      <w:r>
+        <w:rPr>
+          <w:rtl/>
+          <w:cs/>
+          <w:lang w:val="ar_AE" w:bidi="ar_AE"/>
+        </w:rPr>
+      </w:r>
+    </w:p>
+    <w:p>
+      <w:pPr>
+        <w:bidi/>
+      </w:pPr>
+      <w:r>
+        <w:rPr>
+          <w:rtl/>
+          <w:cs/>
           <w:lang w:val="ar_AE" w:bidi="ar_AE"/>
         </w:rPr>
       </w:r>
@@ -2490,12 +3034,16 @@
       </w:pPr>
       <w:r>
         <w:rPr>
+          <w:rtl/>
+          <w:cs/>
           <w:lang w:val="ar_AE" w:bidi="ar_AE"/>
         </w:rPr>
         <w:t>هاوية</w:t>
       </w:r>
       <w:r>
         <w:rPr>
+          <w:rtl/>
+          <w:cs/>
           <w:lang w:val="ar_AE" w:bidi="ar_AE"/>
         </w:rPr>
       </w:r>
@@ -2507,6 +3055,8 @@
       </w:pPr>
       <w:r>
         <w:rPr>
+          <w:rtl/>
+          <w:cs/>
           <w:lang w:val="ar_AE" w:bidi="ar_AE"/>
         </w:rPr>
         <w:t>التعريف:</w:t>
@@ -2518,11 +3068,15 @@
       </w:pPr>
       <w:r>
         <w:rPr>
-          <w:lang w:val="ar_AE" w:bidi="ar_AE"/>
-        </w:rPr>
-      </w:r>
-      <w:r>
-        <w:rPr>
+          <w:rtl/>
+          <w:cs/>
+          <w:lang w:val="ar_AE" w:bidi="ar_AE"/>
+        </w:rPr>
+      </w:r>
+      <w:r>
+        <w:rPr>
+          <w:rtl/>
+          <w:cs/>
           <w:lang w:val="ar_AE" w:bidi="ar_AE"/>
         </w:rPr>
         <w:t>يشير مصطلح ”الهاوية“ إلى حفرة أو هوة عميقة وكبيرة جدًا لا قعر لها.</w:t>
@@ -2537,11 +3091,15 @@
       </w:pPr>
       <w:r>
         <w:rPr>
-          <w:lang w:val="ar_AE" w:bidi="ar_AE"/>
-        </w:rPr>
-      </w:r>
-      <w:r>
-        <w:rPr>
+          <w:rtl/>
+          <w:cs/>
+          <w:lang w:val="ar_AE" w:bidi="ar_AE"/>
+        </w:rPr>
+      </w:r>
+      <w:r>
+        <w:rPr>
+          <w:rtl/>
+          <w:cs/>
           <w:lang w:val="ar_AE" w:bidi="ar_AE"/>
         </w:rPr>
         <w:t>في الكتاب المقدس، "الهاوية" هي مكان العقاب.</w:t>
@@ -2556,11 +3114,15 @@
       </w:pPr>
       <w:r>
         <w:rPr>
-          <w:lang w:val="ar_AE" w:bidi="ar_AE"/>
-        </w:rPr>
-      </w:r>
-      <w:r>
-        <w:rPr>
+          <w:rtl/>
+          <w:cs/>
+          <w:lang w:val="ar_AE" w:bidi="ar_AE"/>
+        </w:rPr>
+      </w:r>
+      <w:r>
+        <w:rPr>
+          <w:rtl/>
+          <w:cs/>
           <w:lang w:val="ar_AE" w:bidi="ar_AE"/>
         </w:rPr>
         <w:t>على سبيل المثال، عندما أمر يسوع الأرواح الشريرة أن تخرج من الرجل، توسلوا إليه ألا يرسلهم إلى الهاوية.</w:t>
@@ -2575,11 +3137,15 @@
       </w:pPr>
       <w:r>
         <w:rPr>
-          <w:lang w:val="ar_AE" w:bidi="ar_AE"/>
-        </w:rPr>
-      </w:r>
-      <w:r>
-        <w:rPr>
+          <w:rtl/>
+          <w:cs/>
+          <w:lang w:val="ar_AE" w:bidi="ar_AE"/>
+        </w:rPr>
+      </w:r>
+      <w:r>
+        <w:rPr>
+          <w:rtl/>
+          <w:cs/>
           <w:lang w:val="ar_AE" w:bidi="ar_AE"/>
         </w:rPr>
         <w:t>يمكن ترجمة كلمة ”هاوية“ أيضًا إلى ”بئر لا قعر له“ أو ”حُفرة عميقة“.</w:t>
@@ -2594,11 +3160,15 @@
       </w:pPr>
       <w:r>
         <w:rPr>
-          <w:lang w:val="ar_AE" w:bidi="ar_AE"/>
-        </w:rPr>
-      </w:r>
-      <w:r>
-        <w:rPr>
+          <w:rtl/>
+          <w:cs/>
+          <w:lang w:val="ar_AE" w:bidi="ar_AE"/>
+        </w:rPr>
+      </w:r>
+      <w:r>
+        <w:rPr>
+          <w:rtl/>
+          <w:cs/>
           <w:lang w:val="ar_AE" w:bidi="ar_AE"/>
         </w:rPr>
         <w:t>يجب أن يُترجم هذا المصطلح بشكل مختلف عن ”جهنّم“ أو ”شيول“ أو ”الجحيم“.</w:t>
@@ -2610,47 +3180,63 @@
       </w:pPr>
       <w:r>
         <w:rPr>
-          <w:lang w:val="ar_AE" w:bidi="ar_AE"/>
-        </w:rPr>
-      </w:r>
-      <w:r>
-        <w:rPr>
+          <w:rtl/>
+          <w:cs/>
+          <w:lang w:val="ar_AE" w:bidi="ar_AE"/>
+        </w:rPr>
+      </w:r>
+      <w:r>
+        <w:rPr>
+          <w:rtl/>
+          <w:cs/>
           <w:lang w:val="ar_AE" w:bidi="ar_AE"/>
         </w:rPr>
         <w:t xml:space="preserve">(انظر أيضًا: </w:t>
       </w:r>
       <w:r>
         <w:rPr>
+          <w:rtl/>
+          <w:cs/>
           <w:lang w:val="ar_AE" w:bidi="ar_AE"/>
         </w:rPr>
         <w:t>الهاوية</w:t>
       </w:r>
       <w:r>
         <w:rPr>
+          <w:rtl/>
+          <w:cs/>
           <w:lang w:val="ar_AE" w:bidi="ar_AE"/>
         </w:rPr>
         <w:t xml:space="preserve">, </w:t>
       </w:r>
       <w:r>
         <w:rPr>
+          <w:rtl/>
+          <w:cs/>
           <w:lang w:val="ar_AE" w:bidi="ar_AE"/>
         </w:rPr>
         <w:t>الجحيم</w:t>
       </w:r>
       <w:r>
         <w:rPr>
+          <w:rtl/>
+          <w:cs/>
           <w:lang w:val="ar_AE" w:bidi="ar_AE"/>
         </w:rPr>
         <w:t xml:space="preserve">, </w:t>
       </w:r>
       <w:r>
         <w:rPr>
+          <w:rtl/>
+          <w:cs/>
           <w:lang w:val="ar_AE" w:bidi="ar_AE"/>
         </w:rPr>
         <w:t>العقاب</w:t>
       </w:r>
       <w:r>
         <w:rPr>
+          <w:rtl/>
+          <w:cs/>
           <w:lang w:val="ar_AE" w:bidi="ar_AE"/>
         </w:rPr>
         <w:t>)</w:t>
@@ -2663,6 +3249,8 @@
       </w:pPr>
       <w:r>
         <w:rPr>
+          <w:rtl/>
+          <w:cs/>
           <w:lang w:val="ar_AE" w:bidi="ar_AE"/>
         </w:rPr>
         <w:t>مراجع الكتاب المقدس:</w:t>
@@ -2677,12 +3265,16 @@
       </w:pPr>
       <w:r>
         <w:rPr>
+          <w:rtl/>
+          <w:cs/>
           <w:lang w:val="ar_AE" w:bidi="ar_AE"/>
         </w:rPr>
       </w:r>
       <w:hyperlink r:id="rId40">
         <w:r>
           <w:rPr>
+            <w:rtl/>
+            <w:cs/>
             <w:lang w:val="ar_AE" w:bidi="ar_AE"/>
           </w:rPr>
           <w:rPr>
@@ -2702,12 +3294,16 @@
       </w:pPr>
       <w:r>
         <w:rPr>
+          <w:rtl/>
+          <w:cs/>
           <w:lang w:val="ar_AE" w:bidi="ar_AE"/>
         </w:rPr>
       </w:r>
       <w:hyperlink r:id="rId41">
         <w:r>
           <w:rPr>
+            <w:rtl/>
+            <w:cs/>
             <w:lang w:val="ar_AE" w:bidi="ar_AE"/>
           </w:rPr>
           <w:rPr>
@@ -2725,6 +3321,8 @@
       </w:pPr>
       <w:r>
         <w:rPr>
+          <w:rtl/>
+          <w:cs/>
           <w:lang w:val="ar_AE" w:bidi="ar_AE"/>
         </w:rPr>
         <w:t>بيانات الكلمة:</w:t>
@@ -2739,32 +3337,42 @@
       </w:pPr>
       <w:r>
         <w:rPr>
-          <w:lang w:val="ar_AE" w:bidi="ar_AE"/>
-        </w:rPr>
-      </w:r>
-      <w:r>
-        <w:rPr>
+          <w:rtl/>
+          <w:cs/>
+          <w:lang w:val="ar_AE" w:bidi="ar_AE"/>
+        </w:rPr>
+      </w:r>
+      <w:r>
+        <w:rPr>
+          <w:rtl/>
+          <w:cs/>
           <w:lang w:val="ar_AE" w:bidi="ar_AE"/>
         </w:rPr>
         <w:t>قاموس سترونج: G00120, G54210</w:t>
       </w:r>
       <w:r>
         <w:rPr>
-          <w:lang w:val="ar_AE" w:bidi="ar_AE"/>
-        </w:rPr>
-      </w:r>
-      <w:r>
-        <w:rPr>
-          <w:lang w:val="ar_AE" w:bidi="ar_AE"/>
-        </w:rPr>
-      </w:r>
-    </w:p>
-    <w:p>
-      <w:pPr>
-        <w:bidi/>
-      </w:pPr>
-      <w:r>
-        <w:rPr>
+          <w:rtl/>
+          <w:cs/>
+          <w:lang w:val="ar_AE" w:bidi="ar_AE"/>
+        </w:rPr>
+      </w:r>
+      <w:r>
+        <w:rPr>
+          <w:rtl/>
+          <w:cs/>
+          <w:lang w:val="ar_AE" w:bidi="ar_AE"/>
+        </w:rPr>
+      </w:r>
+    </w:p>
+    <w:p>
+      <w:pPr>
+        <w:bidi/>
+      </w:pPr>
+      <w:r>
+        <w:rPr>
+          <w:rtl/>
+          <w:cs/>
           <w:lang w:val="ar_AE" w:bidi="ar_AE"/>
         </w:rPr>
       </w:r>
@@ -2776,12 +3384,16 @@
       </w:pPr>
       <w:r>
         <w:rPr>
+          <w:rtl/>
+          <w:cs/>
           <w:lang w:val="ar_AE" w:bidi="ar_AE"/>
         </w:rPr>
         <w:t>هدر</w:t>
       </w:r>
       <w:r>
         <w:rPr>
+          <w:rtl/>
+          <w:cs/>
           <w:lang w:val="ar_AE" w:bidi="ar_AE"/>
         </w:rPr>
       </w:r>
@@ -2793,6 +3405,8 @@
       </w:pPr>
       <w:r>
         <w:rPr>
+          <w:rtl/>
+          <w:cs/>
           <w:lang w:val="ar_AE" w:bidi="ar_AE"/>
         </w:rPr>
         <w:t>التعريف:</w:t>
@@ -2804,11 +3418,15 @@
       </w:pPr>
       <w:r>
         <w:rPr>
-          <w:lang w:val="ar_AE" w:bidi="ar_AE"/>
-        </w:rPr>
-      </w:r>
-      <w:r>
-        <w:rPr>
+          <w:rtl/>
+          <w:cs/>
+          <w:lang w:val="ar_AE" w:bidi="ar_AE"/>
+        </w:rPr>
+      </w:r>
+      <w:r>
+        <w:rPr>
+          <w:rtl/>
+          <w:cs/>
           <w:lang w:val="ar_AE" w:bidi="ar_AE"/>
         </w:rPr>
         <w:t>هدر شيء ما يعني التخلص منه بلا مبالاة أو استهلاكه دون حكمة. الشيء المُشار إليه أنه "قفر" أو "هدر" يشير إلى أرض أو مدينة دُمرت بحيث لم يعد فيها أي شيء حي.</w:t>
@@ -2823,11 +3441,15 @@
       </w:pPr>
       <w:r>
         <w:rPr>
-          <w:lang w:val="ar_AE" w:bidi="ar_AE"/>
-        </w:rPr>
-      </w:r>
-      <w:r>
-        <w:rPr>
+          <w:rtl/>
+          <w:cs/>
+          <w:lang w:val="ar_AE" w:bidi="ar_AE"/>
+        </w:rPr>
+      </w:r>
+      <w:r>
+        <w:rPr>
+          <w:rtl/>
+          <w:cs/>
           <w:lang w:val="ar_AE" w:bidi="ar_AE"/>
         </w:rPr>
         <w:t>مصطلح "يذبل" هو تعبير يعني أن يصبح الشخص أكثر مرضًا أو تدهورًا. الشخص الذي يذبل عادة ما يصبح نحيفًا جدًا بسبب المرض أو نقص الطعام.</w:t>
@@ -2842,11 +3464,15 @@
       </w:pPr>
       <w:r>
         <w:rPr>
-          <w:lang w:val="ar_AE" w:bidi="ar_AE"/>
-        </w:rPr>
-      </w:r>
-      <w:r>
-        <w:rPr>
+          <w:rtl/>
+          <w:cs/>
+          <w:lang w:val="ar_AE" w:bidi="ar_AE"/>
+        </w:rPr>
+      </w:r>
+      <w:r>
+        <w:rPr>
+          <w:rtl/>
+          <w:cs/>
           <w:lang w:val="ar_AE" w:bidi="ar_AE"/>
         </w:rPr>
         <w:t>إن عبارة "أجعل خرابًا" لمدينة معينة، تشير إلى تدميرها.</w:t>
@@ -2861,11 +3487,15 @@
       </w:pPr>
       <w:r>
         <w:rPr>
-          <w:lang w:val="ar_AE" w:bidi="ar_AE"/>
-        </w:rPr>
-      </w:r>
-      <w:r>
-        <w:rPr>
+          <w:rtl/>
+          <w:cs/>
+          <w:lang w:val="ar_AE" w:bidi="ar_AE"/>
+        </w:rPr>
+      </w:r>
+      <w:r>
+        <w:rPr>
+          <w:rtl/>
+          <w:cs/>
           <w:lang w:val="ar_AE" w:bidi="ar_AE"/>
         </w:rPr>
         <w:t>هناك تعبير آخر لكلمة "قفر" وهو "صحراء" أو "برية". إلا أن كلمة "قفر" تعني أيضًا أن هذه الأرض كانت مأهولة بالسكان من قبل، وأنها كانت قبلًا تحتوي على أشجار ونباتات تنتج الطعام.</w:t>
@@ -2878,6 +3508,8 @@
       </w:pPr>
       <w:r>
         <w:rPr>
+          <w:rtl/>
+          <w:cs/>
           <w:lang w:val="ar_AE" w:bidi="ar_AE"/>
         </w:rPr>
         <w:t>نصوص كتابية:</w:t>
@@ -2892,12 +3524,16 @@
       </w:pPr>
       <w:r>
         <w:rPr>
+          <w:rtl/>
+          <w:cs/>
           <w:lang w:val="ar_AE" w:bidi="ar_AE"/>
         </w:rPr>
       </w:r>
       <w:hyperlink r:id="rId42">
         <w:r>
           <w:rPr>
+            <w:rtl/>
+            <w:cs/>
             <w:lang w:val="ar_AE" w:bidi="ar_AE"/>
           </w:rPr>
           <w:rPr>
@@ -2917,12 +3553,16 @@
       </w:pPr>
       <w:r>
         <w:rPr>
+          <w:rtl/>
+          <w:cs/>
           <w:lang w:val="ar_AE" w:bidi="ar_AE"/>
         </w:rPr>
       </w:r>
       <w:hyperlink r:id="rId43">
         <w:r>
           <w:rPr>
+            <w:rtl/>
+            <w:cs/>
             <w:lang w:val="ar_AE" w:bidi="ar_AE"/>
           </w:rPr>
           <w:rPr>
@@ -2942,12 +3582,16 @@
       </w:pPr>
       <w:r>
         <w:rPr>
+          <w:rtl/>
+          <w:cs/>
           <w:lang w:val="ar_AE" w:bidi="ar_AE"/>
         </w:rPr>
       </w:r>
       <w:hyperlink r:id="rId44">
         <w:r>
           <w:rPr>
+            <w:rtl/>
+            <w:cs/>
             <w:lang w:val="ar_AE" w:bidi="ar_AE"/>
           </w:rPr>
           <w:rPr>
@@ -2967,12 +3611,16 @@
       </w:pPr>
       <w:r>
         <w:rPr>
+          <w:rtl/>
+          <w:cs/>
           <w:lang w:val="ar_AE" w:bidi="ar_AE"/>
         </w:rPr>
       </w:r>
       <w:hyperlink r:id="rId45">
         <w:r>
           <w:rPr>
+            <w:rtl/>
+            <w:cs/>
             <w:lang w:val="ar_AE" w:bidi="ar_AE"/>
           </w:rPr>
           <w:rPr>
@@ -2992,12 +3640,16 @@
       </w:pPr>
       <w:r>
         <w:rPr>
+          <w:rtl/>
+          <w:cs/>
           <w:lang w:val="ar_AE" w:bidi="ar_AE"/>
         </w:rPr>
       </w:r>
       <w:hyperlink r:id="rId46">
         <w:r>
           <w:rPr>
+            <w:rtl/>
+            <w:cs/>
             <w:lang w:val="ar_AE" w:bidi="ar_AE"/>
           </w:rPr>
           <w:rPr>
@@ -3015,6 +3667,8 @@
       </w:pPr>
       <w:r>
         <w:rPr>
+          <w:rtl/>
+          <w:cs/>
           <w:lang w:val="ar_AE" w:bidi="ar_AE"/>
         </w:rPr>
         <w:t>بيانات الكلمة:</w:t>
@@ -3029,32 +3683,42 @@
       </w:pPr>
       <w:r>
         <w:rPr>
-          <w:lang w:val="ar_AE" w:bidi="ar_AE"/>
-        </w:rPr>
-      </w:r>
-      <w:r>
-        <w:rPr>
+          <w:rtl/>
+          <w:cs/>
+          <w:lang w:val="ar_AE" w:bidi="ar_AE"/>
+        </w:rPr>
+      </w:r>
+      <w:r>
+        <w:rPr>
+          <w:rtl/>
+          <w:cs/>
           <w:lang w:val="ar_AE" w:bidi="ar_AE"/>
         </w:rPr>
         <w:t>سترونج: H0535، H1086، H1104، H1326، H2100، H2490، H2522، H2717، H2721، H2723، H3615، H3856، H4127، H4198، H4592، H4743، H5307، H5327، H7334، H7582، H7703، H7736، H7843، H8047، H8074، H8077، H8414، G06840، G12870، G20490، G26730</w:t>
       </w:r>
       <w:r>
         <w:rPr>
-          <w:lang w:val="ar_AE" w:bidi="ar_AE"/>
-        </w:rPr>
-      </w:r>
-      <w:r>
-        <w:rPr>
-          <w:lang w:val="ar_AE" w:bidi="ar_AE"/>
-        </w:rPr>
-      </w:r>
-    </w:p>
-    <w:p>
-      <w:pPr>
-        <w:bidi/>
-      </w:pPr>
-      <w:r>
-        <w:rPr>
+          <w:rtl/>
+          <w:cs/>
+          <w:lang w:val="ar_AE" w:bidi="ar_AE"/>
+        </w:rPr>
+      </w:r>
+      <w:r>
+        <w:rPr>
+          <w:rtl/>
+          <w:cs/>
+          <w:lang w:val="ar_AE" w:bidi="ar_AE"/>
+        </w:rPr>
+      </w:r>
+    </w:p>
+    <w:p>
+      <w:pPr>
+        <w:bidi/>
+      </w:pPr>
+      <w:r>
+        <w:rPr>
+          <w:rtl/>
+          <w:cs/>
           <w:lang w:val="ar_AE" w:bidi="ar_AE"/>
         </w:rPr>
       </w:r>
@@ -3066,12 +3730,16 @@
       </w:pPr>
       <w:r>
         <w:rPr>
+          <w:rtl/>
+          <w:cs/>
           <w:lang w:val="ar_AE" w:bidi="ar_AE"/>
         </w:rPr>
         <w:t>هَزِيعٍ (في العصور القديمة)</w:t>
       </w:r>
       <w:r>
         <w:rPr>
+          <w:rtl/>
+          <w:cs/>
           <w:lang w:val="ar_AE" w:bidi="ar_AE"/>
         </w:rPr>
       </w:r>
@@ -3083,12 +3751,16 @@
       </w:pPr>
       <w:r>
         <w:rPr>
+          <w:rtl/>
+          <w:cs/>
           <w:lang w:val="ar_AE" w:bidi="ar_AE"/>
         </w:rPr>
         <w:t xml:space="preserve">هَزِيعٍ </w:t>
       </w:r>
       <w:r>
         <w:rPr>
+          <w:rtl/>
+          <w:cs/>
           <w:lang w:val="ar_AE" w:bidi="ar_AE"/>
         </w:rPr>
         <w:t>(في العصور القديمة)</w:t>
@@ -3101,6 +3773,8 @@
       </w:pPr>
       <w:r>
         <w:rPr>
+          <w:rtl/>
+          <w:cs/>
           <w:lang w:val="ar_AE" w:bidi="ar_AE"/>
         </w:rPr>
         <w:t>التعريف:</w:t>
@@ -3112,11 +3786,15 @@
       </w:pPr>
       <w:r>
         <w:rPr>
-          <w:lang w:val="ar_AE" w:bidi="ar_AE"/>
-        </w:rPr>
-      </w:r>
-      <w:r>
-        <w:rPr>
+          <w:rtl/>
+          <w:cs/>
+          <w:lang w:val="ar_AE" w:bidi="ar_AE"/>
+        </w:rPr>
+      </w:r>
+      <w:r>
+        <w:rPr>
+          <w:rtl/>
+          <w:cs/>
           <w:lang w:val="ar_AE" w:bidi="ar_AE"/>
         </w:rPr>
         <w:t>في العصور القديمة، كان " الهَزِيعٍ " هو فترة زمنية في الليل يتولى فيها حارس أو حامي المدينة مهمة المراقبة والتنبّه لأي خطر قد يأتي من العدو.</w:t>
@@ -3131,35 +3809,47 @@
       </w:pPr>
       <w:r>
         <w:rPr>
-          <w:lang w:val="ar_AE" w:bidi="ar_AE"/>
-        </w:rPr>
-      </w:r>
-      <w:r>
-        <w:rPr>
+          <w:rtl/>
+          <w:cs/>
+          <w:lang w:val="ar_AE" w:bidi="ar_AE"/>
+        </w:rPr>
+      </w:r>
+      <w:r>
+        <w:rPr>
+          <w:rtl/>
+          <w:cs/>
           <w:lang w:val="ar_AE" w:bidi="ar_AE"/>
         </w:rPr>
         <w:t>في العهد القديم، كان لدى شعب إسرائيل ثلاثة هُزُع، و هي "</w:t>
       </w:r>
       <w:r>
         <w:rPr>
+          <w:rtl/>
+          <w:cs/>
           <w:lang w:val="ar_AE" w:bidi="ar_AE"/>
         </w:rPr>
         <w:t xml:space="preserve">ٱلْهَزِيعِ الأول </w:t>
       </w:r>
       <w:r>
         <w:rPr>
+          <w:rtl/>
+          <w:cs/>
           <w:lang w:val="ar_AE" w:bidi="ar_AE"/>
         </w:rPr>
         <w:t>" (من غروب الشمس حتى العاشرة مساءً)، و"</w:t>
       </w:r>
       <w:r>
         <w:rPr>
+          <w:rtl/>
+          <w:cs/>
           <w:lang w:val="ar_AE" w:bidi="ar_AE"/>
         </w:rPr>
         <w:t>ٱلْهَزِيعِ ٱلثَّانِي، أو الهزيع الأوسط</w:t>
       </w:r>
       <w:r>
         <w:rPr>
+          <w:rtl/>
+          <w:cs/>
           <w:lang w:val="ar_AE" w:bidi="ar_AE"/>
         </w:rPr>
         <w:t>" (من العاشرة مساءً حتى الثانية صباحًا)، و"الهزيع الثالث، أو هزيع الصبح" (من الثانية صباحًا حتى شروق الشمس)</w:t>
@@ -3174,11 +3864,15 @@
       </w:pPr>
       <w:r>
         <w:rPr>
-          <w:lang w:val="ar_AE" w:bidi="ar_AE"/>
-        </w:rPr>
-      </w:r>
-      <w:r>
-        <w:rPr>
+          <w:rtl/>
+          <w:cs/>
+          <w:lang w:val="ar_AE" w:bidi="ar_AE"/>
+        </w:rPr>
+      </w:r>
+      <w:r>
+        <w:rPr>
+          <w:rtl/>
+          <w:cs/>
           <w:lang w:val="ar_AE" w:bidi="ar_AE"/>
         </w:rPr>
         <w:t>في العهد الجديد، اتبع اليهود النظام الروماني، فكان لديهم أربعة هُزُع، و قد سُمِّيت ببساطة "الهزيع الأول " (من غروب الشمس حتى الساعة التاسعة مساءً)، و "الهزيع الثاني" (من الساعة التاسعة مساءً حتى منتصف الليل)، و "الهزيع الثالث" (من منتصف الليل حتى الساعة الثالثة صباحًا)، و"الهزيع الرابع" (من الساعة الثالثة صباحًا حتى شروق الشمس).</w:t>
@@ -3193,11 +3887,15 @@
       </w:pPr>
       <w:r>
         <w:rPr>
-          <w:lang w:val="ar_AE" w:bidi="ar_AE"/>
-        </w:rPr>
-      </w:r>
-      <w:r>
-        <w:rPr>
+          <w:rtl/>
+          <w:cs/>
+          <w:lang w:val="ar_AE" w:bidi="ar_AE"/>
+        </w:rPr>
+      </w:r>
+      <w:r>
+        <w:rPr>
+          <w:rtl/>
+          <w:cs/>
           <w:lang w:val="ar_AE" w:bidi="ar_AE"/>
         </w:rPr>
         <w:t xml:space="preserve">و يمكن أيضًا ترجمتها باستخدام تعبيرات أشمل مثل "في وقت متأخر من الليل" أو "في منتصف الليل" أو "في الصبح باكرًا جدًا" ، حسب الساعة المشار إليها </w:t>
@@ -3209,23 +3907,31 @@
       </w:pPr>
       <w:r>
         <w:rPr>
-          <w:lang w:val="ar_AE" w:bidi="ar_AE"/>
-        </w:rPr>
-      </w:r>
-      <w:r>
-        <w:rPr>
+          <w:rtl/>
+          <w:cs/>
+          <w:lang w:val="ar_AE" w:bidi="ar_AE"/>
+        </w:rPr>
+      </w:r>
+      <w:r>
+        <w:rPr>
+          <w:rtl/>
+          <w:cs/>
           <w:lang w:val="ar_AE" w:bidi="ar_AE"/>
         </w:rPr>
         <w:t xml:space="preserve">(انظر أيضًا: </w:t>
       </w:r>
       <w:r>
         <w:rPr>
+          <w:rtl/>
+          <w:cs/>
           <w:lang w:val="ar_AE" w:bidi="ar_AE"/>
         </w:rPr>
         <w:t>ساعة</w:t>
       </w:r>
       <w:r>
         <w:rPr>
+          <w:rtl/>
+          <w:cs/>
           <w:lang w:val="ar_AE" w:bidi="ar_AE"/>
         </w:rPr>
         <w:t>)</w:t>
@@ -3238,6 +3944,8 @@
       </w:pPr>
       <w:r>
         <w:rPr>
+          <w:rtl/>
+          <w:cs/>
           <w:lang w:val="ar_AE" w:bidi="ar_AE"/>
         </w:rPr>
         <w:t>مراجع الكتاب المقدس:</w:t>
@@ -3252,12 +3960,16 @@
       </w:pPr>
       <w:r>
         <w:rPr>
+          <w:rtl/>
+          <w:cs/>
           <w:lang w:val="ar_AE" w:bidi="ar_AE"/>
         </w:rPr>
       </w:r>
       <w:hyperlink r:id="rId47">
         <w:r>
           <w:rPr>
+            <w:rtl/>
+            <w:cs/>
             <w:lang w:val="ar_AE" w:bidi="ar_AE"/>
           </w:rPr>
           <w:rPr>
@@ -3277,12 +3989,16 @@
       </w:pPr>
       <w:r>
         <w:rPr>
+          <w:rtl/>
+          <w:cs/>
           <w:lang w:val="ar_AE" w:bidi="ar_AE"/>
         </w:rPr>
       </w:r>
       <w:hyperlink r:id="rId48">
         <w:r>
           <w:rPr>
+            <w:rtl/>
+            <w:cs/>
             <w:lang w:val="ar_AE" w:bidi="ar_AE"/>
           </w:rPr>
           <w:rPr>
@@ -3302,12 +4018,16 @@
       </w:pPr>
       <w:r>
         <w:rPr>
+          <w:rtl/>
+          <w:cs/>
           <w:lang w:val="ar_AE" w:bidi="ar_AE"/>
         </w:rPr>
       </w:r>
       <w:hyperlink r:id="rId49">
         <w:r>
           <w:rPr>
+            <w:rtl/>
+            <w:cs/>
             <w:lang w:val="ar_AE" w:bidi="ar_AE"/>
           </w:rPr>
           <w:rPr>
@@ -3327,12 +4047,16 @@
       </w:pPr>
       <w:r>
         <w:rPr>
+          <w:rtl/>
+          <w:cs/>
           <w:lang w:val="ar_AE" w:bidi="ar_AE"/>
         </w:rPr>
       </w:r>
       <w:hyperlink r:id="rId50">
         <w:r>
           <w:rPr>
+            <w:rtl/>
+            <w:cs/>
             <w:lang w:val="ar_AE" w:bidi="ar_AE"/>
           </w:rPr>
           <w:rPr>
@@ -3350,6 +4074,8 @@
       </w:pPr>
       <w:r>
         <w:rPr>
+          <w:rtl/>
+          <w:cs/>
           <w:lang w:val="ar_AE" w:bidi="ar_AE"/>
         </w:rPr>
         <w:t>بيانات الكلمة:</w:t>
@@ -3361,32 +4087,42 @@
       </w:pPr>
       <w:r>
         <w:rPr>
-          <w:lang w:val="ar_AE" w:bidi="ar_AE"/>
-        </w:rPr>
-      </w:r>
-      <w:r>
-        <w:rPr>
+          <w:rtl/>
+          <w:cs/>
+          <w:lang w:val="ar_AE" w:bidi="ar_AE"/>
+        </w:rPr>
+      </w:r>
+      <w:r>
+        <w:rPr>
+          <w:rtl/>
+          <w:cs/>
           <w:lang w:val="ar_AE" w:bidi="ar_AE"/>
         </w:rPr>
         <w:t>سترونج: H0821، G54380</w:t>
       </w:r>
       <w:r>
         <w:rPr>
-          <w:lang w:val="ar_AE" w:bidi="ar_AE"/>
-        </w:rPr>
-      </w:r>
-      <w:r>
-        <w:rPr>
-          <w:lang w:val="ar_AE" w:bidi="ar_AE"/>
-        </w:rPr>
-      </w:r>
-    </w:p>
-    <w:p>
-      <w:pPr>
-        <w:bidi/>
-      </w:pPr>
-      <w:r>
-        <w:rPr>
+          <w:rtl/>
+          <w:cs/>
+          <w:lang w:val="ar_AE" w:bidi="ar_AE"/>
+        </w:rPr>
+      </w:r>
+      <w:r>
+        <w:rPr>
+          <w:rtl/>
+          <w:cs/>
+          <w:lang w:val="ar_AE" w:bidi="ar_AE"/>
+        </w:rPr>
+      </w:r>
+    </w:p>
+    <w:p>
+      <w:pPr>
+        <w:bidi/>
+      </w:pPr>
+      <w:r>
+        <w:rPr>
+          <w:rtl/>
+          <w:cs/>
           <w:lang w:val="ar_AE" w:bidi="ar_AE"/>
         </w:rPr>
       </w:r>
@@ -3398,12 +4134,16 @@
       </w:pPr>
       <w:r>
         <w:rPr>
+          <w:rtl/>
+          <w:cs/>
           <w:lang w:val="ar_AE" w:bidi="ar_AE"/>
         </w:rPr>
         <w:t>هلاك</w:t>
       </w:r>
       <w:r>
         <w:rPr>
+          <w:rtl/>
+          <w:cs/>
           <w:lang w:val="ar_AE" w:bidi="ar_AE"/>
         </w:rPr>
       </w:r>
@@ -3415,6 +4155,8 @@
       </w:pPr>
       <w:r>
         <w:rPr>
+          <w:rtl/>
+          <w:cs/>
           <w:lang w:val="ar_AE" w:bidi="ar_AE"/>
         </w:rPr>
         <w:t>التعريف:</w:t>
@@ -3426,11 +4168,15 @@
       </w:pPr>
       <w:r>
         <w:rPr>
-          <w:lang w:val="ar_AE" w:bidi="ar_AE"/>
-        </w:rPr>
-      </w:r>
-      <w:r>
-        <w:rPr>
+          <w:rtl/>
+          <w:cs/>
+          <w:lang w:val="ar_AE" w:bidi="ar_AE"/>
+        </w:rPr>
+      </w:r>
+      <w:r>
+        <w:rPr>
+          <w:rtl/>
+          <w:cs/>
           <w:lang w:val="ar_AE" w:bidi="ar_AE"/>
         </w:rPr>
         <w:t>يشير مصطلح ”الهلاك“ إلى الحكم بالإدانة مع عدم وجود إمكانية للاستئناف أو الهروب.</w:t>
@@ -3445,11 +4191,15 @@
       </w:pPr>
       <w:r>
         <w:rPr>
-          <w:lang w:val="ar_AE" w:bidi="ar_AE"/>
-        </w:rPr>
-      </w:r>
-      <w:r>
-        <w:rPr>
+          <w:rtl/>
+          <w:cs/>
+          <w:lang w:val="ar_AE" w:bidi="ar_AE"/>
+        </w:rPr>
+      </w:r>
+      <w:r>
+        <w:rPr>
+          <w:rtl/>
+          <w:cs/>
           <w:lang w:val="ar_AE" w:bidi="ar_AE"/>
         </w:rPr>
         <w:t>عندما كانت أمة إسرائيل تُساق إلى السبي في بابل، قال النبي حزقيال، "ٱقْتَرَبَ يَوْمُ ٱضْطِرَابٍ."</w:t>
@@ -3464,11 +4214,15 @@
       </w:pPr>
       <w:r>
         <w:rPr>
-          <w:lang w:val="ar_AE" w:bidi="ar_AE"/>
-        </w:rPr>
-      </w:r>
-      <w:r>
-        <w:rPr>
+          <w:rtl/>
+          <w:cs/>
+          <w:lang w:val="ar_AE" w:bidi="ar_AE"/>
+        </w:rPr>
+      </w:r>
+      <w:r>
+        <w:rPr>
+          <w:rtl/>
+          <w:cs/>
           <w:lang w:val="ar_AE" w:bidi="ar_AE"/>
         </w:rPr>
         <w:t>اعتمادًا على السياق، يمكن ترجمة هذا المصطلح على أنه ”كارثة“ أو ”عقاب“ أو ”خراب ميؤوس منه“.</w:t>
@@ -3481,6 +4235,8 @@
       </w:pPr>
       <w:r>
         <w:rPr>
+          <w:rtl/>
+          <w:cs/>
           <w:lang w:val="ar_AE" w:bidi="ar_AE"/>
         </w:rPr>
         <w:t>مراجع الكتاب المقدس:</w:t>
@@ -3495,12 +4251,16 @@
       </w:pPr>
       <w:r>
         <w:rPr>
+          <w:rtl/>
+          <w:cs/>
           <w:lang w:val="ar_AE" w:bidi="ar_AE"/>
         </w:rPr>
       </w:r>
       <w:hyperlink r:id="rId51">
         <w:r>
           <w:rPr>
+            <w:rtl/>
+            <w:cs/>
             <w:lang w:val="ar_AE" w:bidi="ar_AE"/>
           </w:rPr>
           <w:rPr>
@@ -3520,12 +4280,16 @@
       </w:pPr>
       <w:r>
         <w:rPr>
+          <w:rtl/>
+          <w:cs/>
           <w:lang w:val="ar_AE" w:bidi="ar_AE"/>
         </w:rPr>
       </w:r>
       <w:hyperlink r:id="rId52">
         <w:r>
           <w:rPr>
+            <w:rtl/>
+            <w:cs/>
             <w:lang w:val="ar_AE" w:bidi="ar_AE"/>
           </w:rPr>
           <w:rPr>
@@ -3545,12 +4309,16 @@
       </w:pPr>
       <w:r>
         <w:rPr>
+          <w:rtl/>
+          <w:cs/>
           <w:lang w:val="ar_AE" w:bidi="ar_AE"/>
         </w:rPr>
       </w:r>
       <w:hyperlink r:id="rId53">
         <w:r>
           <w:rPr>
+            <w:rtl/>
+            <w:cs/>
             <w:lang w:val="ar_AE" w:bidi="ar_AE"/>
           </w:rPr>
           <w:rPr>
@@ -3570,12 +4338,16 @@
       </w:pPr>
       <w:r>
         <w:rPr>
+          <w:rtl/>
+          <w:cs/>
           <w:lang w:val="ar_AE" w:bidi="ar_AE"/>
         </w:rPr>
       </w:r>
       <w:hyperlink r:id="rId54">
         <w:r>
           <w:rPr>
+            <w:rtl/>
+            <w:cs/>
             <w:lang w:val="ar_AE" w:bidi="ar_AE"/>
           </w:rPr>
           <w:rPr>
@@ -3593,6 +4365,8 @@
       </w:pPr>
       <w:r>
         <w:rPr>
+          <w:rtl/>
+          <w:cs/>
           <w:lang w:val="ar_AE" w:bidi="ar_AE"/>
         </w:rPr>
         <w:t>بيانات الكلمة:</w:t>
@@ -3607,32 +4381,42 @@
       </w:pPr>
       <w:r>
         <w:rPr>
-          <w:lang w:val="ar_AE" w:bidi="ar_AE"/>
-        </w:rPr>
-      </w:r>
-      <w:r>
-        <w:rPr>
+          <w:rtl/>
+          <w:cs/>
+          <w:lang w:val="ar_AE" w:bidi="ar_AE"/>
+        </w:rPr>
+      </w:r>
+      <w:r>
+        <w:rPr>
+          <w:rtl/>
+          <w:cs/>
           <w:lang w:val="ar_AE" w:bidi="ar_AE"/>
         </w:rPr>
         <w:t>سترونج: H1820, H3117, H6256, H6843, H8045</w:t>
       </w:r>
       <w:r>
         <w:rPr>
-          <w:lang w:val="ar_AE" w:bidi="ar_AE"/>
-        </w:rPr>
-      </w:r>
-      <w:r>
-        <w:rPr>
-          <w:lang w:val="ar_AE" w:bidi="ar_AE"/>
-        </w:rPr>
-      </w:r>
-    </w:p>
-    <w:p>
-      <w:pPr>
-        <w:bidi/>
-      </w:pPr>
-      <w:r>
-        <w:rPr>
+          <w:rtl/>
+          <w:cs/>
+          <w:lang w:val="ar_AE" w:bidi="ar_AE"/>
+        </w:rPr>
+      </w:r>
+      <w:r>
+        <w:rPr>
+          <w:rtl/>
+          <w:cs/>
+          <w:lang w:val="ar_AE" w:bidi="ar_AE"/>
+        </w:rPr>
+      </w:r>
+    </w:p>
+    <w:p>
+      <w:pPr>
+        <w:bidi/>
+      </w:pPr>
+      <w:r>
+        <w:rPr>
+          <w:rtl/>
+          <w:cs/>
           <w:lang w:val="ar_AE" w:bidi="ar_AE"/>
         </w:rPr>
       </w:r>
@@ -3644,12 +4428,16 @@
       </w:pPr>
       <w:r>
         <w:rPr>
+          <w:rtl/>
+          <w:cs/>
           <w:lang w:val="ar_AE" w:bidi="ar_AE"/>
         </w:rPr>
         <w:t>هُوشَع</w:t>
       </w:r>
       <w:r>
         <w:rPr>
+          <w:rtl/>
+          <w:cs/>
           <w:lang w:val="ar_AE" w:bidi="ar_AE"/>
         </w:rPr>
       </w:r>
@@ -3661,6 +4449,8 @@
       </w:pPr>
       <w:r>
         <w:rPr>
+          <w:rtl/>
+          <w:cs/>
           <w:lang w:val="ar_AE" w:bidi="ar_AE"/>
         </w:rPr>
         <w:t>هُوشَع</w:t>
@@ -3673,6 +4463,8 @@
       </w:pPr>
       <w:r>
         <w:rPr>
+          <w:rtl/>
+          <w:cs/>
           <w:lang w:val="ar_AE" w:bidi="ar_AE"/>
         </w:rPr>
         <w:t>حقائق:</w:t>
@@ -3684,23 +4476,31 @@
       </w:pPr>
       <w:r>
         <w:rPr>
-          <w:lang w:val="ar_AE" w:bidi="ar_AE"/>
-        </w:rPr>
-      </w:r>
-      <w:r>
-        <w:rPr>
+          <w:rtl/>
+          <w:cs/>
+          <w:lang w:val="ar_AE" w:bidi="ar_AE"/>
+        </w:rPr>
+      </w:r>
+      <w:r>
+        <w:rPr>
+          <w:rtl/>
+          <w:cs/>
           <w:lang w:val="ar_AE" w:bidi="ar_AE"/>
         </w:rPr>
         <w:t xml:space="preserve">كان </w:t>
       </w:r>
       <w:r>
         <w:rPr>
+          <w:rtl/>
+          <w:cs/>
           <w:lang w:val="ar_AE" w:bidi="ar_AE"/>
         </w:rPr>
         <w:t>هُوشَع</w:t>
       </w:r>
       <w:r>
         <w:rPr>
+          <w:rtl/>
+          <w:cs/>
           <w:lang w:val="ar_AE" w:bidi="ar_AE"/>
         </w:rPr>
         <w:t xml:space="preserve"> نبيًا لإسرائيل عاش وتنبَّأ قبل حوالي 750 عامًا من زمن المسيح.</w:t>
@@ -3715,23 +4515,31 @@
       </w:pPr>
       <w:r>
         <w:rPr>
-          <w:lang w:val="ar_AE" w:bidi="ar_AE"/>
-        </w:rPr>
-      </w:r>
-      <w:r>
-        <w:rPr>
+          <w:rtl/>
+          <w:cs/>
+          <w:lang w:val="ar_AE" w:bidi="ar_AE"/>
+        </w:rPr>
+      </w:r>
+      <w:r>
+        <w:rPr>
+          <w:rtl/>
+          <w:cs/>
           <w:lang w:val="ar_AE" w:bidi="ar_AE"/>
         </w:rPr>
         <w:t xml:space="preserve">استمرت خدمته سنوات عدّة خلال حُكم عدة ملوك، مثل يَرُبْعَام، وزكريَّا، ويُوثَام، وآحاز، وهُوشَع، </w:t>
       </w:r>
       <w:r>
         <w:rPr>
+          <w:rtl/>
+          <w:cs/>
           <w:lang w:val="ar_AE" w:bidi="ar_AE"/>
         </w:rPr>
         <w:t>و</w:t>
       </w:r>
       <w:r>
         <w:rPr>
+          <w:rtl/>
+          <w:cs/>
           <w:lang w:val="ar_AE" w:bidi="ar_AE"/>
         </w:rPr>
         <w:t>عُزِّيَّا، وحَزَقيَّا.</w:t>
@@ -3746,23 +4554,31 @@
       </w:pPr>
       <w:r>
         <w:rPr>
-          <w:lang w:val="ar_AE" w:bidi="ar_AE"/>
-        </w:rPr>
-      </w:r>
-      <w:r>
-        <w:rPr>
+          <w:rtl/>
+          <w:cs/>
+          <w:lang w:val="ar_AE" w:bidi="ar_AE"/>
+        </w:rPr>
+      </w:r>
+      <w:r>
+        <w:rPr>
+          <w:rtl/>
+          <w:cs/>
           <w:lang w:val="ar_AE" w:bidi="ar_AE"/>
         </w:rPr>
         <w:t xml:space="preserve">أمره الله بالزواج من امرأة زانية تدعى </w:t>
       </w:r>
       <w:r>
         <w:rPr>
+          <w:rtl/>
+          <w:cs/>
           <w:lang w:val="ar_AE" w:bidi="ar_AE"/>
         </w:rPr>
         <w:t xml:space="preserve">جُومَر، </w:t>
       </w:r>
       <w:r>
         <w:rPr>
+          <w:rtl/>
+          <w:cs/>
           <w:lang w:val="ar_AE" w:bidi="ar_AE"/>
         </w:rPr>
         <w:t>وأن يستمر في حبه لها، بالرغْم من أنها كانت غير مُخلِصة له.</w:t>
@@ -3777,11 +4593,15 @@
       </w:pPr>
       <w:r>
         <w:rPr>
-          <w:lang w:val="ar_AE" w:bidi="ar_AE"/>
-        </w:rPr>
-      </w:r>
-      <w:r>
-        <w:rPr>
+          <w:rtl/>
+          <w:cs/>
+          <w:lang w:val="ar_AE" w:bidi="ar_AE"/>
+        </w:rPr>
+      </w:r>
+      <w:r>
+        <w:rPr>
+          <w:rtl/>
+          <w:cs/>
           <w:lang w:val="ar_AE" w:bidi="ar_AE"/>
         </w:rPr>
         <w:t>كانت صورة رمزية تجسد محبة الله لشعبه غير الُمخلِص، إسرائيل.</w:t>
@@ -3796,23 +4616,31 @@
       </w:pPr>
       <w:r>
         <w:rPr>
-          <w:lang w:val="ar_AE" w:bidi="ar_AE"/>
-        </w:rPr>
-      </w:r>
-      <w:r>
-        <w:rPr>
+          <w:rtl/>
+          <w:cs/>
+          <w:lang w:val="ar_AE" w:bidi="ar_AE"/>
+        </w:rPr>
+      </w:r>
+      <w:r>
+        <w:rPr>
+          <w:rtl/>
+          <w:cs/>
           <w:lang w:val="ar_AE" w:bidi="ar_AE"/>
         </w:rPr>
         <w:t xml:space="preserve">تنبأ </w:t>
       </w:r>
       <w:r>
         <w:rPr>
+          <w:rtl/>
+          <w:cs/>
           <w:lang w:val="ar_AE" w:bidi="ar_AE"/>
         </w:rPr>
         <w:t>هُوشَع</w:t>
       </w:r>
       <w:r>
         <w:rPr>
+          <w:rtl/>
+          <w:cs/>
           <w:lang w:val="ar_AE" w:bidi="ar_AE"/>
         </w:rPr>
         <w:t xml:space="preserve"> ضد شعب إسرائيل بسبب خطاياهم، وحذَّرَهم لكي يبتعدوا عن عبادة الأوثان.</w:t>
@@ -3824,11 +4652,15 @@
       </w:pPr>
       <w:r>
         <w:rPr>
-          <w:lang w:val="ar_AE" w:bidi="ar_AE"/>
-        </w:rPr>
-      </w:r>
-      <w:r>
-        <w:rPr>
+          <w:rtl/>
+          <w:cs/>
+          <w:lang w:val="ar_AE" w:bidi="ar_AE"/>
+        </w:rPr>
+      </w:r>
+      <w:r>
+        <w:rPr>
+          <w:rtl/>
+          <w:cs/>
           <w:lang w:val="ar_AE" w:bidi="ar_AE"/>
         </w:rPr>
         <w:t>(اقتراحات التَّرْجَمَة: تَرْجَمَة الأسماء)</w:t>
@@ -3840,77 +4672,103 @@
       </w:pPr>
       <w:r>
         <w:rPr>
-          <w:lang w:val="ar_AE" w:bidi="ar_AE"/>
-        </w:rPr>
-      </w:r>
-      <w:r>
-        <w:rPr>
+          <w:rtl/>
+          <w:cs/>
+          <w:lang w:val="ar_AE" w:bidi="ar_AE"/>
+        </w:rPr>
+      </w:r>
+      <w:r>
+        <w:rPr>
+          <w:rtl/>
+          <w:cs/>
           <w:lang w:val="ar_AE" w:bidi="ar_AE"/>
         </w:rPr>
         <w:t xml:space="preserve">(انظر أيضًا: </w:t>
       </w:r>
       <w:r>
         <w:rPr>
+          <w:rtl/>
+          <w:cs/>
           <w:lang w:val="ar_AE" w:bidi="ar_AE"/>
         </w:rPr>
         <w:t xml:space="preserve">آحَاز، </w:t>
       </w:r>
       <w:r>
         <w:rPr>
+          <w:rtl/>
+          <w:cs/>
           <w:lang w:val="ar_AE" w:bidi="ar_AE"/>
         </w:rPr>
         <w:t>حزقيا،</w:t>
       </w:r>
       <w:r>
         <w:rPr>
+          <w:rtl/>
+          <w:cs/>
           <w:lang w:val="ar_AE" w:bidi="ar_AE"/>
         </w:rPr>
         <w:t xml:space="preserve"> </w:t>
       </w:r>
       <w:r>
         <w:rPr>
+          <w:rtl/>
+          <w:cs/>
           <w:lang w:val="ar_AE" w:bidi="ar_AE"/>
         </w:rPr>
         <w:t>هوشع،</w:t>
       </w:r>
       <w:r>
         <w:rPr>
+          <w:rtl/>
+          <w:cs/>
           <w:lang w:val="ar_AE" w:bidi="ar_AE"/>
         </w:rPr>
         <w:t xml:space="preserve"> </w:t>
       </w:r>
       <w:r>
         <w:rPr>
+          <w:rtl/>
+          <w:cs/>
           <w:lang w:val="ar_AE" w:bidi="ar_AE"/>
         </w:rPr>
         <w:t>يربعام،</w:t>
       </w:r>
       <w:r>
         <w:rPr>
+          <w:rtl/>
+          <w:cs/>
           <w:lang w:val="ar_AE" w:bidi="ar_AE"/>
         </w:rPr>
         <w:t xml:space="preserve"> </w:t>
       </w:r>
       <w:r>
         <w:rPr>
+          <w:rtl/>
+          <w:cs/>
           <w:lang w:val="ar_AE" w:bidi="ar_AE"/>
         </w:rPr>
         <w:t xml:space="preserve">يوثام، </w:t>
       </w:r>
       <w:r>
         <w:rPr>
+          <w:rtl/>
+          <w:cs/>
           <w:lang w:val="ar_AE" w:bidi="ar_AE"/>
         </w:rPr>
         <w:t xml:space="preserve">عزيا، </w:t>
       </w:r>
       <w:r>
         <w:rPr>
+          <w:rtl/>
+          <w:cs/>
           <w:lang w:val="ar_AE" w:bidi="ar_AE"/>
         </w:rPr>
         <w:t>زكريَّا (العهد القديم)</w:t>
       </w:r>
       <w:r>
         <w:rPr>
+          <w:rtl/>
+          <w:cs/>
           <w:lang w:val="ar_AE" w:bidi="ar_AE"/>
         </w:rPr>
         <w:t>)</w:t>
@@ -3923,6 +4781,8 @@
       </w:pPr>
       <w:r>
         <w:rPr>
+          <w:rtl/>
+          <w:cs/>
           <w:lang w:val="ar_AE" w:bidi="ar_AE"/>
         </w:rPr>
         <w:t>مراجع الكتاب المقدس:</w:t>
@@ -3937,12 +4797,16 @@
       </w:pPr>
       <w:r>
         <w:rPr>
+          <w:rtl/>
+          <w:cs/>
           <w:lang w:val="ar_AE" w:bidi="ar_AE"/>
         </w:rPr>
       </w:r>
       <w:hyperlink r:id="rId55">
         <w:r>
           <w:rPr>
+            <w:rtl/>
+            <w:cs/>
             <w:lang w:val="ar_AE" w:bidi="ar_AE"/>
           </w:rPr>
           <w:rPr>
@@ -3962,12 +4826,16 @@
       </w:pPr>
       <w:r>
         <w:rPr>
+          <w:rtl/>
+          <w:cs/>
           <w:lang w:val="ar_AE" w:bidi="ar_AE"/>
         </w:rPr>
       </w:r>
       <w:hyperlink r:id="rId56">
         <w:r>
           <w:rPr>
+            <w:rtl/>
+            <w:cs/>
             <w:lang w:val="ar_AE" w:bidi="ar_AE"/>
           </w:rPr>
           <w:rPr>
@@ -3987,12 +4855,16 @@
       </w:pPr>
       <w:r>
         <w:rPr>
+          <w:rtl/>
+          <w:cs/>
           <w:lang w:val="ar_AE" w:bidi="ar_AE"/>
         </w:rPr>
       </w:r>
       <w:hyperlink r:id="rId57">
         <w:r>
           <w:rPr>
+            <w:rtl/>
+            <w:cs/>
             <w:lang w:val="ar_AE" w:bidi="ar_AE"/>
           </w:rPr>
           <w:rPr>
@@ -4010,6 +4882,8 @@
       </w:pPr>
       <w:r>
         <w:rPr>
+          <w:rtl/>
+          <w:cs/>
           <w:lang w:val="ar_AE" w:bidi="ar_AE"/>
         </w:rPr>
         <w:t>بيانات الكلمة:</w:t>
@@ -4024,32 +4898,42 @@
       </w:pPr>
       <w:r>
         <w:rPr>
-          <w:lang w:val="ar_AE" w:bidi="ar_AE"/>
-        </w:rPr>
-      </w:r>
-      <w:r>
-        <w:rPr>
+          <w:rtl/>
+          <w:cs/>
+          <w:lang w:val="ar_AE" w:bidi="ar_AE"/>
+        </w:rPr>
+      </w:r>
+      <w:r>
+        <w:rPr>
+          <w:rtl/>
+          <w:cs/>
           <w:lang w:val="ar_AE" w:bidi="ar_AE"/>
         </w:rPr>
         <w:t>سترونغ: H1954، G56170</w:t>
       </w:r>
       <w:r>
         <w:rPr>
-          <w:lang w:val="ar_AE" w:bidi="ar_AE"/>
-        </w:rPr>
-      </w:r>
-      <w:r>
-        <w:rPr>
-          <w:lang w:val="ar_AE" w:bidi="ar_AE"/>
-        </w:rPr>
-      </w:r>
-    </w:p>
-    <w:p>
-      <w:pPr>
-        <w:bidi/>
-      </w:pPr>
-      <w:r>
-        <w:rPr>
+          <w:rtl/>
+          <w:cs/>
+          <w:lang w:val="ar_AE" w:bidi="ar_AE"/>
+        </w:rPr>
+      </w:r>
+      <w:r>
+        <w:rPr>
+          <w:rtl/>
+          <w:cs/>
+          <w:lang w:val="ar_AE" w:bidi="ar_AE"/>
+        </w:rPr>
+      </w:r>
+    </w:p>
+    <w:p>
+      <w:pPr>
+        <w:bidi/>
+      </w:pPr>
+      <w:r>
+        <w:rPr>
+          <w:rtl/>
+          <w:cs/>
           <w:lang w:val="ar_AE" w:bidi="ar_AE"/>
         </w:rPr>
       </w:r>
@@ -4061,12 +4945,16 @@
       </w:pPr>
       <w:r>
         <w:rPr>
+          <w:rtl/>
+          <w:cs/>
           <w:lang w:val="ar_AE" w:bidi="ar_AE"/>
         </w:rPr>
         <w:t>هوشع الملك</w:t>
       </w:r>
       <w:r>
         <w:rPr>
+          <w:rtl/>
+          <w:cs/>
           <w:lang w:val="ar_AE" w:bidi="ar_AE"/>
         </w:rPr>
       </w:r>
@@ -4078,6 +4966,8 @@
       </w:pPr>
       <w:r>
         <w:rPr>
+          <w:rtl/>
+          <w:cs/>
           <w:lang w:val="ar_AE" w:bidi="ar_AE"/>
         </w:rPr>
         <w:t>حقائق:</w:t>
@@ -4089,11 +4979,15 @@
       </w:pPr>
       <w:r>
         <w:rPr>
-          <w:lang w:val="ar_AE" w:bidi="ar_AE"/>
-        </w:rPr>
-      </w:r>
-      <w:r>
-        <w:rPr>
+          <w:rtl/>
+          <w:cs/>
+          <w:lang w:val="ar_AE" w:bidi="ar_AE"/>
+        </w:rPr>
+      </w:r>
+      <w:r>
+        <w:rPr>
+          <w:rtl/>
+          <w:cs/>
           <w:lang w:val="ar_AE" w:bidi="ar_AE"/>
         </w:rPr>
         <w:t>كان هوشع اسم ملك من ملوك إسرائيل، وعدة رجال آخرين في العهد القديم.</w:t>
@@ -4108,11 +5002,15 @@
       </w:pPr>
       <w:r>
         <w:rPr>
-          <w:lang w:val="ar_AE" w:bidi="ar_AE"/>
-        </w:rPr>
-      </w:r>
-      <w:r>
-        <w:rPr>
+          <w:rtl/>
+          <w:cs/>
+          <w:lang w:val="ar_AE" w:bidi="ar_AE"/>
+        </w:rPr>
+      </w:r>
+      <w:r>
+        <w:rPr>
+          <w:rtl/>
+          <w:cs/>
           <w:lang w:val="ar_AE" w:bidi="ar_AE"/>
         </w:rPr>
         <w:t>هوشع بن أيلة ملك على إسرائيل لمدة تسع سنوات، خلال جزء من حكم أحاز وحزقيا، ملوك يهوذا.</w:t>
@@ -4127,11 +5025,15 @@
       </w:pPr>
       <w:r>
         <w:rPr>
-          <w:lang w:val="ar_AE" w:bidi="ar_AE"/>
-        </w:rPr>
-      </w:r>
-      <w:r>
-        <w:rPr>
+          <w:rtl/>
+          <w:cs/>
+          <w:lang w:val="ar_AE" w:bidi="ar_AE"/>
+        </w:rPr>
+      </w:r>
+      <w:r>
+        <w:rPr>
+          <w:rtl/>
+          <w:cs/>
           <w:lang w:val="ar_AE" w:bidi="ar_AE"/>
         </w:rPr>
         <w:t>كان يشوع بن نون يُدعى سابقًا هوشع. وغيّر موسى اسم هوشع إلى يشوع قبل إرساله وإحدى عشر رجلاً آخرين للتجسس على أرض الكنعانيين.</w:t>
@@ -4146,11 +5048,15 @@
       </w:pPr>
       <w:r>
         <w:rPr>
-          <w:lang w:val="ar_AE" w:bidi="ar_AE"/>
-        </w:rPr>
-      </w:r>
-      <w:r>
-        <w:rPr>
+          <w:rtl/>
+          <w:cs/>
+          <w:lang w:val="ar_AE" w:bidi="ar_AE"/>
+        </w:rPr>
+      </w:r>
+      <w:r>
+        <w:rPr>
+          <w:rtl/>
+          <w:cs/>
           <w:lang w:val="ar_AE" w:bidi="ar_AE"/>
         </w:rPr>
         <w:t>بعد وفاة موسى، قاد يشوع شعب إسرائيل للاستيلاء على أرض كنعان.</w:t>
@@ -4165,11 +5071,15 @@
       </w:pPr>
       <w:r>
         <w:rPr>
-          <w:lang w:val="ar_AE" w:bidi="ar_AE"/>
-        </w:rPr>
-      </w:r>
-      <w:r>
-        <w:rPr>
+          <w:rtl/>
+          <w:cs/>
+          <w:lang w:val="ar_AE" w:bidi="ar_AE"/>
+        </w:rPr>
+      </w:r>
+      <w:r>
+        <w:rPr>
+          <w:rtl/>
+          <w:cs/>
           <w:lang w:val="ar_AE" w:bidi="ar_AE"/>
         </w:rPr>
         <w:t>وكان رجل آخر يُدعى هوشع ابن عززيا أحد قادة الأفرايميين.</w:t>
@@ -4181,11 +5091,15 @@
       </w:pPr>
       <w:r>
         <w:rPr>
-          <w:lang w:val="ar_AE" w:bidi="ar_AE"/>
-        </w:rPr>
-      </w:r>
-      <w:r>
-        <w:rPr>
+          <w:rtl/>
+          <w:cs/>
+          <w:lang w:val="ar_AE" w:bidi="ar_AE"/>
+        </w:rPr>
+      </w:r>
+      <w:r>
+        <w:rPr>
+          <w:rtl/>
+          <w:cs/>
           <w:lang w:val="ar_AE" w:bidi="ar_AE"/>
         </w:rPr>
         <w:t>(اقتراحات الترجمة: ترجمة الأسماء)</w:t>
@@ -4197,83 +5111,111 @@
       </w:pPr>
       <w:r>
         <w:rPr>
-          <w:lang w:val="ar_AE" w:bidi="ar_AE"/>
-        </w:rPr>
-      </w:r>
-      <w:r>
-        <w:rPr>
+          <w:rtl/>
+          <w:cs/>
+          <w:lang w:val="ar_AE" w:bidi="ar_AE"/>
+        </w:rPr>
+      </w:r>
+      <w:r>
+        <w:rPr>
+          <w:rtl/>
+          <w:cs/>
           <w:lang w:val="ar_AE" w:bidi="ar_AE"/>
         </w:rPr>
         <w:t xml:space="preserve">(انظر أيضًا: </w:t>
       </w:r>
       <w:r>
         <w:rPr>
+          <w:rtl/>
+          <w:cs/>
           <w:lang w:val="ar_AE" w:bidi="ar_AE"/>
         </w:rPr>
         <w:t>آحاز</w:t>
       </w:r>
       <w:r>
         <w:rPr>
+          <w:rtl/>
+          <w:cs/>
           <w:lang w:val="ar_AE" w:bidi="ar_AE"/>
         </w:rPr>
         <w:t xml:space="preserve">، </w:t>
       </w:r>
       <w:r>
         <w:rPr>
+          <w:rtl/>
+          <w:cs/>
           <w:lang w:val="ar_AE" w:bidi="ar_AE"/>
         </w:rPr>
         <w:t>كنعان</w:t>
       </w:r>
       <w:r>
         <w:rPr>
+          <w:rtl/>
+          <w:cs/>
           <w:lang w:val="ar_AE" w:bidi="ar_AE"/>
         </w:rPr>
         <w:t xml:space="preserve">، </w:t>
       </w:r>
       <w:r>
         <w:rPr>
+          <w:rtl/>
+          <w:cs/>
           <w:lang w:val="ar_AE" w:bidi="ar_AE"/>
         </w:rPr>
         <w:t>أفرايم</w:t>
       </w:r>
       <w:r>
         <w:rPr>
+          <w:rtl/>
+          <w:cs/>
           <w:lang w:val="ar_AE" w:bidi="ar_AE"/>
         </w:rPr>
         <w:t xml:space="preserve">، </w:t>
       </w:r>
       <w:r>
         <w:rPr>
+          <w:rtl/>
+          <w:cs/>
           <w:lang w:val="ar_AE" w:bidi="ar_AE"/>
         </w:rPr>
         <w:t>حزقيا</w:t>
       </w:r>
       <w:r>
         <w:rPr>
+          <w:rtl/>
+          <w:cs/>
           <w:lang w:val="ar_AE" w:bidi="ar_AE"/>
         </w:rPr>
         <w:t xml:space="preserve">، </w:t>
       </w:r>
       <w:r>
         <w:rPr>
+          <w:rtl/>
+          <w:cs/>
           <w:lang w:val="ar_AE" w:bidi="ar_AE"/>
         </w:rPr>
         <w:t>يشوع</w:t>
       </w:r>
       <w:r>
         <w:rPr>
+          <w:rtl/>
+          <w:cs/>
           <w:lang w:val="ar_AE" w:bidi="ar_AE"/>
         </w:rPr>
         <w:t xml:space="preserve">، </w:t>
       </w:r>
       <w:r>
         <w:rPr>
+          <w:rtl/>
+          <w:cs/>
           <w:lang w:val="ar_AE" w:bidi="ar_AE"/>
         </w:rPr>
         <w:t>موسى</w:t>
       </w:r>
       <w:r>
         <w:rPr>
+          <w:rtl/>
+          <w:cs/>
           <w:lang w:val="ar_AE" w:bidi="ar_AE"/>
         </w:rPr>
         <w:t>)</w:t>
@@ -4286,6 +5228,8 @@
       </w:pPr>
       <w:r>
         <w:rPr>
+          <w:rtl/>
+          <w:cs/>
           <w:lang w:val="ar_AE" w:bidi="ar_AE"/>
         </w:rPr>
         <w:t>شواهد الكتاب المقدس:</w:t>
@@ -4300,12 +5244,16 @@
       </w:pPr>
       <w:r>
         <w:rPr>
+          <w:rtl/>
+          <w:cs/>
           <w:lang w:val="ar_AE" w:bidi="ar_AE"/>
         </w:rPr>
       </w:r>
       <w:hyperlink r:id="rId58">
         <w:r>
           <w:rPr>
+            <w:rtl/>
+            <w:cs/>
             <w:lang w:val="ar_AE" w:bidi="ar_AE"/>
           </w:rPr>
           <w:rPr>
@@ -4325,12 +5273,16 @@
       </w:pPr>
       <w:r>
         <w:rPr>
+          <w:rtl/>
+          <w:cs/>
           <w:lang w:val="ar_AE" w:bidi="ar_AE"/>
         </w:rPr>
       </w:r>
       <w:hyperlink r:id="rId59">
         <w:r>
           <w:rPr>
+            <w:rtl/>
+            <w:cs/>
             <w:lang w:val="ar_AE" w:bidi="ar_AE"/>
           </w:rPr>
           <w:rPr>
@@ -4350,12 +5302,16 @@
       </w:pPr>
       <w:r>
         <w:rPr>
+          <w:rtl/>
+          <w:cs/>
           <w:lang w:val="ar_AE" w:bidi="ar_AE"/>
         </w:rPr>
       </w:r>
       <w:hyperlink r:id="rId60">
         <w:r>
           <w:rPr>
+            <w:rtl/>
+            <w:cs/>
             <w:lang w:val="ar_AE" w:bidi="ar_AE"/>
           </w:rPr>
           <w:rPr>
@@ -4375,12 +5331,16 @@
       </w:pPr>
       <w:r>
         <w:rPr>
+          <w:rtl/>
+          <w:cs/>
           <w:lang w:val="ar_AE" w:bidi="ar_AE"/>
         </w:rPr>
       </w:r>
       <w:hyperlink r:id="rId61">
         <w:r>
           <w:rPr>
+            <w:rtl/>
+            <w:cs/>
             <w:lang w:val="ar_AE" w:bidi="ar_AE"/>
           </w:rPr>
           <w:rPr>
@@ -4400,12 +5360,16 @@
       </w:pPr>
       <w:r>
         <w:rPr>
+          <w:rtl/>
+          <w:cs/>
           <w:lang w:val="ar_AE" w:bidi="ar_AE"/>
         </w:rPr>
       </w:r>
       <w:hyperlink r:id="rId62">
         <w:r>
           <w:rPr>
+            <w:rtl/>
+            <w:cs/>
             <w:lang w:val="ar_AE" w:bidi="ar_AE"/>
           </w:rPr>
           <w:rPr>
@@ -4423,6 +5387,8 @@
       </w:pPr>
       <w:r>
         <w:rPr>
+          <w:rtl/>
+          <w:cs/>
           <w:lang w:val="ar_AE" w:bidi="ar_AE"/>
         </w:rPr>
         <w:t>بيانات الكلمة:</w:t>
@@ -4437,32 +5403,42 @@
       </w:pPr>
       <w:r>
         <w:rPr>
-          <w:lang w:val="ar_AE" w:bidi="ar_AE"/>
-        </w:rPr>
-      </w:r>
-      <w:r>
-        <w:rPr>
+          <w:rtl/>
+          <w:cs/>
+          <w:lang w:val="ar_AE" w:bidi="ar_AE"/>
+        </w:rPr>
+      </w:r>
+      <w:r>
+        <w:rPr>
+          <w:rtl/>
+          <w:cs/>
           <w:lang w:val="ar_AE" w:bidi="ar_AE"/>
         </w:rPr>
         <w:t>سترونج: H1954</w:t>
       </w:r>
       <w:r>
         <w:rPr>
-          <w:lang w:val="ar_AE" w:bidi="ar_AE"/>
-        </w:rPr>
-      </w:r>
-      <w:r>
-        <w:rPr>
-          <w:lang w:val="ar_AE" w:bidi="ar_AE"/>
-        </w:rPr>
-      </w:r>
-    </w:p>
-    <w:p>
-      <w:pPr>
-        <w:bidi/>
-      </w:pPr>
-      <w:r>
-        <w:rPr>
+          <w:rtl/>
+          <w:cs/>
+          <w:lang w:val="ar_AE" w:bidi="ar_AE"/>
+        </w:rPr>
+      </w:r>
+      <w:r>
+        <w:rPr>
+          <w:rtl/>
+          <w:cs/>
+          <w:lang w:val="ar_AE" w:bidi="ar_AE"/>
+        </w:rPr>
+      </w:r>
+    </w:p>
+    <w:p>
+      <w:pPr>
+        <w:bidi/>
+      </w:pPr>
+      <w:r>
+        <w:rPr>
+          <w:rtl/>
+          <w:cs/>
           <w:lang w:val="ar_AE" w:bidi="ar_AE"/>
         </w:rPr>
       </w:r>
@@ -4474,12 +5450,16 @@
       </w:pPr>
       <w:r>
         <w:rPr>
+          <w:rtl/>
+          <w:cs/>
           <w:lang w:val="ar_AE" w:bidi="ar_AE"/>
         </w:rPr>
         <w:t>هيرودس الكبير</w:t>
       </w:r>
       <w:r>
         <w:rPr>
+          <w:rtl/>
+          <w:cs/>
           <w:lang w:val="ar_AE" w:bidi="ar_AE"/>
         </w:rPr>
       </w:r>
@@ -4491,6 +5471,8 @@
       </w:pPr>
       <w:r>
         <w:rPr>
+          <w:rtl/>
+          <w:cs/>
           <w:lang w:val="ar_AE" w:bidi="ar_AE"/>
         </w:rPr>
         <w:t>حقائق:</w:t>
@@ -4502,11 +5484,15 @@
       </w:pPr>
       <w:r>
         <w:rPr>
-          <w:lang w:val="ar_AE" w:bidi="ar_AE"/>
-        </w:rPr>
-      </w:r>
-      <w:r>
-        <w:rPr>
+          <w:rtl/>
+          <w:cs/>
+          <w:lang w:val="ar_AE" w:bidi="ar_AE"/>
+        </w:rPr>
+      </w:r>
+      <w:r>
+        <w:rPr>
+          <w:rtl/>
+          <w:cs/>
           <w:lang w:val="ar_AE" w:bidi="ar_AE"/>
         </w:rPr>
         <w:t>كان هيرودس الكبير يحكم اليهودية في الوقت الذي وُلد فيه يسوع. كما انه كان الأول من عدة حكام أدوميين باسم هيرودس الذين كانوا قد حكموا أجزاء من الإمبراطورية الرومانية.</w:t>
@@ -4521,11 +5507,15 @@
       </w:pPr>
       <w:r>
         <w:rPr>
-          <w:lang w:val="ar_AE" w:bidi="ar_AE"/>
-        </w:rPr>
-      </w:r>
-      <w:r>
-        <w:rPr>
+          <w:rtl/>
+          <w:cs/>
+          <w:lang w:val="ar_AE" w:bidi="ar_AE"/>
+        </w:rPr>
+      </w:r>
+      <w:r>
+        <w:rPr>
+          <w:rtl/>
+          <w:cs/>
           <w:lang w:val="ar_AE" w:bidi="ar_AE"/>
         </w:rPr>
         <w:t>لقد تحول أجداده إلى اليهودية فنشأ كيهودي.</w:t>
@@ -4540,11 +5530,15 @@
       </w:pPr>
       <w:r>
         <w:rPr>
-          <w:lang w:val="ar_AE" w:bidi="ar_AE"/>
-        </w:rPr>
-      </w:r>
-      <w:r>
-        <w:rPr>
+          <w:rtl/>
+          <w:cs/>
+          <w:lang w:val="ar_AE" w:bidi="ar_AE"/>
+        </w:rPr>
+      </w:r>
+      <w:r>
+        <w:rPr>
+          <w:rtl/>
+          <w:cs/>
           <w:lang w:val="ar_AE" w:bidi="ar_AE"/>
         </w:rPr>
         <w:t>أطلق عليه أوغسطس قيصر اسم "الملك هيرودس" رغم أنه لم يكن ملكًا حقيقيًا. وقد حكم اليهود في اليهودية لمدة 33 عامًا.</w:t>
@@ -4559,11 +5553,15 @@
       </w:pPr>
       <w:r>
         <w:rPr>
-          <w:lang w:val="ar_AE" w:bidi="ar_AE"/>
-        </w:rPr>
-      </w:r>
-      <w:r>
-        <w:rPr>
+          <w:rtl/>
+          <w:cs/>
+          <w:lang w:val="ar_AE" w:bidi="ar_AE"/>
+        </w:rPr>
+      </w:r>
+      <w:r>
+        <w:rPr>
+          <w:rtl/>
+          <w:cs/>
           <w:lang w:val="ar_AE" w:bidi="ar_AE"/>
         </w:rPr>
         <w:t>كان هيرودس الكبير معروفًا بالمباني الجميلة التي أمر ببنائها كما أنه أعاد بناء الهيكل اليهودي في أورشليم.</w:t>
@@ -4578,11 +5576,15 @@
       </w:pPr>
       <w:r>
         <w:rPr>
-          <w:lang w:val="ar_AE" w:bidi="ar_AE"/>
-        </w:rPr>
-      </w:r>
-      <w:r>
-        <w:rPr>
+          <w:rtl/>
+          <w:cs/>
+          <w:lang w:val="ar_AE" w:bidi="ar_AE"/>
+        </w:rPr>
+      </w:r>
+      <w:r>
+        <w:rPr>
+          <w:rtl/>
+          <w:cs/>
           <w:lang w:val="ar_AE" w:bidi="ar_AE"/>
         </w:rPr>
         <w:t>كان هيرودس هذا قاسيًا جدًا وقتل العديد من الناس. وعندما سمع أن "ملك اليهود" قد ولد في بيت لحم، أمر بقتل جميع الصبيان الرضع في تلك المدينة.</w:t>
@@ -4597,11 +5599,15 @@
       </w:pPr>
       <w:r>
         <w:rPr>
-          <w:lang w:val="ar_AE" w:bidi="ar_AE"/>
-        </w:rPr>
-      </w:r>
-      <w:r>
-        <w:rPr>
+          <w:rtl/>
+          <w:cs/>
+          <w:lang w:val="ar_AE" w:bidi="ar_AE"/>
+        </w:rPr>
+      </w:r>
+      <w:r>
+        <w:rPr>
+          <w:rtl/>
+          <w:cs/>
           <w:lang w:val="ar_AE" w:bidi="ar_AE"/>
         </w:rPr>
         <w:t>أصبح أبناؤه هيرودس أنتيباس وهيرودس فيلبس وحفيده هيرودس أغريباس أيضًا حكامًا رومانيين. حكم حفيده الأكبر هيرودس أغريباس الثاني (المسمى "الملك أغريباس") على كامل منطقة اليهودية.</w:t>
@@ -4613,11 +5619,15 @@
       </w:pPr>
       <w:r>
         <w:rPr>
-          <w:lang w:val="ar_AE" w:bidi="ar_AE"/>
-        </w:rPr>
-      </w:r>
-      <w:r>
-        <w:rPr>
+          <w:rtl/>
+          <w:cs/>
+          <w:lang w:val="ar_AE" w:bidi="ar_AE"/>
+        </w:rPr>
+      </w:r>
+      <w:r>
+        <w:rPr>
+          <w:rtl/>
+          <w:cs/>
           <w:lang w:val="ar_AE" w:bidi="ar_AE"/>
         </w:rPr>
         <w:t>(انظر كيفية ترجمة الأسماء)</w:t>
@@ -4629,59 +5639,79 @@
       </w:pPr>
       <w:r>
         <w:rPr>
-          <w:lang w:val="ar_AE" w:bidi="ar_AE"/>
-        </w:rPr>
-      </w:r>
-      <w:r>
-        <w:rPr>
+          <w:rtl/>
+          <w:cs/>
+          <w:lang w:val="ar_AE" w:bidi="ar_AE"/>
+        </w:rPr>
+      </w:r>
+      <w:r>
+        <w:rPr>
+          <w:rtl/>
+          <w:cs/>
           <w:lang w:val="ar_AE" w:bidi="ar_AE"/>
         </w:rPr>
         <w:t xml:space="preserve">(انظر أيضًا: </w:t>
       </w:r>
       <w:r>
         <w:rPr>
+          <w:rtl/>
+          <w:cs/>
           <w:lang w:val="ar_AE" w:bidi="ar_AE"/>
         </w:rPr>
         <w:t>هيرودس أنتيباس</w:t>
       </w:r>
       <w:r>
         <w:rPr>
+          <w:rtl/>
+          <w:cs/>
           <w:lang w:val="ar_AE" w:bidi="ar_AE"/>
         </w:rPr>
         <w:t xml:space="preserve">, </w:t>
       </w:r>
       <w:r>
         <w:rPr>
+          <w:rtl/>
+          <w:cs/>
           <w:lang w:val="ar_AE" w:bidi="ar_AE"/>
         </w:rPr>
         <w:t>اليهودية</w:t>
       </w:r>
       <w:r>
         <w:rPr>
+          <w:rtl/>
+          <w:cs/>
           <w:lang w:val="ar_AE" w:bidi="ar_AE"/>
         </w:rPr>
         <w:t xml:space="preserve">, </w:t>
       </w:r>
       <w:r>
         <w:rPr>
+          <w:rtl/>
+          <w:cs/>
           <w:lang w:val="ar_AE" w:bidi="ar_AE"/>
         </w:rPr>
         <w:t>ملك</w:t>
       </w:r>
       <w:r>
         <w:rPr>
+          <w:rtl/>
+          <w:cs/>
           <w:lang w:val="ar_AE" w:bidi="ar_AE"/>
         </w:rPr>
         <w:t xml:space="preserve">, </w:t>
       </w:r>
       <w:r>
         <w:rPr>
+          <w:rtl/>
+          <w:cs/>
           <w:lang w:val="ar_AE" w:bidi="ar_AE"/>
         </w:rPr>
         <w:t>هيكل</w:t>
       </w:r>
       <w:r>
         <w:rPr>
+          <w:rtl/>
+          <w:cs/>
           <w:lang w:val="ar_AE" w:bidi="ar_AE"/>
         </w:rPr>
         <w:t>)</w:t>
@@ -4694,6 +5724,8 @@
       </w:pPr>
       <w:r>
         <w:rPr>
+          <w:rtl/>
+          <w:cs/>
           <w:lang w:val="ar_AE" w:bidi="ar_AE"/>
         </w:rPr>
         <w:t>مراجع الكتاب المقدس:</w:t>
@@ -4708,12 +5740,16 @@
       </w:pPr>
       <w:r>
         <w:rPr>
+          <w:rtl/>
+          <w:cs/>
           <w:lang w:val="ar_AE" w:bidi="ar_AE"/>
         </w:rPr>
       </w:r>
       <w:hyperlink r:id="rId63">
         <w:r>
           <w:rPr>
+            <w:rtl/>
+            <w:cs/>
             <w:lang w:val="ar_AE" w:bidi="ar_AE"/>
           </w:rPr>
           <w:rPr>
@@ -4733,12 +5769,16 @@
       </w:pPr>
       <w:r>
         <w:rPr>
+          <w:rtl/>
+          <w:cs/>
           <w:lang w:val="ar_AE" w:bidi="ar_AE"/>
         </w:rPr>
       </w:r>
       <w:hyperlink r:id="rId64">
         <w:r>
           <w:rPr>
+            <w:rtl/>
+            <w:cs/>
             <w:lang w:val="ar_AE" w:bidi="ar_AE"/>
           </w:rPr>
           <w:rPr>
@@ -4758,12 +5798,16 @@
       </w:pPr>
       <w:r>
         <w:rPr>
+          <w:rtl/>
+          <w:cs/>
           <w:lang w:val="ar_AE" w:bidi="ar_AE"/>
         </w:rPr>
       </w:r>
       <w:hyperlink r:id="rId65">
         <w:r>
           <w:rPr>
+            <w:rtl/>
+            <w:cs/>
             <w:lang w:val="ar_AE" w:bidi="ar_AE"/>
           </w:rPr>
           <w:rPr>
@@ -4783,12 +5827,16 @@
       </w:pPr>
       <w:r>
         <w:rPr>
+          <w:rtl/>
+          <w:cs/>
           <w:lang w:val="ar_AE" w:bidi="ar_AE"/>
         </w:rPr>
       </w:r>
       <w:hyperlink r:id="rId66">
         <w:r>
           <w:rPr>
+            <w:rtl/>
+            <w:cs/>
             <w:lang w:val="ar_AE" w:bidi="ar_AE"/>
           </w:rPr>
           <w:rPr>
@@ -4808,12 +5856,16 @@
       </w:pPr>
       <w:r>
         <w:rPr>
+          <w:rtl/>
+          <w:cs/>
           <w:lang w:val="ar_AE" w:bidi="ar_AE"/>
         </w:rPr>
       </w:r>
       <w:hyperlink r:id="rId67">
         <w:r>
           <w:rPr>
+            <w:rtl/>
+            <w:cs/>
             <w:lang w:val="ar_AE" w:bidi="ar_AE"/>
           </w:rPr>
           <w:rPr>
@@ -4831,6 +5883,8 @@
       </w:pPr>
       <w:r>
         <w:rPr>
+          <w:rtl/>
+          <w:cs/>
           <w:lang w:val="ar_AE" w:bidi="ar_AE"/>
         </w:rPr>
         <w:t>بيانات الكلمة:</w:t>
@@ -4845,32 +5899,42 @@
       </w:pPr>
       <w:r>
         <w:rPr>
-          <w:lang w:val="ar_AE" w:bidi="ar_AE"/>
-        </w:rPr>
-      </w:r>
-      <w:r>
-        <w:rPr>
+          <w:rtl/>
+          <w:cs/>
+          <w:lang w:val="ar_AE" w:bidi="ar_AE"/>
+        </w:rPr>
+      </w:r>
+      <w:r>
+        <w:rPr>
+          <w:rtl/>
+          <w:cs/>
           <w:lang w:val="ar_AE" w:bidi="ar_AE"/>
         </w:rPr>
         <w:t>سترونج: G22640</w:t>
       </w:r>
       <w:r>
         <w:rPr>
-          <w:lang w:val="ar_AE" w:bidi="ar_AE"/>
-        </w:rPr>
-      </w:r>
-      <w:r>
-        <w:rPr>
-          <w:lang w:val="ar_AE" w:bidi="ar_AE"/>
-        </w:rPr>
-      </w:r>
-    </w:p>
-    <w:p>
-      <w:pPr>
-        <w:bidi/>
-      </w:pPr>
-      <w:r>
-        <w:rPr>
+          <w:rtl/>
+          <w:cs/>
+          <w:lang w:val="ar_AE" w:bidi="ar_AE"/>
+        </w:rPr>
+      </w:r>
+      <w:r>
+        <w:rPr>
+          <w:rtl/>
+          <w:cs/>
+          <w:lang w:val="ar_AE" w:bidi="ar_AE"/>
+        </w:rPr>
+      </w:r>
+    </w:p>
+    <w:p>
+      <w:pPr>
+        <w:bidi/>
+      </w:pPr>
+      <w:r>
+        <w:rPr>
+          <w:rtl/>
+          <w:cs/>
           <w:lang w:val="ar_AE" w:bidi="ar_AE"/>
         </w:rPr>
       </w:r>
@@ -4882,12 +5946,16 @@
       </w:pPr>
       <w:r>
         <w:rPr>
+          <w:rtl/>
+          <w:cs/>
           <w:lang w:val="ar_AE" w:bidi="ar_AE"/>
         </w:rPr>
         <w:t>هيرودس أنتيباس</w:t>
       </w:r>
       <w:r>
         <w:rPr>
+          <w:rtl/>
+          <w:cs/>
           <w:lang w:val="ar_AE" w:bidi="ar_AE"/>
         </w:rPr>
       </w:r>
@@ -4899,6 +5967,8 @@
       </w:pPr>
       <w:r>
         <w:rPr>
+          <w:rtl/>
+          <w:cs/>
           <w:lang w:val="ar_AE" w:bidi="ar_AE"/>
         </w:rPr>
         <w:t>حقائق:</w:t>
@@ -4910,11 +5980,15 @@
       </w:pPr>
       <w:r>
         <w:rPr>
-          <w:lang w:val="ar_AE" w:bidi="ar_AE"/>
-        </w:rPr>
-      </w:r>
-      <w:r>
-        <w:rPr>
+          <w:rtl/>
+          <w:cs/>
+          <w:lang w:val="ar_AE" w:bidi="ar_AE"/>
+        </w:rPr>
+      </w:r>
+      <w:r>
+        <w:rPr>
+          <w:rtl/>
+          <w:cs/>
           <w:lang w:val="ar_AE" w:bidi="ar_AE"/>
         </w:rPr>
         <w:t>خلال معظم فترة حياة يسوع، كان هيرودس أنتيباس حاكماً لجزء من الإمبراطورية الرومانية الذي شمل مقاطعة الجليل.</w:t>
@@ -4929,11 +6003,15 @@
       </w:pPr>
       <w:r>
         <w:rPr>
-          <w:lang w:val="ar_AE" w:bidi="ar_AE"/>
-        </w:rPr>
-      </w:r>
-      <w:r>
-        <w:rPr>
+          <w:rtl/>
+          <w:cs/>
+          <w:lang w:val="ar_AE" w:bidi="ar_AE"/>
+        </w:rPr>
+      </w:r>
+      <w:r>
+        <w:rPr>
+          <w:rtl/>
+          <w:cs/>
           <w:lang w:val="ar_AE" w:bidi="ar_AE"/>
         </w:rPr>
         <w:t>مثل والده هيرودس الكبير، كان يُشار أحيانًا إلى أنتيباس باسم "الملك هيرودس" على الرغم من أنه لم يكن ملكًا في الحقيقة.</w:t>
@@ -4948,11 +6026,15 @@
       </w:pPr>
       <w:r>
         <w:rPr>
-          <w:lang w:val="ar_AE" w:bidi="ar_AE"/>
-        </w:rPr>
-      </w:r>
-      <w:r>
-        <w:rPr>
+          <w:rtl/>
+          <w:cs/>
+          <w:lang w:val="ar_AE" w:bidi="ar_AE"/>
+        </w:rPr>
+      </w:r>
+      <w:r>
+        <w:rPr>
+          <w:rtl/>
+          <w:cs/>
           <w:lang w:val="ar_AE" w:bidi="ar_AE"/>
         </w:rPr>
         <w:t>كان هيرودس أنتيباس يحكم حوالي ربع مقاطعات إسرائيل، لذلك كان يُطلق عليه أيضًا "هيرودس رئيس الربع". كان "رئيس الربع" لقبًا للشخص الذي يحكم ربع بلد.</w:t>
@@ -4967,11 +6049,15 @@
       </w:pPr>
       <w:r>
         <w:rPr>
-          <w:lang w:val="ar_AE" w:bidi="ar_AE"/>
-        </w:rPr>
-      </w:r>
-      <w:r>
-        <w:rPr>
+          <w:rtl/>
+          <w:cs/>
+          <w:lang w:val="ar_AE" w:bidi="ar_AE"/>
+        </w:rPr>
+      </w:r>
+      <w:r>
+        <w:rPr>
+          <w:rtl/>
+          <w:cs/>
           <w:lang w:val="ar_AE" w:bidi="ar_AE"/>
         </w:rPr>
         <w:t>أنتيباس هو "هيرودس" الذي أصدر الأمر بأن يُقتل يوحنا المعمدان بقطع رأسه.</w:t>
@@ -4986,11 +6072,15 @@
       </w:pPr>
       <w:r>
         <w:rPr>
-          <w:lang w:val="ar_AE" w:bidi="ar_AE"/>
-        </w:rPr>
-      </w:r>
-      <w:r>
-        <w:rPr>
+          <w:rtl/>
+          <w:cs/>
+          <w:lang w:val="ar_AE" w:bidi="ar_AE"/>
+        </w:rPr>
+      </w:r>
+      <w:r>
+        <w:rPr>
+          <w:rtl/>
+          <w:cs/>
           <w:lang w:val="ar_AE" w:bidi="ar_AE"/>
         </w:rPr>
         <w:t>كان هيرودس أنتيباس أيضًا هو الذي استجوب يسوع قبل صلبه.</w:t>
@@ -5005,11 +6095,15 @@
       </w:pPr>
       <w:r>
         <w:rPr>
-          <w:lang w:val="ar_AE" w:bidi="ar_AE"/>
-        </w:rPr>
-      </w:r>
-      <w:r>
-        <w:rPr>
+          <w:rtl/>
+          <w:cs/>
+          <w:lang w:val="ar_AE" w:bidi="ar_AE"/>
+        </w:rPr>
+      </w:r>
+      <w:r>
+        <w:rPr>
+          <w:rtl/>
+          <w:cs/>
           <w:lang w:val="ar_AE" w:bidi="ar_AE"/>
         </w:rPr>
         <w:t>كان الملوك الآخرون الذين لُقبوا ب"هيرودس" في العهد الجديد هم ابن أنتيباس (أغريباس) وحفيده (أغريباس الثاني) الذين حكموا خلال زمن الرسل.</w:t>
@@ -5021,11 +6115,15 @@
       </w:pPr>
       <w:r>
         <w:rPr>
-          <w:lang w:val="ar_AE" w:bidi="ar_AE"/>
-        </w:rPr>
-      </w:r>
-      <w:r>
-        <w:rPr>
+          <w:rtl/>
+          <w:cs/>
+          <w:lang w:val="ar_AE" w:bidi="ar_AE"/>
+        </w:rPr>
+      </w:r>
+      <w:r>
+        <w:rPr>
+          <w:rtl/>
+          <w:cs/>
           <w:lang w:val="ar_AE" w:bidi="ar_AE"/>
         </w:rPr>
         <w:t>(اقتراحات الترجمة: كيفية ترجمة الأسماء)</w:t>
@@ -5037,71 +6135,95 @@
       </w:pPr>
       <w:r>
         <w:rPr>
-          <w:lang w:val="ar_AE" w:bidi="ar_AE"/>
-        </w:rPr>
-      </w:r>
-      <w:r>
-        <w:rPr>
+          <w:rtl/>
+          <w:cs/>
+          <w:lang w:val="ar_AE" w:bidi="ar_AE"/>
+        </w:rPr>
+      </w:r>
+      <w:r>
+        <w:rPr>
+          <w:rtl/>
+          <w:cs/>
           <w:lang w:val="ar_AE" w:bidi="ar_AE"/>
         </w:rPr>
         <w:t xml:space="preserve">(انظر أيضًا: </w:t>
       </w:r>
       <w:r>
         <w:rPr>
+          <w:rtl/>
+          <w:cs/>
           <w:lang w:val="ar_AE" w:bidi="ar_AE"/>
         </w:rPr>
         <w:t>صلب</w:t>
       </w:r>
       <w:r>
         <w:rPr>
+          <w:rtl/>
+          <w:cs/>
           <w:lang w:val="ar_AE" w:bidi="ar_AE"/>
         </w:rPr>
         <w:t xml:space="preserve">, </w:t>
       </w:r>
       <w:r>
         <w:rPr>
+          <w:rtl/>
+          <w:cs/>
           <w:lang w:val="ar_AE" w:bidi="ar_AE"/>
         </w:rPr>
         <w:t>هيرودس الكبير</w:t>
       </w:r>
       <w:r>
         <w:rPr>
+          <w:rtl/>
+          <w:cs/>
           <w:lang w:val="ar_AE" w:bidi="ar_AE"/>
         </w:rPr>
         <w:t xml:space="preserve">, </w:t>
       </w:r>
       <w:r>
         <w:rPr>
+          <w:rtl/>
+          <w:cs/>
           <w:lang w:val="ar_AE" w:bidi="ar_AE"/>
         </w:rPr>
         <w:t>يوحنا (المعمدان)</w:t>
       </w:r>
       <w:r>
         <w:rPr>
+          <w:rtl/>
+          <w:cs/>
           <w:lang w:val="ar_AE" w:bidi="ar_AE"/>
         </w:rPr>
         <w:t xml:space="preserve">, </w:t>
       </w:r>
       <w:r>
         <w:rPr>
+          <w:rtl/>
+          <w:cs/>
           <w:lang w:val="ar_AE" w:bidi="ar_AE"/>
         </w:rPr>
         <w:t>ملك</w:t>
       </w:r>
       <w:r>
         <w:rPr>
+          <w:rtl/>
+          <w:cs/>
           <w:lang w:val="ar_AE" w:bidi="ar_AE"/>
         </w:rPr>
         <w:t xml:space="preserve">, </w:t>
       </w:r>
       <w:r>
         <w:rPr>
+          <w:rtl/>
+          <w:cs/>
           <w:lang w:val="ar_AE" w:bidi="ar_AE"/>
         </w:rPr>
         <w:t>روما</w:t>
       </w:r>
       <w:r>
         <w:rPr>
+          <w:rtl/>
+          <w:cs/>
           <w:lang w:val="ar_AE" w:bidi="ar_AE"/>
         </w:rPr>
         <w:t>)</w:t>
@@ -5114,6 +6236,8 @@
       </w:pPr>
       <w:r>
         <w:rPr>
+          <w:rtl/>
+          <w:cs/>
           <w:lang w:val="ar_AE" w:bidi="ar_AE"/>
         </w:rPr>
         <w:t>نصوص كتابية:</w:t>
@@ -5128,12 +6252,16 @@
       </w:pPr>
       <w:r>
         <w:rPr>
+          <w:rtl/>
+          <w:cs/>
           <w:lang w:val="ar_AE" w:bidi="ar_AE"/>
         </w:rPr>
       </w:r>
       <w:hyperlink r:id="rId68">
         <w:r>
           <w:rPr>
+            <w:rtl/>
+            <w:cs/>
             <w:lang w:val="ar_AE" w:bidi="ar_AE"/>
           </w:rPr>
           <w:rPr>
@@ -5153,12 +6281,16 @@
       </w:pPr>
       <w:r>
         <w:rPr>
+          <w:rtl/>
+          <w:cs/>
           <w:lang w:val="ar_AE" w:bidi="ar_AE"/>
         </w:rPr>
       </w:r>
       <w:hyperlink r:id="rId69">
         <w:r>
           <w:rPr>
+            <w:rtl/>
+            <w:cs/>
             <w:lang w:val="ar_AE" w:bidi="ar_AE"/>
           </w:rPr>
           <w:rPr>
@@ -5178,12 +6310,16 @@
       </w:pPr>
       <w:r>
         <w:rPr>
+          <w:rtl/>
+          <w:cs/>
           <w:lang w:val="ar_AE" w:bidi="ar_AE"/>
         </w:rPr>
       </w:r>
       <w:hyperlink r:id="rId70">
         <w:r>
           <w:rPr>
+            <w:rtl/>
+            <w:cs/>
             <w:lang w:val="ar_AE" w:bidi="ar_AE"/>
           </w:rPr>
           <w:rPr>
@@ -5203,12 +6339,16 @@
       </w:pPr>
       <w:r>
         <w:rPr>
+          <w:rtl/>
+          <w:cs/>
           <w:lang w:val="ar_AE" w:bidi="ar_AE"/>
         </w:rPr>
       </w:r>
       <w:hyperlink r:id="rId71">
         <w:r>
           <w:rPr>
+            <w:rtl/>
+            <w:cs/>
             <w:lang w:val="ar_AE" w:bidi="ar_AE"/>
           </w:rPr>
           <w:rPr>
@@ -5228,12 +6368,16 @@
       </w:pPr>
       <w:r>
         <w:rPr>
+          <w:rtl/>
+          <w:cs/>
           <w:lang w:val="ar_AE" w:bidi="ar_AE"/>
         </w:rPr>
       </w:r>
       <w:hyperlink r:id="rId72">
         <w:r>
           <w:rPr>
+            <w:rtl/>
+            <w:cs/>
             <w:lang w:val="ar_AE" w:bidi="ar_AE"/>
           </w:rPr>
           <w:rPr>
@@ -5253,12 +6397,16 @@
       </w:pPr>
       <w:r>
         <w:rPr>
+          <w:rtl/>
+          <w:cs/>
           <w:lang w:val="ar_AE" w:bidi="ar_AE"/>
         </w:rPr>
       </w:r>
       <w:hyperlink r:id="rId73">
         <w:r>
           <w:rPr>
+            <w:rtl/>
+            <w:cs/>
             <w:lang w:val="ar_AE" w:bidi="ar_AE"/>
           </w:rPr>
           <w:rPr>
@@ -5278,12 +6426,16 @@
       </w:pPr>
       <w:r>
         <w:rPr>
+          <w:rtl/>
+          <w:cs/>
           <w:lang w:val="ar_AE" w:bidi="ar_AE"/>
         </w:rPr>
       </w:r>
       <w:hyperlink r:id="rId74">
         <w:r>
           <w:rPr>
+            <w:rtl/>
+            <w:cs/>
             <w:lang w:val="ar_AE" w:bidi="ar_AE"/>
           </w:rPr>
           <w:rPr>
@@ -5301,6 +6453,8 @@
       </w:pPr>
       <w:r>
         <w:rPr>
+          <w:rtl/>
+          <w:cs/>
           <w:lang w:val="ar_AE" w:bidi="ar_AE"/>
         </w:rPr>
         <w:t>بيانات الكلمة:</w:t>
@@ -5315,32 +6469,42 @@
       </w:pPr>
       <w:r>
         <w:rPr>
-          <w:lang w:val="ar_AE" w:bidi="ar_AE"/>
-        </w:rPr>
-      </w:r>
-      <w:r>
-        <w:rPr>
+          <w:rtl/>
+          <w:cs/>
+          <w:lang w:val="ar_AE" w:bidi="ar_AE"/>
+        </w:rPr>
+      </w:r>
+      <w:r>
+        <w:rPr>
+          <w:rtl/>
+          <w:cs/>
           <w:lang w:val="ar_AE" w:bidi="ar_AE"/>
         </w:rPr>
         <w:t>سترونج: G22640, G22650, G22670</w:t>
       </w:r>
       <w:r>
         <w:rPr>
-          <w:lang w:val="ar_AE" w:bidi="ar_AE"/>
-        </w:rPr>
-      </w:r>
-      <w:r>
-        <w:rPr>
-          <w:lang w:val="ar_AE" w:bidi="ar_AE"/>
-        </w:rPr>
-      </w:r>
-    </w:p>
-    <w:p>
-      <w:pPr>
-        <w:bidi/>
-      </w:pPr>
-      <w:r>
-        <w:rPr>
+          <w:rtl/>
+          <w:cs/>
+          <w:lang w:val="ar_AE" w:bidi="ar_AE"/>
+        </w:rPr>
+      </w:r>
+      <w:r>
+        <w:rPr>
+          <w:rtl/>
+          <w:cs/>
+          <w:lang w:val="ar_AE" w:bidi="ar_AE"/>
+        </w:rPr>
+      </w:r>
+    </w:p>
+    <w:p>
+      <w:pPr>
+        <w:bidi/>
+      </w:pPr>
+      <w:r>
+        <w:rPr>
+          <w:rtl/>
+          <w:cs/>
           <w:lang w:val="ar_AE" w:bidi="ar_AE"/>
         </w:rPr>
       </w:r>
@@ -5352,12 +6516,16 @@
       </w:pPr>
       <w:r>
         <w:rPr>
+          <w:rtl/>
+          <w:cs/>
           <w:lang w:val="ar_AE" w:bidi="ar_AE"/>
         </w:rPr>
         <w:t>هيروديا</w:t>
       </w:r>
       <w:r>
         <w:rPr>
+          <w:rtl/>
+          <w:cs/>
           <w:lang w:val="ar_AE" w:bidi="ar_AE"/>
         </w:rPr>
       </w:r>
@@ -5369,6 +6537,8 @@
       </w:pPr>
       <w:r>
         <w:rPr>
+          <w:rtl/>
+          <w:cs/>
           <w:lang w:val="ar_AE" w:bidi="ar_AE"/>
         </w:rPr>
         <w:t>حقائق:</w:t>
@@ -5380,11 +6550,15 @@
       </w:pPr>
       <w:r>
         <w:rPr>
-          <w:lang w:val="ar_AE" w:bidi="ar_AE"/>
-        </w:rPr>
-      </w:r>
-      <w:r>
-        <w:rPr>
+          <w:rtl/>
+          <w:cs/>
+          <w:lang w:val="ar_AE" w:bidi="ar_AE"/>
+        </w:rPr>
+      </w:r>
+      <w:r>
+        <w:rPr>
+          <w:rtl/>
+          <w:cs/>
           <w:lang w:val="ar_AE" w:bidi="ar_AE"/>
         </w:rPr>
         <w:t>كانت هيروديا هي زوجة هيرودس أنتيباس الذي كان يحكم اليهودية خلال زمن يوحنا المعمدان.</w:t>
@@ -5399,11 +6573,15 @@
       </w:pPr>
       <w:r>
         <w:rPr>
-          <w:lang w:val="ar_AE" w:bidi="ar_AE"/>
-        </w:rPr>
-      </w:r>
-      <w:r>
-        <w:rPr>
+          <w:rtl/>
+          <w:cs/>
+          <w:lang w:val="ar_AE" w:bidi="ar_AE"/>
+        </w:rPr>
+      </w:r>
+      <w:r>
+        <w:rPr>
+          <w:rtl/>
+          <w:cs/>
           <w:lang w:val="ar_AE" w:bidi="ar_AE"/>
         </w:rPr>
         <w:t>كانت هيروديا في الأصل زوجة فيليبس أخو هيرودس أنتيباس، لكنها تزوجت لاحقًا من هيرودس أنتيباس بشكل غير قانوني.</w:t>
@@ -5418,11 +6596,15 @@
       </w:pPr>
       <w:r>
         <w:rPr>
-          <w:lang w:val="ar_AE" w:bidi="ar_AE"/>
-        </w:rPr>
-      </w:r>
-      <w:r>
-        <w:rPr>
+          <w:rtl/>
+          <w:cs/>
+          <w:lang w:val="ar_AE" w:bidi="ar_AE"/>
+        </w:rPr>
+      </w:r>
+      <w:r>
+        <w:rPr>
+          <w:rtl/>
+          <w:cs/>
           <w:lang w:val="ar_AE" w:bidi="ar_AE"/>
         </w:rPr>
         <w:t>وبخ يوحنا المعمدان هيرودس وهيروديا بشأن زواجهما غير القانوني. و لهذا السبب، طرح هيرودس يوحنا في السجن و تم قطع رأسه في النهاية بسبب هيروديا .</w:t>
@@ -5434,11 +6616,15 @@
       </w:pPr>
       <w:r>
         <w:rPr>
-          <w:lang w:val="ar_AE" w:bidi="ar_AE"/>
-        </w:rPr>
-      </w:r>
-      <w:r>
-        <w:rPr>
+          <w:rtl/>
+          <w:cs/>
+          <w:lang w:val="ar_AE" w:bidi="ar_AE"/>
+        </w:rPr>
+      </w:r>
+      <w:r>
+        <w:rPr>
+          <w:rtl/>
+          <w:cs/>
           <w:lang w:val="ar_AE" w:bidi="ar_AE"/>
         </w:rPr>
         <w:t>(اقتراحات الترجمة: كيفية ترجمة الأسماء)</w:t>
@@ -5450,35 +6636,47 @@
       </w:pPr>
       <w:r>
         <w:rPr>
-          <w:lang w:val="ar_AE" w:bidi="ar_AE"/>
-        </w:rPr>
-      </w:r>
-      <w:r>
-        <w:rPr>
+          <w:rtl/>
+          <w:cs/>
+          <w:lang w:val="ar_AE" w:bidi="ar_AE"/>
+        </w:rPr>
+      </w:r>
+      <w:r>
+        <w:rPr>
+          <w:rtl/>
+          <w:cs/>
           <w:lang w:val="ar_AE" w:bidi="ar_AE"/>
         </w:rPr>
         <w:t xml:space="preserve">(انظر أيضًا: </w:t>
       </w:r>
       <w:r>
         <w:rPr>
+          <w:rtl/>
+          <w:cs/>
           <w:lang w:val="ar_AE" w:bidi="ar_AE"/>
         </w:rPr>
         <w:t>هيرودس أنتيباس</w:t>
       </w:r>
       <w:r>
         <w:rPr>
+          <w:rtl/>
+          <w:cs/>
           <w:lang w:val="ar_AE" w:bidi="ar_AE"/>
         </w:rPr>
         <w:t xml:space="preserve">, </w:t>
       </w:r>
       <w:r>
         <w:rPr>
+          <w:rtl/>
+          <w:cs/>
           <w:lang w:val="ar_AE" w:bidi="ar_AE"/>
         </w:rPr>
         <w:t>يوحنا (المعمدان)</w:t>
       </w:r>
       <w:r>
         <w:rPr>
+          <w:rtl/>
+          <w:cs/>
           <w:lang w:val="ar_AE" w:bidi="ar_AE"/>
         </w:rPr>
         <w:t>)</w:t>
@@ -5491,6 +6689,8 @@
       </w:pPr>
       <w:r>
         <w:rPr>
+          <w:rtl/>
+          <w:cs/>
           <w:lang w:val="ar_AE" w:bidi="ar_AE"/>
         </w:rPr>
         <w:t>نصوص كتابية:</w:t>
@@ -5505,12 +6705,16 @@
       </w:pPr>
       <w:r>
         <w:rPr>
+          <w:rtl/>
+          <w:cs/>
           <w:lang w:val="ar_AE" w:bidi="ar_AE"/>
         </w:rPr>
       </w:r>
       <w:hyperlink r:id="rId75">
         <w:r>
           <w:rPr>
+            <w:rtl/>
+            <w:cs/>
             <w:lang w:val="ar_AE" w:bidi="ar_AE"/>
           </w:rPr>
           <w:rPr>
@@ -5530,12 +6734,16 @@
       </w:pPr>
       <w:r>
         <w:rPr>
+          <w:rtl/>
+          <w:cs/>
           <w:lang w:val="ar_AE" w:bidi="ar_AE"/>
         </w:rPr>
       </w:r>
       <w:hyperlink r:id="rId76">
         <w:r>
           <w:rPr>
+            <w:rtl/>
+            <w:cs/>
             <w:lang w:val="ar_AE" w:bidi="ar_AE"/>
           </w:rPr>
           <w:rPr>
@@ -5555,12 +6763,16 @@
       </w:pPr>
       <w:r>
         <w:rPr>
+          <w:rtl/>
+          <w:cs/>
           <w:lang w:val="ar_AE" w:bidi="ar_AE"/>
         </w:rPr>
       </w:r>
       <w:hyperlink r:id="rId77">
         <w:r>
           <w:rPr>
+            <w:rtl/>
+            <w:cs/>
             <w:lang w:val="ar_AE" w:bidi="ar_AE"/>
           </w:rPr>
           <w:rPr>
@@ -5580,12 +6792,16 @@
       </w:pPr>
       <w:r>
         <w:rPr>
+          <w:rtl/>
+          <w:cs/>
           <w:lang w:val="ar_AE" w:bidi="ar_AE"/>
         </w:rPr>
       </w:r>
       <w:hyperlink r:id="rId78">
         <w:r>
           <w:rPr>
+            <w:rtl/>
+            <w:cs/>
             <w:lang w:val="ar_AE" w:bidi="ar_AE"/>
           </w:rPr>
           <w:rPr>
@@ -5603,6 +6819,8 @@
       </w:pPr>
       <w:r>
         <w:rPr>
+          <w:rtl/>
+          <w:cs/>
           <w:lang w:val="ar_AE" w:bidi="ar_AE"/>
         </w:rPr>
         <w:t>بيانات الكلمة:</w:t>
@@ -5617,32 +6835,42 @@
       </w:pPr>
       <w:r>
         <w:rPr>
-          <w:lang w:val="ar_AE" w:bidi="ar_AE"/>
-        </w:rPr>
-      </w:r>
-      <w:r>
-        <w:rPr>
+          <w:rtl/>
+          <w:cs/>
+          <w:lang w:val="ar_AE" w:bidi="ar_AE"/>
+        </w:rPr>
+      </w:r>
+      <w:r>
+        <w:rPr>
+          <w:rtl/>
+          <w:cs/>
           <w:lang w:val="ar_AE" w:bidi="ar_AE"/>
         </w:rPr>
         <w:t>سترونج: G22660</w:t>
       </w:r>
       <w:r>
         <w:rPr>
-          <w:lang w:val="ar_AE" w:bidi="ar_AE"/>
-        </w:rPr>
-      </w:r>
-      <w:r>
-        <w:rPr>
-          <w:lang w:val="ar_AE" w:bidi="ar_AE"/>
-        </w:rPr>
-      </w:r>
-    </w:p>
-    <w:p>
-      <w:pPr>
-        <w:bidi/>
-      </w:pPr>
-      <w:r>
-        <w:rPr>
+          <w:rtl/>
+          <w:cs/>
+          <w:lang w:val="ar_AE" w:bidi="ar_AE"/>
+        </w:rPr>
+      </w:r>
+      <w:r>
+        <w:rPr>
+          <w:rtl/>
+          <w:cs/>
+          <w:lang w:val="ar_AE" w:bidi="ar_AE"/>
+        </w:rPr>
+      </w:r>
+    </w:p>
+    <w:p>
+      <w:pPr>
+        <w:bidi/>
+      </w:pPr>
+      <w:r>
+        <w:rPr>
+          <w:rtl/>
+          <w:cs/>
           <w:lang w:val="ar_AE" w:bidi="ar_AE"/>
         </w:rPr>
       </w:r>
@@ -5654,12 +6882,16 @@
       </w:pPr>
       <w:r>
         <w:rPr>
+          <w:rtl/>
+          <w:cs/>
           <w:lang w:val="ar_AE" w:bidi="ar_AE"/>
         </w:rPr>
         <w:t>هيكل</w:t>
       </w:r>
       <w:r>
         <w:rPr>
+          <w:rtl/>
+          <w:cs/>
           <w:lang w:val="ar_AE" w:bidi="ar_AE"/>
         </w:rPr>
       </w:r>
@@ -5671,6 +6903,8 @@
       </w:pPr>
       <w:r>
         <w:rPr>
+          <w:rtl/>
+          <w:cs/>
           <w:lang w:val="ar_AE" w:bidi="ar_AE"/>
         </w:rPr>
         <w:t>حقائق:</w:t>
@@ -5682,23 +6916,31 @@
       </w:pPr>
       <w:r>
         <w:rPr>
-          <w:lang w:val="ar_AE" w:bidi="ar_AE"/>
-        </w:rPr>
-      </w:r>
-      <w:r>
-        <w:rPr>
+          <w:rtl/>
+          <w:cs/>
+          <w:lang w:val="ar_AE" w:bidi="ar_AE"/>
+        </w:rPr>
+      </w:r>
+      <w:r>
+        <w:rPr>
+          <w:rtl/>
+          <w:cs/>
           <w:lang w:val="ar_AE" w:bidi="ar_AE"/>
         </w:rPr>
         <w:t xml:space="preserve">كان الهيكل مبنى محاطًا بساحات لها سور حيث كان يأتي الإسرائيليون للصلاة وتقديم الذبائح لله. وكان الهيكل يقع على جبل </w:t>
       </w:r>
       <w:r>
         <w:rPr>
+          <w:rtl/>
+          <w:cs/>
           <w:lang w:val="ar_AE" w:bidi="ar_AE"/>
         </w:rPr>
         <w:t>الْمُرِيَّا</w:t>
       </w:r>
       <w:r>
         <w:rPr>
+          <w:rtl/>
+          <w:cs/>
           <w:lang w:val="ar_AE" w:bidi="ar_AE"/>
         </w:rPr>
         <w:t xml:space="preserve"> في مدينة أورشليم.</w:t>
@@ -5713,11 +6955,15 @@
       </w:pPr>
       <w:r>
         <w:rPr>
-          <w:lang w:val="ar_AE" w:bidi="ar_AE"/>
-        </w:rPr>
-      </w:r>
-      <w:r>
-        <w:rPr>
+          <w:rtl/>
+          <w:cs/>
+          <w:lang w:val="ar_AE" w:bidi="ar_AE"/>
+        </w:rPr>
+      </w:r>
+      <w:r>
+        <w:rPr>
+          <w:rtl/>
+          <w:cs/>
           <w:lang w:val="ar_AE" w:bidi="ar_AE"/>
         </w:rPr>
         <w:t>غالبًا ما كان مصطلح "هيكل" يشير إلى مُجمّع الهيكل بأكمله، بما في ذلك الساحات التي تحيط بالمبنى الرئيسي. أحيانًا كان يشير إلى مبنى الهيكل فقط.</w:t>
@@ -5732,11 +6978,15 @@
       </w:pPr>
       <w:r>
         <w:rPr>
-          <w:lang w:val="ar_AE" w:bidi="ar_AE"/>
-        </w:rPr>
-      </w:r>
-      <w:r>
-        <w:rPr>
+          <w:rtl/>
+          <w:cs/>
+          <w:lang w:val="ar_AE" w:bidi="ar_AE"/>
+        </w:rPr>
+      </w:r>
+      <w:r>
+        <w:rPr>
+          <w:rtl/>
+          <w:cs/>
           <w:lang w:val="ar_AE" w:bidi="ar_AE"/>
         </w:rPr>
         <w:t>كان مبنى الهيكل يحتوي على غرفتين، القدس وقدس الأقداس.</w:t>
@@ -5751,11 +7001,15 @@
       </w:pPr>
       <w:r>
         <w:rPr>
-          <w:lang w:val="ar_AE" w:bidi="ar_AE"/>
-        </w:rPr>
-      </w:r>
-      <w:r>
-        <w:rPr>
+          <w:rtl/>
+          <w:cs/>
+          <w:lang w:val="ar_AE" w:bidi="ar_AE"/>
+        </w:rPr>
+      </w:r>
+      <w:r>
+        <w:rPr>
+          <w:rtl/>
+          <w:cs/>
           <w:lang w:val="ar_AE" w:bidi="ar_AE"/>
         </w:rPr>
         <w:t>أشار الله إلى الهيكل كمكان سكناه.</w:t>
@@ -5770,11 +7024,15 @@
       </w:pPr>
       <w:r>
         <w:rPr>
-          <w:lang w:val="ar_AE" w:bidi="ar_AE"/>
-        </w:rPr>
-      </w:r>
-      <w:r>
-        <w:rPr>
+          <w:rtl/>
+          <w:cs/>
+          <w:lang w:val="ar_AE" w:bidi="ar_AE"/>
+        </w:rPr>
+      </w:r>
+      <w:r>
+        <w:rPr>
+          <w:rtl/>
+          <w:cs/>
           <w:lang w:val="ar_AE" w:bidi="ar_AE"/>
         </w:rPr>
         <w:t>بنى الملك سليمان الهيكل خلال فترة حكمه. وكان من المفترض أن يكون هذا هو مكان العبادة الدائم في أورشليم.</w:t>
@@ -5789,11 +7047,15 @@
       </w:pPr>
       <w:r>
         <w:rPr>
-          <w:lang w:val="ar_AE" w:bidi="ar_AE"/>
-        </w:rPr>
-      </w:r>
-      <w:r>
-        <w:rPr>
+          <w:rtl/>
+          <w:cs/>
+          <w:lang w:val="ar_AE" w:bidi="ar_AE"/>
+        </w:rPr>
+      </w:r>
+      <w:r>
+        <w:rPr>
+          <w:rtl/>
+          <w:cs/>
           <w:lang w:val="ar_AE" w:bidi="ar_AE"/>
         </w:rPr>
         <w:t>في العهد الجديد، يُستخدم مصطلح "هيكل للروح القدس" للإشارة إلى المؤمنين بيسوع كجماعة، لأن الروح القدس يسكن فيهم.</w:t>
@@ -5806,6 +7068,8 @@
       </w:pPr>
       <w:r>
         <w:rPr>
+          <w:rtl/>
+          <w:cs/>
           <w:lang w:val="ar_AE" w:bidi="ar_AE"/>
         </w:rPr>
         <w:t>اقتراحات الترجمة:</w:t>
@@ -5820,11 +7084,15 @@
       </w:pPr>
       <w:r>
         <w:rPr>
-          <w:lang w:val="ar_AE" w:bidi="ar_AE"/>
-        </w:rPr>
-      </w:r>
-      <w:r>
-        <w:rPr>
+          <w:rtl/>
+          <w:cs/>
+          <w:lang w:val="ar_AE" w:bidi="ar_AE"/>
+        </w:rPr>
+      </w:r>
+      <w:r>
+        <w:rPr>
+          <w:rtl/>
+          <w:cs/>
           <w:lang w:val="ar_AE" w:bidi="ar_AE"/>
         </w:rPr>
         <w:t>عادةً عندما يقول النص إن الناس كانوا "في الهيكل"، فإنه يشير إلى الساحات خارج المبنى. يمكن ترجمة ذلك كـ "في ساحات الهيكل" أو "في مُجمّع الهيكل".</w:t>
@@ -5839,11 +7107,15 @@
       </w:pPr>
       <w:r>
         <w:rPr>
-          <w:lang w:val="ar_AE" w:bidi="ar_AE"/>
-        </w:rPr>
-      </w:r>
-      <w:r>
-        <w:rPr>
+          <w:rtl/>
+          <w:cs/>
+          <w:lang w:val="ar_AE" w:bidi="ar_AE"/>
+        </w:rPr>
+      </w:r>
+      <w:r>
+        <w:rPr>
+          <w:rtl/>
+          <w:cs/>
           <w:lang w:val="ar_AE" w:bidi="ar_AE"/>
         </w:rPr>
         <w:t>وحيثما يشير النص تحديدًا إلى المبنى نفسه، تترجم بعض الترجمات "الهيكل" كـ "مبنى الهيكل"، لجعل الإشارة واضحة.</w:t>
@@ -5858,11 +7130,15 @@
       </w:pPr>
       <w:r>
         <w:rPr>
-          <w:lang w:val="ar_AE" w:bidi="ar_AE"/>
-        </w:rPr>
-      </w:r>
-      <w:r>
-        <w:rPr>
+          <w:rtl/>
+          <w:cs/>
+          <w:lang w:val="ar_AE" w:bidi="ar_AE"/>
+        </w:rPr>
+      </w:r>
+      <w:r>
+        <w:rPr>
+          <w:rtl/>
+          <w:cs/>
           <w:lang w:val="ar_AE" w:bidi="ar_AE"/>
         </w:rPr>
         <w:t>طرق ترجمة "الهيكل" يمكن أن تشمل، "بيت الله المُقدّس" أو "مكان العبادة المُقدّس".</w:t>
@@ -5877,11 +7153,15 @@
       </w:pPr>
       <w:r>
         <w:rPr>
-          <w:lang w:val="ar_AE" w:bidi="ar_AE"/>
-        </w:rPr>
-      </w:r>
-      <w:r>
-        <w:rPr>
+          <w:rtl/>
+          <w:cs/>
+          <w:lang w:val="ar_AE" w:bidi="ar_AE"/>
+        </w:rPr>
+      </w:r>
+      <w:r>
+        <w:rPr>
+          <w:rtl/>
+          <w:cs/>
           <w:lang w:val="ar_AE" w:bidi="ar_AE"/>
         </w:rPr>
         <w:t>غالبًا ما يُشار إلى الهيكل في الكتاب المقدس كـ "بيت الرب" أو "بيت الله".</w:t>
@@ -5893,107 +7173,143 @@
       </w:pPr>
       <w:r>
         <w:rPr>
-          <w:lang w:val="ar_AE" w:bidi="ar_AE"/>
-        </w:rPr>
-      </w:r>
-      <w:r>
-        <w:rPr>
+          <w:rtl/>
+          <w:cs/>
+          <w:lang w:val="ar_AE" w:bidi="ar_AE"/>
+        </w:rPr>
+      </w:r>
+      <w:r>
+        <w:rPr>
+          <w:rtl/>
+          <w:cs/>
           <w:lang w:val="ar_AE" w:bidi="ar_AE"/>
         </w:rPr>
         <w:t xml:space="preserve">(انظر أيضًا: </w:t>
       </w:r>
       <w:r>
         <w:rPr>
+          <w:rtl/>
+          <w:cs/>
           <w:lang w:val="ar_AE" w:bidi="ar_AE"/>
         </w:rPr>
         <w:t>ذبيحة</w:t>
       </w:r>
       <w:r>
         <w:rPr>
+          <w:rtl/>
+          <w:cs/>
           <w:lang w:val="ar_AE" w:bidi="ar_AE"/>
         </w:rPr>
         <w:t xml:space="preserve">, </w:t>
       </w:r>
       <w:r>
         <w:rPr>
+          <w:rtl/>
+          <w:cs/>
           <w:lang w:val="ar_AE" w:bidi="ar_AE"/>
         </w:rPr>
         <w:t>سليمان</w:t>
       </w:r>
       <w:r>
         <w:rPr>
+          <w:rtl/>
+          <w:cs/>
           <w:lang w:val="ar_AE" w:bidi="ar_AE"/>
         </w:rPr>
         <w:t xml:space="preserve">, </w:t>
       </w:r>
       <w:r>
         <w:rPr>
+          <w:rtl/>
+          <w:cs/>
           <w:lang w:val="ar_AE" w:bidi="ar_AE"/>
         </w:rPr>
         <w:t>بابل</w:t>
       </w:r>
       <w:r>
         <w:rPr>
+          <w:rtl/>
+          <w:cs/>
           <w:lang w:val="ar_AE" w:bidi="ar_AE"/>
         </w:rPr>
         <w:t xml:space="preserve">, </w:t>
       </w:r>
       <w:r>
         <w:rPr>
+          <w:rtl/>
+          <w:cs/>
           <w:lang w:val="ar_AE" w:bidi="ar_AE"/>
         </w:rPr>
         <w:t>الروح القدس</w:t>
       </w:r>
       <w:r>
         <w:rPr>
+          <w:rtl/>
+          <w:cs/>
           <w:lang w:val="ar_AE" w:bidi="ar_AE"/>
         </w:rPr>
         <w:t xml:space="preserve">, </w:t>
       </w:r>
       <w:r>
         <w:rPr>
+          <w:rtl/>
+          <w:cs/>
           <w:lang w:val="ar_AE" w:bidi="ar_AE"/>
         </w:rPr>
         <w:t>خيمة الاجتماع</w:t>
       </w:r>
       <w:r>
         <w:rPr>
+          <w:rtl/>
+          <w:cs/>
           <w:lang w:val="ar_AE" w:bidi="ar_AE"/>
         </w:rPr>
         <w:t>, ال</w:t>
       </w:r>
       <w:r>
         <w:rPr>
+          <w:rtl/>
+          <w:cs/>
           <w:lang w:val="ar_AE" w:bidi="ar_AE"/>
         </w:rPr>
         <w:t>ساحة</w:t>
       </w:r>
       <w:r>
         <w:rPr>
+          <w:rtl/>
+          <w:cs/>
           <w:lang w:val="ar_AE" w:bidi="ar_AE"/>
         </w:rPr>
         <w:t xml:space="preserve">, </w:t>
       </w:r>
       <w:r>
         <w:rPr>
+          <w:rtl/>
+          <w:cs/>
           <w:lang w:val="ar_AE" w:bidi="ar_AE"/>
         </w:rPr>
         <w:t>صهيون</w:t>
       </w:r>
       <w:r>
         <w:rPr>
+          <w:rtl/>
+          <w:cs/>
           <w:lang w:val="ar_AE" w:bidi="ar_AE"/>
         </w:rPr>
         <w:t xml:space="preserve">, </w:t>
       </w:r>
       <w:r>
         <w:rPr>
+          <w:rtl/>
+          <w:cs/>
           <w:lang w:val="ar_AE" w:bidi="ar_AE"/>
         </w:rPr>
         <w:t>بيت</w:t>
       </w:r>
       <w:r>
         <w:rPr>
+          <w:rtl/>
+          <w:cs/>
           <w:lang w:val="ar_AE" w:bidi="ar_AE"/>
         </w:rPr>
         <w:t>)</w:t>
@@ -6006,6 +7322,8 @@
       </w:pPr>
       <w:r>
         <w:rPr>
+          <w:rtl/>
+          <w:cs/>
           <w:lang w:val="ar_AE" w:bidi="ar_AE"/>
         </w:rPr>
         <w:t>مراجع الكتاب المقدس:</w:t>
@@ -6020,12 +7338,16 @@
       </w:pPr>
       <w:r>
         <w:rPr>
+          <w:rtl/>
+          <w:cs/>
           <w:lang w:val="ar_AE" w:bidi="ar_AE"/>
         </w:rPr>
       </w:r>
       <w:hyperlink r:id="rId79">
         <w:r>
           <w:rPr>
+            <w:rtl/>
+            <w:cs/>
             <w:lang w:val="ar_AE" w:bidi="ar_AE"/>
           </w:rPr>
           <w:rPr>
@@ -6045,12 +7367,16 @@
       </w:pPr>
       <w:r>
         <w:rPr>
+          <w:rtl/>
+          <w:cs/>
           <w:lang w:val="ar_AE" w:bidi="ar_AE"/>
         </w:rPr>
       </w:r>
       <w:hyperlink r:id="rId80">
         <w:r>
           <w:rPr>
+            <w:rtl/>
+            <w:cs/>
             <w:lang w:val="ar_AE" w:bidi="ar_AE"/>
           </w:rPr>
           <w:rPr>
@@ -6070,12 +7396,16 @@
       </w:pPr>
       <w:r>
         <w:rPr>
+          <w:rtl/>
+          <w:cs/>
           <w:lang w:val="ar_AE" w:bidi="ar_AE"/>
         </w:rPr>
       </w:r>
       <w:hyperlink r:id="rId81">
         <w:r>
           <w:rPr>
+            <w:rtl/>
+            <w:cs/>
             <w:lang w:val="ar_AE" w:bidi="ar_AE"/>
           </w:rPr>
           <w:rPr>
@@ -6095,12 +7425,16 @@
       </w:pPr>
       <w:r>
         <w:rPr>
+          <w:rtl/>
+          <w:cs/>
           <w:lang w:val="ar_AE" w:bidi="ar_AE"/>
         </w:rPr>
       </w:r>
       <w:hyperlink r:id="rId82">
         <w:r>
           <w:rPr>
+            <w:rtl/>
+            <w:cs/>
             <w:lang w:val="ar_AE" w:bidi="ar_AE"/>
           </w:rPr>
           <w:rPr>
@@ -6120,12 +7454,16 @@
       </w:pPr>
       <w:r>
         <w:rPr>
+          <w:rtl/>
+          <w:cs/>
           <w:lang w:val="ar_AE" w:bidi="ar_AE"/>
         </w:rPr>
       </w:r>
       <w:hyperlink r:id="rId83">
         <w:r>
           <w:rPr>
+            <w:rtl/>
+            <w:cs/>
             <w:lang w:val="ar_AE" w:bidi="ar_AE"/>
           </w:rPr>
           <w:rPr>
@@ -6145,12 +7483,16 @@
       </w:pPr>
       <w:r>
         <w:rPr>
+          <w:rtl/>
+          <w:cs/>
           <w:lang w:val="ar_AE" w:bidi="ar_AE"/>
         </w:rPr>
       </w:r>
       <w:hyperlink r:id="rId84">
         <w:r>
           <w:rPr>
+            <w:rtl/>
+            <w:cs/>
             <w:lang w:val="ar_AE" w:bidi="ar_AE"/>
           </w:rPr>
           <w:rPr>
@@ -6168,6 +7510,8 @@
       </w:pPr>
       <w:r>
         <w:rPr>
+          <w:rtl/>
+          <w:cs/>
           <w:lang w:val="ar_AE" w:bidi="ar_AE"/>
         </w:rPr>
         <w:t>أمثلة من قصص الكتاب المقدس:</w:t>
@@ -6182,18 +7526,24 @@
       </w:pPr>
       <w:r>
         <w:rPr>
+          <w:rtl/>
+          <w:cs/>
           <w:lang w:val="ar_AE" w:bidi="ar_AE"/>
         </w:rPr>
       </w:r>
       <w:r>
         <w:rPr>
           <w:b/>
+          <w:rtl/>
+          <w:cs/>
           <w:lang w:val="ar_AE" w:bidi="ar_AE"/>
         </w:rPr>
         <w:t>17: 6</w:t>
       </w:r>
       <w:r>
         <w:rPr>
+          <w:rtl/>
+          <w:cs/>
           <w:lang w:val="ar_AE" w:bidi="ar_AE"/>
         </w:rPr>
         <w:t xml:space="preserve"> أراد داود بناء </w:t>
@@ -6201,12 +7551,16 @@
       <w:r>
         <w:rPr>
           <w:b/>
+          <w:rtl/>
+          <w:cs/>
           <w:lang w:val="ar_AE" w:bidi="ar_AE"/>
         </w:rPr>
         <w:t xml:space="preserve">هيكل </w:t>
       </w:r>
       <w:r>
         <w:rPr>
+          <w:rtl/>
+          <w:cs/>
           <w:lang w:val="ar_AE" w:bidi="ar_AE"/>
         </w:rPr>
         <w:t>حيث يمكن لجميع الإسرائيليين عبادة الله وتقديم الذبائح له.</w:t>
@@ -6221,18 +7575,24 @@
       </w:pPr>
       <w:r>
         <w:rPr>
+          <w:rtl/>
+          <w:cs/>
           <w:lang w:val="ar_AE" w:bidi="ar_AE"/>
         </w:rPr>
       </w:r>
       <w:r>
         <w:rPr>
           <w:b/>
+          <w:rtl/>
+          <w:cs/>
           <w:lang w:val="ar_AE" w:bidi="ar_AE"/>
         </w:rPr>
         <w:t>18: 2</w:t>
       </w:r>
       <w:r>
         <w:rPr>
+          <w:rtl/>
+          <w:cs/>
           <w:lang w:val="ar_AE" w:bidi="ar_AE"/>
         </w:rPr>
         <w:t xml:space="preserve"> في أورشليم، بنى سليمان </w:t>
@@ -6240,12 +7600,16 @@
       <w:r>
         <w:rPr>
           <w:b/>
+          <w:rtl/>
+          <w:cs/>
           <w:lang w:val="ar_AE" w:bidi="ar_AE"/>
         </w:rPr>
         <w:t xml:space="preserve">الهيكل </w:t>
       </w:r>
       <w:r>
         <w:rPr>
+          <w:rtl/>
+          <w:cs/>
           <w:lang w:val="ar_AE" w:bidi="ar_AE"/>
         </w:rPr>
         <w:t xml:space="preserve">الذي خطط له داود والده وجمع مواد بناءه. بدلاً من خيمة الاجتماع، صار الناس الآن يعبدون الله ويقدمون الذبائح له في </w:t>
@@ -6253,12 +7617,16 @@
       <w:r>
         <w:rPr>
           <w:b/>
+          <w:rtl/>
+          <w:cs/>
           <w:lang w:val="ar_AE" w:bidi="ar_AE"/>
         </w:rPr>
         <w:t>الهيكل</w:t>
       </w:r>
       <w:r>
         <w:rPr>
+          <w:rtl/>
+          <w:cs/>
           <w:lang w:val="ar_AE" w:bidi="ar_AE"/>
         </w:rPr>
         <w:t xml:space="preserve">. جاء الله وكان حاضرًا في </w:t>
@@ -6266,12 +7634,16 @@
       <w:r>
         <w:rPr>
           <w:b/>
+          <w:rtl/>
+          <w:cs/>
           <w:lang w:val="ar_AE" w:bidi="ar_AE"/>
         </w:rPr>
         <w:t>الهيكل</w:t>
       </w:r>
       <w:r>
         <w:rPr>
+          <w:rtl/>
+          <w:cs/>
           <w:lang w:val="ar_AE" w:bidi="ar_AE"/>
         </w:rPr>
         <w:t>، وعاش هناك مع شعبه.</w:t>
@@ -6286,18 +7658,24 @@
       </w:pPr>
       <w:r>
         <w:rPr>
+          <w:rtl/>
+          <w:cs/>
           <w:lang w:val="ar_AE" w:bidi="ar_AE"/>
         </w:rPr>
       </w:r>
       <w:r>
         <w:rPr>
           <w:b/>
+          <w:rtl/>
+          <w:cs/>
           <w:lang w:val="ar_AE" w:bidi="ar_AE"/>
         </w:rPr>
         <w:t>20: 7</w:t>
       </w:r>
       <w:r>
         <w:rPr>
+          <w:rtl/>
+          <w:cs/>
           <w:lang w:val="ar_AE" w:bidi="ar_AE"/>
         </w:rPr>
         <w:t xml:space="preserve"> استولى البابليون على مدينة أورشليم، ودمروا </w:t>
@@ -6305,12 +7683,16 @@
       <w:r>
         <w:rPr>
           <w:b/>
+          <w:rtl/>
+          <w:cs/>
           <w:lang w:val="ar_AE" w:bidi="ar_AE"/>
         </w:rPr>
         <w:t>الهيكل</w:t>
       </w:r>
       <w:r>
         <w:rPr>
+          <w:rtl/>
+          <w:cs/>
           <w:lang w:val="ar_AE" w:bidi="ar_AE"/>
         </w:rPr>
         <w:t>، وأخذوا جميع الكنوز.</w:t>
@@ -6325,18 +7707,24 @@
       </w:pPr>
       <w:r>
         <w:rPr>
+          <w:rtl/>
+          <w:cs/>
           <w:lang w:val="ar_AE" w:bidi="ar_AE"/>
         </w:rPr>
       </w:r>
       <w:r>
         <w:rPr>
           <w:b/>
+          <w:rtl/>
+          <w:cs/>
           <w:lang w:val="ar_AE" w:bidi="ar_AE"/>
         </w:rPr>
         <w:t>20: 13</w:t>
       </w:r>
       <w:r>
         <w:rPr>
+          <w:rtl/>
+          <w:cs/>
           <w:lang w:val="ar_AE" w:bidi="ar_AE"/>
         </w:rPr>
         <w:t xml:space="preserve"> عندما وصل الناس إلى أورشليم، أعادوا بناء </w:t>
@@ -6344,12 +7732,16 @@
       <w:r>
         <w:rPr>
           <w:b/>
+          <w:rtl/>
+          <w:cs/>
           <w:lang w:val="ar_AE" w:bidi="ar_AE"/>
         </w:rPr>
         <w:t xml:space="preserve">الهيكل </w:t>
       </w:r>
       <w:r>
         <w:rPr>
+          <w:rtl/>
+          <w:cs/>
           <w:lang w:val="ar_AE" w:bidi="ar_AE"/>
         </w:rPr>
         <w:t>والجدار حول المدينة والهيكل.</w:t>
@@ -6364,18 +7756,24 @@
       </w:pPr>
       <w:r>
         <w:rPr>
+          <w:rtl/>
+          <w:cs/>
           <w:lang w:val="ar_AE" w:bidi="ar_AE"/>
         </w:rPr>
       </w:r>
       <w:r>
         <w:rPr>
           <w:b/>
+          <w:rtl/>
+          <w:cs/>
           <w:lang w:val="ar_AE" w:bidi="ar_AE"/>
         </w:rPr>
         <w:t>25: 4</w:t>
       </w:r>
       <w:r>
         <w:rPr>
+          <w:rtl/>
+          <w:cs/>
           <w:lang w:val="ar_AE" w:bidi="ar_AE"/>
         </w:rPr>
         <w:t xml:space="preserve"> ثم أخذ الشيطان يسوع إلى أعلى نقطة في </w:t>
@@ -6383,12 +7781,16 @@
       <w:r>
         <w:rPr>
           <w:b/>
+          <w:rtl/>
+          <w:cs/>
           <w:lang w:val="ar_AE" w:bidi="ar_AE"/>
         </w:rPr>
         <w:t xml:space="preserve">الهيكل </w:t>
       </w:r>
       <w:r>
         <w:rPr>
+          <w:rtl/>
+          <w:cs/>
           <w:lang w:val="ar_AE" w:bidi="ar_AE"/>
         </w:rPr>
         <w:t>وقال، "إذا كنت ابن الله، فألقِ بنفسك إلى أسفل، لأنه مكتوب، 'سيوصي الله ملائكته بحملك حتى لا تصطدم قدمك بحجر.'"</w:t>
@@ -6403,18 +7805,24 @@
       </w:pPr>
       <w:r>
         <w:rPr>
+          <w:rtl/>
+          <w:cs/>
           <w:lang w:val="ar_AE" w:bidi="ar_AE"/>
         </w:rPr>
       </w:r>
       <w:r>
         <w:rPr>
           <w:b/>
+          <w:rtl/>
+          <w:cs/>
           <w:lang w:val="ar_AE" w:bidi="ar_AE"/>
         </w:rPr>
         <w:t>40: 7</w:t>
       </w:r>
       <w:r>
         <w:rPr>
+          <w:rtl/>
+          <w:cs/>
           <w:lang w:val="ar_AE" w:bidi="ar_AE"/>
         </w:rPr>
         <w:t xml:space="preserve"> عندما مات يسوع، حدث زلزال وانشق الستار الكبير (الحجاب) الذي كان يفصل الناس عن حضور الله في </w:t>
@@ -6422,12 +7830,16 @@
       <w:r>
         <w:rPr>
           <w:b/>
+          <w:rtl/>
+          <w:cs/>
           <w:lang w:val="ar_AE" w:bidi="ar_AE"/>
         </w:rPr>
         <w:t xml:space="preserve">الهيكل </w:t>
       </w:r>
       <w:r>
         <w:rPr>
+          <w:rtl/>
+          <w:cs/>
           <w:lang w:val="ar_AE" w:bidi="ar_AE"/>
         </w:rPr>
         <w:t>إلى نصفين، من الأعلى إلى الأسفل.</w:t>
@@ -6440,6 +7852,8 @@
       </w:pPr>
       <w:r>
         <w:rPr>
+          <w:rtl/>
+          <w:cs/>
           <w:lang w:val="ar_AE" w:bidi="ar_AE"/>
         </w:rPr>
         <w:t>بيانات الكلمة:</w:t>
@@ -6454,22 +7868,30 @@
       </w:pPr>
       <w:r>
         <w:rPr>
-          <w:lang w:val="ar_AE" w:bidi="ar_AE"/>
-        </w:rPr>
-      </w:r>
-      <w:r>
-        <w:rPr>
+          <w:rtl/>
+          <w:cs/>
+          <w:lang w:val="ar_AE" w:bidi="ar_AE"/>
+        </w:rPr>
+      </w:r>
+      <w:r>
+        <w:rPr>
+          <w:rtl/>
+          <w:cs/>
           <w:lang w:val="ar_AE" w:bidi="ar_AE"/>
         </w:rPr>
         <w:t>سترونج: H1004, H1964, H1965, G14930, G24110, G34850</w:t>
       </w:r>
       <w:r>
         <w:rPr>
-          <w:lang w:val="ar_AE" w:bidi="ar_AE"/>
-        </w:rPr>
-      </w:r>
-      <w:r>
-        <w:rPr>
+          <w:rtl/>
+          <w:cs/>
+          <w:lang w:val="ar_AE" w:bidi="ar_AE"/>
+        </w:rPr>
+      </w:r>
+      <w:r>
+        <w:rPr>
+          <w:rtl/>
+          <w:cs/>
           <w:lang w:val="ar_AE" w:bidi="ar_AE"/>
         </w:rPr>
       </w:r>

--- a/arb/docx/021.content.docx
+++ b/arb/docx/021.content.docx
@@ -489,136 +489,106 @@
           <w:lang w:val="ar_AE" w:bidi="ar_AE"/>
         </w:rPr>
       </w:r>
-      <w:hyperlink r:id="rId13">
-        <w:r>
-          <w:rPr>
-            <w:rtl/>
-            <w:cs/>
-            <w:lang w:val="ar_AE" w:bidi="ar_AE"/>
-          </w:rPr>
-          <w:rPr>
-            <w:color w:val="0000EE"/>
-            <w:u w:val="single"/>
-          </w:rPr>
-          <w:t>1 أخبار الأيام 23:31</w:t>
-        </w:r>
-      </w:hyperlink>
-    </w:p>
-    <w:p>
-      <w:pPr>
-        <w:pStyle w:val="ListBullet"/>
-        <w:bidi/>
-        <w:spacing w:line="240" w:lineRule="auto"/>
-        <w:ind w:left="720"/>
-      </w:pPr>
-      <w:r>
-        <w:rPr>
-          <w:rtl/>
-          <w:cs/>
-          <w:lang w:val="ar_AE" w:bidi="ar_AE"/>
-        </w:rPr>
-      </w:r>
-      <w:hyperlink r:id="rId14">
-        <w:r>
-          <w:rPr>
-            <w:rtl/>
-            <w:cs/>
-            <w:lang w:val="ar_AE" w:bidi="ar_AE"/>
-          </w:rPr>
-          <w:rPr>
-            <w:color w:val="0000EE"/>
-            <w:u w:val="single"/>
-          </w:rPr>
-          <w:t>1 صموئيل 20:5</w:t>
-        </w:r>
-      </w:hyperlink>
-    </w:p>
-    <w:p>
-      <w:pPr>
-        <w:pStyle w:val="ListBullet"/>
-        <w:bidi/>
-        <w:spacing w:line="240" w:lineRule="auto"/>
-        <w:ind w:left="720"/>
-      </w:pPr>
-      <w:r>
-        <w:rPr>
-          <w:rtl/>
-          <w:cs/>
-          <w:lang w:val="ar_AE" w:bidi="ar_AE"/>
-        </w:rPr>
-      </w:r>
-      <w:hyperlink r:id="rId15">
-        <w:r>
-          <w:rPr>
-            <w:rtl/>
-            <w:cs/>
-            <w:lang w:val="ar_AE" w:bidi="ar_AE"/>
-          </w:rPr>
-          <w:rPr>
-            <w:color w:val="0000EE"/>
-            <w:u w:val="single"/>
-          </w:rPr>
-          <w:t>2 ملوك 4:23–24</w:t>
-        </w:r>
-      </w:hyperlink>
-    </w:p>
-    <w:p>
-      <w:pPr>
-        <w:pStyle w:val="ListBullet"/>
-        <w:bidi/>
-        <w:spacing w:line="240" w:lineRule="auto"/>
-        <w:ind w:left="720"/>
-      </w:pPr>
-      <w:r>
-        <w:rPr>
-          <w:rtl/>
-          <w:cs/>
-          <w:lang w:val="ar_AE" w:bidi="ar_AE"/>
-        </w:rPr>
-      </w:r>
-      <w:hyperlink r:id="rId16">
-        <w:r>
-          <w:rPr>
-            <w:rtl/>
-            <w:cs/>
-            <w:lang w:val="ar_AE" w:bidi="ar_AE"/>
-          </w:rPr>
-          <w:rPr>
-            <w:color w:val="0000EE"/>
-            <w:u w:val="single"/>
-          </w:rPr>
-          <w:t>حزقيال 45:16–17</w:t>
-        </w:r>
-      </w:hyperlink>
-    </w:p>
-    <w:p>
-      <w:pPr>
-        <w:pStyle w:val="ListBullet"/>
-        <w:bidi/>
-        <w:spacing w:line="240" w:lineRule="auto"/>
-        <w:ind w:left="720"/>
-      </w:pPr>
-      <w:r>
-        <w:rPr>
-          <w:rtl/>
-          <w:cs/>
-          <w:lang w:val="ar_AE" w:bidi="ar_AE"/>
-        </w:rPr>
-      </w:r>
-      <w:hyperlink r:id="rId17">
-        <w:r>
-          <w:rPr>
-            <w:rtl/>
-            <w:cs/>
-            <w:lang w:val="ar_AE" w:bidi="ar_AE"/>
-          </w:rPr>
-          <w:rPr>
-            <w:color w:val="0000EE"/>
-            <w:u w:val="single"/>
-          </w:rPr>
-          <w:t>إشعياء 1:12–13</w:t>
-        </w:r>
-      </w:hyperlink>
+      <w:r>
+        <w:rPr>
+          <w:rtl/>
+          <w:cs/>
+          <w:lang w:val="ar_AE" w:bidi="ar_AE"/>
+        </w:rPr>
+        <w:t>1 أخبار الأيام 23:31</w:t>
+      </w:r>
+    </w:p>
+    <w:p>
+      <w:pPr>
+        <w:pStyle w:val="ListBullet"/>
+        <w:bidi/>
+        <w:spacing w:line="240" w:lineRule="auto"/>
+        <w:ind w:left="720"/>
+      </w:pPr>
+      <w:r>
+        <w:rPr>
+          <w:rtl/>
+          <w:cs/>
+          <w:lang w:val="ar_AE" w:bidi="ar_AE"/>
+        </w:rPr>
+      </w:r>
+      <w:r>
+        <w:rPr>
+          <w:rtl/>
+          <w:cs/>
+          <w:lang w:val="ar_AE" w:bidi="ar_AE"/>
+        </w:rPr>
+        <w:t>1 صموئيل 20:5</w:t>
+      </w:r>
+    </w:p>
+    <w:p>
+      <w:pPr>
+        <w:pStyle w:val="ListBullet"/>
+        <w:bidi/>
+        <w:spacing w:line="240" w:lineRule="auto"/>
+        <w:ind w:left="720"/>
+      </w:pPr>
+      <w:r>
+        <w:rPr>
+          <w:rtl/>
+          <w:cs/>
+          <w:lang w:val="ar_AE" w:bidi="ar_AE"/>
+        </w:rPr>
+      </w:r>
+      <w:r>
+        <w:rPr>
+          <w:rtl/>
+          <w:cs/>
+          <w:lang w:val="ar_AE" w:bidi="ar_AE"/>
+        </w:rPr>
+        <w:t>2 ملوك 4:23–24</w:t>
+      </w:r>
+    </w:p>
+    <w:p>
+      <w:pPr>
+        <w:pStyle w:val="ListBullet"/>
+        <w:bidi/>
+        <w:spacing w:line="240" w:lineRule="auto"/>
+        <w:ind w:left="720"/>
+      </w:pPr>
+      <w:r>
+        <w:rPr>
+          <w:rtl/>
+          <w:cs/>
+          <w:lang w:val="ar_AE" w:bidi="ar_AE"/>
+        </w:rPr>
+      </w:r>
+      <w:r>
+        <w:rPr>
+          <w:rtl/>
+          <w:cs/>
+          <w:lang w:val="ar_AE" w:bidi="ar_AE"/>
+        </w:rPr>
+        <w:t>حزقيال 45:16–17</w:t>
+      </w:r>
+    </w:p>
+    <w:p>
+      <w:pPr>
+        <w:pStyle w:val="ListBullet"/>
+        <w:bidi/>
+        <w:spacing w:line="240" w:lineRule="auto"/>
+        <w:ind w:left="720"/>
+      </w:pPr>
+      <w:r>
+        <w:rPr>
+          <w:rtl/>
+          <w:cs/>
+          <w:lang w:val="ar_AE" w:bidi="ar_AE"/>
+        </w:rPr>
+      </w:r>
+      <w:r>
+        <w:rPr>
+          <w:rtl/>
+          <w:cs/>
+          <w:lang w:val="ar_AE" w:bidi="ar_AE"/>
+        </w:rPr>
+        <w:t>إشعياء 1:12–13</w:t>
+      </w:r>
     </w:p>
     <w:p>
       <w:pPr>
@@ -946,136 +916,106 @@
           <w:lang w:val="ar_AE" w:bidi="ar_AE"/>
         </w:rPr>
       </w:r>
-      <w:hyperlink r:id="rId18">
-        <w:r>
-          <w:rPr>
-            <w:rtl/>
-            <w:cs/>
-            <w:lang w:val="ar_AE" w:bidi="ar_AE"/>
-          </w:rPr>
-          <w:rPr>
-            <w:color w:val="0000EE"/>
-            <w:u w:val="single"/>
-          </w:rPr>
-          <w:t>تكوين 4: 2</w:t>
-        </w:r>
-      </w:hyperlink>
-    </w:p>
-    <w:p>
-      <w:pPr>
-        <w:pStyle w:val="ListBullet"/>
-        <w:bidi/>
-        <w:spacing w:line="240" w:lineRule="auto"/>
-        <w:ind w:left="720"/>
-      </w:pPr>
-      <w:r>
-        <w:rPr>
-          <w:rtl/>
-          <w:cs/>
-          <w:lang w:val="ar_AE" w:bidi="ar_AE"/>
-        </w:rPr>
-      </w:r>
-      <w:hyperlink r:id="rId19">
-        <w:r>
-          <w:rPr>
-            <w:rtl/>
-            <w:cs/>
-            <w:lang w:val="ar_AE" w:bidi="ar_AE"/>
-          </w:rPr>
-          <w:rPr>
-            <w:color w:val="0000EE"/>
-            <w:u w:val="single"/>
-          </w:rPr>
-          <w:t>تكوين 4: 9</w:t>
-        </w:r>
-      </w:hyperlink>
-    </w:p>
-    <w:p>
-      <w:pPr>
-        <w:pStyle w:val="ListBullet"/>
-        <w:bidi/>
-        <w:spacing w:line="240" w:lineRule="auto"/>
-        <w:ind w:left="720"/>
-      </w:pPr>
-      <w:r>
-        <w:rPr>
-          <w:rtl/>
-          <w:cs/>
-          <w:lang w:val="ar_AE" w:bidi="ar_AE"/>
-        </w:rPr>
-      </w:r>
-      <w:hyperlink r:id="rId20">
-        <w:r>
-          <w:rPr>
-            <w:rtl/>
-            <w:cs/>
-            <w:lang w:val="ar_AE" w:bidi="ar_AE"/>
-          </w:rPr>
-          <w:rPr>
-            <w:color w:val="0000EE"/>
-            <w:u w:val="single"/>
-          </w:rPr>
-          <w:t>عبرانيين 12: 24</w:t>
-        </w:r>
-      </w:hyperlink>
-    </w:p>
-    <w:p>
-      <w:pPr>
-        <w:pStyle w:val="ListBullet"/>
-        <w:bidi/>
-        <w:spacing w:line="240" w:lineRule="auto"/>
-        <w:ind w:left="720"/>
-      </w:pPr>
-      <w:r>
-        <w:rPr>
-          <w:rtl/>
-          <w:cs/>
-          <w:lang w:val="ar_AE" w:bidi="ar_AE"/>
-        </w:rPr>
-      </w:r>
-      <w:hyperlink r:id="rId21">
-        <w:r>
-          <w:rPr>
-            <w:rtl/>
-            <w:cs/>
-            <w:lang w:val="ar_AE" w:bidi="ar_AE"/>
-          </w:rPr>
-          <w:rPr>
-            <w:color w:val="0000EE"/>
-            <w:u w:val="single"/>
-          </w:rPr>
-          <w:t>لوقا 11: 49–51</w:t>
-        </w:r>
-      </w:hyperlink>
-    </w:p>
-    <w:p>
-      <w:pPr>
-        <w:pStyle w:val="ListBullet"/>
-        <w:bidi/>
-        <w:spacing w:line="240" w:lineRule="auto"/>
-        <w:ind w:left="720"/>
-      </w:pPr>
-      <w:r>
-        <w:rPr>
-          <w:rtl/>
-          <w:cs/>
-          <w:lang w:val="ar_AE" w:bidi="ar_AE"/>
-        </w:rPr>
-      </w:r>
-      <w:hyperlink r:id="rId22">
-        <w:r>
-          <w:rPr>
-            <w:rtl/>
-            <w:cs/>
-            <w:lang w:val="ar_AE" w:bidi="ar_AE"/>
-          </w:rPr>
-          <w:rPr>
-            <w:color w:val="0000EE"/>
-            <w:u w:val="single"/>
-          </w:rPr>
-          <w:t>متى 23: 35</w:t>
-        </w:r>
-      </w:hyperlink>
+      <w:r>
+        <w:rPr>
+          <w:rtl/>
+          <w:cs/>
+          <w:lang w:val="ar_AE" w:bidi="ar_AE"/>
+        </w:rPr>
+        <w:t>تكوين 4: 2</w:t>
+      </w:r>
+    </w:p>
+    <w:p>
+      <w:pPr>
+        <w:pStyle w:val="ListBullet"/>
+        <w:bidi/>
+        <w:spacing w:line="240" w:lineRule="auto"/>
+        <w:ind w:left="720"/>
+      </w:pPr>
+      <w:r>
+        <w:rPr>
+          <w:rtl/>
+          <w:cs/>
+          <w:lang w:val="ar_AE" w:bidi="ar_AE"/>
+        </w:rPr>
+      </w:r>
+      <w:r>
+        <w:rPr>
+          <w:rtl/>
+          <w:cs/>
+          <w:lang w:val="ar_AE" w:bidi="ar_AE"/>
+        </w:rPr>
+        <w:t>تكوين 4: 9</w:t>
+      </w:r>
+    </w:p>
+    <w:p>
+      <w:pPr>
+        <w:pStyle w:val="ListBullet"/>
+        <w:bidi/>
+        <w:spacing w:line="240" w:lineRule="auto"/>
+        <w:ind w:left="720"/>
+      </w:pPr>
+      <w:r>
+        <w:rPr>
+          <w:rtl/>
+          <w:cs/>
+          <w:lang w:val="ar_AE" w:bidi="ar_AE"/>
+        </w:rPr>
+      </w:r>
+      <w:r>
+        <w:rPr>
+          <w:rtl/>
+          <w:cs/>
+          <w:lang w:val="ar_AE" w:bidi="ar_AE"/>
+        </w:rPr>
+        <w:t>عبرانيين 12: 24</w:t>
+      </w:r>
+    </w:p>
+    <w:p>
+      <w:pPr>
+        <w:pStyle w:val="ListBullet"/>
+        <w:bidi/>
+        <w:spacing w:line="240" w:lineRule="auto"/>
+        <w:ind w:left="720"/>
+      </w:pPr>
+      <w:r>
+        <w:rPr>
+          <w:rtl/>
+          <w:cs/>
+          <w:lang w:val="ar_AE" w:bidi="ar_AE"/>
+        </w:rPr>
+      </w:r>
+      <w:r>
+        <w:rPr>
+          <w:rtl/>
+          <w:cs/>
+          <w:lang w:val="ar_AE" w:bidi="ar_AE"/>
+        </w:rPr>
+        <w:t>لوقا 11: 49–51</w:t>
+      </w:r>
+    </w:p>
+    <w:p>
+      <w:pPr>
+        <w:pStyle w:val="ListBullet"/>
+        <w:bidi/>
+        <w:spacing w:line="240" w:lineRule="auto"/>
+        <w:ind w:left="720"/>
+      </w:pPr>
+      <w:r>
+        <w:rPr>
+          <w:rtl/>
+          <w:cs/>
+          <w:lang w:val="ar_AE" w:bidi="ar_AE"/>
+        </w:rPr>
+      </w:r>
+      <w:r>
+        <w:rPr>
+          <w:rtl/>
+          <w:cs/>
+          <w:lang w:val="ar_AE" w:bidi="ar_AE"/>
+        </w:rPr>
+        <w:t>متى 23: 35</w:t>
+      </w:r>
     </w:p>
     <w:p>
       <w:pPr>
@@ -1412,107 +1352,83 @@
           <w:lang w:val="ar_AE" w:bidi="ar_AE"/>
         </w:rPr>
       </w:r>
-      <w:hyperlink r:id="rId23">
-        <w:r>
-          <w:rPr>
-            <w:rtl/>
-            <w:cs/>
-            <w:lang w:val="ar_AE" w:bidi="ar_AE"/>
-          </w:rPr>
-          <w:rPr>
-            <w:color w:val="0000EE"/>
-            <w:u w:val="single"/>
-          </w:rPr>
-          <w:t>غلاطية 4:25</w:t>
-        </w:r>
-      </w:hyperlink>
-    </w:p>
-    <w:p>
-      <w:pPr>
-        <w:pStyle w:val="ListBullet"/>
-        <w:bidi/>
-        <w:spacing w:line="240" w:lineRule="auto"/>
-        <w:ind w:left="720"/>
-      </w:pPr>
-      <w:r>
-        <w:rPr>
-          <w:rtl/>
-          <w:cs/>
-          <w:lang w:val="ar_AE" w:bidi="ar_AE"/>
-        </w:rPr>
-      </w:r>
-      <w:hyperlink r:id="rId24">
-        <w:r>
-          <w:rPr>
-            <w:rtl/>
-            <w:cs/>
-            <w:lang w:val="ar_AE" w:bidi="ar_AE"/>
-          </w:rPr>
-          <w:rPr>
-            <w:color w:val="0000EE"/>
-            <w:u w:val="single"/>
-          </w:rPr>
-          <w:t>تكوين 16:1–4</w:t>
-        </w:r>
-      </w:hyperlink>
-    </w:p>
-    <w:p>
-      <w:pPr>
-        <w:pStyle w:val="ListBullet"/>
-        <w:bidi/>
-        <w:spacing w:line="240" w:lineRule="auto"/>
-        <w:ind w:left="720"/>
-      </w:pPr>
-      <w:r>
-        <w:rPr>
-          <w:rtl/>
-          <w:cs/>
-          <w:lang w:val="ar_AE" w:bidi="ar_AE"/>
-        </w:rPr>
-      </w:r>
-      <w:hyperlink r:id="rId25">
-        <w:r>
-          <w:rPr>
-            <w:rtl/>
-            <w:cs/>
-            <w:lang w:val="ar_AE" w:bidi="ar_AE"/>
-          </w:rPr>
-          <w:rPr>
-            <w:color w:val="0000EE"/>
-            <w:u w:val="single"/>
-          </w:rPr>
-          <w:t>تكوين 21:9</w:t>
-        </w:r>
-      </w:hyperlink>
-    </w:p>
-    <w:p>
-      <w:pPr>
-        <w:pStyle w:val="ListBullet"/>
-        <w:bidi/>
-        <w:spacing w:line="240" w:lineRule="auto"/>
-        <w:ind w:left="720"/>
-      </w:pPr>
-      <w:r>
-        <w:rPr>
-          <w:rtl/>
-          <w:cs/>
-          <w:lang w:val="ar_AE" w:bidi="ar_AE"/>
-        </w:rPr>
-      </w:r>
-      <w:hyperlink r:id="rId26">
-        <w:r>
-          <w:rPr>
-            <w:rtl/>
-            <w:cs/>
-            <w:lang w:val="ar_AE" w:bidi="ar_AE"/>
-          </w:rPr>
-          <w:rPr>
-            <w:color w:val="0000EE"/>
-            <w:u w:val="single"/>
-          </w:rPr>
-          <w:t>تكوين 25:12</w:t>
-        </w:r>
-      </w:hyperlink>
+      <w:r>
+        <w:rPr>
+          <w:rtl/>
+          <w:cs/>
+          <w:lang w:val="ar_AE" w:bidi="ar_AE"/>
+        </w:rPr>
+        <w:t>غلاطية 4:25</w:t>
+      </w:r>
+    </w:p>
+    <w:p>
+      <w:pPr>
+        <w:pStyle w:val="ListBullet"/>
+        <w:bidi/>
+        <w:spacing w:line="240" w:lineRule="auto"/>
+        <w:ind w:left="720"/>
+      </w:pPr>
+      <w:r>
+        <w:rPr>
+          <w:rtl/>
+          <w:cs/>
+          <w:lang w:val="ar_AE" w:bidi="ar_AE"/>
+        </w:rPr>
+      </w:r>
+      <w:r>
+        <w:rPr>
+          <w:rtl/>
+          <w:cs/>
+          <w:lang w:val="ar_AE" w:bidi="ar_AE"/>
+        </w:rPr>
+        <w:t>تكوين 16:1–4</w:t>
+      </w:r>
+    </w:p>
+    <w:p>
+      <w:pPr>
+        <w:pStyle w:val="ListBullet"/>
+        <w:bidi/>
+        <w:spacing w:line="240" w:lineRule="auto"/>
+        <w:ind w:left="720"/>
+      </w:pPr>
+      <w:r>
+        <w:rPr>
+          <w:rtl/>
+          <w:cs/>
+          <w:lang w:val="ar_AE" w:bidi="ar_AE"/>
+        </w:rPr>
+      </w:r>
+      <w:r>
+        <w:rPr>
+          <w:rtl/>
+          <w:cs/>
+          <w:lang w:val="ar_AE" w:bidi="ar_AE"/>
+        </w:rPr>
+        <w:t>تكوين 21:9</w:t>
+      </w:r>
+    </w:p>
+    <w:p>
+      <w:pPr>
+        <w:pStyle w:val="ListBullet"/>
+        <w:bidi/>
+        <w:spacing w:line="240" w:lineRule="auto"/>
+        <w:ind w:left="720"/>
+      </w:pPr>
+      <w:r>
+        <w:rPr>
+          <w:rtl/>
+          <w:cs/>
+          <w:lang w:val="ar_AE" w:bidi="ar_AE"/>
+        </w:rPr>
+      </w:r>
+      <w:r>
+        <w:rPr>
+          <w:rtl/>
+          <w:cs/>
+          <w:lang w:val="ar_AE" w:bidi="ar_AE"/>
+        </w:rPr>
+        <w:t>تكوين 25:12</w:t>
+      </w:r>
     </w:p>
     <w:p>
       <w:pPr>
@@ -2037,223 +1953,175 @@
           <w:lang w:val="ar_AE" w:bidi="ar_AE"/>
         </w:rPr>
       </w:r>
-      <w:hyperlink r:id="rId27">
-        <w:r>
-          <w:rPr>
-            <w:rtl/>
-            <w:cs/>
-            <w:lang w:val="ar_AE" w:bidi="ar_AE"/>
-          </w:rPr>
-          <w:rPr>
-            <w:color w:val="0000EE"/>
-            <w:u w:val="single"/>
-          </w:rPr>
-          <w:t>أعمال الرسل 2: 31</w:t>
-        </w:r>
-      </w:hyperlink>
-    </w:p>
-    <w:p>
-      <w:pPr>
-        <w:pStyle w:val="ListBullet"/>
-        <w:bidi/>
-        <w:spacing w:line="240" w:lineRule="auto"/>
-        <w:ind w:left="720"/>
-      </w:pPr>
-      <w:r>
-        <w:rPr>
-          <w:rtl/>
-          <w:cs/>
-          <w:lang w:val="ar_AE" w:bidi="ar_AE"/>
-        </w:rPr>
-      </w:r>
-      <w:hyperlink r:id="rId28">
-        <w:r>
-          <w:rPr>
-            <w:rtl/>
-            <w:cs/>
-            <w:lang w:val="ar_AE" w:bidi="ar_AE"/>
-          </w:rPr>
-          <w:rPr>
-            <w:color w:val="0000EE"/>
-            <w:u w:val="single"/>
-          </w:rPr>
-          <w:t>تكوين 44: 29</w:t>
-        </w:r>
-      </w:hyperlink>
-    </w:p>
-    <w:p>
-      <w:pPr>
-        <w:pStyle w:val="ListBullet"/>
-        <w:bidi/>
-        <w:spacing w:line="240" w:lineRule="auto"/>
-        <w:ind w:left="720"/>
-      </w:pPr>
-      <w:r>
-        <w:rPr>
-          <w:rtl/>
-          <w:cs/>
-          <w:lang w:val="ar_AE" w:bidi="ar_AE"/>
-        </w:rPr>
-      </w:r>
-      <w:hyperlink r:id="rId29">
-        <w:r>
-          <w:rPr>
-            <w:rtl/>
-            <w:cs/>
-            <w:lang w:val="ar_AE" w:bidi="ar_AE"/>
-          </w:rPr>
-          <w:rPr>
-            <w:color w:val="0000EE"/>
-            <w:u w:val="single"/>
-          </w:rPr>
-          <w:t>يونان 2: 2</w:t>
-        </w:r>
-      </w:hyperlink>
-    </w:p>
-    <w:p>
-      <w:pPr>
-        <w:pStyle w:val="ListBullet"/>
-        <w:bidi/>
-        <w:spacing w:line="240" w:lineRule="auto"/>
-        <w:ind w:left="720"/>
-      </w:pPr>
-      <w:r>
-        <w:rPr>
-          <w:rtl/>
-          <w:cs/>
-          <w:lang w:val="ar_AE" w:bidi="ar_AE"/>
-        </w:rPr>
-      </w:r>
-      <w:hyperlink r:id="rId30">
-        <w:r>
-          <w:rPr>
-            <w:rtl/>
-            <w:cs/>
-            <w:lang w:val="ar_AE" w:bidi="ar_AE"/>
-          </w:rPr>
-          <w:rPr>
-            <w:color w:val="0000EE"/>
-            <w:u w:val="single"/>
-          </w:rPr>
-          <w:t>لوقا 10: 15</w:t>
-        </w:r>
-      </w:hyperlink>
-    </w:p>
-    <w:p>
-      <w:pPr>
-        <w:pStyle w:val="ListBullet"/>
-        <w:bidi/>
-        <w:spacing w:line="240" w:lineRule="auto"/>
-        <w:ind w:left="720"/>
-      </w:pPr>
-      <w:r>
-        <w:rPr>
-          <w:rtl/>
-          <w:cs/>
-          <w:lang w:val="ar_AE" w:bidi="ar_AE"/>
-        </w:rPr>
-      </w:r>
-      <w:hyperlink r:id="rId31">
-        <w:r>
-          <w:rPr>
-            <w:rtl/>
-            <w:cs/>
-            <w:lang w:val="ar_AE" w:bidi="ar_AE"/>
-          </w:rPr>
-          <w:rPr>
-            <w:color w:val="0000EE"/>
-            <w:u w:val="single"/>
-          </w:rPr>
-          <w:t>لوقا 16: 23</w:t>
-        </w:r>
-      </w:hyperlink>
-    </w:p>
-    <w:p>
-      <w:pPr>
-        <w:pStyle w:val="ListBullet"/>
-        <w:bidi/>
-        <w:spacing w:line="240" w:lineRule="auto"/>
-        <w:ind w:left="720"/>
-      </w:pPr>
-      <w:r>
-        <w:rPr>
-          <w:rtl/>
-          <w:cs/>
-          <w:lang w:val="ar_AE" w:bidi="ar_AE"/>
-        </w:rPr>
-      </w:r>
-      <w:hyperlink r:id="rId32">
-        <w:r>
-          <w:rPr>
-            <w:rtl/>
-            <w:cs/>
-            <w:lang w:val="ar_AE" w:bidi="ar_AE"/>
-          </w:rPr>
-          <w:rPr>
-            <w:color w:val="0000EE"/>
-            <w:u w:val="single"/>
-          </w:rPr>
-          <w:t>متى 11: 23</w:t>
-        </w:r>
-      </w:hyperlink>
-    </w:p>
-    <w:p>
-      <w:pPr>
-        <w:pStyle w:val="ListBullet"/>
-        <w:bidi/>
-        <w:spacing w:line="240" w:lineRule="auto"/>
-        <w:ind w:left="720"/>
-      </w:pPr>
-      <w:r>
-        <w:rPr>
-          <w:rtl/>
-          <w:cs/>
-          <w:lang w:val="ar_AE" w:bidi="ar_AE"/>
-        </w:rPr>
-      </w:r>
-      <w:hyperlink r:id="rId33">
-        <w:r>
-          <w:rPr>
-            <w:rtl/>
-            <w:cs/>
-            <w:lang w:val="ar_AE" w:bidi="ar_AE"/>
-          </w:rPr>
-          <w:rPr>
-            <w:color w:val="0000EE"/>
-            <w:u w:val="single"/>
-          </w:rPr>
-          <w:t>متى 16: 18</w:t>
-        </w:r>
-      </w:hyperlink>
-    </w:p>
-    <w:p>
-      <w:pPr>
-        <w:pStyle w:val="ListBullet"/>
-        <w:bidi/>
-        <w:spacing w:line="240" w:lineRule="auto"/>
-        <w:ind w:left="720"/>
-      </w:pPr>
-      <w:r>
-        <w:rPr>
-          <w:rtl/>
-          <w:cs/>
-          <w:lang w:val="ar_AE" w:bidi="ar_AE"/>
-        </w:rPr>
-      </w:r>
-      <w:hyperlink r:id="rId34">
-        <w:r>
-          <w:rPr>
-            <w:rtl/>
-            <w:cs/>
-            <w:lang w:val="ar_AE" w:bidi="ar_AE"/>
-          </w:rPr>
-          <w:rPr>
-            <w:color w:val="0000EE"/>
-            <w:u w:val="single"/>
-          </w:rPr>
-          <w:t>رؤيا 1: 18</w:t>
-        </w:r>
-      </w:hyperlink>
+      <w:r>
+        <w:rPr>
+          <w:rtl/>
+          <w:cs/>
+          <w:lang w:val="ar_AE" w:bidi="ar_AE"/>
+        </w:rPr>
+        <w:t>أعمال الرسل 2: 31</w:t>
+      </w:r>
+    </w:p>
+    <w:p>
+      <w:pPr>
+        <w:pStyle w:val="ListBullet"/>
+        <w:bidi/>
+        <w:spacing w:line="240" w:lineRule="auto"/>
+        <w:ind w:left="720"/>
+      </w:pPr>
+      <w:r>
+        <w:rPr>
+          <w:rtl/>
+          <w:cs/>
+          <w:lang w:val="ar_AE" w:bidi="ar_AE"/>
+        </w:rPr>
+      </w:r>
+      <w:r>
+        <w:rPr>
+          <w:rtl/>
+          <w:cs/>
+          <w:lang w:val="ar_AE" w:bidi="ar_AE"/>
+        </w:rPr>
+        <w:t>تكوين 44: 29</w:t>
+      </w:r>
+    </w:p>
+    <w:p>
+      <w:pPr>
+        <w:pStyle w:val="ListBullet"/>
+        <w:bidi/>
+        <w:spacing w:line="240" w:lineRule="auto"/>
+        <w:ind w:left="720"/>
+      </w:pPr>
+      <w:r>
+        <w:rPr>
+          <w:rtl/>
+          <w:cs/>
+          <w:lang w:val="ar_AE" w:bidi="ar_AE"/>
+        </w:rPr>
+      </w:r>
+      <w:r>
+        <w:rPr>
+          <w:rtl/>
+          <w:cs/>
+          <w:lang w:val="ar_AE" w:bidi="ar_AE"/>
+        </w:rPr>
+        <w:t>يونان 2: 2</w:t>
+      </w:r>
+    </w:p>
+    <w:p>
+      <w:pPr>
+        <w:pStyle w:val="ListBullet"/>
+        <w:bidi/>
+        <w:spacing w:line="240" w:lineRule="auto"/>
+        <w:ind w:left="720"/>
+      </w:pPr>
+      <w:r>
+        <w:rPr>
+          <w:rtl/>
+          <w:cs/>
+          <w:lang w:val="ar_AE" w:bidi="ar_AE"/>
+        </w:rPr>
+      </w:r>
+      <w:r>
+        <w:rPr>
+          <w:rtl/>
+          <w:cs/>
+          <w:lang w:val="ar_AE" w:bidi="ar_AE"/>
+        </w:rPr>
+        <w:t>لوقا 10: 15</w:t>
+      </w:r>
+    </w:p>
+    <w:p>
+      <w:pPr>
+        <w:pStyle w:val="ListBullet"/>
+        <w:bidi/>
+        <w:spacing w:line="240" w:lineRule="auto"/>
+        <w:ind w:left="720"/>
+      </w:pPr>
+      <w:r>
+        <w:rPr>
+          <w:rtl/>
+          <w:cs/>
+          <w:lang w:val="ar_AE" w:bidi="ar_AE"/>
+        </w:rPr>
+      </w:r>
+      <w:r>
+        <w:rPr>
+          <w:rtl/>
+          <w:cs/>
+          <w:lang w:val="ar_AE" w:bidi="ar_AE"/>
+        </w:rPr>
+        <w:t>لوقا 16: 23</w:t>
+      </w:r>
+    </w:p>
+    <w:p>
+      <w:pPr>
+        <w:pStyle w:val="ListBullet"/>
+        <w:bidi/>
+        <w:spacing w:line="240" w:lineRule="auto"/>
+        <w:ind w:left="720"/>
+      </w:pPr>
+      <w:r>
+        <w:rPr>
+          <w:rtl/>
+          <w:cs/>
+          <w:lang w:val="ar_AE" w:bidi="ar_AE"/>
+        </w:rPr>
+      </w:r>
+      <w:r>
+        <w:rPr>
+          <w:rtl/>
+          <w:cs/>
+          <w:lang w:val="ar_AE" w:bidi="ar_AE"/>
+        </w:rPr>
+        <w:t>متى 11: 23</w:t>
+      </w:r>
+    </w:p>
+    <w:p>
+      <w:pPr>
+        <w:pStyle w:val="ListBullet"/>
+        <w:bidi/>
+        <w:spacing w:line="240" w:lineRule="auto"/>
+        <w:ind w:left="720"/>
+      </w:pPr>
+      <w:r>
+        <w:rPr>
+          <w:rtl/>
+          <w:cs/>
+          <w:lang w:val="ar_AE" w:bidi="ar_AE"/>
+        </w:rPr>
+      </w:r>
+      <w:r>
+        <w:rPr>
+          <w:rtl/>
+          <w:cs/>
+          <w:lang w:val="ar_AE" w:bidi="ar_AE"/>
+        </w:rPr>
+        <w:t>متى 16: 18</w:t>
+      </w:r>
+    </w:p>
+    <w:p>
+      <w:pPr>
+        <w:pStyle w:val="ListBullet"/>
+        <w:bidi/>
+        <w:spacing w:line="240" w:lineRule="auto"/>
+        <w:ind w:left="720"/>
+      </w:pPr>
+      <w:r>
+        <w:rPr>
+          <w:rtl/>
+          <w:cs/>
+          <w:lang w:val="ar_AE" w:bidi="ar_AE"/>
+        </w:rPr>
+      </w:r>
+      <w:r>
+        <w:rPr>
+          <w:rtl/>
+          <w:cs/>
+          <w:lang w:val="ar_AE" w:bidi="ar_AE"/>
+        </w:rPr>
+        <w:t>رؤيا 1: 18</w:t>
+      </w:r>
     </w:p>
     <w:p>
       <w:pPr>
@@ -2574,136 +2442,106 @@
           <w:lang w:val="ar_AE" w:bidi="ar_AE"/>
         </w:rPr>
       </w:r>
-      <w:hyperlink r:id="rId35">
-        <w:r>
-          <w:rPr>
-            <w:rtl/>
-            <w:cs/>
-            <w:lang w:val="ar_AE" w:bidi="ar_AE"/>
-          </w:rPr>
-          <w:rPr>
-            <w:color w:val="0000EE"/>
-            <w:u w:val="single"/>
-          </w:rPr>
-          <w:t>1 أخبار الأيام 23: 14</w:t>
-        </w:r>
-      </w:hyperlink>
-    </w:p>
-    <w:p>
-      <w:pPr>
-        <w:pStyle w:val="ListBullet"/>
-        <w:bidi/>
-        <w:spacing w:line="240" w:lineRule="auto"/>
-        <w:ind w:left="720"/>
-      </w:pPr>
-      <w:r>
-        <w:rPr>
-          <w:rtl/>
-          <w:cs/>
-          <w:lang w:val="ar_AE" w:bidi="ar_AE"/>
-        </w:rPr>
-      </w:r>
-      <w:hyperlink r:id="rId36">
-        <w:r>
-          <w:rPr>
-            <w:rtl/>
-            <w:cs/>
-            <w:lang w:val="ar_AE" w:bidi="ar_AE"/>
-          </w:rPr>
-          <w:rPr>
-            <w:color w:val="0000EE"/>
-            <w:u w:val="single"/>
-          </w:rPr>
-          <w:t xml:space="preserve">أعمال الرسل 7: 38–40 </w:t>
-        </w:r>
-      </w:hyperlink>
-    </w:p>
-    <w:p>
-      <w:pPr>
-        <w:pStyle w:val="ListBullet"/>
-        <w:bidi/>
-        <w:spacing w:line="240" w:lineRule="auto"/>
-        <w:ind w:left="720"/>
-      </w:pPr>
-      <w:r>
-        <w:rPr>
-          <w:rtl/>
-          <w:cs/>
-          <w:lang w:val="ar_AE" w:bidi="ar_AE"/>
-        </w:rPr>
-      </w:r>
-      <w:hyperlink r:id="rId37">
-        <w:r>
-          <w:rPr>
-            <w:rtl/>
-            <w:cs/>
-            <w:lang w:val="ar_AE" w:bidi="ar_AE"/>
-          </w:rPr>
-          <w:rPr>
-            <w:color w:val="0000EE"/>
-            <w:u w:val="single"/>
-          </w:rPr>
-          <w:t>خروج 28: 1–3</w:t>
-        </w:r>
-      </w:hyperlink>
-    </w:p>
-    <w:p>
-      <w:pPr>
-        <w:pStyle w:val="ListBullet"/>
-        <w:bidi/>
-        <w:spacing w:line="240" w:lineRule="auto"/>
-        <w:ind w:left="720"/>
-      </w:pPr>
-      <w:r>
-        <w:rPr>
-          <w:rtl/>
-          <w:cs/>
-          <w:lang w:val="ar_AE" w:bidi="ar_AE"/>
-        </w:rPr>
-      </w:r>
-      <w:hyperlink r:id="rId38">
-        <w:r>
-          <w:rPr>
-            <w:rtl/>
-            <w:cs/>
-            <w:lang w:val="ar_AE" w:bidi="ar_AE"/>
-          </w:rPr>
-          <w:rPr>
-            <w:color w:val="0000EE"/>
-            <w:u w:val="single"/>
-          </w:rPr>
-          <w:t>لوقا 1: 5</w:t>
-        </w:r>
-      </w:hyperlink>
-    </w:p>
-    <w:p>
-      <w:pPr>
-        <w:pStyle w:val="ListBullet"/>
-        <w:bidi/>
-        <w:spacing w:line="240" w:lineRule="auto"/>
-        <w:ind w:left="720"/>
-      </w:pPr>
-      <w:r>
-        <w:rPr>
-          <w:rtl/>
-          <w:cs/>
-          <w:lang w:val="ar_AE" w:bidi="ar_AE"/>
-        </w:rPr>
-      </w:r>
-      <w:hyperlink r:id="rId39">
-        <w:r>
-          <w:rPr>
-            <w:rtl/>
-            <w:cs/>
-            <w:lang w:val="ar_AE" w:bidi="ar_AE"/>
-          </w:rPr>
-          <w:rPr>
-            <w:color w:val="0000EE"/>
-            <w:u w:val="single"/>
-          </w:rPr>
-          <w:t>عدد 16: 45</w:t>
-        </w:r>
-      </w:hyperlink>
+      <w:r>
+        <w:rPr>
+          <w:rtl/>
+          <w:cs/>
+          <w:lang w:val="ar_AE" w:bidi="ar_AE"/>
+        </w:rPr>
+        <w:t>1 أخبار الأيام 23: 14</w:t>
+      </w:r>
+    </w:p>
+    <w:p>
+      <w:pPr>
+        <w:pStyle w:val="ListBullet"/>
+        <w:bidi/>
+        <w:spacing w:line="240" w:lineRule="auto"/>
+        <w:ind w:left="720"/>
+      </w:pPr>
+      <w:r>
+        <w:rPr>
+          <w:rtl/>
+          <w:cs/>
+          <w:lang w:val="ar_AE" w:bidi="ar_AE"/>
+        </w:rPr>
+      </w:r>
+      <w:r>
+        <w:rPr>
+          <w:rtl/>
+          <w:cs/>
+          <w:lang w:val="ar_AE" w:bidi="ar_AE"/>
+        </w:rPr>
+        <w:t xml:space="preserve">أعمال الرسل 7: 38–40 </w:t>
+      </w:r>
+    </w:p>
+    <w:p>
+      <w:pPr>
+        <w:pStyle w:val="ListBullet"/>
+        <w:bidi/>
+        <w:spacing w:line="240" w:lineRule="auto"/>
+        <w:ind w:left="720"/>
+      </w:pPr>
+      <w:r>
+        <w:rPr>
+          <w:rtl/>
+          <w:cs/>
+          <w:lang w:val="ar_AE" w:bidi="ar_AE"/>
+        </w:rPr>
+      </w:r>
+      <w:r>
+        <w:rPr>
+          <w:rtl/>
+          <w:cs/>
+          <w:lang w:val="ar_AE" w:bidi="ar_AE"/>
+        </w:rPr>
+        <w:t>خروج 28: 1–3</w:t>
+      </w:r>
+    </w:p>
+    <w:p>
+      <w:pPr>
+        <w:pStyle w:val="ListBullet"/>
+        <w:bidi/>
+        <w:spacing w:line="240" w:lineRule="auto"/>
+        <w:ind w:left="720"/>
+      </w:pPr>
+      <w:r>
+        <w:rPr>
+          <w:rtl/>
+          <w:cs/>
+          <w:lang w:val="ar_AE" w:bidi="ar_AE"/>
+        </w:rPr>
+      </w:r>
+      <w:r>
+        <w:rPr>
+          <w:rtl/>
+          <w:cs/>
+          <w:lang w:val="ar_AE" w:bidi="ar_AE"/>
+        </w:rPr>
+        <w:t>لوقا 1: 5</w:t>
+      </w:r>
+    </w:p>
+    <w:p>
+      <w:pPr>
+        <w:pStyle w:val="ListBullet"/>
+        <w:bidi/>
+        <w:spacing w:line="240" w:lineRule="auto"/>
+        <w:ind w:left="720"/>
+      </w:pPr>
+      <w:r>
+        <w:rPr>
+          <w:rtl/>
+          <w:cs/>
+          <w:lang w:val="ar_AE" w:bidi="ar_AE"/>
+        </w:rPr>
+      </w:r>
+      <w:r>
+        <w:rPr>
+          <w:rtl/>
+          <w:cs/>
+          <w:lang w:val="ar_AE" w:bidi="ar_AE"/>
+        </w:rPr>
+        <w:t>عدد 16: 45</w:t>
+      </w:r>
     </w:p>
     <w:p>
       <w:pPr>
@@ -3270,49 +3108,37 @@
           <w:lang w:val="ar_AE" w:bidi="ar_AE"/>
         </w:rPr>
       </w:r>
-      <w:hyperlink r:id="rId40">
-        <w:r>
-          <w:rPr>
-            <w:rtl/>
-            <w:cs/>
-            <w:lang w:val="ar_AE" w:bidi="ar_AE"/>
-          </w:rPr>
-          <w:rPr>
-            <w:color w:val="0000EE"/>
-            <w:u w:val="single"/>
-          </w:rPr>
-          <w:t>لوقا 8: 30–31</w:t>
-        </w:r>
-      </w:hyperlink>
-    </w:p>
-    <w:p>
-      <w:pPr>
-        <w:pStyle w:val="ListBullet"/>
-        <w:bidi/>
-        <w:spacing w:line="240" w:lineRule="auto"/>
-        <w:ind w:left="720"/>
-      </w:pPr>
-      <w:r>
-        <w:rPr>
-          <w:rtl/>
-          <w:cs/>
-          <w:lang w:val="ar_AE" w:bidi="ar_AE"/>
-        </w:rPr>
-      </w:r>
-      <w:hyperlink r:id="rId41">
-        <w:r>
-          <w:rPr>
-            <w:rtl/>
-            <w:cs/>
-            <w:lang w:val="ar_AE" w:bidi="ar_AE"/>
-          </w:rPr>
-          <w:rPr>
-            <w:color w:val="0000EE"/>
-            <w:u w:val="single"/>
-          </w:rPr>
-          <w:t>رومية 10: 7</w:t>
-        </w:r>
-      </w:hyperlink>
+      <w:r>
+        <w:rPr>
+          <w:rtl/>
+          <w:cs/>
+          <w:lang w:val="ar_AE" w:bidi="ar_AE"/>
+        </w:rPr>
+        <w:t>لوقا 8: 30–31</w:t>
+      </w:r>
+    </w:p>
+    <w:p>
+      <w:pPr>
+        <w:pStyle w:val="ListBullet"/>
+        <w:bidi/>
+        <w:spacing w:line="240" w:lineRule="auto"/>
+        <w:ind w:left="720"/>
+      </w:pPr>
+      <w:r>
+        <w:rPr>
+          <w:rtl/>
+          <w:cs/>
+          <w:lang w:val="ar_AE" w:bidi="ar_AE"/>
+        </w:rPr>
+      </w:r>
+      <w:r>
+        <w:rPr>
+          <w:rtl/>
+          <w:cs/>
+          <w:lang w:val="ar_AE" w:bidi="ar_AE"/>
+        </w:rPr>
+        <w:t>رومية 10: 7</w:t>
+      </w:r>
     </w:p>
     <w:p>
       <w:pPr>
@@ -3529,136 +3355,106 @@
           <w:lang w:val="ar_AE" w:bidi="ar_AE"/>
         </w:rPr>
       </w:r>
-      <w:hyperlink r:id="rId42">
-        <w:r>
-          <w:rPr>
-            <w:rtl/>
-            <w:cs/>
-            <w:lang w:val="ar_AE" w:bidi="ar_AE"/>
-          </w:rPr>
-          <w:rPr>
-            <w:color w:val="0000EE"/>
-            <w:u w:val="single"/>
-          </w:rPr>
-          <w:t>حزقيال 6:6</w:t>
-        </w:r>
-      </w:hyperlink>
-    </w:p>
-    <w:p>
-      <w:pPr>
-        <w:pStyle w:val="ListBullet"/>
-        <w:bidi/>
-        <w:spacing w:line="240" w:lineRule="auto"/>
-        <w:ind w:left="720"/>
-      </w:pPr>
-      <w:r>
-        <w:rPr>
-          <w:rtl/>
-          <w:cs/>
-          <w:lang w:val="ar_AE" w:bidi="ar_AE"/>
-        </w:rPr>
-      </w:r>
-      <w:hyperlink r:id="rId43">
-        <w:r>
-          <w:rPr>
-            <w:rtl/>
-            <w:cs/>
-            <w:lang w:val="ar_AE" w:bidi="ar_AE"/>
-          </w:rPr>
-          <w:rPr>
-            <w:color w:val="0000EE"/>
-            <w:u w:val="single"/>
-          </w:rPr>
-          <w:t>لاويين 26:39</w:t>
-        </w:r>
-      </w:hyperlink>
-    </w:p>
-    <w:p>
-      <w:pPr>
-        <w:pStyle w:val="ListBullet"/>
-        <w:bidi/>
-        <w:spacing w:line="240" w:lineRule="auto"/>
-        <w:ind w:left="720"/>
-      </w:pPr>
-      <w:r>
-        <w:rPr>
-          <w:rtl/>
-          <w:cs/>
-          <w:lang w:val="ar_AE" w:bidi="ar_AE"/>
-        </w:rPr>
-      </w:r>
-      <w:hyperlink r:id="rId44">
-        <w:r>
-          <w:rPr>
-            <w:rtl/>
-            <w:cs/>
-            <w:lang w:val="ar_AE" w:bidi="ar_AE"/>
-          </w:rPr>
-          <w:rPr>
-            <w:color w:val="0000EE"/>
-            <w:u w:val="single"/>
-          </w:rPr>
-          <w:t>متى 26:8</w:t>
-        </w:r>
-      </w:hyperlink>
-    </w:p>
-    <w:p>
-      <w:pPr>
-        <w:pStyle w:val="ListBullet"/>
-        <w:bidi/>
-        <w:spacing w:line="240" w:lineRule="auto"/>
-        <w:ind w:left="720"/>
-      </w:pPr>
-      <w:r>
-        <w:rPr>
-          <w:rtl/>
-          <w:cs/>
-          <w:lang w:val="ar_AE" w:bidi="ar_AE"/>
-        </w:rPr>
-      </w:r>
-      <w:hyperlink r:id="rId45">
-        <w:r>
-          <w:rPr>
-            <w:rtl/>
-            <w:cs/>
-            <w:lang w:val="ar_AE" w:bidi="ar_AE"/>
-          </w:rPr>
-          <w:rPr>
-            <w:color w:val="0000EE"/>
-            <w:u w:val="single"/>
-          </w:rPr>
-          <w:t>رؤيا 18:15–17</w:t>
-        </w:r>
-      </w:hyperlink>
-    </w:p>
-    <w:p>
-      <w:pPr>
-        <w:pStyle w:val="ListBullet"/>
-        <w:bidi/>
-        <w:spacing w:line="240" w:lineRule="auto"/>
-        <w:ind w:left="720"/>
-      </w:pPr>
-      <w:r>
-        <w:rPr>
-          <w:rtl/>
-          <w:cs/>
-          <w:lang w:val="ar_AE" w:bidi="ar_AE"/>
-        </w:rPr>
-      </w:r>
-      <w:hyperlink r:id="rId46">
-        <w:r>
-          <w:rPr>
-            <w:rtl/>
-            <w:cs/>
-            <w:lang w:val="ar_AE" w:bidi="ar_AE"/>
-          </w:rPr>
-          <w:rPr>
-            <w:color w:val="0000EE"/>
-            <w:u w:val="single"/>
-          </w:rPr>
-          <w:t>زكريا 7:13–14</w:t>
-        </w:r>
-      </w:hyperlink>
+      <w:r>
+        <w:rPr>
+          <w:rtl/>
+          <w:cs/>
+          <w:lang w:val="ar_AE" w:bidi="ar_AE"/>
+        </w:rPr>
+        <w:t>حزقيال 6:6</w:t>
+      </w:r>
+    </w:p>
+    <w:p>
+      <w:pPr>
+        <w:pStyle w:val="ListBullet"/>
+        <w:bidi/>
+        <w:spacing w:line="240" w:lineRule="auto"/>
+        <w:ind w:left="720"/>
+      </w:pPr>
+      <w:r>
+        <w:rPr>
+          <w:rtl/>
+          <w:cs/>
+          <w:lang w:val="ar_AE" w:bidi="ar_AE"/>
+        </w:rPr>
+      </w:r>
+      <w:r>
+        <w:rPr>
+          <w:rtl/>
+          <w:cs/>
+          <w:lang w:val="ar_AE" w:bidi="ar_AE"/>
+        </w:rPr>
+        <w:t>لاويين 26:39</w:t>
+      </w:r>
+    </w:p>
+    <w:p>
+      <w:pPr>
+        <w:pStyle w:val="ListBullet"/>
+        <w:bidi/>
+        <w:spacing w:line="240" w:lineRule="auto"/>
+        <w:ind w:left="720"/>
+      </w:pPr>
+      <w:r>
+        <w:rPr>
+          <w:rtl/>
+          <w:cs/>
+          <w:lang w:val="ar_AE" w:bidi="ar_AE"/>
+        </w:rPr>
+      </w:r>
+      <w:r>
+        <w:rPr>
+          <w:rtl/>
+          <w:cs/>
+          <w:lang w:val="ar_AE" w:bidi="ar_AE"/>
+        </w:rPr>
+        <w:t>متى 26:8</w:t>
+      </w:r>
+    </w:p>
+    <w:p>
+      <w:pPr>
+        <w:pStyle w:val="ListBullet"/>
+        <w:bidi/>
+        <w:spacing w:line="240" w:lineRule="auto"/>
+        <w:ind w:left="720"/>
+      </w:pPr>
+      <w:r>
+        <w:rPr>
+          <w:rtl/>
+          <w:cs/>
+          <w:lang w:val="ar_AE" w:bidi="ar_AE"/>
+        </w:rPr>
+      </w:r>
+      <w:r>
+        <w:rPr>
+          <w:rtl/>
+          <w:cs/>
+          <w:lang w:val="ar_AE" w:bidi="ar_AE"/>
+        </w:rPr>
+        <w:t>رؤيا 18:15–17</w:t>
+      </w:r>
+    </w:p>
+    <w:p>
+      <w:pPr>
+        <w:pStyle w:val="ListBullet"/>
+        <w:bidi/>
+        <w:spacing w:line="240" w:lineRule="auto"/>
+        <w:ind w:left="720"/>
+      </w:pPr>
+      <w:r>
+        <w:rPr>
+          <w:rtl/>
+          <w:cs/>
+          <w:lang w:val="ar_AE" w:bidi="ar_AE"/>
+        </w:rPr>
+      </w:r>
+      <w:r>
+        <w:rPr>
+          <w:rtl/>
+          <w:cs/>
+          <w:lang w:val="ar_AE" w:bidi="ar_AE"/>
+        </w:rPr>
+        <w:t>زكريا 7:13–14</w:t>
+      </w:r>
     </w:p>
     <w:p>
       <w:pPr>
@@ -3965,107 +3761,83 @@
           <w:lang w:val="ar_AE" w:bidi="ar_AE"/>
         </w:rPr>
       </w:r>
-      <w:hyperlink r:id="rId47">
-        <w:r>
-          <w:rPr>
-            <w:rtl/>
-            <w:cs/>
-            <w:lang w:val="ar_AE" w:bidi="ar_AE"/>
-          </w:rPr>
-          <w:rPr>
-            <w:color w:val="0000EE"/>
-            <w:u w:val="single"/>
-          </w:rPr>
-          <w:t>لوقا12 :37–38</w:t>
-        </w:r>
-      </w:hyperlink>
-    </w:p>
-    <w:p>
-      <w:pPr>
-        <w:pStyle w:val="ListBullet"/>
-        <w:bidi/>
-        <w:spacing w:line="240" w:lineRule="auto"/>
-        <w:ind w:left="720"/>
-      </w:pPr>
-      <w:r>
-        <w:rPr>
-          <w:rtl/>
-          <w:cs/>
-          <w:lang w:val="ar_AE" w:bidi="ar_AE"/>
-        </w:rPr>
-      </w:r>
-      <w:hyperlink r:id="rId48">
-        <w:r>
-          <w:rPr>
-            <w:rtl/>
-            <w:cs/>
-            <w:lang w:val="ar_AE" w:bidi="ar_AE"/>
-          </w:rPr>
-          <w:rPr>
-            <w:color w:val="0000EE"/>
-            <w:u w:val="single"/>
-          </w:rPr>
-          <w:t>مرقس6 :48–50</w:t>
-        </w:r>
-      </w:hyperlink>
-    </w:p>
-    <w:p>
-      <w:pPr>
-        <w:pStyle w:val="ListBullet"/>
-        <w:bidi/>
-        <w:spacing w:line="240" w:lineRule="auto"/>
-        <w:ind w:left="720"/>
-      </w:pPr>
-      <w:r>
-        <w:rPr>
-          <w:rtl/>
-          <w:cs/>
-          <w:lang w:val="ar_AE" w:bidi="ar_AE"/>
-        </w:rPr>
-      </w:r>
-      <w:hyperlink r:id="rId49">
-        <w:r>
-          <w:rPr>
-            <w:rtl/>
-            <w:cs/>
-            <w:lang w:val="ar_AE" w:bidi="ar_AE"/>
-          </w:rPr>
-          <w:rPr>
-            <w:color w:val="0000EE"/>
-            <w:u w:val="single"/>
-          </w:rPr>
-          <w:t>متى14 :25–27</w:t>
-        </w:r>
-      </w:hyperlink>
-    </w:p>
-    <w:p>
-      <w:pPr>
-        <w:pStyle w:val="ListBullet"/>
-        <w:bidi/>
-        <w:spacing w:line="240" w:lineRule="auto"/>
-        <w:ind w:left="720"/>
-      </w:pPr>
-      <w:r>
-        <w:rPr>
-          <w:rtl/>
-          <w:cs/>
-          <w:lang w:val="ar_AE" w:bidi="ar_AE"/>
-        </w:rPr>
-      </w:r>
-      <w:hyperlink r:id="rId50">
-        <w:r>
-          <w:rPr>
-            <w:rtl/>
-            <w:cs/>
-            <w:lang w:val="ar_AE" w:bidi="ar_AE"/>
-          </w:rPr>
-          <w:rPr>
-            <w:color w:val="0000EE"/>
-            <w:u w:val="single"/>
-          </w:rPr>
-          <w:t>مزمور90 :3–4</w:t>
-        </w:r>
-      </w:hyperlink>
+      <w:r>
+        <w:rPr>
+          <w:rtl/>
+          <w:cs/>
+          <w:lang w:val="ar_AE" w:bidi="ar_AE"/>
+        </w:rPr>
+        <w:t>لوقا12 :37–38</w:t>
+      </w:r>
+    </w:p>
+    <w:p>
+      <w:pPr>
+        <w:pStyle w:val="ListBullet"/>
+        <w:bidi/>
+        <w:spacing w:line="240" w:lineRule="auto"/>
+        <w:ind w:left="720"/>
+      </w:pPr>
+      <w:r>
+        <w:rPr>
+          <w:rtl/>
+          <w:cs/>
+          <w:lang w:val="ar_AE" w:bidi="ar_AE"/>
+        </w:rPr>
+      </w:r>
+      <w:r>
+        <w:rPr>
+          <w:rtl/>
+          <w:cs/>
+          <w:lang w:val="ar_AE" w:bidi="ar_AE"/>
+        </w:rPr>
+        <w:t>مرقس6 :48–50</w:t>
+      </w:r>
+    </w:p>
+    <w:p>
+      <w:pPr>
+        <w:pStyle w:val="ListBullet"/>
+        <w:bidi/>
+        <w:spacing w:line="240" w:lineRule="auto"/>
+        <w:ind w:left="720"/>
+      </w:pPr>
+      <w:r>
+        <w:rPr>
+          <w:rtl/>
+          <w:cs/>
+          <w:lang w:val="ar_AE" w:bidi="ar_AE"/>
+        </w:rPr>
+      </w:r>
+      <w:r>
+        <w:rPr>
+          <w:rtl/>
+          <w:cs/>
+          <w:lang w:val="ar_AE" w:bidi="ar_AE"/>
+        </w:rPr>
+        <w:t>متى14 :25–27</w:t>
+      </w:r>
+    </w:p>
+    <w:p>
+      <w:pPr>
+        <w:pStyle w:val="ListBullet"/>
+        <w:bidi/>
+        <w:spacing w:line="240" w:lineRule="auto"/>
+        <w:ind w:left="720"/>
+      </w:pPr>
+      <w:r>
+        <w:rPr>
+          <w:rtl/>
+          <w:cs/>
+          <w:lang w:val="ar_AE" w:bidi="ar_AE"/>
+        </w:rPr>
+      </w:r>
+      <w:r>
+        <w:rPr>
+          <w:rtl/>
+          <w:cs/>
+          <w:lang w:val="ar_AE" w:bidi="ar_AE"/>
+        </w:rPr>
+        <w:t>مزمور90 :3–4</w:t>
+      </w:r>
     </w:p>
     <w:p>
       <w:pPr>
@@ -4256,107 +4028,83 @@
           <w:lang w:val="ar_AE" w:bidi="ar_AE"/>
         </w:rPr>
       </w:r>
-      <w:hyperlink r:id="rId51">
-        <w:r>
-          <w:rPr>
-            <w:rtl/>
-            <w:cs/>
-            <w:lang w:val="ar_AE" w:bidi="ar_AE"/>
-          </w:rPr>
-          <w:rPr>
-            <w:color w:val="0000EE"/>
-            <w:u w:val="single"/>
-          </w:rPr>
-          <w:t>حزقيال 7: 5–7</w:t>
-        </w:r>
-      </w:hyperlink>
-    </w:p>
-    <w:p>
-      <w:pPr>
-        <w:pStyle w:val="ListBullet"/>
-        <w:bidi/>
-        <w:spacing w:line="240" w:lineRule="auto"/>
-        <w:ind w:left="720"/>
-      </w:pPr>
-      <w:r>
-        <w:rPr>
-          <w:rtl/>
-          <w:cs/>
-          <w:lang w:val="ar_AE" w:bidi="ar_AE"/>
-        </w:rPr>
-      </w:r>
-      <w:hyperlink r:id="rId52">
-        <w:r>
-          <w:rPr>
-            <w:rtl/>
-            <w:cs/>
-            <w:lang w:val="ar_AE" w:bidi="ar_AE"/>
-          </w:rPr>
-          <w:rPr>
-            <w:color w:val="0000EE"/>
-            <w:u w:val="single"/>
-          </w:rPr>
-          <w:t>حزقيال 30: 9</w:t>
-        </w:r>
-      </w:hyperlink>
-    </w:p>
-    <w:p>
-      <w:pPr>
-        <w:pStyle w:val="ListBullet"/>
-        <w:bidi/>
-        <w:spacing w:line="240" w:lineRule="auto"/>
-        <w:ind w:left="720"/>
-      </w:pPr>
-      <w:r>
-        <w:rPr>
-          <w:rtl/>
-          <w:cs/>
-          <w:lang w:val="ar_AE" w:bidi="ar_AE"/>
-        </w:rPr>
-      </w:r>
-      <w:hyperlink r:id="rId53">
-        <w:r>
-          <w:rPr>
-            <w:rtl/>
-            <w:cs/>
-            <w:lang w:val="ar_AE" w:bidi="ar_AE"/>
-          </w:rPr>
-          <w:rPr>
-            <w:color w:val="0000EE"/>
-            <w:u w:val="single"/>
-          </w:rPr>
-          <w:t>إشعياء 6: 5</w:t>
-        </w:r>
-      </w:hyperlink>
-    </w:p>
-    <w:p>
-      <w:pPr>
-        <w:pStyle w:val="ListBullet"/>
-        <w:bidi/>
-        <w:spacing w:line="240" w:lineRule="auto"/>
-        <w:ind w:left="720"/>
-      </w:pPr>
-      <w:r>
-        <w:rPr>
-          <w:rtl/>
-          <w:cs/>
-          <w:lang w:val="ar_AE" w:bidi="ar_AE"/>
-        </w:rPr>
-      </w:r>
-      <w:hyperlink r:id="rId54">
-        <w:r>
-          <w:rPr>
-            <w:rtl/>
-            <w:cs/>
-            <w:lang w:val="ar_AE" w:bidi="ar_AE"/>
-          </w:rPr>
-          <w:rPr>
-            <w:color w:val="0000EE"/>
-            <w:u w:val="single"/>
-          </w:rPr>
-          <w:t>مزامير 92: 6–7</w:t>
-        </w:r>
-      </w:hyperlink>
+      <w:r>
+        <w:rPr>
+          <w:rtl/>
+          <w:cs/>
+          <w:lang w:val="ar_AE" w:bidi="ar_AE"/>
+        </w:rPr>
+        <w:t>حزقيال 7: 5–7</w:t>
+      </w:r>
+    </w:p>
+    <w:p>
+      <w:pPr>
+        <w:pStyle w:val="ListBullet"/>
+        <w:bidi/>
+        <w:spacing w:line="240" w:lineRule="auto"/>
+        <w:ind w:left="720"/>
+      </w:pPr>
+      <w:r>
+        <w:rPr>
+          <w:rtl/>
+          <w:cs/>
+          <w:lang w:val="ar_AE" w:bidi="ar_AE"/>
+        </w:rPr>
+      </w:r>
+      <w:r>
+        <w:rPr>
+          <w:rtl/>
+          <w:cs/>
+          <w:lang w:val="ar_AE" w:bidi="ar_AE"/>
+        </w:rPr>
+        <w:t>حزقيال 30: 9</w:t>
+      </w:r>
+    </w:p>
+    <w:p>
+      <w:pPr>
+        <w:pStyle w:val="ListBullet"/>
+        <w:bidi/>
+        <w:spacing w:line="240" w:lineRule="auto"/>
+        <w:ind w:left="720"/>
+      </w:pPr>
+      <w:r>
+        <w:rPr>
+          <w:rtl/>
+          <w:cs/>
+          <w:lang w:val="ar_AE" w:bidi="ar_AE"/>
+        </w:rPr>
+      </w:r>
+      <w:r>
+        <w:rPr>
+          <w:rtl/>
+          <w:cs/>
+          <w:lang w:val="ar_AE" w:bidi="ar_AE"/>
+        </w:rPr>
+        <w:t>إشعياء 6: 5</w:t>
+      </w:r>
+    </w:p>
+    <w:p>
+      <w:pPr>
+        <w:pStyle w:val="ListBullet"/>
+        <w:bidi/>
+        <w:spacing w:line="240" w:lineRule="auto"/>
+        <w:ind w:left="720"/>
+      </w:pPr>
+      <w:r>
+        <w:rPr>
+          <w:rtl/>
+          <w:cs/>
+          <w:lang w:val="ar_AE" w:bidi="ar_AE"/>
+        </w:rPr>
+      </w:r>
+      <w:r>
+        <w:rPr>
+          <w:rtl/>
+          <w:cs/>
+          <w:lang w:val="ar_AE" w:bidi="ar_AE"/>
+        </w:rPr>
+        <w:t>مزامير 92: 6–7</w:t>
+      </w:r>
     </w:p>
     <w:p>
       <w:pPr>
@@ -4802,78 +4550,60 @@
           <w:lang w:val="ar_AE" w:bidi="ar_AE"/>
         </w:rPr>
       </w:r>
-      <w:hyperlink r:id="rId55">
-        <w:r>
-          <w:rPr>
-            <w:rtl/>
-            <w:cs/>
-            <w:lang w:val="ar_AE" w:bidi="ar_AE"/>
-          </w:rPr>
-          <w:rPr>
-            <w:color w:val="0000EE"/>
-            <w:u w:val="single"/>
-          </w:rPr>
-          <w:t>هوشع 1: 1–2</w:t>
-        </w:r>
-      </w:hyperlink>
-    </w:p>
-    <w:p>
-      <w:pPr>
-        <w:pStyle w:val="ListBullet"/>
-        <w:bidi/>
-        <w:spacing w:line="240" w:lineRule="auto"/>
-        <w:ind w:left="720"/>
-      </w:pPr>
-      <w:r>
-        <w:rPr>
-          <w:rtl/>
-          <w:cs/>
-          <w:lang w:val="ar_AE" w:bidi="ar_AE"/>
-        </w:rPr>
-      </w:r>
-      <w:hyperlink r:id="rId56">
-        <w:r>
-          <w:rPr>
-            <w:rtl/>
-            <w:cs/>
-            <w:lang w:val="ar_AE" w:bidi="ar_AE"/>
-          </w:rPr>
-          <w:rPr>
-            <w:color w:val="0000EE"/>
-            <w:u w:val="single"/>
-          </w:rPr>
-          <w:t>هوشع 1: 3–5</w:t>
-        </w:r>
-      </w:hyperlink>
-    </w:p>
-    <w:p>
-      <w:pPr>
-        <w:pStyle w:val="ListBullet"/>
-        <w:bidi/>
-        <w:spacing w:line="240" w:lineRule="auto"/>
-        <w:ind w:left="720"/>
-      </w:pPr>
-      <w:r>
-        <w:rPr>
-          <w:rtl/>
-          <w:cs/>
-          <w:lang w:val="ar_AE" w:bidi="ar_AE"/>
-        </w:rPr>
-      </w:r>
-      <w:hyperlink r:id="rId57">
-        <w:r>
-          <w:rPr>
-            <w:rtl/>
-            <w:cs/>
-            <w:lang w:val="ar_AE" w:bidi="ar_AE"/>
-          </w:rPr>
-          <w:rPr>
-            <w:color w:val="0000EE"/>
-            <w:u w:val="single"/>
-          </w:rPr>
-          <w:t>هوشع 1: 6–7</w:t>
-        </w:r>
-      </w:hyperlink>
+      <w:r>
+        <w:rPr>
+          <w:rtl/>
+          <w:cs/>
+          <w:lang w:val="ar_AE" w:bidi="ar_AE"/>
+        </w:rPr>
+        <w:t>هوشع 1: 1–2</w:t>
+      </w:r>
+    </w:p>
+    <w:p>
+      <w:pPr>
+        <w:pStyle w:val="ListBullet"/>
+        <w:bidi/>
+        <w:spacing w:line="240" w:lineRule="auto"/>
+        <w:ind w:left="720"/>
+      </w:pPr>
+      <w:r>
+        <w:rPr>
+          <w:rtl/>
+          <w:cs/>
+          <w:lang w:val="ar_AE" w:bidi="ar_AE"/>
+        </w:rPr>
+      </w:r>
+      <w:r>
+        <w:rPr>
+          <w:rtl/>
+          <w:cs/>
+          <w:lang w:val="ar_AE" w:bidi="ar_AE"/>
+        </w:rPr>
+        <w:t>هوشع 1: 3–5</w:t>
+      </w:r>
+    </w:p>
+    <w:p>
+      <w:pPr>
+        <w:pStyle w:val="ListBullet"/>
+        <w:bidi/>
+        <w:spacing w:line="240" w:lineRule="auto"/>
+        <w:ind w:left="720"/>
+      </w:pPr>
+      <w:r>
+        <w:rPr>
+          <w:rtl/>
+          <w:cs/>
+          <w:lang w:val="ar_AE" w:bidi="ar_AE"/>
+        </w:rPr>
+      </w:r>
+      <w:r>
+        <w:rPr>
+          <w:rtl/>
+          <w:cs/>
+          <w:lang w:val="ar_AE" w:bidi="ar_AE"/>
+        </w:rPr>
+        <w:t>هوشع 1: 6–7</w:t>
+      </w:r>
     </w:p>
     <w:p>
       <w:pPr>
@@ -5249,136 +4979,106 @@
           <w:lang w:val="ar_AE" w:bidi="ar_AE"/>
         </w:rPr>
       </w:r>
-      <w:hyperlink r:id="rId58">
-        <w:r>
-          <w:rPr>
-            <w:rtl/>
-            <w:cs/>
-            <w:lang w:val="ar_AE" w:bidi="ar_AE"/>
-          </w:rPr>
-          <w:rPr>
-            <w:color w:val="0000EE"/>
-            <w:u w:val="single"/>
-          </w:rPr>
-          <w:t>1 أخبار الأيام 27:20</w:t>
-        </w:r>
-      </w:hyperlink>
-    </w:p>
-    <w:p>
-      <w:pPr>
-        <w:pStyle w:val="ListBullet"/>
-        <w:bidi/>
-        <w:spacing w:line="240" w:lineRule="auto"/>
-        <w:ind w:left="720"/>
-      </w:pPr>
-      <w:r>
-        <w:rPr>
-          <w:rtl/>
-          <w:cs/>
-          <w:lang w:val="ar_AE" w:bidi="ar_AE"/>
-        </w:rPr>
-      </w:r>
-      <w:hyperlink r:id="rId59">
-        <w:r>
-          <w:rPr>
-            <w:rtl/>
-            <w:cs/>
-            <w:lang w:val="ar_AE" w:bidi="ar_AE"/>
-          </w:rPr>
-          <w:rPr>
-            <w:color w:val="0000EE"/>
-            <w:u w:val="single"/>
-          </w:rPr>
-          <w:t>2 ملوك 15:30</w:t>
-        </w:r>
-      </w:hyperlink>
-    </w:p>
-    <w:p>
-      <w:pPr>
-        <w:pStyle w:val="ListBullet"/>
-        <w:bidi/>
-        <w:spacing w:line="240" w:lineRule="auto"/>
-        <w:ind w:left="720"/>
-      </w:pPr>
-      <w:r>
-        <w:rPr>
-          <w:rtl/>
-          <w:cs/>
-          <w:lang w:val="ar_AE" w:bidi="ar_AE"/>
-        </w:rPr>
-      </w:r>
-      <w:hyperlink r:id="rId60">
-        <w:r>
-          <w:rPr>
-            <w:rtl/>
-            <w:cs/>
-            <w:lang w:val="ar_AE" w:bidi="ar_AE"/>
-          </w:rPr>
-          <w:rPr>
-            <w:color w:val="0000EE"/>
-            <w:u w:val="single"/>
-          </w:rPr>
-          <w:t>2 ملوك 17:3</w:t>
-        </w:r>
-      </w:hyperlink>
-    </w:p>
-    <w:p>
-      <w:pPr>
-        <w:pStyle w:val="ListBullet"/>
-        <w:bidi/>
-        <w:spacing w:line="240" w:lineRule="auto"/>
-        <w:ind w:left="720"/>
-      </w:pPr>
-      <w:r>
-        <w:rPr>
-          <w:rtl/>
-          <w:cs/>
-          <w:lang w:val="ar_AE" w:bidi="ar_AE"/>
-        </w:rPr>
-      </w:r>
-      <w:hyperlink r:id="rId61">
-        <w:r>
-          <w:rPr>
-            <w:rtl/>
-            <w:cs/>
-            <w:lang w:val="ar_AE" w:bidi="ar_AE"/>
-          </w:rPr>
-          <w:rPr>
-            <w:color w:val="0000EE"/>
-            <w:u w:val="single"/>
-          </w:rPr>
-          <w:t>2 ملوك 18:1</w:t>
-        </w:r>
-      </w:hyperlink>
-    </w:p>
-    <w:p>
-      <w:pPr>
-        <w:pStyle w:val="ListBullet"/>
-        <w:bidi/>
-        <w:spacing w:line="240" w:lineRule="auto"/>
-        <w:ind w:left="720"/>
-      </w:pPr>
-      <w:r>
-        <w:rPr>
-          <w:rtl/>
-          <w:cs/>
-          <w:lang w:val="ar_AE" w:bidi="ar_AE"/>
-        </w:rPr>
-      </w:r>
-      <w:hyperlink r:id="rId62">
-        <w:r>
-          <w:rPr>
-            <w:rtl/>
-            <w:cs/>
-            <w:lang w:val="ar_AE" w:bidi="ar_AE"/>
-          </w:rPr>
-          <w:rPr>
-            <w:color w:val="0000EE"/>
-            <w:u w:val="single"/>
-          </w:rPr>
-          <w:t>2 ملوك 18:9</w:t>
-        </w:r>
-      </w:hyperlink>
+      <w:r>
+        <w:rPr>
+          <w:rtl/>
+          <w:cs/>
+          <w:lang w:val="ar_AE" w:bidi="ar_AE"/>
+        </w:rPr>
+        <w:t>1 أخبار الأيام 27:20</w:t>
+      </w:r>
+    </w:p>
+    <w:p>
+      <w:pPr>
+        <w:pStyle w:val="ListBullet"/>
+        <w:bidi/>
+        <w:spacing w:line="240" w:lineRule="auto"/>
+        <w:ind w:left="720"/>
+      </w:pPr>
+      <w:r>
+        <w:rPr>
+          <w:rtl/>
+          <w:cs/>
+          <w:lang w:val="ar_AE" w:bidi="ar_AE"/>
+        </w:rPr>
+      </w:r>
+      <w:r>
+        <w:rPr>
+          <w:rtl/>
+          <w:cs/>
+          <w:lang w:val="ar_AE" w:bidi="ar_AE"/>
+        </w:rPr>
+        <w:t>2 ملوك 15:30</w:t>
+      </w:r>
+    </w:p>
+    <w:p>
+      <w:pPr>
+        <w:pStyle w:val="ListBullet"/>
+        <w:bidi/>
+        <w:spacing w:line="240" w:lineRule="auto"/>
+        <w:ind w:left="720"/>
+      </w:pPr>
+      <w:r>
+        <w:rPr>
+          <w:rtl/>
+          <w:cs/>
+          <w:lang w:val="ar_AE" w:bidi="ar_AE"/>
+        </w:rPr>
+      </w:r>
+      <w:r>
+        <w:rPr>
+          <w:rtl/>
+          <w:cs/>
+          <w:lang w:val="ar_AE" w:bidi="ar_AE"/>
+        </w:rPr>
+        <w:t>2 ملوك 17:3</w:t>
+      </w:r>
+    </w:p>
+    <w:p>
+      <w:pPr>
+        <w:pStyle w:val="ListBullet"/>
+        <w:bidi/>
+        <w:spacing w:line="240" w:lineRule="auto"/>
+        <w:ind w:left="720"/>
+      </w:pPr>
+      <w:r>
+        <w:rPr>
+          <w:rtl/>
+          <w:cs/>
+          <w:lang w:val="ar_AE" w:bidi="ar_AE"/>
+        </w:rPr>
+      </w:r>
+      <w:r>
+        <w:rPr>
+          <w:rtl/>
+          <w:cs/>
+          <w:lang w:val="ar_AE" w:bidi="ar_AE"/>
+        </w:rPr>
+        <w:t>2 ملوك 18:1</w:t>
+      </w:r>
+    </w:p>
+    <w:p>
+      <w:pPr>
+        <w:pStyle w:val="ListBullet"/>
+        <w:bidi/>
+        <w:spacing w:line="240" w:lineRule="auto"/>
+        <w:ind w:left="720"/>
+      </w:pPr>
+      <w:r>
+        <w:rPr>
+          <w:rtl/>
+          <w:cs/>
+          <w:lang w:val="ar_AE" w:bidi="ar_AE"/>
+        </w:rPr>
+      </w:r>
+      <w:r>
+        <w:rPr>
+          <w:rtl/>
+          <w:cs/>
+          <w:lang w:val="ar_AE" w:bidi="ar_AE"/>
+        </w:rPr>
+        <w:t>2 ملوك 18:9</w:t>
+      </w:r>
     </w:p>
     <w:p>
       <w:pPr>
@@ -5745,136 +5445,106 @@
           <w:lang w:val="ar_AE" w:bidi="ar_AE"/>
         </w:rPr>
       </w:r>
-      <w:hyperlink r:id="rId63">
-        <w:r>
-          <w:rPr>
-            <w:rtl/>
-            <w:cs/>
-            <w:lang w:val="ar_AE" w:bidi="ar_AE"/>
-          </w:rPr>
-          <w:rPr>
-            <w:color w:val="0000EE"/>
-            <w:u w:val="single"/>
-          </w:rPr>
-          <w:t>متى 2: 3</w:t>
-        </w:r>
-      </w:hyperlink>
-    </w:p>
-    <w:p>
-      <w:pPr>
-        <w:pStyle w:val="ListBullet"/>
-        <w:bidi/>
-        <w:spacing w:line="240" w:lineRule="auto"/>
-        <w:ind w:left="720"/>
-      </w:pPr>
-      <w:r>
-        <w:rPr>
-          <w:rtl/>
-          <w:cs/>
-          <w:lang w:val="ar_AE" w:bidi="ar_AE"/>
-        </w:rPr>
-      </w:r>
-      <w:hyperlink r:id="rId64">
-        <w:r>
-          <w:rPr>
-            <w:rtl/>
-            <w:cs/>
-            <w:lang w:val="ar_AE" w:bidi="ar_AE"/>
-          </w:rPr>
-          <w:rPr>
-            <w:color w:val="0000EE"/>
-            <w:u w:val="single"/>
-          </w:rPr>
-          <w:t>متى 2: 12</w:t>
-        </w:r>
-      </w:hyperlink>
-    </w:p>
-    <w:p>
-      <w:pPr>
-        <w:pStyle w:val="ListBullet"/>
-        <w:bidi/>
-        <w:spacing w:line="240" w:lineRule="auto"/>
-        <w:ind w:left="720"/>
-      </w:pPr>
-      <w:r>
-        <w:rPr>
-          <w:rtl/>
-          <w:cs/>
-          <w:lang w:val="ar_AE" w:bidi="ar_AE"/>
-        </w:rPr>
-      </w:r>
-      <w:hyperlink r:id="rId65">
-        <w:r>
-          <w:rPr>
-            <w:rtl/>
-            <w:cs/>
-            <w:lang w:val="ar_AE" w:bidi="ar_AE"/>
-          </w:rPr>
-          <w:rPr>
-            <w:color w:val="0000EE"/>
-            <w:u w:val="single"/>
-          </w:rPr>
-          <w:t>متى 2: 16</w:t>
-        </w:r>
-      </w:hyperlink>
-    </w:p>
-    <w:p>
-      <w:pPr>
-        <w:pStyle w:val="ListBullet"/>
-        <w:bidi/>
-        <w:spacing w:line="240" w:lineRule="auto"/>
-        <w:ind w:left="720"/>
-      </w:pPr>
-      <w:r>
-        <w:rPr>
-          <w:rtl/>
-          <w:cs/>
-          <w:lang w:val="ar_AE" w:bidi="ar_AE"/>
-        </w:rPr>
-      </w:r>
-      <w:hyperlink r:id="rId66">
-        <w:r>
-          <w:rPr>
-            <w:rtl/>
-            <w:cs/>
-            <w:lang w:val="ar_AE" w:bidi="ar_AE"/>
-          </w:rPr>
-          <w:rPr>
-            <w:color w:val="0000EE"/>
-            <w:u w:val="single"/>
-          </w:rPr>
-          <w:t>متى 2: 20</w:t>
-        </w:r>
-      </w:hyperlink>
-    </w:p>
-    <w:p>
-      <w:pPr>
-        <w:pStyle w:val="ListBullet"/>
-        <w:bidi/>
-        <w:spacing w:line="240" w:lineRule="auto"/>
-        <w:ind w:left="720"/>
-      </w:pPr>
-      <w:r>
-        <w:rPr>
-          <w:rtl/>
-          <w:cs/>
-          <w:lang w:val="ar_AE" w:bidi="ar_AE"/>
-        </w:rPr>
-      </w:r>
-      <w:hyperlink r:id="rId67">
-        <w:r>
-          <w:rPr>
-            <w:rtl/>
-            <w:cs/>
-            <w:lang w:val="ar_AE" w:bidi="ar_AE"/>
-          </w:rPr>
-          <w:rPr>
-            <w:color w:val="0000EE"/>
-            <w:u w:val="single"/>
-          </w:rPr>
-          <w:t>متى 2: 22</w:t>
-        </w:r>
-      </w:hyperlink>
+      <w:r>
+        <w:rPr>
+          <w:rtl/>
+          <w:cs/>
+          <w:lang w:val="ar_AE" w:bidi="ar_AE"/>
+        </w:rPr>
+        <w:t>متى 2: 3</w:t>
+      </w:r>
+    </w:p>
+    <w:p>
+      <w:pPr>
+        <w:pStyle w:val="ListBullet"/>
+        <w:bidi/>
+        <w:spacing w:line="240" w:lineRule="auto"/>
+        <w:ind w:left="720"/>
+      </w:pPr>
+      <w:r>
+        <w:rPr>
+          <w:rtl/>
+          <w:cs/>
+          <w:lang w:val="ar_AE" w:bidi="ar_AE"/>
+        </w:rPr>
+      </w:r>
+      <w:r>
+        <w:rPr>
+          <w:rtl/>
+          <w:cs/>
+          <w:lang w:val="ar_AE" w:bidi="ar_AE"/>
+        </w:rPr>
+        <w:t>متى 2: 12</w:t>
+      </w:r>
+    </w:p>
+    <w:p>
+      <w:pPr>
+        <w:pStyle w:val="ListBullet"/>
+        <w:bidi/>
+        <w:spacing w:line="240" w:lineRule="auto"/>
+        <w:ind w:left="720"/>
+      </w:pPr>
+      <w:r>
+        <w:rPr>
+          <w:rtl/>
+          <w:cs/>
+          <w:lang w:val="ar_AE" w:bidi="ar_AE"/>
+        </w:rPr>
+      </w:r>
+      <w:r>
+        <w:rPr>
+          <w:rtl/>
+          <w:cs/>
+          <w:lang w:val="ar_AE" w:bidi="ar_AE"/>
+        </w:rPr>
+        <w:t>متى 2: 16</w:t>
+      </w:r>
+    </w:p>
+    <w:p>
+      <w:pPr>
+        <w:pStyle w:val="ListBullet"/>
+        <w:bidi/>
+        <w:spacing w:line="240" w:lineRule="auto"/>
+        <w:ind w:left="720"/>
+      </w:pPr>
+      <w:r>
+        <w:rPr>
+          <w:rtl/>
+          <w:cs/>
+          <w:lang w:val="ar_AE" w:bidi="ar_AE"/>
+        </w:rPr>
+      </w:r>
+      <w:r>
+        <w:rPr>
+          <w:rtl/>
+          <w:cs/>
+          <w:lang w:val="ar_AE" w:bidi="ar_AE"/>
+        </w:rPr>
+        <w:t>متى 2: 20</w:t>
+      </w:r>
+    </w:p>
+    <w:p>
+      <w:pPr>
+        <w:pStyle w:val="ListBullet"/>
+        <w:bidi/>
+        <w:spacing w:line="240" w:lineRule="auto"/>
+        <w:ind w:left="720"/>
+      </w:pPr>
+      <w:r>
+        <w:rPr>
+          <w:rtl/>
+          <w:cs/>
+          <w:lang w:val="ar_AE" w:bidi="ar_AE"/>
+        </w:rPr>
+      </w:r>
+      <w:r>
+        <w:rPr>
+          <w:rtl/>
+          <w:cs/>
+          <w:lang w:val="ar_AE" w:bidi="ar_AE"/>
+        </w:rPr>
+        <w:t>متى 2: 22</w:t>
+      </w:r>
     </w:p>
     <w:p>
       <w:pPr>
@@ -6257,194 +5927,152 @@
           <w:lang w:val="ar_AE" w:bidi="ar_AE"/>
         </w:rPr>
       </w:r>
-      <w:hyperlink r:id="rId68">
-        <w:r>
-          <w:rPr>
-            <w:rtl/>
-            <w:cs/>
-            <w:lang w:val="ar_AE" w:bidi="ar_AE"/>
-          </w:rPr>
-          <w:rPr>
-            <w:color w:val="0000EE"/>
-            <w:u w:val="single"/>
-          </w:rPr>
-          <w:t>لوقا3 :1–2</w:t>
-        </w:r>
-      </w:hyperlink>
-    </w:p>
-    <w:p>
-      <w:pPr>
-        <w:pStyle w:val="ListBullet"/>
-        <w:bidi/>
-        <w:spacing w:line="240" w:lineRule="auto"/>
-        <w:ind w:left="720"/>
-      </w:pPr>
-      <w:r>
-        <w:rPr>
-          <w:rtl/>
-          <w:cs/>
-          <w:lang w:val="ar_AE" w:bidi="ar_AE"/>
-        </w:rPr>
-      </w:r>
-      <w:hyperlink r:id="rId69">
-        <w:r>
-          <w:rPr>
-            <w:rtl/>
-            <w:cs/>
-            <w:lang w:val="ar_AE" w:bidi="ar_AE"/>
-          </w:rPr>
-          <w:rPr>
-            <w:color w:val="0000EE"/>
-            <w:u w:val="single"/>
-          </w:rPr>
-          <w:t>لوقا3 :20</w:t>
-        </w:r>
-      </w:hyperlink>
-    </w:p>
-    <w:p>
-      <w:pPr>
-        <w:pStyle w:val="ListBullet"/>
-        <w:bidi/>
-        <w:spacing w:line="240" w:lineRule="auto"/>
-        <w:ind w:left="720"/>
-      </w:pPr>
-      <w:r>
-        <w:rPr>
-          <w:rtl/>
-          <w:cs/>
-          <w:lang w:val="ar_AE" w:bidi="ar_AE"/>
-        </w:rPr>
-      </w:r>
-      <w:hyperlink r:id="rId70">
-        <w:r>
-          <w:rPr>
-            <w:rtl/>
-            <w:cs/>
-            <w:lang w:val="ar_AE" w:bidi="ar_AE"/>
-          </w:rPr>
-          <w:rPr>
-            <w:color w:val="0000EE"/>
-            <w:u w:val="single"/>
-          </w:rPr>
-          <w:t>لوقا9 :9</w:t>
-        </w:r>
-      </w:hyperlink>
-    </w:p>
-    <w:p>
-      <w:pPr>
-        <w:pStyle w:val="ListBullet"/>
-        <w:bidi/>
-        <w:spacing w:line="240" w:lineRule="auto"/>
-        <w:ind w:left="720"/>
-      </w:pPr>
-      <w:r>
-        <w:rPr>
-          <w:rtl/>
-          <w:cs/>
-          <w:lang w:val="ar_AE" w:bidi="ar_AE"/>
-        </w:rPr>
-      </w:r>
-      <w:hyperlink r:id="rId71">
-        <w:r>
-          <w:rPr>
-            <w:rtl/>
-            <w:cs/>
-            <w:lang w:val="ar_AE" w:bidi="ar_AE"/>
-          </w:rPr>
-          <w:rPr>
-            <w:color w:val="0000EE"/>
-            <w:u w:val="single"/>
-          </w:rPr>
-          <w:t>لوقا13 :32</w:t>
-        </w:r>
-      </w:hyperlink>
-    </w:p>
-    <w:p>
-      <w:pPr>
-        <w:pStyle w:val="ListBullet"/>
-        <w:bidi/>
-        <w:spacing w:line="240" w:lineRule="auto"/>
-        <w:ind w:left="720"/>
-      </w:pPr>
-      <w:r>
-        <w:rPr>
-          <w:rtl/>
-          <w:cs/>
-          <w:lang w:val="ar_AE" w:bidi="ar_AE"/>
-        </w:rPr>
-      </w:r>
-      <w:hyperlink r:id="rId72">
-        <w:r>
-          <w:rPr>
-            <w:rtl/>
-            <w:cs/>
-            <w:lang w:val="ar_AE" w:bidi="ar_AE"/>
-          </w:rPr>
-          <w:rPr>
-            <w:color w:val="0000EE"/>
-            <w:u w:val="single"/>
-          </w:rPr>
-          <w:t>لوقا23 :9</w:t>
-        </w:r>
-      </w:hyperlink>
-    </w:p>
-    <w:p>
-      <w:pPr>
-        <w:pStyle w:val="ListBullet"/>
-        <w:bidi/>
-        <w:spacing w:line="240" w:lineRule="auto"/>
-        <w:ind w:left="720"/>
-      </w:pPr>
-      <w:r>
-        <w:rPr>
-          <w:rtl/>
-          <w:cs/>
-          <w:lang w:val="ar_AE" w:bidi="ar_AE"/>
-        </w:rPr>
-      </w:r>
-      <w:hyperlink r:id="rId73">
-        <w:r>
-          <w:rPr>
-            <w:rtl/>
-            <w:cs/>
-            <w:lang w:val="ar_AE" w:bidi="ar_AE"/>
-          </w:rPr>
-          <w:rPr>
-            <w:color w:val="0000EE"/>
-            <w:u w:val="single"/>
-          </w:rPr>
-          <w:t>مرقس6 :20</w:t>
-        </w:r>
-      </w:hyperlink>
-    </w:p>
-    <w:p>
-      <w:pPr>
-        <w:pStyle w:val="ListBullet"/>
-        <w:bidi/>
-        <w:spacing w:line="240" w:lineRule="auto"/>
-        <w:ind w:left="720"/>
-      </w:pPr>
-      <w:r>
-        <w:rPr>
-          <w:rtl/>
-          <w:cs/>
-          <w:lang w:val="ar_AE" w:bidi="ar_AE"/>
-        </w:rPr>
-      </w:r>
-      <w:hyperlink r:id="rId74">
-        <w:r>
-          <w:rPr>
-            <w:rtl/>
-            <w:cs/>
-            <w:lang w:val="ar_AE" w:bidi="ar_AE"/>
-          </w:rPr>
-          <w:rPr>
-            <w:color w:val="0000EE"/>
-            <w:u w:val="single"/>
-          </w:rPr>
-          <w:t>متى14 :2</w:t>
-        </w:r>
-      </w:hyperlink>
+      <w:r>
+        <w:rPr>
+          <w:rtl/>
+          <w:cs/>
+          <w:lang w:val="ar_AE" w:bidi="ar_AE"/>
+        </w:rPr>
+        <w:t>لوقا3 :1–2</w:t>
+      </w:r>
+    </w:p>
+    <w:p>
+      <w:pPr>
+        <w:pStyle w:val="ListBullet"/>
+        <w:bidi/>
+        <w:spacing w:line="240" w:lineRule="auto"/>
+        <w:ind w:left="720"/>
+      </w:pPr>
+      <w:r>
+        <w:rPr>
+          <w:rtl/>
+          <w:cs/>
+          <w:lang w:val="ar_AE" w:bidi="ar_AE"/>
+        </w:rPr>
+      </w:r>
+      <w:r>
+        <w:rPr>
+          <w:rtl/>
+          <w:cs/>
+          <w:lang w:val="ar_AE" w:bidi="ar_AE"/>
+        </w:rPr>
+        <w:t>لوقا3 :20</w:t>
+      </w:r>
+    </w:p>
+    <w:p>
+      <w:pPr>
+        <w:pStyle w:val="ListBullet"/>
+        <w:bidi/>
+        <w:spacing w:line="240" w:lineRule="auto"/>
+        <w:ind w:left="720"/>
+      </w:pPr>
+      <w:r>
+        <w:rPr>
+          <w:rtl/>
+          <w:cs/>
+          <w:lang w:val="ar_AE" w:bidi="ar_AE"/>
+        </w:rPr>
+      </w:r>
+      <w:r>
+        <w:rPr>
+          <w:rtl/>
+          <w:cs/>
+          <w:lang w:val="ar_AE" w:bidi="ar_AE"/>
+        </w:rPr>
+        <w:t>لوقا9 :9</w:t>
+      </w:r>
+    </w:p>
+    <w:p>
+      <w:pPr>
+        <w:pStyle w:val="ListBullet"/>
+        <w:bidi/>
+        <w:spacing w:line="240" w:lineRule="auto"/>
+        <w:ind w:left="720"/>
+      </w:pPr>
+      <w:r>
+        <w:rPr>
+          <w:rtl/>
+          <w:cs/>
+          <w:lang w:val="ar_AE" w:bidi="ar_AE"/>
+        </w:rPr>
+      </w:r>
+      <w:r>
+        <w:rPr>
+          <w:rtl/>
+          <w:cs/>
+          <w:lang w:val="ar_AE" w:bidi="ar_AE"/>
+        </w:rPr>
+        <w:t>لوقا13 :32</w:t>
+      </w:r>
+    </w:p>
+    <w:p>
+      <w:pPr>
+        <w:pStyle w:val="ListBullet"/>
+        <w:bidi/>
+        <w:spacing w:line="240" w:lineRule="auto"/>
+        <w:ind w:left="720"/>
+      </w:pPr>
+      <w:r>
+        <w:rPr>
+          <w:rtl/>
+          <w:cs/>
+          <w:lang w:val="ar_AE" w:bidi="ar_AE"/>
+        </w:rPr>
+      </w:r>
+      <w:r>
+        <w:rPr>
+          <w:rtl/>
+          <w:cs/>
+          <w:lang w:val="ar_AE" w:bidi="ar_AE"/>
+        </w:rPr>
+        <w:t>لوقا23 :9</w:t>
+      </w:r>
+    </w:p>
+    <w:p>
+      <w:pPr>
+        <w:pStyle w:val="ListBullet"/>
+        <w:bidi/>
+        <w:spacing w:line="240" w:lineRule="auto"/>
+        <w:ind w:left="720"/>
+      </w:pPr>
+      <w:r>
+        <w:rPr>
+          <w:rtl/>
+          <w:cs/>
+          <w:lang w:val="ar_AE" w:bidi="ar_AE"/>
+        </w:rPr>
+      </w:r>
+      <w:r>
+        <w:rPr>
+          <w:rtl/>
+          <w:cs/>
+          <w:lang w:val="ar_AE" w:bidi="ar_AE"/>
+        </w:rPr>
+        <w:t>مرقس6 :20</w:t>
+      </w:r>
+    </w:p>
+    <w:p>
+      <w:pPr>
+        <w:pStyle w:val="ListBullet"/>
+        <w:bidi/>
+        <w:spacing w:line="240" w:lineRule="auto"/>
+        <w:ind w:left="720"/>
+      </w:pPr>
+      <w:r>
+        <w:rPr>
+          <w:rtl/>
+          <w:cs/>
+          <w:lang w:val="ar_AE" w:bidi="ar_AE"/>
+        </w:rPr>
+      </w:r>
+      <w:r>
+        <w:rPr>
+          <w:rtl/>
+          <w:cs/>
+          <w:lang w:val="ar_AE" w:bidi="ar_AE"/>
+        </w:rPr>
+        <w:t>متى14 :2</w:t>
+      </w:r>
     </w:p>
     <w:p>
       <w:pPr>
@@ -6710,107 +6338,83 @@
           <w:lang w:val="ar_AE" w:bidi="ar_AE"/>
         </w:rPr>
       </w:r>
-      <w:hyperlink r:id="rId75">
-        <w:r>
-          <w:rPr>
-            <w:rtl/>
-            <w:cs/>
-            <w:lang w:val="ar_AE" w:bidi="ar_AE"/>
-          </w:rPr>
-          <w:rPr>
-            <w:color w:val="0000EE"/>
-            <w:u w:val="single"/>
-          </w:rPr>
-          <w:t>لوقا3 :19</w:t>
-        </w:r>
-      </w:hyperlink>
-    </w:p>
-    <w:p>
-      <w:pPr>
-        <w:pStyle w:val="ListBullet"/>
-        <w:bidi/>
-        <w:spacing w:line="240" w:lineRule="auto"/>
-        <w:ind w:left="720"/>
-      </w:pPr>
-      <w:r>
-        <w:rPr>
-          <w:rtl/>
-          <w:cs/>
-          <w:lang w:val="ar_AE" w:bidi="ar_AE"/>
-        </w:rPr>
-      </w:r>
-      <w:hyperlink r:id="rId76">
-        <w:r>
-          <w:rPr>
-            <w:rtl/>
-            <w:cs/>
-            <w:lang w:val="ar_AE" w:bidi="ar_AE"/>
-          </w:rPr>
-          <w:rPr>
-            <w:color w:val="0000EE"/>
-            <w:u w:val="single"/>
-          </w:rPr>
-          <w:t>مرقس6 :17</w:t>
-        </w:r>
-      </w:hyperlink>
-    </w:p>
-    <w:p>
-      <w:pPr>
-        <w:pStyle w:val="ListBullet"/>
-        <w:bidi/>
-        <w:spacing w:line="240" w:lineRule="auto"/>
-        <w:ind w:left="720"/>
-      </w:pPr>
-      <w:r>
-        <w:rPr>
-          <w:rtl/>
-          <w:cs/>
-          <w:lang w:val="ar_AE" w:bidi="ar_AE"/>
-        </w:rPr>
-      </w:r>
-      <w:hyperlink r:id="rId77">
-        <w:r>
-          <w:rPr>
-            <w:rtl/>
-            <w:cs/>
-            <w:lang w:val="ar_AE" w:bidi="ar_AE"/>
-          </w:rPr>
-          <w:rPr>
-            <w:color w:val="0000EE"/>
-            <w:u w:val="single"/>
-          </w:rPr>
-          <w:t>مرقس6 :22</w:t>
-        </w:r>
-      </w:hyperlink>
-    </w:p>
-    <w:p>
-      <w:pPr>
-        <w:pStyle w:val="ListBullet"/>
-        <w:bidi/>
-        <w:spacing w:line="240" w:lineRule="auto"/>
-        <w:ind w:left="720"/>
-      </w:pPr>
-      <w:r>
-        <w:rPr>
-          <w:rtl/>
-          <w:cs/>
-          <w:lang w:val="ar_AE" w:bidi="ar_AE"/>
-        </w:rPr>
-      </w:r>
-      <w:hyperlink r:id="rId78">
-        <w:r>
-          <w:rPr>
-            <w:rtl/>
-            <w:cs/>
-            <w:lang w:val="ar_AE" w:bidi="ar_AE"/>
-          </w:rPr>
-          <w:rPr>
-            <w:color w:val="0000EE"/>
-            <w:u w:val="single"/>
-          </w:rPr>
-          <w:t>متى14 :4</w:t>
-        </w:r>
-      </w:hyperlink>
+      <w:r>
+        <w:rPr>
+          <w:rtl/>
+          <w:cs/>
+          <w:lang w:val="ar_AE" w:bidi="ar_AE"/>
+        </w:rPr>
+        <w:t>لوقا3 :19</w:t>
+      </w:r>
+    </w:p>
+    <w:p>
+      <w:pPr>
+        <w:pStyle w:val="ListBullet"/>
+        <w:bidi/>
+        <w:spacing w:line="240" w:lineRule="auto"/>
+        <w:ind w:left="720"/>
+      </w:pPr>
+      <w:r>
+        <w:rPr>
+          <w:rtl/>
+          <w:cs/>
+          <w:lang w:val="ar_AE" w:bidi="ar_AE"/>
+        </w:rPr>
+      </w:r>
+      <w:r>
+        <w:rPr>
+          <w:rtl/>
+          <w:cs/>
+          <w:lang w:val="ar_AE" w:bidi="ar_AE"/>
+        </w:rPr>
+        <w:t>مرقس6 :17</w:t>
+      </w:r>
+    </w:p>
+    <w:p>
+      <w:pPr>
+        <w:pStyle w:val="ListBullet"/>
+        <w:bidi/>
+        <w:spacing w:line="240" w:lineRule="auto"/>
+        <w:ind w:left="720"/>
+      </w:pPr>
+      <w:r>
+        <w:rPr>
+          <w:rtl/>
+          <w:cs/>
+          <w:lang w:val="ar_AE" w:bidi="ar_AE"/>
+        </w:rPr>
+      </w:r>
+      <w:r>
+        <w:rPr>
+          <w:rtl/>
+          <w:cs/>
+          <w:lang w:val="ar_AE" w:bidi="ar_AE"/>
+        </w:rPr>
+        <w:t>مرقس6 :22</w:t>
+      </w:r>
+    </w:p>
+    <w:p>
+      <w:pPr>
+        <w:pStyle w:val="ListBullet"/>
+        <w:bidi/>
+        <w:spacing w:line="240" w:lineRule="auto"/>
+        <w:ind w:left="720"/>
+      </w:pPr>
+      <w:r>
+        <w:rPr>
+          <w:rtl/>
+          <w:cs/>
+          <w:lang w:val="ar_AE" w:bidi="ar_AE"/>
+        </w:rPr>
+      </w:r>
+      <w:r>
+        <w:rPr>
+          <w:rtl/>
+          <w:cs/>
+          <w:lang w:val="ar_AE" w:bidi="ar_AE"/>
+        </w:rPr>
+        <w:t>متى14 :4</w:t>
+      </w:r>
     </w:p>
     <w:p>
       <w:pPr>
@@ -7343,165 +6947,129 @@
           <w:lang w:val="ar_AE" w:bidi="ar_AE"/>
         </w:rPr>
       </w:r>
-      <w:hyperlink r:id="rId79">
-        <w:r>
-          <w:rPr>
-            <w:rtl/>
-            <w:cs/>
-            <w:lang w:val="ar_AE" w:bidi="ar_AE"/>
-          </w:rPr>
-          <w:rPr>
-            <w:color w:val="0000EE"/>
-            <w:u w:val="single"/>
-          </w:rPr>
-          <w:t>أعمال الرسل 3: 2</w:t>
-        </w:r>
-      </w:hyperlink>
-    </w:p>
-    <w:p>
-      <w:pPr>
-        <w:pStyle w:val="ListBullet"/>
-        <w:bidi/>
-        <w:spacing w:line="240" w:lineRule="auto"/>
-        <w:ind w:left="720"/>
-      </w:pPr>
-      <w:r>
-        <w:rPr>
-          <w:rtl/>
-          <w:cs/>
-          <w:lang w:val="ar_AE" w:bidi="ar_AE"/>
-        </w:rPr>
-      </w:r>
-      <w:hyperlink r:id="rId80">
-        <w:r>
-          <w:rPr>
-            <w:rtl/>
-            <w:cs/>
-            <w:lang w:val="ar_AE" w:bidi="ar_AE"/>
-          </w:rPr>
-          <w:rPr>
-            <w:color w:val="0000EE"/>
-            <w:u w:val="single"/>
-          </w:rPr>
-          <w:t>أعمال الرسل 3: 8</w:t>
-        </w:r>
-      </w:hyperlink>
-    </w:p>
-    <w:p>
-      <w:pPr>
-        <w:pStyle w:val="ListBullet"/>
-        <w:bidi/>
-        <w:spacing w:line="240" w:lineRule="auto"/>
-        <w:ind w:left="720"/>
-      </w:pPr>
-      <w:r>
-        <w:rPr>
-          <w:rtl/>
-          <w:cs/>
-          <w:lang w:val="ar_AE" w:bidi="ar_AE"/>
-        </w:rPr>
-      </w:r>
-      <w:hyperlink r:id="rId81">
-        <w:r>
-          <w:rPr>
-            <w:rtl/>
-            <w:cs/>
-            <w:lang w:val="ar_AE" w:bidi="ar_AE"/>
-          </w:rPr>
-          <w:rPr>
-            <w:color w:val="0000EE"/>
-            <w:u w:val="single"/>
-          </w:rPr>
-          <w:t>حزقيال 45: 18–20</w:t>
-        </w:r>
-      </w:hyperlink>
-    </w:p>
-    <w:p>
-      <w:pPr>
-        <w:pStyle w:val="ListBullet"/>
-        <w:bidi/>
-        <w:spacing w:line="240" w:lineRule="auto"/>
-        <w:ind w:left="720"/>
-      </w:pPr>
-      <w:r>
-        <w:rPr>
-          <w:rtl/>
-          <w:cs/>
-          <w:lang w:val="ar_AE" w:bidi="ar_AE"/>
-        </w:rPr>
-      </w:r>
-      <w:hyperlink r:id="rId82">
-        <w:r>
-          <w:rPr>
-            <w:rtl/>
-            <w:cs/>
-            <w:lang w:val="ar_AE" w:bidi="ar_AE"/>
-          </w:rPr>
-          <w:rPr>
-            <w:color w:val="0000EE"/>
-            <w:u w:val="single"/>
-          </w:rPr>
-          <w:t>لوقا 19: 46</w:t>
-        </w:r>
-      </w:hyperlink>
-    </w:p>
-    <w:p>
-      <w:pPr>
-        <w:pStyle w:val="ListBullet"/>
-        <w:bidi/>
-        <w:spacing w:line="240" w:lineRule="auto"/>
-        <w:ind w:left="720"/>
-      </w:pPr>
-      <w:r>
-        <w:rPr>
-          <w:rtl/>
-          <w:cs/>
-          <w:lang w:val="ar_AE" w:bidi="ar_AE"/>
-        </w:rPr>
-      </w:r>
-      <w:hyperlink r:id="rId83">
-        <w:r>
-          <w:rPr>
-            <w:rtl/>
-            <w:cs/>
-            <w:lang w:val="ar_AE" w:bidi="ar_AE"/>
-          </w:rPr>
-          <w:rPr>
-            <w:color w:val="0000EE"/>
-            <w:u w:val="single"/>
-          </w:rPr>
-          <w:t>نحميا 10: 28</w:t>
-        </w:r>
-      </w:hyperlink>
-    </w:p>
-    <w:p>
-      <w:pPr>
-        <w:pStyle w:val="ListBullet"/>
-        <w:bidi/>
-        <w:spacing w:line="240" w:lineRule="auto"/>
-        <w:ind w:left="720"/>
-      </w:pPr>
-      <w:r>
-        <w:rPr>
-          <w:rtl/>
-          <w:cs/>
-          <w:lang w:val="ar_AE" w:bidi="ar_AE"/>
-        </w:rPr>
-      </w:r>
-      <w:hyperlink r:id="rId84">
-        <w:r>
-          <w:rPr>
-            <w:rtl/>
-            <w:cs/>
-            <w:lang w:val="ar_AE" w:bidi="ar_AE"/>
-          </w:rPr>
-          <w:rPr>
-            <w:color w:val="0000EE"/>
-            <w:u w:val="single"/>
-          </w:rPr>
-          <w:t>مزمور 79: 1–3</w:t>
-        </w:r>
-      </w:hyperlink>
+      <w:r>
+        <w:rPr>
+          <w:rtl/>
+          <w:cs/>
+          <w:lang w:val="ar_AE" w:bidi="ar_AE"/>
+        </w:rPr>
+        <w:t>أعمال الرسل 3: 2</w:t>
+      </w:r>
+    </w:p>
+    <w:p>
+      <w:pPr>
+        <w:pStyle w:val="ListBullet"/>
+        <w:bidi/>
+        <w:spacing w:line="240" w:lineRule="auto"/>
+        <w:ind w:left="720"/>
+      </w:pPr>
+      <w:r>
+        <w:rPr>
+          <w:rtl/>
+          <w:cs/>
+          <w:lang w:val="ar_AE" w:bidi="ar_AE"/>
+        </w:rPr>
+      </w:r>
+      <w:r>
+        <w:rPr>
+          <w:rtl/>
+          <w:cs/>
+          <w:lang w:val="ar_AE" w:bidi="ar_AE"/>
+        </w:rPr>
+        <w:t>أعمال الرسل 3: 8</w:t>
+      </w:r>
+    </w:p>
+    <w:p>
+      <w:pPr>
+        <w:pStyle w:val="ListBullet"/>
+        <w:bidi/>
+        <w:spacing w:line="240" w:lineRule="auto"/>
+        <w:ind w:left="720"/>
+      </w:pPr>
+      <w:r>
+        <w:rPr>
+          <w:rtl/>
+          <w:cs/>
+          <w:lang w:val="ar_AE" w:bidi="ar_AE"/>
+        </w:rPr>
+      </w:r>
+      <w:r>
+        <w:rPr>
+          <w:rtl/>
+          <w:cs/>
+          <w:lang w:val="ar_AE" w:bidi="ar_AE"/>
+        </w:rPr>
+        <w:t>حزقيال 45: 18–20</w:t>
+      </w:r>
+    </w:p>
+    <w:p>
+      <w:pPr>
+        <w:pStyle w:val="ListBullet"/>
+        <w:bidi/>
+        <w:spacing w:line="240" w:lineRule="auto"/>
+        <w:ind w:left="720"/>
+      </w:pPr>
+      <w:r>
+        <w:rPr>
+          <w:rtl/>
+          <w:cs/>
+          <w:lang w:val="ar_AE" w:bidi="ar_AE"/>
+        </w:rPr>
+      </w:r>
+      <w:r>
+        <w:rPr>
+          <w:rtl/>
+          <w:cs/>
+          <w:lang w:val="ar_AE" w:bidi="ar_AE"/>
+        </w:rPr>
+        <w:t>لوقا 19: 46</w:t>
+      </w:r>
+    </w:p>
+    <w:p>
+      <w:pPr>
+        <w:pStyle w:val="ListBullet"/>
+        <w:bidi/>
+        <w:spacing w:line="240" w:lineRule="auto"/>
+        <w:ind w:left="720"/>
+      </w:pPr>
+      <w:r>
+        <w:rPr>
+          <w:rtl/>
+          <w:cs/>
+          <w:lang w:val="ar_AE" w:bidi="ar_AE"/>
+        </w:rPr>
+      </w:r>
+      <w:r>
+        <w:rPr>
+          <w:rtl/>
+          <w:cs/>
+          <w:lang w:val="ar_AE" w:bidi="ar_AE"/>
+        </w:rPr>
+        <w:t>نحميا 10: 28</w:t>
+      </w:r>
+    </w:p>
+    <w:p>
+      <w:pPr>
+        <w:pStyle w:val="ListBullet"/>
+        <w:bidi/>
+        <w:spacing w:line="240" w:lineRule="auto"/>
+        <w:ind w:left="720"/>
+      </w:pPr>
+      <w:r>
+        <w:rPr>
+          <w:rtl/>
+          <w:cs/>
+          <w:lang w:val="ar_AE" w:bidi="ar_AE"/>
+        </w:rPr>
+      </w:r>
+      <w:r>
+        <w:rPr>
+          <w:rtl/>
+          <w:cs/>
+          <w:lang w:val="ar_AE" w:bidi="ar_AE"/>
+        </w:rPr>
+        <w:t>مزمور 79: 1–3</w:t>
+      </w:r>
     </w:p>
     <w:p>
       <w:pPr>

--- a/arb/docx/021.content.docx
+++ b/arb/docx/021.content.docx
@@ -1858,6 +1858,495 @@
           <w:cs/>
           <w:lang w:val="ar_AE" w:bidi="ar_AE"/>
         </w:rPr>
+        <w:t xml:space="preserve">(انظر أيضًا: الموت، </w:t>
+      </w:r>
+      <w:r>
+        <w:rPr>
+          <w:rtl/>
+          <w:cs/>
+          <w:lang w:val="ar_AE" w:bidi="ar_AE"/>
+        </w:rPr>
+        <w:t>السماء</w:t>
+      </w:r>
+      <w:r>
+        <w:rPr>
+          <w:rtl/>
+          <w:cs/>
+          <w:lang w:val="ar_AE" w:bidi="ar_AE"/>
+        </w:rPr>
+        <w:t xml:space="preserve">، </w:t>
+      </w:r>
+      <w:r>
+        <w:rPr>
+          <w:rtl/>
+          <w:cs/>
+          <w:lang w:val="ar_AE" w:bidi="ar_AE"/>
+        </w:rPr>
+        <w:t>الجحيم</w:t>
+      </w:r>
+      <w:r>
+        <w:rPr>
+          <w:rtl/>
+          <w:cs/>
+          <w:lang w:val="ar_AE" w:bidi="ar_AE"/>
+        </w:rPr>
+        <w:t xml:space="preserve">، </w:t>
+      </w:r>
+      <w:r>
+        <w:rPr>
+          <w:rtl/>
+          <w:cs/>
+          <w:lang w:val="ar_AE" w:bidi="ar_AE"/>
+        </w:rPr>
+        <w:t>القبر</w:t>
+      </w:r>
+      <w:r>
+        <w:rPr>
+          <w:rtl/>
+          <w:cs/>
+          <w:lang w:val="ar_AE" w:bidi="ar_AE"/>
+        </w:rPr>
+        <w:t>)</w:t>
+      </w:r>
+    </w:p>
+    <w:p>
+      <w:pPr>
+        <w:pStyle w:val="Heading3"/>
+        <w:bidi/>
+      </w:pPr>
+      <w:r>
+        <w:rPr>
+          <w:rtl/>
+          <w:cs/>
+          <w:lang w:val="ar_AE" w:bidi="ar_AE"/>
+        </w:rPr>
+        <w:t>مراجع الكتاب المقدس:</w:t>
+      </w:r>
+    </w:p>
+    <w:p>
+      <w:pPr>
+        <w:pStyle w:val="ListBullet"/>
+        <w:bidi/>
+        <w:spacing w:line="240" w:lineRule="auto"/>
+        <w:ind w:left="720"/>
+      </w:pPr>
+      <w:r>
+        <w:rPr>
+          <w:rtl/>
+          <w:cs/>
+          <w:lang w:val="ar_AE" w:bidi="ar_AE"/>
+        </w:rPr>
+      </w:r>
+      <w:r>
+        <w:rPr>
+          <w:rtl/>
+          <w:cs/>
+          <w:lang w:val="ar_AE" w:bidi="ar_AE"/>
+        </w:rPr>
+        <w:t>أعمال الرسل 2: 31</w:t>
+      </w:r>
+    </w:p>
+    <w:p>
+      <w:pPr>
+        <w:pStyle w:val="ListBullet"/>
+        <w:bidi/>
+        <w:spacing w:line="240" w:lineRule="auto"/>
+        <w:ind w:left="720"/>
+      </w:pPr>
+      <w:r>
+        <w:rPr>
+          <w:rtl/>
+          <w:cs/>
+          <w:lang w:val="ar_AE" w:bidi="ar_AE"/>
+        </w:rPr>
+      </w:r>
+      <w:r>
+        <w:rPr>
+          <w:rtl/>
+          <w:cs/>
+          <w:lang w:val="ar_AE" w:bidi="ar_AE"/>
+        </w:rPr>
+        <w:t>تكوين 44: 29</w:t>
+      </w:r>
+    </w:p>
+    <w:p>
+      <w:pPr>
+        <w:pStyle w:val="ListBullet"/>
+        <w:bidi/>
+        <w:spacing w:line="240" w:lineRule="auto"/>
+        <w:ind w:left="720"/>
+      </w:pPr>
+      <w:r>
+        <w:rPr>
+          <w:rtl/>
+          <w:cs/>
+          <w:lang w:val="ar_AE" w:bidi="ar_AE"/>
+        </w:rPr>
+      </w:r>
+      <w:r>
+        <w:rPr>
+          <w:rtl/>
+          <w:cs/>
+          <w:lang w:val="ar_AE" w:bidi="ar_AE"/>
+        </w:rPr>
+        <w:t>يونان 2: 2</w:t>
+      </w:r>
+    </w:p>
+    <w:p>
+      <w:pPr>
+        <w:pStyle w:val="ListBullet"/>
+        <w:bidi/>
+        <w:spacing w:line="240" w:lineRule="auto"/>
+        <w:ind w:left="720"/>
+      </w:pPr>
+      <w:r>
+        <w:rPr>
+          <w:rtl/>
+          <w:cs/>
+          <w:lang w:val="ar_AE" w:bidi="ar_AE"/>
+        </w:rPr>
+      </w:r>
+      <w:r>
+        <w:rPr>
+          <w:rtl/>
+          <w:cs/>
+          <w:lang w:val="ar_AE" w:bidi="ar_AE"/>
+        </w:rPr>
+        <w:t>لوقا 10: 15</w:t>
+      </w:r>
+    </w:p>
+    <w:p>
+      <w:pPr>
+        <w:pStyle w:val="ListBullet"/>
+        <w:bidi/>
+        <w:spacing w:line="240" w:lineRule="auto"/>
+        <w:ind w:left="720"/>
+      </w:pPr>
+      <w:r>
+        <w:rPr>
+          <w:rtl/>
+          <w:cs/>
+          <w:lang w:val="ar_AE" w:bidi="ar_AE"/>
+        </w:rPr>
+      </w:r>
+      <w:r>
+        <w:rPr>
+          <w:rtl/>
+          <w:cs/>
+          <w:lang w:val="ar_AE" w:bidi="ar_AE"/>
+        </w:rPr>
+        <w:t>لوقا 16: 23</w:t>
+      </w:r>
+    </w:p>
+    <w:p>
+      <w:pPr>
+        <w:pStyle w:val="ListBullet"/>
+        <w:bidi/>
+        <w:spacing w:line="240" w:lineRule="auto"/>
+        <w:ind w:left="720"/>
+      </w:pPr>
+      <w:r>
+        <w:rPr>
+          <w:rtl/>
+          <w:cs/>
+          <w:lang w:val="ar_AE" w:bidi="ar_AE"/>
+        </w:rPr>
+      </w:r>
+      <w:r>
+        <w:rPr>
+          <w:rtl/>
+          <w:cs/>
+          <w:lang w:val="ar_AE" w:bidi="ar_AE"/>
+        </w:rPr>
+        <w:t>متى 11: 23</w:t>
+      </w:r>
+    </w:p>
+    <w:p>
+      <w:pPr>
+        <w:pStyle w:val="ListBullet"/>
+        <w:bidi/>
+        <w:spacing w:line="240" w:lineRule="auto"/>
+        <w:ind w:left="720"/>
+      </w:pPr>
+      <w:r>
+        <w:rPr>
+          <w:rtl/>
+          <w:cs/>
+          <w:lang w:val="ar_AE" w:bidi="ar_AE"/>
+        </w:rPr>
+      </w:r>
+      <w:r>
+        <w:rPr>
+          <w:rtl/>
+          <w:cs/>
+          <w:lang w:val="ar_AE" w:bidi="ar_AE"/>
+        </w:rPr>
+        <w:t>متى 16: 18</w:t>
+      </w:r>
+    </w:p>
+    <w:p>
+      <w:pPr>
+        <w:pStyle w:val="ListBullet"/>
+        <w:bidi/>
+        <w:spacing w:line="240" w:lineRule="auto"/>
+        <w:ind w:left="720"/>
+      </w:pPr>
+      <w:r>
+        <w:rPr>
+          <w:rtl/>
+          <w:cs/>
+          <w:lang w:val="ar_AE" w:bidi="ar_AE"/>
+        </w:rPr>
+      </w:r>
+      <w:r>
+        <w:rPr>
+          <w:rtl/>
+          <w:cs/>
+          <w:lang w:val="ar_AE" w:bidi="ar_AE"/>
+        </w:rPr>
+        <w:t>رؤيا 1: 18</w:t>
+      </w:r>
+    </w:p>
+    <w:p>
+      <w:pPr>
+        <w:pStyle w:val="Heading3"/>
+        <w:bidi/>
+      </w:pPr>
+      <w:r>
+        <w:rPr>
+          <w:rtl/>
+          <w:cs/>
+          <w:lang w:val="ar_AE" w:bidi="ar_AE"/>
+        </w:rPr>
+        <w:t>بيانات الكلمة:</w:t>
+      </w:r>
+    </w:p>
+    <w:p>
+      <w:pPr>
+        <w:pStyle w:val="ListBullet"/>
+        <w:bidi/>
+        <w:spacing w:line="240" w:lineRule="auto"/>
+        <w:ind w:left="720"/>
+      </w:pPr>
+      <w:r>
+        <w:rPr>
+          <w:rtl/>
+          <w:cs/>
+          <w:lang w:val="ar_AE" w:bidi="ar_AE"/>
+        </w:rPr>
+      </w:r>
+      <w:r>
+        <w:rPr>
+          <w:rtl/>
+          <w:cs/>
+          <w:lang w:val="ar_AE" w:bidi="ar_AE"/>
+        </w:rPr>
+        <w:t>سترونج: H7585، G00860</w:t>
+      </w:r>
+      <w:r>
+        <w:rPr>
+          <w:rtl/>
+          <w:cs/>
+          <w:lang w:val="ar_AE" w:bidi="ar_AE"/>
+        </w:rPr>
+      </w:r>
+      <w:r>
+        <w:rPr>
+          <w:rtl/>
+          <w:cs/>
+          <w:lang w:val="ar_AE" w:bidi="ar_AE"/>
+        </w:rPr>
+      </w:r>
+    </w:p>
+    <w:p>
+      <w:pPr>
+        <w:bidi/>
+      </w:pPr>
+      <w:r>
+        <w:rPr>
+          <w:rtl/>
+          <w:cs/>
+          <w:lang w:val="ar_AE" w:bidi="ar_AE"/>
+        </w:rPr>
+      </w:r>
+    </w:p>
+    <w:p>
+      <w:pPr>
+        <w:pStyle w:val="Heading2"/>
+        <w:bidi/>
+      </w:pPr>
+      <w:r>
+        <w:rPr>
+          <w:rtl/>
+          <w:cs/>
+          <w:lang w:val="ar_AE" w:bidi="ar_AE"/>
+        </w:rPr>
+        <w:t>هارون</w:t>
+      </w:r>
+      <w:r>
+        <w:rPr>
+          <w:rtl/>
+          <w:cs/>
+          <w:lang w:val="ar_AE" w:bidi="ar_AE"/>
+        </w:rPr>
+      </w:r>
+    </w:p>
+    <w:p>
+      <w:pPr>
+        <w:pStyle w:val="Heading3"/>
+        <w:bidi/>
+      </w:pPr>
+      <w:r>
+        <w:rPr>
+          <w:rtl/>
+          <w:cs/>
+          <w:lang w:val="ar_AE" w:bidi="ar_AE"/>
+        </w:rPr>
+        <w:t>حقائق:</w:t>
+      </w:r>
+    </w:p>
+    <w:p>
+      <w:pPr>
+        <w:bidi/>
+      </w:pPr>
+      <w:r>
+        <w:rPr>
+          <w:rtl/>
+          <w:cs/>
+          <w:lang w:val="ar_AE" w:bidi="ar_AE"/>
+        </w:rPr>
+      </w:r>
+      <w:r>
+        <w:rPr>
+          <w:rtl/>
+          <w:cs/>
+          <w:lang w:val="ar_AE" w:bidi="ar_AE"/>
+        </w:rPr>
+        <w:t>كان هارون الأخ الأكبر لموسى. وقد اختار الله هارون ليكون أول رئيس كهنة لشعب إسرائيل.</w:t>
+      </w:r>
+    </w:p>
+    <w:p>
+      <w:pPr>
+        <w:pStyle w:val="ListBullet"/>
+        <w:bidi/>
+        <w:spacing w:line="240" w:lineRule="auto"/>
+        <w:ind w:left="720"/>
+      </w:pPr>
+      <w:r>
+        <w:rPr>
+          <w:rtl/>
+          <w:cs/>
+          <w:lang w:val="ar_AE" w:bidi="ar_AE"/>
+        </w:rPr>
+      </w:r>
+      <w:r>
+        <w:rPr>
+          <w:rtl/>
+          <w:cs/>
+          <w:lang w:val="ar_AE" w:bidi="ar_AE"/>
+        </w:rPr>
+        <w:t>ساعد هارون موسى في التحدث إلى فرعون بشأن إطلاق شعب إسرائيل.</w:t>
+      </w:r>
+    </w:p>
+    <w:p>
+      <w:pPr>
+        <w:pStyle w:val="ListBullet"/>
+        <w:bidi/>
+        <w:spacing w:line="240" w:lineRule="auto"/>
+        <w:ind w:left="720"/>
+      </w:pPr>
+      <w:r>
+        <w:rPr>
+          <w:rtl/>
+          <w:cs/>
+          <w:lang w:val="ar_AE" w:bidi="ar_AE"/>
+        </w:rPr>
+      </w:r>
+      <w:r>
+        <w:rPr>
+          <w:rtl/>
+          <w:cs/>
+          <w:lang w:val="ar_AE" w:bidi="ar_AE"/>
+        </w:rPr>
+        <w:t>أثناء ارتحال شعب إسرائيل في البرية، أخطأ هارون بصنع صنم لكي يعبده الشعب.</w:t>
+      </w:r>
+    </w:p>
+    <w:p>
+      <w:pPr>
+        <w:pStyle w:val="ListBullet"/>
+        <w:bidi/>
+        <w:spacing w:line="240" w:lineRule="auto"/>
+        <w:ind w:left="720"/>
+      </w:pPr>
+      <w:r>
+        <w:rPr>
+          <w:rtl/>
+          <w:cs/>
+          <w:lang w:val="ar_AE" w:bidi="ar_AE"/>
+        </w:rPr>
+      </w:r>
+      <w:r>
+        <w:rPr>
+          <w:rtl/>
+          <w:cs/>
+          <w:lang w:val="ar_AE" w:bidi="ar_AE"/>
+        </w:rPr>
+        <w:t xml:space="preserve">عيَّن الله أيضًا هارون ونسله ليكونوا كهنة </w:t>
+      </w:r>
+      <w:r>
+        <w:rPr>
+          <w:rtl/>
+          <w:cs/>
+          <w:lang w:val="ar_AE" w:bidi="ar_AE"/>
+        </w:rPr>
+        <w:t>(كاهن)</w:t>
+      </w:r>
+      <w:r>
+        <w:rPr>
+          <w:rtl/>
+          <w:cs/>
+          <w:lang w:val="ar_AE" w:bidi="ar_AE"/>
+        </w:rPr>
+        <w:t xml:space="preserve"> لشعب إسرائيل.</w:t>
+      </w:r>
+    </w:p>
+    <w:p>
+      <w:pPr>
+        <w:bidi/>
+      </w:pPr>
+      <w:r>
+        <w:rPr>
+          <w:rtl/>
+          <w:cs/>
+          <w:lang w:val="ar_AE" w:bidi="ar_AE"/>
+        </w:rPr>
+      </w:r>
+      <w:r>
+        <w:rPr>
+          <w:rtl/>
+          <w:cs/>
+          <w:lang w:val="ar_AE" w:bidi="ar_AE"/>
+        </w:rPr>
+        <w:t>(اقتراحات الترجمة: كيف تترجم الأسماء)</w:t>
+      </w:r>
+    </w:p>
+    <w:p>
+      <w:pPr>
+        <w:bidi/>
+      </w:pPr>
+      <w:r>
+        <w:rPr>
+          <w:rtl/>
+          <w:cs/>
+          <w:lang w:val="ar_AE" w:bidi="ar_AE"/>
+        </w:rPr>
+      </w:r>
+      <w:r>
+        <w:rPr>
+          <w:rtl/>
+          <w:cs/>
+          <w:lang w:val="ar_AE" w:bidi="ar_AE"/>
+        </w:rPr>
         <w:t xml:space="preserve">(انظر أيضًا: </w:t>
       </w:r>
       <w:r>
@@ -1866,7 +2355,7 @@
           <w:cs/>
           <w:lang w:val="ar_AE" w:bidi="ar_AE"/>
         </w:rPr>
-        <w:t>الموت</w:t>
+        <w:t>كاهن</w:t>
       </w:r>
       <w:r>
         <w:rPr>
@@ -1882,7 +2371,7 @@
           <w:cs/>
           <w:lang w:val="ar_AE" w:bidi="ar_AE"/>
         </w:rPr>
-        <w:t>السماء</w:t>
+        <w:t>موسى</w:t>
       </w:r>
       <w:r>
         <w:rPr>
@@ -1898,6 +2387,656 @@
           <w:cs/>
           <w:lang w:val="ar_AE" w:bidi="ar_AE"/>
         </w:rPr>
+        <w:t>إسرائيل</w:t>
+      </w:r>
+      <w:r>
+        <w:rPr>
+          <w:rtl/>
+          <w:cs/>
+          <w:lang w:val="ar_AE" w:bidi="ar_AE"/>
+        </w:rPr>
+        <w:t>)</w:t>
+      </w:r>
+    </w:p>
+    <w:p>
+      <w:pPr>
+        <w:pStyle w:val="Heading3"/>
+        <w:bidi/>
+      </w:pPr>
+      <w:r>
+        <w:rPr>
+          <w:rtl/>
+          <w:cs/>
+          <w:lang w:val="ar_AE" w:bidi="ar_AE"/>
+        </w:rPr>
+        <w:t>مراجع الكتاب المقدس:</w:t>
+      </w:r>
+    </w:p>
+    <w:p>
+      <w:pPr>
+        <w:pStyle w:val="ListBullet"/>
+        <w:bidi/>
+        <w:spacing w:line="240" w:lineRule="auto"/>
+        <w:ind w:left="720"/>
+      </w:pPr>
+      <w:r>
+        <w:rPr>
+          <w:rtl/>
+          <w:cs/>
+          <w:lang w:val="ar_AE" w:bidi="ar_AE"/>
+        </w:rPr>
+      </w:r>
+      <w:r>
+        <w:rPr>
+          <w:rtl/>
+          <w:cs/>
+          <w:lang w:val="ar_AE" w:bidi="ar_AE"/>
+        </w:rPr>
+        <w:t>1 أخبار الأيام 23: 14</w:t>
+      </w:r>
+    </w:p>
+    <w:p>
+      <w:pPr>
+        <w:pStyle w:val="ListBullet"/>
+        <w:bidi/>
+        <w:spacing w:line="240" w:lineRule="auto"/>
+        <w:ind w:left="720"/>
+      </w:pPr>
+      <w:r>
+        <w:rPr>
+          <w:rtl/>
+          <w:cs/>
+          <w:lang w:val="ar_AE" w:bidi="ar_AE"/>
+        </w:rPr>
+      </w:r>
+      <w:r>
+        <w:rPr>
+          <w:rtl/>
+          <w:cs/>
+          <w:lang w:val="ar_AE" w:bidi="ar_AE"/>
+        </w:rPr>
+        <w:t xml:space="preserve">أعمال الرسل 7: 38–40 </w:t>
+      </w:r>
+    </w:p>
+    <w:p>
+      <w:pPr>
+        <w:pStyle w:val="ListBullet"/>
+        <w:bidi/>
+        <w:spacing w:line="240" w:lineRule="auto"/>
+        <w:ind w:left="720"/>
+      </w:pPr>
+      <w:r>
+        <w:rPr>
+          <w:rtl/>
+          <w:cs/>
+          <w:lang w:val="ar_AE" w:bidi="ar_AE"/>
+        </w:rPr>
+      </w:r>
+      <w:r>
+        <w:rPr>
+          <w:rtl/>
+          <w:cs/>
+          <w:lang w:val="ar_AE" w:bidi="ar_AE"/>
+        </w:rPr>
+        <w:t>خروج 28: 1–3</w:t>
+      </w:r>
+    </w:p>
+    <w:p>
+      <w:pPr>
+        <w:pStyle w:val="ListBullet"/>
+        <w:bidi/>
+        <w:spacing w:line="240" w:lineRule="auto"/>
+        <w:ind w:left="720"/>
+      </w:pPr>
+      <w:r>
+        <w:rPr>
+          <w:rtl/>
+          <w:cs/>
+          <w:lang w:val="ar_AE" w:bidi="ar_AE"/>
+        </w:rPr>
+      </w:r>
+      <w:r>
+        <w:rPr>
+          <w:rtl/>
+          <w:cs/>
+          <w:lang w:val="ar_AE" w:bidi="ar_AE"/>
+        </w:rPr>
+        <w:t>لوقا 1: 5</w:t>
+      </w:r>
+    </w:p>
+    <w:p>
+      <w:pPr>
+        <w:pStyle w:val="ListBullet"/>
+        <w:bidi/>
+        <w:spacing w:line="240" w:lineRule="auto"/>
+        <w:ind w:left="720"/>
+      </w:pPr>
+      <w:r>
+        <w:rPr>
+          <w:rtl/>
+          <w:cs/>
+          <w:lang w:val="ar_AE" w:bidi="ar_AE"/>
+        </w:rPr>
+      </w:r>
+      <w:r>
+        <w:rPr>
+          <w:rtl/>
+          <w:cs/>
+          <w:lang w:val="ar_AE" w:bidi="ar_AE"/>
+        </w:rPr>
+        <w:t>عدد 16: 45</w:t>
+      </w:r>
+    </w:p>
+    <w:p>
+      <w:pPr>
+        <w:pStyle w:val="Heading3"/>
+        <w:bidi/>
+      </w:pPr>
+      <w:r>
+        <w:rPr>
+          <w:rtl/>
+          <w:cs/>
+          <w:lang w:val="ar_AE" w:bidi="ar_AE"/>
+        </w:rPr>
+        <w:t>أمثلة من قصص الكتاب المقدس:</w:t>
+      </w:r>
+    </w:p>
+    <w:p>
+      <w:pPr>
+        <w:pStyle w:val="ListBullet"/>
+        <w:bidi/>
+        <w:spacing w:line="240" w:lineRule="auto"/>
+        <w:ind w:left="720"/>
+      </w:pPr>
+      <w:r>
+        <w:rPr>
+          <w:rtl/>
+          <w:cs/>
+          <w:lang w:val="ar_AE" w:bidi="ar_AE"/>
+        </w:rPr>
+      </w:r>
+      <w:r>
+        <w:rPr>
+          <w:b/>
+          <w:rtl/>
+          <w:cs/>
+          <w:lang w:val="ar_AE" w:bidi="ar_AE"/>
+        </w:rPr>
+        <w:t>9: 15</w:t>
+      </w:r>
+      <w:r>
+        <w:rPr>
+          <w:rtl/>
+          <w:cs/>
+          <w:lang w:val="ar_AE" w:bidi="ar_AE"/>
+        </w:rPr>
+        <w:t xml:space="preserve"> حذر الله موسى و</w:t>
+      </w:r>
+      <w:r>
+        <w:rPr>
+          <w:b/>
+          <w:rtl/>
+          <w:cs/>
+          <w:lang w:val="ar_AE" w:bidi="ar_AE"/>
+        </w:rPr>
+        <w:t>هارون</w:t>
+      </w:r>
+      <w:r>
+        <w:rPr>
+          <w:rtl/>
+          <w:cs/>
+          <w:lang w:val="ar_AE" w:bidi="ar_AE"/>
+        </w:rPr>
+        <w:t xml:space="preserve"> من أن فرعون سيكون عنيدًا.</w:t>
+      </w:r>
+    </w:p>
+    <w:p>
+      <w:pPr>
+        <w:pStyle w:val="ListBullet"/>
+        <w:bidi/>
+        <w:spacing w:line="240" w:lineRule="auto"/>
+        <w:ind w:left="720"/>
+      </w:pPr>
+      <w:r>
+        <w:rPr>
+          <w:rtl/>
+          <w:cs/>
+          <w:lang w:val="ar_AE" w:bidi="ar_AE"/>
+        </w:rPr>
+      </w:r>
+      <w:r>
+        <w:rPr>
+          <w:b/>
+          <w:rtl/>
+          <w:cs/>
+          <w:lang w:val="ar_AE" w:bidi="ar_AE"/>
+        </w:rPr>
+        <w:t>10: 5</w:t>
+      </w:r>
+      <w:r>
+        <w:rPr>
+          <w:rtl/>
+          <w:cs/>
+          <w:lang w:val="ar_AE" w:bidi="ar_AE"/>
+        </w:rPr>
+        <w:t xml:space="preserve"> دعا فرعون موسى و</w:t>
+      </w:r>
+      <w:r>
+        <w:rPr>
+          <w:b/>
+          <w:rtl/>
+          <w:cs/>
+          <w:lang w:val="ar_AE" w:bidi="ar_AE"/>
+        </w:rPr>
+        <w:t>هارون</w:t>
+      </w:r>
+      <w:r>
+        <w:rPr>
+          <w:rtl/>
+          <w:cs/>
+          <w:lang w:val="ar_AE" w:bidi="ar_AE"/>
+        </w:rPr>
+        <w:t xml:space="preserve"> وأخبرهم أنه إذا أوقفوا الضربة، فحينئذ يمكن لشعب إسرائيل مغادرة مصر.</w:t>
+      </w:r>
+    </w:p>
+    <w:p>
+      <w:pPr>
+        <w:pStyle w:val="ListBullet"/>
+        <w:bidi/>
+        <w:spacing w:line="240" w:lineRule="auto"/>
+        <w:ind w:left="720"/>
+      </w:pPr>
+      <w:r>
+        <w:rPr>
+          <w:rtl/>
+          <w:cs/>
+          <w:lang w:val="ar_AE" w:bidi="ar_AE"/>
+        </w:rPr>
+      </w:r>
+      <w:r>
+        <w:rPr>
+          <w:b/>
+          <w:rtl/>
+          <w:cs/>
+          <w:lang w:val="ar_AE" w:bidi="ar_AE"/>
+        </w:rPr>
+        <w:t>13: 9</w:t>
+      </w:r>
+      <w:r>
+        <w:rPr>
+          <w:rtl/>
+          <w:cs/>
+          <w:lang w:val="ar_AE" w:bidi="ar_AE"/>
+        </w:rPr>
+        <w:t xml:space="preserve"> اختار الله </w:t>
+      </w:r>
+      <w:r>
+        <w:rPr>
+          <w:b/>
+          <w:rtl/>
+          <w:cs/>
+          <w:lang w:val="ar_AE" w:bidi="ar_AE"/>
+        </w:rPr>
+        <w:t xml:space="preserve">هارون </w:t>
+      </w:r>
+      <w:r>
+        <w:rPr>
+          <w:rtl/>
+          <w:cs/>
+          <w:lang w:val="ar_AE" w:bidi="ar_AE"/>
+        </w:rPr>
+        <w:t>أخي موسى، وكذلك نسل هارون ليكونوا كهنته.</w:t>
+      </w:r>
+    </w:p>
+    <w:p>
+      <w:pPr>
+        <w:pStyle w:val="ListBullet"/>
+        <w:bidi/>
+        <w:spacing w:line="240" w:lineRule="auto"/>
+        <w:ind w:left="720"/>
+      </w:pPr>
+      <w:r>
+        <w:rPr>
+          <w:rtl/>
+          <w:cs/>
+          <w:lang w:val="ar_AE" w:bidi="ar_AE"/>
+        </w:rPr>
+      </w:r>
+      <w:r>
+        <w:rPr>
+          <w:b/>
+          <w:rtl/>
+          <w:cs/>
+          <w:lang w:val="ar_AE" w:bidi="ar_AE"/>
+        </w:rPr>
+        <w:t>13: 11</w:t>
+      </w:r>
+      <w:r>
+        <w:rPr>
+          <w:rtl/>
+          <w:cs/>
+          <w:lang w:val="ar_AE" w:bidi="ar_AE"/>
+        </w:rPr>
+        <w:t xml:space="preserve"> فأحضروا (بني إسرائيل) الذهب إلى </w:t>
+      </w:r>
+      <w:r>
+        <w:rPr>
+          <w:b/>
+          <w:rtl/>
+          <w:cs/>
+          <w:lang w:val="ar_AE" w:bidi="ar_AE"/>
+        </w:rPr>
+        <w:t>هارون</w:t>
+      </w:r>
+      <w:r>
+        <w:rPr>
+          <w:rtl/>
+          <w:cs/>
+          <w:lang w:val="ar_AE" w:bidi="ar_AE"/>
+        </w:rPr>
+        <w:t xml:space="preserve"> وطلبوا منه أن يصنع لهم صنمًا!</w:t>
+      </w:r>
+    </w:p>
+    <w:p>
+      <w:pPr>
+        <w:pStyle w:val="ListBullet"/>
+        <w:bidi/>
+        <w:spacing w:line="240" w:lineRule="auto"/>
+        <w:ind w:left="720"/>
+      </w:pPr>
+      <w:r>
+        <w:rPr>
+          <w:rtl/>
+          <w:cs/>
+          <w:lang w:val="ar_AE" w:bidi="ar_AE"/>
+        </w:rPr>
+      </w:r>
+      <w:r>
+        <w:rPr>
+          <w:b/>
+          <w:rtl/>
+          <w:cs/>
+          <w:lang w:val="ar_AE" w:bidi="ar_AE"/>
+        </w:rPr>
+        <w:t>14: 7</w:t>
+      </w:r>
+      <w:r>
+        <w:rPr>
+          <w:rtl/>
+          <w:cs/>
+          <w:lang w:val="ar_AE" w:bidi="ar_AE"/>
+        </w:rPr>
+        <w:t xml:space="preserve"> غضب (شعب إسرائيل) من موسى و</w:t>
+      </w:r>
+      <w:r>
+        <w:rPr>
+          <w:b/>
+          <w:rtl/>
+          <w:cs/>
+          <w:lang w:val="ar_AE" w:bidi="ar_AE"/>
+        </w:rPr>
+        <w:t>هارون</w:t>
+      </w:r>
+      <w:r>
+        <w:rPr>
+          <w:rtl/>
+          <w:cs/>
+          <w:lang w:val="ar_AE" w:bidi="ar_AE"/>
+        </w:rPr>
+        <w:t xml:space="preserve"> وقالوا، "آه، لماذا أتيتم بنا إلى هذا المكان القفر؟"</w:t>
+      </w:r>
+    </w:p>
+    <w:p>
+      <w:pPr>
+        <w:pStyle w:val="Heading3"/>
+        <w:bidi/>
+      </w:pPr>
+      <w:r>
+        <w:rPr>
+          <w:rtl/>
+          <w:cs/>
+          <w:lang w:val="ar_AE" w:bidi="ar_AE"/>
+        </w:rPr>
+        <w:t>بيانات الكلمة:</w:t>
+      </w:r>
+    </w:p>
+    <w:p>
+      <w:pPr>
+        <w:pStyle w:val="ListBullet"/>
+        <w:bidi/>
+        <w:spacing w:line="240" w:lineRule="auto"/>
+        <w:ind w:left="720"/>
+      </w:pPr>
+      <w:r>
+        <w:rPr>
+          <w:rtl/>
+          <w:cs/>
+          <w:lang w:val="ar_AE" w:bidi="ar_AE"/>
+        </w:rPr>
+      </w:r>
+      <w:r>
+        <w:rPr>
+          <w:rtl/>
+          <w:cs/>
+          <w:lang w:val="ar_AE" w:bidi="ar_AE"/>
+        </w:rPr>
+        <w:t>سترونغ: H0175، G00020</w:t>
+      </w:r>
+      <w:r>
+        <w:rPr>
+          <w:rtl/>
+          <w:cs/>
+          <w:lang w:val="ar_AE" w:bidi="ar_AE"/>
+        </w:rPr>
+      </w:r>
+      <w:r>
+        <w:rPr>
+          <w:rtl/>
+          <w:cs/>
+          <w:lang w:val="ar_AE" w:bidi="ar_AE"/>
+        </w:rPr>
+      </w:r>
+    </w:p>
+    <w:p>
+      <w:pPr>
+        <w:bidi/>
+      </w:pPr>
+      <w:r>
+        <w:rPr>
+          <w:rtl/>
+          <w:cs/>
+          <w:lang w:val="ar_AE" w:bidi="ar_AE"/>
+        </w:rPr>
+      </w:r>
+    </w:p>
+    <w:p>
+      <w:pPr>
+        <w:pStyle w:val="Heading2"/>
+        <w:bidi/>
+      </w:pPr>
+      <w:r>
+        <w:rPr>
+          <w:rtl/>
+          <w:cs/>
+          <w:lang w:val="ar_AE" w:bidi="ar_AE"/>
+        </w:rPr>
+        <w:t>هاوية</w:t>
+      </w:r>
+      <w:r>
+        <w:rPr>
+          <w:rtl/>
+          <w:cs/>
+          <w:lang w:val="ar_AE" w:bidi="ar_AE"/>
+        </w:rPr>
+      </w:r>
+    </w:p>
+    <w:p>
+      <w:pPr>
+        <w:pStyle w:val="Heading3"/>
+        <w:bidi/>
+      </w:pPr>
+      <w:r>
+        <w:rPr>
+          <w:rtl/>
+          <w:cs/>
+          <w:lang w:val="ar_AE" w:bidi="ar_AE"/>
+        </w:rPr>
+        <w:t>التعريف:</w:t>
+      </w:r>
+    </w:p>
+    <w:p>
+      <w:pPr>
+        <w:bidi/>
+      </w:pPr>
+      <w:r>
+        <w:rPr>
+          <w:rtl/>
+          <w:cs/>
+          <w:lang w:val="ar_AE" w:bidi="ar_AE"/>
+        </w:rPr>
+      </w:r>
+      <w:r>
+        <w:rPr>
+          <w:rtl/>
+          <w:cs/>
+          <w:lang w:val="ar_AE" w:bidi="ar_AE"/>
+        </w:rPr>
+        <w:t>يشير مصطلح ”الهاوية“ إلى حفرة أو هوة عميقة وكبيرة جدًا لا قعر لها.</w:t>
+      </w:r>
+    </w:p>
+    <w:p>
+      <w:pPr>
+        <w:pStyle w:val="ListBullet"/>
+        <w:bidi/>
+        <w:spacing w:line="240" w:lineRule="auto"/>
+        <w:ind w:left="720"/>
+      </w:pPr>
+      <w:r>
+        <w:rPr>
+          <w:rtl/>
+          <w:cs/>
+          <w:lang w:val="ar_AE" w:bidi="ar_AE"/>
+        </w:rPr>
+      </w:r>
+      <w:r>
+        <w:rPr>
+          <w:rtl/>
+          <w:cs/>
+          <w:lang w:val="ar_AE" w:bidi="ar_AE"/>
+        </w:rPr>
+        <w:t>في الكتاب المقدس، "الهاوية" هي مكان العقاب.</w:t>
+      </w:r>
+    </w:p>
+    <w:p>
+      <w:pPr>
+        <w:pStyle w:val="ListBullet"/>
+        <w:bidi/>
+        <w:spacing w:line="240" w:lineRule="auto"/>
+        <w:ind w:left="720"/>
+      </w:pPr>
+      <w:r>
+        <w:rPr>
+          <w:rtl/>
+          <w:cs/>
+          <w:lang w:val="ar_AE" w:bidi="ar_AE"/>
+        </w:rPr>
+      </w:r>
+      <w:r>
+        <w:rPr>
+          <w:rtl/>
+          <w:cs/>
+          <w:lang w:val="ar_AE" w:bidi="ar_AE"/>
+        </w:rPr>
+        <w:t>على سبيل المثال، عندما أمر يسوع الأرواح الشريرة أن تخرج من الرجل، توسلوا إليه ألا يرسلهم إلى الهاوية.</w:t>
+      </w:r>
+    </w:p>
+    <w:p>
+      <w:pPr>
+        <w:pStyle w:val="ListBullet"/>
+        <w:bidi/>
+        <w:spacing w:line="240" w:lineRule="auto"/>
+        <w:ind w:left="720"/>
+      </w:pPr>
+      <w:r>
+        <w:rPr>
+          <w:rtl/>
+          <w:cs/>
+          <w:lang w:val="ar_AE" w:bidi="ar_AE"/>
+        </w:rPr>
+      </w:r>
+      <w:r>
+        <w:rPr>
+          <w:rtl/>
+          <w:cs/>
+          <w:lang w:val="ar_AE" w:bidi="ar_AE"/>
+        </w:rPr>
+        <w:t>يمكن ترجمة كلمة ”هاوية“ أيضًا إلى ”بئر لا قعر له“ أو ”حُفرة عميقة“.</w:t>
+      </w:r>
+    </w:p>
+    <w:p>
+      <w:pPr>
+        <w:pStyle w:val="ListBullet"/>
+        <w:bidi/>
+        <w:spacing w:line="240" w:lineRule="auto"/>
+        <w:ind w:left="720"/>
+      </w:pPr>
+      <w:r>
+        <w:rPr>
+          <w:rtl/>
+          <w:cs/>
+          <w:lang w:val="ar_AE" w:bidi="ar_AE"/>
+        </w:rPr>
+      </w:r>
+      <w:r>
+        <w:rPr>
+          <w:rtl/>
+          <w:cs/>
+          <w:lang w:val="ar_AE" w:bidi="ar_AE"/>
+        </w:rPr>
+        <w:t>يجب أن يُترجم هذا المصطلح بشكل مختلف عن ”جهنّم“ أو ”شيول“ أو ”الجحيم“.</w:t>
+      </w:r>
+    </w:p>
+    <w:p>
+      <w:pPr>
+        <w:bidi/>
+      </w:pPr>
+      <w:r>
+        <w:rPr>
+          <w:rtl/>
+          <w:cs/>
+          <w:lang w:val="ar_AE" w:bidi="ar_AE"/>
+        </w:rPr>
+      </w:r>
+      <w:r>
+        <w:rPr>
+          <w:rtl/>
+          <w:cs/>
+          <w:lang w:val="ar_AE" w:bidi="ar_AE"/>
+        </w:rPr>
+        <w:t xml:space="preserve">(انظر أيضًا: </w:t>
+      </w:r>
+      <w:r>
+        <w:rPr>
+          <w:rtl/>
+          <w:cs/>
+          <w:lang w:val="ar_AE" w:bidi="ar_AE"/>
+        </w:rPr>
+        <w:t>الهاوية</w:t>
+      </w:r>
+      <w:r>
+        <w:rPr>
+          <w:rtl/>
+          <w:cs/>
+          <w:lang w:val="ar_AE" w:bidi="ar_AE"/>
+        </w:rPr>
+        <w:t xml:space="preserve">, </w:t>
+      </w:r>
+      <w:r>
+        <w:rPr>
+          <w:rtl/>
+          <w:cs/>
+          <w:lang w:val="ar_AE" w:bidi="ar_AE"/>
+        </w:rPr>
         <w:t>الجحيم</w:t>
       </w:r>
       <w:r>
@@ -1906,6 +3045,1813 @@
           <w:cs/>
           <w:lang w:val="ar_AE" w:bidi="ar_AE"/>
         </w:rPr>
+        <w:t xml:space="preserve">, </w:t>
+      </w:r>
+      <w:r>
+        <w:rPr>
+          <w:rtl/>
+          <w:cs/>
+          <w:lang w:val="ar_AE" w:bidi="ar_AE"/>
+        </w:rPr>
+        <w:t>العقاب</w:t>
+      </w:r>
+      <w:r>
+        <w:rPr>
+          <w:rtl/>
+          <w:cs/>
+          <w:lang w:val="ar_AE" w:bidi="ar_AE"/>
+        </w:rPr>
+        <w:t>)</w:t>
+      </w:r>
+    </w:p>
+    <w:p>
+      <w:pPr>
+        <w:pStyle w:val="Heading3"/>
+        <w:bidi/>
+      </w:pPr>
+      <w:r>
+        <w:rPr>
+          <w:rtl/>
+          <w:cs/>
+          <w:lang w:val="ar_AE" w:bidi="ar_AE"/>
+        </w:rPr>
+        <w:t>مراجع الكتاب المقدس:</w:t>
+      </w:r>
+    </w:p>
+    <w:p>
+      <w:pPr>
+        <w:pStyle w:val="ListBullet"/>
+        <w:bidi/>
+        <w:spacing w:line="240" w:lineRule="auto"/>
+        <w:ind w:left="720"/>
+      </w:pPr>
+      <w:r>
+        <w:rPr>
+          <w:rtl/>
+          <w:cs/>
+          <w:lang w:val="ar_AE" w:bidi="ar_AE"/>
+        </w:rPr>
+      </w:r>
+      <w:r>
+        <w:rPr>
+          <w:rtl/>
+          <w:cs/>
+          <w:lang w:val="ar_AE" w:bidi="ar_AE"/>
+        </w:rPr>
+        <w:t>لوقا 8: 30–31</w:t>
+      </w:r>
+    </w:p>
+    <w:p>
+      <w:pPr>
+        <w:pStyle w:val="ListBullet"/>
+        <w:bidi/>
+        <w:spacing w:line="240" w:lineRule="auto"/>
+        <w:ind w:left="720"/>
+      </w:pPr>
+      <w:r>
+        <w:rPr>
+          <w:rtl/>
+          <w:cs/>
+          <w:lang w:val="ar_AE" w:bidi="ar_AE"/>
+        </w:rPr>
+      </w:r>
+      <w:r>
+        <w:rPr>
+          <w:rtl/>
+          <w:cs/>
+          <w:lang w:val="ar_AE" w:bidi="ar_AE"/>
+        </w:rPr>
+        <w:t>رومية 10: 7</w:t>
+      </w:r>
+    </w:p>
+    <w:p>
+      <w:pPr>
+        <w:pStyle w:val="Heading3"/>
+        <w:bidi/>
+      </w:pPr>
+      <w:r>
+        <w:rPr>
+          <w:rtl/>
+          <w:cs/>
+          <w:lang w:val="ar_AE" w:bidi="ar_AE"/>
+        </w:rPr>
+        <w:t>بيانات الكلمة:</w:t>
+      </w:r>
+    </w:p>
+    <w:p>
+      <w:pPr>
+        <w:pStyle w:val="ListBullet"/>
+        <w:bidi/>
+        <w:spacing w:line="240" w:lineRule="auto"/>
+        <w:ind w:left="720"/>
+      </w:pPr>
+      <w:r>
+        <w:rPr>
+          <w:rtl/>
+          <w:cs/>
+          <w:lang w:val="ar_AE" w:bidi="ar_AE"/>
+        </w:rPr>
+      </w:r>
+      <w:r>
+        <w:rPr>
+          <w:rtl/>
+          <w:cs/>
+          <w:lang w:val="ar_AE" w:bidi="ar_AE"/>
+        </w:rPr>
+        <w:t>قاموس سترونج: G00120, G54210</w:t>
+      </w:r>
+      <w:r>
+        <w:rPr>
+          <w:rtl/>
+          <w:cs/>
+          <w:lang w:val="ar_AE" w:bidi="ar_AE"/>
+        </w:rPr>
+      </w:r>
+      <w:r>
+        <w:rPr>
+          <w:rtl/>
+          <w:cs/>
+          <w:lang w:val="ar_AE" w:bidi="ar_AE"/>
+        </w:rPr>
+      </w:r>
+    </w:p>
+    <w:p>
+      <w:pPr>
+        <w:bidi/>
+      </w:pPr>
+      <w:r>
+        <w:rPr>
+          <w:rtl/>
+          <w:cs/>
+          <w:lang w:val="ar_AE" w:bidi="ar_AE"/>
+        </w:rPr>
+      </w:r>
+    </w:p>
+    <w:p>
+      <w:pPr>
+        <w:pStyle w:val="Heading2"/>
+        <w:bidi/>
+      </w:pPr>
+      <w:r>
+        <w:rPr>
+          <w:rtl/>
+          <w:cs/>
+          <w:lang w:val="ar_AE" w:bidi="ar_AE"/>
+        </w:rPr>
+        <w:t>هدر</w:t>
+      </w:r>
+      <w:r>
+        <w:rPr>
+          <w:rtl/>
+          <w:cs/>
+          <w:lang w:val="ar_AE" w:bidi="ar_AE"/>
+        </w:rPr>
+      </w:r>
+    </w:p>
+    <w:p>
+      <w:pPr>
+        <w:pStyle w:val="Heading3"/>
+        <w:bidi/>
+      </w:pPr>
+      <w:r>
+        <w:rPr>
+          <w:rtl/>
+          <w:cs/>
+          <w:lang w:val="ar_AE" w:bidi="ar_AE"/>
+        </w:rPr>
+        <w:t>التعريف:</w:t>
+      </w:r>
+    </w:p>
+    <w:p>
+      <w:pPr>
+        <w:bidi/>
+      </w:pPr>
+      <w:r>
+        <w:rPr>
+          <w:rtl/>
+          <w:cs/>
+          <w:lang w:val="ar_AE" w:bidi="ar_AE"/>
+        </w:rPr>
+      </w:r>
+      <w:r>
+        <w:rPr>
+          <w:rtl/>
+          <w:cs/>
+          <w:lang w:val="ar_AE" w:bidi="ar_AE"/>
+        </w:rPr>
+        <w:t>هدر شيء ما يعني التخلص منه بلا مبالاة أو استهلاكه دون حكمة. الشيء المُشار إليه أنه "قفر" أو "هدر" يشير إلى أرض أو مدينة دُمرت بحيث لم يعد فيها أي شيء حي.</w:t>
+      </w:r>
+    </w:p>
+    <w:p>
+      <w:pPr>
+        <w:pStyle w:val="ListBullet"/>
+        <w:bidi/>
+        <w:spacing w:line="240" w:lineRule="auto"/>
+        <w:ind w:left="720"/>
+      </w:pPr>
+      <w:r>
+        <w:rPr>
+          <w:rtl/>
+          <w:cs/>
+          <w:lang w:val="ar_AE" w:bidi="ar_AE"/>
+        </w:rPr>
+      </w:r>
+      <w:r>
+        <w:rPr>
+          <w:rtl/>
+          <w:cs/>
+          <w:lang w:val="ar_AE" w:bidi="ar_AE"/>
+        </w:rPr>
+        <w:t>مصطلح "يذبل" هو تعبير يعني أن يصبح الشخص أكثر مرضًا أو تدهورًا. الشخص الذي يذبل عادة ما يصبح نحيفًا جدًا بسبب المرض أو نقص الطعام.</w:t>
+      </w:r>
+    </w:p>
+    <w:p>
+      <w:pPr>
+        <w:pStyle w:val="ListBullet"/>
+        <w:bidi/>
+        <w:spacing w:line="240" w:lineRule="auto"/>
+        <w:ind w:left="720"/>
+      </w:pPr>
+      <w:r>
+        <w:rPr>
+          <w:rtl/>
+          <w:cs/>
+          <w:lang w:val="ar_AE" w:bidi="ar_AE"/>
+        </w:rPr>
+      </w:r>
+      <w:r>
+        <w:rPr>
+          <w:rtl/>
+          <w:cs/>
+          <w:lang w:val="ar_AE" w:bidi="ar_AE"/>
+        </w:rPr>
+        <w:t>إن عبارة "أجعل خرابًا" لمدينة معينة، تشير إلى تدميرها.</w:t>
+      </w:r>
+    </w:p>
+    <w:p>
+      <w:pPr>
+        <w:pStyle w:val="ListBullet"/>
+        <w:bidi/>
+        <w:spacing w:line="240" w:lineRule="auto"/>
+        <w:ind w:left="720"/>
+      </w:pPr>
+      <w:r>
+        <w:rPr>
+          <w:rtl/>
+          <w:cs/>
+          <w:lang w:val="ar_AE" w:bidi="ar_AE"/>
+        </w:rPr>
+      </w:r>
+      <w:r>
+        <w:rPr>
+          <w:rtl/>
+          <w:cs/>
+          <w:lang w:val="ar_AE" w:bidi="ar_AE"/>
+        </w:rPr>
+        <w:t>هناك تعبير آخر لكلمة "قفر" وهو "صحراء" أو "برية". إلا أن كلمة "قفر" تعني أيضًا أن هذه الأرض كانت مأهولة بالسكان من قبل، وأنها كانت قبلًا تحتوي على أشجار ونباتات تنتج الطعام.</w:t>
+      </w:r>
+    </w:p>
+    <w:p>
+      <w:pPr>
+        <w:pStyle w:val="Heading3"/>
+        <w:bidi/>
+      </w:pPr>
+      <w:r>
+        <w:rPr>
+          <w:rtl/>
+          <w:cs/>
+          <w:lang w:val="ar_AE" w:bidi="ar_AE"/>
+        </w:rPr>
+        <w:t>نصوص كتابية:</w:t>
+      </w:r>
+    </w:p>
+    <w:p>
+      <w:pPr>
+        <w:pStyle w:val="ListBullet"/>
+        <w:bidi/>
+        <w:spacing w:line="240" w:lineRule="auto"/>
+        <w:ind w:left="720"/>
+      </w:pPr>
+      <w:r>
+        <w:rPr>
+          <w:rtl/>
+          <w:cs/>
+          <w:lang w:val="ar_AE" w:bidi="ar_AE"/>
+        </w:rPr>
+      </w:r>
+      <w:r>
+        <w:rPr>
+          <w:rtl/>
+          <w:cs/>
+          <w:lang w:val="ar_AE" w:bidi="ar_AE"/>
+        </w:rPr>
+        <w:t>حزقيال 6:6</w:t>
+      </w:r>
+    </w:p>
+    <w:p>
+      <w:pPr>
+        <w:pStyle w:val="ListBullet"/>
+        <w:bidi/>
+        <w:spacing w:line="240" w:lineRule="auto"/>
+        <w:ind w:left="720"/>
+      </w:pPr>
+      <w:r>
+        <w:rPr>
+          <w:rtl/>
+          <w:cs/>
+          <w:lang w:val="ar_AE" w:bidi="ar_AE"/>
+        </w:rPr>
+      </w:r>
+      <w:r>
+        <w:rPr>
+          <w:rtl/>
+          <w:cs/>
+          <w:lang w:val="ar_AE" w:bidi="ar_AE"/>
+        </w:rPr>
+        <w:t>لاويين 26:39</w:t>
+      </w:r>
+    </w:p>
+    <w:p>
+      <w:pPr>
+        <w:pStyle w:val="ListBullet"/>
+        <w:bidi/>
+        <w:spacing w:line="240" w:lineRule="auto"/>
+        <w:ind w:left="720"/>
+      </w:pPr>
+      <w:r>
+        <w:rPr>
+          <w:rtl/>
+          <w:cs/>
+          <w:lang w:val="ar_AE" w:bidi="ar_AE"/>
+        </w:rPr>
+      </w:r>
+      <w:r>
+        <w:rPr>
+          <w:rtl/>
+          <w:cs/>
+          <w:lang w:val="ar_AE" w:bidi="ar_AE"/>
+        </w:rPr>
+        <w:t>متى 26:8</w:t>
+      </w:r>
+    </w:p>
+    <w:p>
+      <w:pPr>
+        <w:pStyle w:val="ListBullet"/>
+        <w:bidi/>
+        <w:spacing w:line="240" w:lineRule="auto"/>
+        <w:ind w:left="720"/>
+      </w:pPr>
+      <w:r>
+        <w:rPr>
+          <w:rtl/>
+          <w:cs/>
+          <w:lang w:val="ar_AE" w:bidi="ar_AE"/>
+        </w:rPr>
+      </w:r>
+      <w:r>
+        <w:rPr>
+          <w:rtl/>
+          <w:cs/>
+          <w:lang w:val="ar_AE" w:bidi="ar_AE"/>
+        </w:rPr>
+        <w:t>رؤيا 18:15–17</w:t>
+      </w:r>
+    </w:p>
+    <w:p>
+      <w:pPr>
+        <w:pStyle w:val="ListBullet"/>
+        <w:bidi/>
+        <w:spacing w:line="240" w:lineRule="auto"/>
+        <w:ind w:left="720"/>
+      </w:pPr>
+      <w:r>
+        <w:rPr>
+          <w:rtl/>
+          <w:cs/>
+          <w:lang w:val="ar_AE" w:bidi="ar_AE"/>
+        </w:rPr>
+      </w:r>
+      <w:r>
+        <w:rPr>
+          <w:rtl/>
+          <w:cs/>
+          <w:lang w:val="ar_AE" w:bidi="ar_AE"/>
+        </w:rPr>
+        <w:t>زكريا 7:13–14</w:t>
+      </w:r>
+    </w:p>
+    <w:p>
+      <w:pPr>
+        <w:pStyle w:val="Heading3"/>
+        <w:bidi/>
+      </w:pPr>
+      <w:r>
+        <w:rPr>
+          <w:rtl/>
+          <w:cs/>
+          <w:lang w:val="ar_AE" w:bidi="ar_AE"/>
+        </w:rPr>
+        <w:t>بيانات الكلمة:</w:t>
+      </w:r>
+    </w:p>
+    <w:p>
+      <w:pPr>
+        <w:pStyle w:val="ListBullet"/>
+        <w:bidi/>
+        <w:spacing w:line="240" w:lineRule="auto"/>
+        <w:ind w:left="720"/>
+      </w:pPr>
+      <w:r>
+        <w:rPr>
+          <w:rtl/>
+          <w:cs/>
+          <w:lang w:val="ar_AE" w:bidi="ar_AE"/>
+        </w:rPr>
+      </w:r>
+      <w:r>
+        <w:rPr>
+          <w:rtl/>
+          <w:cs/>
+          <w:lang w:val="ar_AE" w:bidi="ar_AE"/>
+        </w:rPr>
+        <w:t>سترونج: H0535، H1086، H1104، H1326، H2100، H2490، H2522، H2717، H2721، H2723، H3615، H3856، H4127، H4198، H4592، H4743، H5307، H5327، H7334، H7582، H7703، H7736، H7843، H8047، H8074، H8077، H8414، G06840، G12870، G20490، G26730</w:t>
+      </w:r>
+      <w:r>
+        <w:rPr>
+          <w:rtl/>
+          <w:cs/>
+          <w:lang w:val="ar_AE" w:bidi="ar_AE"/>
+        </w:rPr>
+      </w:r>
+      <w:r>
+        <w:rPr>
+          <w:rtl/>
+          <w:cs/>
+          <w:lang w:val="ar_AE" w:bidi="ar_AE"/>
+        </w:rPr>
+      </w:r>
+    </w:p>
+    <w:p>
+      <w:pPr>
+        <w:bidi/>
+      </w:pPr>
+      <w:r>
+        <w:rPr>
+          <w:rtl/>
+          <w:cs/>
+          <w:lang w:val="ar_AE" w:bidi="ar_AE"/>
+        </w:rPr>
+      </w:r>
+    </w:p>
+    <w:p>
+      <w:pPr>
+        <w:pStyle w:val="Heading2"/>
+        <w:bidi/>
+      </w:pPr>
+      <w:r>
+        <w:rPr>
+          <w:rtl/>
+          <w:cs/>
+          <w:lang w:val="ar_AE" w:bidi="ar_AE"/>
+        </w:rPr>
+        <w:t>هَزِيعٍ (في العصور القديمة)</w:t>
+      </w:r>
+      <w:r>
+        <w:rPr>
+          <w:rtl/>
+          <w:cs/>
+          <w:lang w:val="ar_AE" w:bidi="ar_AE"/>
+        </w:rPr>
+      </w:r>
+    </w:p>
+    <w:p>
+      <w:pPr>
+        <w:pStyle w:val="Heading2"/>
+        <w:bidi/>
+      </w:pPr>
+      <w:r>
+        <w:rPr>
+          <w:rtl/>
+          <w:cs/>
+          <w:lang w:val="ar_AE" w:bidi="ar_AE"/>
+        </w:rPr>
+        <w:t xml:space="preserve">هَزِيعٍ </w:t>
+      </w:r>
+      <w:r>
+        <w:rPr>
+          <w:rtl/>
+          <w:cs/>
+          <w:lang w:val="ar_AE" w:bidi="ar_AE"/>
+        </w:rPr>
+        <w:t>(في العصور القديمة)</w:t>
+      </w:r>
+    </w:p>
+    <w:p>
+      <w:pPr>
+        <w:pStyle w:val="Heading3"/>
+        <w:bidi/>
+      </w:pPr>
+      <w:r>
+        <w:rPr>
+          <w:rtl/>
+          <w:cs/>
+          <w:lang w:val="ar_AE" w:bidi="ar_AE"/>
+        </w:rPr>
+        <w:t>التعريف:</w:t>
+      </w:r>
+    </w:p>
+    <w:p>
+      <w:pPr>
+        <w:bidi/>
+      </w:pPr>
+      <w:r>
+        <w:rPr>
+          <w:rtl/>
+          <w:cs/>
+          <w:lang w:val="ar_AE" w:bidi="ar_AE"/>
+        </w:rPr>
+      </w:r>
+      <w:r>
+        <w:rPr>
+          <w:rtl/>
+          <w:cs/>
+          <w:lang w:val="ar_AE" w:bidi="ar_AE"/>
+        </w:rPr>
+        <w:t>في العصور القديمة، كان " الهَزِيعٍ " هو فترة زمنية في الليل يتولى فيها حارس أو حامي المدينة مهمة المراقبة والتنبّه لأي خطر قد يأتي من العدو.</w:t>
+      </w:r>
+    </w:p>
+    <w:p>
+      <w:pPr>
+        <w:pStyle w:val="ListBullet"/>
+        <w:bidi/>
+        <w:spacing w:line="240" w:lineRule="auto"/>
+        <w:ind w:left="720"/>
+      </w:pPr>
+      <w:r>
+        <w:rPr>
+          <w:rtl/>
+          <w:cs/>
+          <w:lang w:val="ar_AE" w:bidi="ar_AE"/>
+        </w:rPr>
+      </w:r>
+      <w:r>
+        <w:rPr>
+          <w:rtl/>
+          <w:cs/>
+          <w:lang w:val="ar_AE" w:bidi="ar_AE"/>
+        </w:rPr>
+        <w:t>في العهد القديم، كان لدى شعب إسرائيل ثلاثة هُزُع، و هي "</w:t>
+      </w:r>
+      <w:r>
+        <w:rPr>
+          <w:rtl/>
+          <w:cs/>
+          <w:lang w:val="ar_AE" w:bidi="ar_AE"/>
+        </w:rPr>
+        <w:t xml:space="preserve">ٱلْهَزِيعِ الأول </w:t>
+      </w:r>
+      <w:r>
+        <w:rPr>
+          <w:rtl/>
+          <w:cs/>
+          <w:lang w:val="ar_AE" w:bidi="ar_AE"/>
+        </w:rPr>
+        <w:t>" (من غروب الشمس حتى العاشرة مساءً)، و"</w:t>
+      </w:r>
+      <w:r>
+        <w:rPr>
+          <w:rtl/>
+          <w:cs/>
+          <w:lang w:val="ar_AE" w:bidi="ar_AE"/>
+        </w:rPr>
+        <w:t>ٱلْهَزِيعِ ٱلثَّانِي، أو الهزيع الأوسط</w:t>
+      </w:r>
+      <w:r>
+        <w:rPr>
+          <w:rtl/>
+          <w:cs/>
+          <w:lang w:val="ar_AE" w:bidi="ar_AE"/>
+        </w:rPr>
+        <w:t>" (من العاشرة مساءً حتى الثانية صباحًا)، و"الهزيع الثالث، أو هزيع الصبح" (من الثانية صباحًا حتى شروق الشمس)</w:t>
+      </w:r>
+    </w:p>
+    <w:p>
+      <w:pPr>
+        <w:pStyle w:val="ListBullet"/>
+        <w:bidi/>
+        <w:spacing w:line="240" w:lineRule="auto"/>
+        <w:ind w:left="720"/>
+      </w:pPr>
+      <w:r>
+        <w:rPr>
+          <w:rtl/>
+          <w:cs/>
+          <w:lang w:val="ar_AE" w:bidi="ar_AE"/>
+        </w:rPr>
+      </w:r>
+      <w:r>
+        <w:rPr>
+          <w:rtl/>
+          <w:cs/>
+          <w:lang w:val="ar_AE" w:bidi="ar_AE"/>
+        </w:rPr>
+        <w:t>في العهد الجديد، اتبع اليهود النظام الروماني، فكان لديهم أربعة هُزُع، و قد سُمِّيت ببساطة "الهزيع الأول " (من غروب الشمس حتى الساعة التاسعة مساءً)، و "الهزيع الثاني" (من الساعة التاسعة مساءً حتى منتصف الليل)، و "الهزيع الثالث" (من منتصف الليل حتى الساعة الثالثة صباحًا)، و"الهزيع الرابع" (من الساعة الثالثة صباحًا حتى شروق الشمس).</w:t>
+      </w:r>
+    </w:p>
+    <w:p>
+      <w:pPr>
+        <w:pStyle w:val="ListBullet"/>
+        <w:bidi/>
+        <w:spacing w:line="240" w:lineRule="auto"/>
+        <w:ind w:left="720"/>
+      </w:pPr>
+      <w:r>
+        <w:rPr>
+          <w:rtl/>
+          <w:cs/>
+          <w:lang w:val="ar_AE" w:bidi="ar_AE"/>
+        </w:rPr>
+      </w:r>
+      <w:r>
+        <w:rPr>
+          <w:rtl/>
+          <w:cs/>
+          <w:lang w:val="ar_AE" w:bidi="ar_AE"/>
+        </w:rPr>
+        <w:t xml:space="preserve">و يمكن أيضًا ترجمتها باستخدام تعبيرات أشمل مثل "في وقت متأخر من الليل" أو "في منتصف الليل" أو "في الصبح باكرًا جدًا" ، حسب الساعة المشار إليها </w:t>
+      </w:r>
+    </w:p>
+    <w:p>
+      <w:pPr>
+        <w:bidi/>
+      </w:pPr>
+      <w:r>
+        <w:rPr>
+          <w:rtl/>
+          <w:cs/>
+          <w:lang w:val="ar_AE" w:bidi="ar_AE"/>
+        </w:rPr>
+      </w:r>
+      <w:r>
+        <w:rPr>
+          <w:rtl/>
+          <w:cs/>
+          <w:lang w:val="ar_AE" w:bidi="ar_AE"/>
+        </w:rPr>
+        <w:t xml:space="preserve">(انظر أيضًا: </w:t>
+      </w:r>
+      <w:r>
+        <w:rPr>
+          <w:rtl/>
+          <w:cs/>
+          <w:lang w:val="ar_AE" w:bidi="ar_AE"/>
+        </w:rPr>
+        <w:t>ساعة</w:t>
+      </w:r>
+      <w:r>
+        <w:rPr>
+          <w:rtl/>
+          <w:cs/>
+          <w:lang w:val="ar_AE" w:bidi="ar_AE"/>
+        </w:rPr>
+        <w:t>)</w:t>
+      </w:r>
+    </w:p>
+    <w:p>
+      <w:pPr>
+        <w:pStyle w:val="Heading3"/>
+        <w:bidi/>
+      </w:pPr>
+      <w:r>
+        <w:rPr>
+          <w:rtl/>
+          <w:cs/>
+          <w:lang w:val="ar_AE" w:bidi="ar_AE"/>
+        </w:rPr>
+        <w:t>مراجع الكتاب المقدس:</w:t>
+      </w:r>
+    </w:p>
+    <w:p>
+      <w:pPr>
+        <w:pStyle w:val="ListBullet"/>
+        <w:bidi/>
+        <w:spacing w:line="240" w:lineRule="auto"/>
+        <w:ind w:left="720"/>
+      </w:pPr>
+      <w:r>
+        <w:rPr>
+          <w:rtl/>
+          <w:cs/>
+          <w:lang w:val="ar_AE" w:bidi="ar_AE"/>
+        </w:rPr>
+      </w:r>
+      <w:r>
+        <w:rPr>
+          <w:rtl/>
+          <w:cs/>
+          <w:lang w:val="ar_AE" w:bidi="ar_AE"/>
+        </w:rPr>
+        <w:t>لوقا12 :37–38</w:t>
+      </w:r>
+    </w:p>
+    <w:p>
+      <w:pPr>
+        <w:pStyle w:val="ListBullet"/>
+        <w:bidi/>
+        <w:spacing w:line="240" w:lineRule="auto"/>
+        <w:ind w:left="720"/>
+      </w:pPr>
+      <w:r>
+        <w:rPr>
+          <w:rtl/>
+          <w:cs/>
+          <w:lang w:val="ar_AE" w:bidi="ar_AE"/>
+        </w:rPr>
+      </w:r>
+      <w:r>
+        <w:rPr>
+          <w:rtl/>
+          <w:cs/>
+          <w:lang w:val="ar_AE" w:bidi="ar_AE"/>
+        </w:rPr>
+        <w:t>مرقس6 :48–50</w:t>
+      </w:r>
+    </w:p>
+    <w:p>
+      <w:pPr>
+        <w:pStyle w:val="ListBullet"/>
+        <w:bidi/>
+        <w:spacing w:line="240" w:lineRule="auto"/>
+        <w:ind w:left="720"/>
+      </w:pPr>
+      <w:r>
+        <w:rPr>
+          <w:rtl/>
+          <w:cs/>
+          <w:lang w:val="ar_AE" w:bidi="ar_AE"/>
+        </w:rPr>
+      </w:r>
+      <w:r>
+        <w:rPr>
+          <w:rtl/>
+          <w:cs/>
+          <w:lang w:val="ar_AE" w:bidi="ar_AE"/>
+        </w:rPr>
+        <w:t>متى14 :25–27</w:t>
+      </w:r>
+    </w:p>
+    <w:p>
+      <w:pPr>
+        <w:pStyle w:val="ListBullet"/>
+        <w:bidi/>
+        <w:spacing w:line="240" w:lineRule="auto"/>
+        <w:ind w:left="720"/>
+      </w:pPr>
+      <w:r>
+        <w:rPr>
+          <w:rtl/>
+          <w:cs/>
+          <w:lang w:val="ar_AE" w:bidi="ar_AE"/>
+        </w:rPr>
+      </w:r>
+      <w:r>
+        <w:rPr>
+          <w:rtl/>
+          <w:cs/>
+          <w:lang w:val="ar_AE" w:bidi="ar_AE"/>
+        </w:rPr>
+        <w:t>مزمور90 :3–4</w:t>
+      </w:r>
+    </w:p>
+    <w:p>
+      <w:pPr>
+        <w:pStyle w:val="Heading3"/>
+        <w:bidi/>
+      </w:pPr>
+      <w:r>
+        <w:rPr>
+          <w:rtl/>
+          <w:cs/>
+          <w:lang w:val="ar_AE" w:bidi="ar_AE"/>
+        </w:rPr>
+        <w:t>بيانات الكلمة:</w:t>
+      </w:r>
+    </w:p>
+    <w:p>
+      <w:pPr>
+        <w:bidi/>
+      </w:pPr>
+      <w:r>
+        <w:rPr>
+          <w:rtl/>
+          <w:cs/>
+          <w:lang w:val="ar_AE" w:bidi="ar_AE"/>
+        </w:rPr>
+      </w:r>
+      <w:r>
+        <w:rPr>
+          <w:rtl/>
+          <w:cs/>
+          <w:lang w:val="ar_AE" w:bidi="ar_AE"/>
+        </w:rPr>
+        <w:t>سترونج: H0821، G54380</w:t>
+      </w:r>
+      <w:r>
+        <w:rPr>
+          <w:rtl/>
+          <w:cs/>
+          <w:lang w:val="ar_AE" w:bidi="ar_AE"/>
+        </w:rPr>
+      </w:r>
+      <w:r>
+        <w:rPr>
+          <w:rtl/>
+          <w:cs/>
+          <w:lang w:val="ar_AE" w:bidi="ar_AE"/>
+        </w:rPr>
+      </w:r>
+    </w:p>
+    <w:p>
+      <w:pPr>
+        <w:bidi/>
+      </w:pPr>
+      <w:r>
+        <w:rPr>
+          <w:rtl/>
+          <w:cs/>
+          <w:lang w:val="ar_AE" w:bidi="ar_AE"/>
+        </w:rPr>
+      </w:r>
+    </w:p>
+    <w:p>
+      <w:pPr>
+        <w:pStyle w:val="Heading2"/>
+        <w:bidi/>
+      </w:pPr>
+      <w:r>
+        <w:rPr>
+          <w:rtl/>
+          <w:cs/>
+          <w:lang w:val="ar_AE" w:bidi="ar_AE"/>
+        </w:rPr>
+        <w:t>هلاك</w:t>
+      </w:r>
+      <w:r>
+        <w:rPr>
+          <w:rtl/>
+          <w:cs/>
+          <w:lang w:val="ar_AE" w:bidi="ar_AE"/>
+        </w:rPr>
+      </w:r>
+    </w:p>
+    <w:p>
+      <w:pPr>
+        <w:pStyle w:val="Heading3"/>
+        <w:bidi/>
+      </w:pPr>
+      <w:r>
+        <w:rPr>
+          <w:rtl/>
+          <w:cs/>
+          <w:lang w:val="ar_AE" w:bidi="ar_AE"/>
+        </w:rPr>
+        <w:t>التعريف:</w:t>
+      </w:r>
+    </w:p>
+    <w:p>
+      <w:pPr>
+        <w:bidi/>
+      </w:pPr>
+      <w:r>
+        <w:rPr>
+          <w:rtl/>
+          <w:cs/>
+          <w:lang w:val="ar_AE" w:bidi="ar_AE"/>
+        </w:rPr>
+      </w:r>
+      <w:r>
+        <w:rPr>
+          <w:rtl/>
+          <w:cs/>
+          <w:lang w:val="ar_AE" w:bidi="ar_AE"/>
+        </w:rPr>
+        <w:t>يشير مصطلح ”الهلاك“ إلى الحكم بالإدانة مع عدم وجود إمكانية للاستئناف أو الهروب.</w:t>
+      </w:r>
+    </w:p>
+    <w:p>
+      <w:pPr>
+        <w:pStyle w:val="ListBullet"/>
+        <w:bidi/>
+        <w:spacing w:line="240" w:lineRule="auto"/>
+        <w:ind w:left="720"/>
+      </w:pPr>
+      <w:r>
+        <w:rPr>
+          <w:rtl/>
+          <w:cs/>
+          <w:lang w:val="ar_AE" w:bidi="ar_AE"/>
+        </w:rPr>
+      </w:r>
+      <w:r>
+        <w:rPr>
+          <w:rtl/>
+          <w:cs/>
+          <w:lang w:val="ar_AE" w:bidi="ar_AE"/>
+        </w:rPr>
+        <w:t>عندما كانت أمة إسرائيل تُساق إلى السبي في بابل، قال النبي حزقيال، "ٱقْتَرَبَ يَوْمُ ٱضْطِرَابٍ."</w:t>
+      </w:r>
+    </w:p>
+    <w:p>
+      <w:pPr>
+        <w:pStyle w:val="ListBullet"/>
+        <w:bidi/>
+        <w:spacing w:line="240" w:lineRule="auto"/>
+        <w:ind w:left="720"/>
+      </w:pPr>
+      <w:r>
+        <w:rPr>
+          <w:rtl/>
+          <w:cs/>
+          <w:lang w:val="ar_AE" w:bidi="ar_AE"/>
+        </w:rPr>
+      </w:r>
+      <w:r>
+        <w:rPr>
+          <w:rtl/>
+          <w:cs/>
+          <w:lang w:val="ar_AE" w:bidi="ar_AE"/>
+        </w:rPr>
+        <w:t>اعتمادًا على السياق، يمكن ترجمة هذا المصطلح على أنه ”كارثة“ أو ”عقاب“ أو ”خراب ميؤوس منه“.</w:t>
+      </w:r>
+    </w:p>
+    <w:p>
+      <w:pPr>
+        <w:pStyle w:val="Heading3"/>
+        <w:bidi/>
+      </w:pPr>
+      <w:r>
+        <w:rPr>
+          <w:rtl/>
+          <w:cs/>
+          <w:lang w:val="ar_AE" w:bidi="ar_AE"/>
+        </w:rPr>
+        <w:t>مراجع الكتاب المقدس:</w:t>
+      </w:r>
+    </w:p>
+    <w:p>
+      <w:pPr>
+        <w:pStyle w:val="ListBullet"/>
+        <w:bidi/>
+        <w:spacing w:line="240" w:lineRule="auto"/>
+        <w:ind w:left="720"/>
+      </w:pPr>
+      <w:r>
+        <w:rPr>
+          <w:rtl/>
+          <w:cs/>
+          <w:lang w:val="ar_AE" w:bidi="ar_AE"/>
+        </w:rPr>
+      </w:r>
+      <w:r>
+        <w:rPr>
+          <w:rtl/>
+          <w:cs/>
+          <w:lang w:val="ar_AE" w:bidi="ar_AE"/>
+        </w:rPr>
+        <w:t>حزقيال 7: 5–7</w:t>
+      </w:r>
+    </w:p>
+    <w:p>
+      <w:pPr>
+        <w:pStyle w:val="ListBullet"/>
+        <w:bidi/>
+        <w:spacing w:line="240" w:lineRule="auto"/>
+        <w:ind w:left="720"/>
+      </w:pPr>
+      <w:r>
+        <w:rPr>
+          <w:rtl/>
+          <w:cs/>
+          <w:lang w:val="ar_AE" w:bidi="ar_AE"/>
+        </w:rPr>
+      </w:r>
+      <w:r>
+        <w:rPr>
+          <w:rtl/>
+          <w:cs/>
+          <w:lang w:val="ar_AE" w:bidi="ar_AE"/>
+        </w:rPr>
+        <w:t>حزقيال 30: 9</w:t>
+      </w:r>
+    </w:p>
+    <w:p>
+      <w:pPr>
+        <w:pStyle w:val="ListBullet"/>
+        <w:bidi/>
+        <w:spacing w:line="240" w:lineRule="auto"/>
+        <w:ind w:left="720"/>
+      </w:pPr>
+      <w:r>
+        <w:rPr>
+          <w:rtl/>
+          <w:cs/>
+          <w:lang w:val="ar_AE" w:bidi="ar_AE"/>
+        </w:rPr>
+      </w:r>
+      <w:r>
+        <w:rPr>
+          <w:rtl/>
+          <w:cs/>
+          <w:lang w:val="ar_AE" w:bidi="ar_AE"/>
+        </w:rPr>
+        <w:t>إشعياء 6: 5</w:t>
+      </w:r>
+    </w:p>
+    <w:p>
+      <w:pPr>
+        <w:pStyle w:val="ListBullet"/>
+        <w:bidi/>
+        <w:spacing w:line="240" w:lineRule="auto"/>
+        <w:ind w:left="720"/>
+      </w:pPr>
+      <w:r>
+        <w:rPr>
+          <w:rtl/>
+          <w:cs/>
+          <w:lang w:val="ar_AE" w:bidi="ar_AE"/>
+        </w:rPr>
+      </w:r>
+      <w:r>
+        <w:rPr>
+          <w:rtl/>
+          <w:cs/>
+          <w:lang w:val="ar_AE" w:bidi="ar_AE"/>
+        </w:rPr>
+        <w:t>مزامير 92: 6–7</w:t>
+      </w:r>
+    </w:p>
+    <w:p>
+      <w:pPr>
+        <w:pStyle w:val="Heading3"/>
+        <w:bidi/>
+      </w:pPr>
+      <w:r>
+        <w:rPr>
+          <w:rtl/>
+          <w:cs/>
+          <w:lang w:val="ar_AE" w:bidi="ar_AE"/>
+        </w:rPr>
+        <w:t>بيانات الكلمة:</w:t>
+      </w:r>
+    </w:p>
+    <w:p>
+      <w:pPr>
+        <w:pStyle w:val="ListBullet"/>
+        <w:bidi/>
+        <w:spacing w:line="240" w:lineRule="auto"/>
+        <w:ind w:left="720"/>
+      </w:pPr>
+      <w:r>
+        <w:rPr>
+          <w:rtl/>
+          <w:cs/>
+          <w:lang w:val="ar_AE" w:bidi="ar_AE"/>
+        </w:rPr>
+      </w:r>
+      <w:r>
+        <w:rPr>
+          <w:rtl/>
+          <w:cs/>
+          <w:lang w:val="ar_AE" w:bidi="ar_AE"/>
+        </w:rPr>
+        <w:t>سترونج: H1820, H3117, H6256, H6843, H8045</w:t>
+      </w:r>
+      <w:r>
+        <w:rPr>
+          <w:rtl/>
+          <w:cs/>
+          <w:lang w:val="ar_AE" w:bidi="ar_AE"/>
+        </w:rPr>
+      </w:r>
+      <w:r>
+        <w:rPr>
+          <w:rtl/>
+          <w:cs/>
+          <w:lang w:val="ar_AE" w:bidi="ar_AE"/>
+        </w:rPr>
+      </w:r>
+    </w:p>
+    <w:p>
+      <w:pPr>
+        <w:bidi/>
+      </w:pPr>
+      <w:r>
+        <w:rPr>
+          <w:rtl/>
+          <w:cs/>
+          <w:lang w:val="ar_AE" w:bidi="ar_AE"/>
+        </w:rPr>
+      </w:r>
+    </w:p>
+    <w:p>
+      <w:pPr>
+        <w:pStyle w:val="Heading2"/>
+        <w:bidi/>
+      </w:pPr>
+      <w:r>
+        <w:rPr>
+          <w:rtl/>
+          <w:cs/>
+          <w:lang w:val="ar_AE" w:bidi="ar_AE"/>
+        </w:rPr>
+        <w:t>هُوشَع</w:t>
+      </w:r>
+      <w:r>
+        <w:rPr>
+          <w:rtl/>
+          <w:cs/>
+          <w:lang w:val="ar_AE" w:bidi="ar_AE"/>
+        </w:rPr>
+      </w:r>
+    </w:p>
+    <w:p>
+      <w:pPr>
+        <w:pStyle w:val="Heading2"/>
+        <w:bidi/>
+      </w:pPr>
+      <w:r>
+        <w:rPr>
+          <w:rtl/>
+          <w:cs/>
+          <w:lang w:val="ar_AE" w:bidi="ar_AE"/>
+        </w:rPr>
+        <w:t>هُوشَع</w:t>
+      </w:r>
+    </w:p>
+    <w:p>
+      <w:pPr>
+        <w:pStyle w:val="Heading3"/>
+        <w:bidi/>
+      </w:pPr>
+      <w:r>
+        <w:rPr>
+          <w:rtl/>
+          <w:cs/>
+          <w:lang w:val="ar_AE" w:bidi="ar_AE"/>
+        </w:rPr>
+        <w:t>حقائق:</w:t>
+      </w:r>
+    </w:p>
+    <w:p>
+      <w:pPr>
+        <w:bidi/>
+      </w:pPr>
+      <w:r>
+        <w:rPr>
+          <w:rtl/>
+          <w:cs/>
+          <w:lang w:val="ar_AE" w:bidi="ar_AE"/>
+        </w:rPr>
+      </w:r>
+      <w:r>
+        <w:rPr>
+          <w:rtl/>
+          <w:cs/>
+          <w:lang w:val="ar_AE" w:bidi="ar_AE"/>
+        </w:rPr>
+        <w:t xml:space="preserve">كان </w:t>
+      </w:r>
+      <w:r>
+        <w:rPr>
+          <w:rtl/>
+          <w:cs/>
+          <w:lang w:val="ar_AE" w:bidi="ar_AE"/>
+        </w:rPr>
+        <w:t>هُوشَع</w:t>
+      </w:r>
+      <w:r>
+        <w:rPr>
+          <w:rtl/>
+          <w:cs/>
+          <w:lang w:val="ar_AE" w:bidi="ar_AE"/>
+        </w:rPr>
+        <w:t xml:space="preserve"> نبيًا لإسرائيل عاش وتنبَّأ قبل حوالي 750 عامًا من زمن المسيح.</w:t>
+      </w:r>
+    </w:p>
+    <w:p>
+      <w:pPr>
+        <w:pStyle w:val="ListBullet"/>
+        <w:bidi/>
+        <w:spacing w:line="240" w:lineRule="auto"/>
+        <w:ind w:left="720"/>
+      </w:pPr>
+      <w:r>
+        <w:rPr>
+          <w:rtl/>
+          <w:cs/>
+          <w:lang w:val="ar_AE" w:bidi="ar_AE"/>
+        </w:rPr>
+      </w:r>
+      <w:r>
+        <w:rPr>
+          <w:rtl/>
+          <w:cs/>
+          <w:lang w:val="ar_AE" w:bidi="ar_AE"/>
+        </w:rPr>
+        <w:t xml:space="preserve">استمرت خدمته سنوات عدّة خلال حُكم عدة ملوك، مثل يَرُبْعَام، وزكريَّا، ويُوثَام، وآحاز، وهُوشَع، </w:t>
+      </w:r>
+      <w:r>
+        <w:rPr>
+          <w:rtl/>
+          <w:cs/>
+          <w:lang w:val="ar_AE" w:bidi="ar_AE"/>
+        </w:rPr>
+        <w:t>و</w:t>
+      </w:r>
+      <w:r>
+        <w:rPr>
+          <w:rtl/>
+          <w:cs/>
+          <w:lang w:val="ar_AE" w:bidi="ar_AE"/>
+        </w:rPr>
+        <w:t>عُزِّيَّا، وحَزَقيَّا.</w:t>
+      </w:r>
+    </w:p>
+    <w:p>
+      <w:pPr>
+        <w:pStyle w:val="ListBullet"/>
+        <w:bidi/>
+        <w:spacing w:line="240" w:lineRule="auto"/>
+        <w:ind w:left="720"/>
+      </w:pPr>
+      <w:r>
+        <w:rPr>
+          <w:rtl/>
+          <w:cs/>
+          <w:lang w:val="ar_AE" w:bidi="ar_AE"/>
+        </w:rPr>
+      </w:r>
+      <w:r>
+        <w:rPr>
+          <w:rtl/>
+          <w:cs/>
+          <w:lang w:val="ar_AE" w:bidi="ar_AE"/>
+        </w:rPr>
+        <w:t xml:space="preserve">أمره الله بالزواج من امرأة زانية تدعى </w:t>
+      </w:r>
+      <w:r>
+        <w:rPr>
+          <w:rtl/>
+          <w:cs/>
+          <w:lang w:val="ar_AE" w:bidi="ar_AE"/>
+        </w:rPr>
+        <w:t xml:space="preserve">جُومَر، </w:t>
+      </w:r>
+      <w:r>
+        <w:rPr>
+          <w:rtl/>
+          <w:cs/>
+          <w:lang w:val="ar_AE" w:bidi="ar_AE"/>
+        </w:rPr>
+        <w:t>وأن يستمر في حبه لها، بالرغْم من أنها كانت غير مُخلِصة له.</w:t>
+      </w:r>
+    </w:p>
+    <w:p>
+      <w:pPr>
+        <w:pStyle w:val="ListBullet"/>
+        <w:bidi/>
+        <w:spacing w:line="240" w:lineRule="auto"/>
+        <w:ind w:left="720"/>
+      </w:pPr>
+      <w:r>
+        <w:rPr>
+          <w:rtl/>
+          <w:cs/>
+          <w:lang w:val="ar_AE" w:bidi="ar_AE"/>
+        </w:rPr>
+      </w:r>
+      <w:r>
+        <w:rPr>
+          <w:rtl/>
+          <w:cs/>
+          <w:lang w:val="ar_AE" w:bidi="ar_AE"/>
+        </w:rPr>
+        <w:t>كانت صورة رمزية تجسد محبة الله لشعبه غير الُمخلِص، إسرائيل.</w:t>
+      </w:r>
+    </w:p>
+    <w:p>
+      <w:pPr>
+        <w:pStyle w:val="ListBullet"/>
+        <w:bidi/>
+        <w:spacing w:line="240" w:lineRule="auto"/>
+        <w:ind w:left="720"/>
+      </w:pPr>
+      <w:r>
+        <w:rPr>
+          <w:rtl/>
+          <w:cs/>
+          <w:lang w:val="ar_AE" w:bidi="ar_AE"/>
+        </w:rPr>
+      </w:r>
+      <w:r>
+        <w:rPr>
+          <w:rtl/>
+          <w:cs/>
+          <w:lang w:val="ar_AE" w:bidi="ar_AE"/>
+        </w:rPr>
+        <w:t xml:space="preserve">تنبأ </w:t>
+      </w:r>
+      <w:r>
+        <w:rPr>
+          <w:rtl/>
+          <w:cs/>
+          <w:lang w:val="ar_AE" w:bidi="ar_AE"/>
+        </w:rPr>
+        <w:t>هُوشَع</w:t>
+      </w:r>
+      <w:r>
+        <w:rPr>
+          <w:rtl/>
+          <w:cs/>
+          <w:lang w:val="ar_AE" w:bidi="ar_AE"/>
+        </w:rPr>
+        <w:t xml:space="preserve"> ضد شعب إسرائيل بسبب خطاياهم، وحذَّرَهم لكي يبتعدوا عن عبادة الأوثان.</w:t>
+      </w:r>
+    </w:p>
+    <w:p>
+      <w:pPr>
+        <w:bidi/>
+      </w:pPr>
+      <w:r>
+        <w:rPr>
+          <w:rtl/>
+          <w:cs/>
+          <w:lang w:val="ar_AE" w:bidi="ar_AE"/>
+        </w:rPr>
+      </w:r>
+      <w:r>
+        <w:rPr>
+          <w:rtl/>
+          <w:cs/>
+          <w:lang w:val="ar_AE" w:bidi="ar_AE"/>
+        </w:rPr>
+        <w:t>(اقتراحات التَّرْجَمَة: تَرْجَمَة الأسماء)</w:t>
+      </w:r>
+    </w:p>
+    <w:p>
+      <w:pPr>
+        <w:bidi/>
+      </w:pPr>
+      <w:r>
+        <w:rPr>
+          <w:rtl/>
+          <w:cs/>
+          <w:lang w:val="ar_AE" w:bidi="ar_AE"/>
+        </w:rPr>
+      </w:r>
+      <w:r>
+        <w:rPr>
+          <w:rtl/>
+          <w:cs/>
+          <w:lang w:val="ar_AE" w:bidi="ar_AE"/>
+        </w:rPr>
+        <w:t xml:space="preserve">(انظر أيضًا: </w:t>
+      </w:r>
+      <w:r>
+        <w:rPr>
+          <w:rtl/>
+          <w:cs/>
+          <w:lang w:val="ar_AE" w:bidi="ar_AE"/>
+        </w:rPr>
+        <w:t xml:space="preserve">آحَاز، </w:t>
+      </w:r>
+      <w:r>
+        <w:rPr>
+          <w:rtl/>
+          <w:cs/>
+          <w:lang w:val="ar_AE" w:bidi="ar_AE"/>
+        </w:rPr>
+        <w:t>حزقيا،</w:t>
+      </w:r>
+      <w:r>
+        <w:rPr>
+          <w:rtl/>
+          <w:cs/>
+          <w:lang w:val="ar_AE" w:bidi="ar_AE"/>
+        </w:rPr>
+        <w:t xml:space="preserve"> </w:t>
+      </w:r>
+      <w:r>
+        <w:rPr>
+          <w:rtl/>
+          <w:cs/>
+          <w:lang w:val="ar_AE" w:bidi="ar_AE"/>
+        </w:rPr>
+        <w:t>هوشع،</w:t>
+      </w:r>
+      <w:r>
+        <w:rPr>
+          <w:rtl/>
+          <w:cs/>
+          <w:lang w:val="ar_AE" w:bidi="ar_AE"/>
+        </w:rPr>
+        <w:t xml:space="preserve"> </w:t>
+      </w:r>
+      <w:r>
+        <w:rPr>
+          <w:rtl/>
+          <w:cs/>
+          <w:lang w:val="ar_AE" w:bidi="ar_AE"/>
+        </w:rPr>
+        <w:t>يربعام،</w:t>
+      </w:r>
+      <w:r>
+        <w:rPr>
+          <w:rtl/>
+          <w:cs/>
+          <w:lang w:val="ar_AE" w:bidi="ar_AE"/>
+        </w:rPr>
+        <w:t xml:space="preserve"> </w:t>
+      </w:r>
+      <w:r>
+        <w:rPr>
+          <w:rtl/>
+          <w:cs/>
+          <w:lang w:val="ar_AE" w:bidi="ar_AE"/>
+        </w:rPr>
+        <w:t xml:space="preserve">يوثام، </w:t>
+      </w:r>
+      <w:r>
+        <w:rPr>
+          <w:rtl/>
+          <w:cs/>
+          <w:lang w:val="ar_AE" w:bidi="ar_AE"/>
+        </w:rPr>
+        <w:t xml:space="preserve">عزيا، </w:t>
+      </w:r>
+      <w:r>
+        <w:rPr>
+          <w:rtl/>
+          <w:cs/>
+          <w:lang w:val="ar_AE" w:bidi="ar_AE"/>
+        </w:rPr>
+        <w:t>زكريَّا (العهد القديم)</w:t>
+      </w:r>
+      <w:r>
+        <w:rPr>
+          <w:rtl/>
+          <w:cs/>
+          <w:lang w:val="ar_AE" w:bidi="ar_AE"/>
+        </w:rPr>
+        <w:t>)</w:t>
+      </w:r>
+    </w:p>
+    <w:p>
+      <w:pPr>
+        <w:pStyle w:val="Heading3"/>
+        <w:bidi/>
+      </w:pPr>
+      <w:r>
+        <w:rPr>
+          <w:rtl/>
+          <w:cs/>
+          <w:lang w:val="ar_AE" w:bidi="ar_AE"/>
+        </w:rPr>
+        <w:t>مراجع الكتاب المقدس:</w:t>
+      </w:r>
+    </w:p>
+    <w:p>
+      <w:pPr>
+        <w:pStyle w:val="ListBullet"/>
+        <w:bidi/>
+        <w:spacing w:line="240" w:lineRule="auto"/>
+        <w:ind w:left="720"/>
+      </w:pPr>
+      <w:r>
+        <w:rPr>
+          <w:rtl/>
+          <w:cs/>
+          <w:lang w:val="ar_AE" w:bidi="ar_AE"/>
+        </w:rPr>
+      </w:r>
+      <w:r>
+        <w:rPr>
+          <w:rtl/>
+          <w:cs/>
+          <w:lang w:val="ar_AE" w:bidi="ar_AE"/>
+        </w:rPr>
+        <w:t>هوشع 1: 1–2</w:t>
+      </w:r>
+    </w:p>
+    <w:p>
+      <w:pPr>
+        <w:pStyle w:val="ListBullet"/>
+        <w:bidi/>
+        <w:spacing w:line="240" w:lineRule="auto"/>
+        <w:ind w:left="720"/>
+      </w:pPr>
+      <w:r>
+        <w:rPr>
+          <w:rtl/>
+          <w:cs/>
+          <w:lang w:val="ar_AE" w:bidi="ar_AE"/>
+        </w:rPr>
+      </w:r>
+      <w:r>
+        <w:rPr>
+          <w:rtl/>
+          <w:cs/>
+          <w:lang w:val="ar_AE" w:bidi="ar_AE"/>
+        </w:rPr>
+        <w:t>هوشع 1: 3–5</w:t>
+      </w:r>
+    </w:p>
+    <w:p>
+      <w:pPr>
+        <w:pStyle w:val="ListBullet"/>
+        <w:bidi/>
+        <w:spacing w:line="240" w:lineRule="auto"/>
+        <w:ind w:left="720"/>
+      </w:pPr>
+      <w:r>
+        <w:rPr>
+          <w:rtl/>
+          <w:cs/>
+          <w:lang w:val="ar_AE" w:bidi="ar_AE"/>
+        </w:rPr>
+      </w:r>
+      <w:r>
+        <w:rPr>
+          <w:rtl/>
+          <w:cs/>
+          <w:lang w:val="ar_AE" w:bidi="ar_AE"/>
+        </w:rPr>
+        <w:t>هوشع 1: 6–7</w:t>
+      </w:r>
+    </w:p>
+    <w:p>
+      <w:pPr>
+        <w:pStyle w:val="Heading3"/>
+        <w:bidi/>
+      </w:pPr>
+      <w:r>
+        <w:rPr>
+          <w:rtl/>
+          <w:cs/>
+          <w:lang w:val="ar_AE" w:bidi="ar_AE"/>
+        </w:rPr>
+        <w:t>بيانات الكلمة:</w:t>
+      </w:r>
+    </w:p>
+    <w:p>
+      <w:pPr>
+        <w:pStyle w:val="ListBullet"/>
+        <w:bidi/>
+        <w:spacing w:line="240" w:lineRule="auto"/>
+        <w:ind w:left="720"/>
+      </w:pPr>
+      <w:r>
+        <w:rPr>
+          <w:rtl/>
+          <w:cs/>
+          <w:lang w:val="ar_AE" w:bidi="ar_AE"/>
+        </w:rPr>
+      </w:r>
+      <w:r>
+        <w:rPr>
+          <w:rtl/>
+          <w:cs/>
+          <w:lang w:val="ar_AE" w:bidi="ar_AE"/>
+        </w:rPr>
+        <w:t>سترونغ: H1954، G56170</w:t>
+      </w:r>
+      <w:r>
+        <w:rPr>
+          <w:rtl/>
+          <w:cs/>
+          <w:lang w:val="ar_AE" w:bidi="ar_AE"/>
+        </w:rPr>
+      </w:r>
+      <w:r>
+        <w:rPr>
+          <w:rtl/>
+          <w:cs/>
+          <w:lang w:val="ar_AE" w:bidi="ar_AE"/>
+        </w:rPr>
+      </w:r>
+    </w:p>
+    <w:p>
+      <w:pPr>
+        <w:bidi/>
+      </w:pPr>
+      <w:r>
+        <w:rPr>
+          <w:rtl/>
+          <w:cs/>
+          <w:lang w:val="ar_AE" w:bidi="ar_AE"/>
+        </w:rPr>
+      </w:r>
+    </w:p>
+    <w:p>
+      <w:pPr>
+        <w:pStyle w:val="Heading2"/>
+        <w:bidi/>
+      </w:pPr>
+      <w:r>
+        <w:rPr>
+          <w:rtl/>
+          <w:cs/>
+          <w:lang w:val="ar_AE" w:bidi="ar_AE"/>
+        </w:rPr>
+        <w:t>هوشع الملك</w:t>
+      </w:r>
+      <w:r>
+        <w:rPr>
+          <w:rtl/>
+          <w:cs/>
+          <w:lang w:val="ar_AE" w:bidi="ar_AE"/>
+        </w:rPr>
+      </w:r>
+    </w:p>
+    <w:p>
+      <w:pPr>
+        <w:pStyle w:val="Heading3"/>
+        <w:bidi/>
+      </w:pPr>
+      <w:r>
+        <w:rPr>
+          <w:rtl/>
+          <w:cs/>
+          <w:lang w:val="ar_AE" w:bidi="ar_AE"/>
+        </w:rPr>
+        <w:t>حقائق:</w:t>
+      </w:r>
+    </w:p>
+    <w:p>
+      <w:pPr>
+        <w:bidi/>
+      </w:pPr>
+      <w:r>
+        <w:rPr>
+          <w:rtl/>
+          <w:cs/>
+          <w:lang w:val="ar_AE" w:bidi="ar_AE"/>
+        </w:rPr>
+      </w:r>
+      <w:r>
+        <w:rPr>
+          <w:rtl/>
+          <w:cs/>
+          <w:lang w:val="ar_AE" w:bidi="ar_AE"/>
+        </w:rPr>
+        <w:t>كان هوشع اسم ملك من ملوك إسرائيل، وعدة رجال آخرين في العهد القديم.</w:t>
+      </w:r>
+    </w:p>
+    <w:p>
+      <w:pPr>
+        <w:pStyle w:val="ListBullet"/>
+        <w:bidi/>
+        <w:spacing w:line="240" w:lineRule="auto"/>
+        <w:ind w:left="720"/>
+      </w:pPr>
+      <w:r>
+        <w:rPr>
+          <w:rtl/>
+          <w:cs/>
+          <w:lang w:val="ar_AE" w:bidi="ar_AE"/>
+        </w:rPr>
+      </w:r>
+      <w:r>
+        <w:rPr>
+          <w:rtl/>
+          <w:cs/>
+          <w:lang w:val="ar_AE" w:bidi="ar_AE"/>
+        </w:rPr>
+        <w:t>هوشع بن أيلة ملك على إسرائيل لمدة تسع سنوات، خلال جزء من حكم أحاز وحزقيا، ملوك يهوذا.</w:t>
+      </w:r>
+    </w:p>
+    <w:p>
+      <w:pPr>
+        <w:pStyle w:val="ListBullet"/>
+        <w:bidi/>
+        <w:spacing w:line="240" w:lineRule="auto"/>
+        <w:ind w:left="720"/>
+      </w:pPr>
+      <w:r>
+        <w:rPr>
+          <w:rtl/>
+          <w:cs/>
+          <w:lang w:val="ar_AE" w:bidi="ar_AE"/>
+        </w:rPr>
+      </w:r>
+      <w:r>
+        <w:rPr>
+          <w:rtl/>
+          <w:cs/>
+          <w:lang w:val="ar_AE" w:bidi="ar_AE"/>
+        </w:rPr>
+        <w:t>كان يشوع بن نون يُدعى سابقًا هوشع. وغيّر موسى اسم هوشع إلى يشوع قبل إرساله وإحدى عشر رجلاً آخرين للتجسس على أرض الكنعانيين.</w:t>
+      </w:r>
+    </w:p>
+    <w:p>
+      <w:pPr>
+        <w:pStyle w:val="ListBullet"/>
+        <w:bidi/>
+        <w:spacing w:line="240" w:lineRule="auto"/>
+        <w:ind w:left="720"/>
+      </w:pPr>
+      <w:r>
+        <w:rPr>
+          <w:rtl/>
+          <w:cs/>
+          <w:lang w:val="ar_AE" w:bidi="ar_AE"/>
+        </w:rPr>
+      </w:r>
+      <w:r>
+        <w:rPr>
+          <w:rtl/>
+          <w:cs/>
+          <w:lang w:val="ar_AE" w:bidi="ar_AE"/>
+        </w:rPr>
+        <w:t>بعد وفاة موسى، قاد يشوع شعب إسرائيل للاستيلاء على أرض كنعان.</w:t>
+      </w:r>
+    </w:p>
+    <w:p>
+      <w:pPr>
+        <w:pStyle w:val="ListBullet"/>
+        <w:bidi/>
+        <w:spacing w:line="240" w:lineRule="auto"/>
+        <w:ind w:left="720"/>
+      </w:pPr>
+      <w:r>
+        <w:rPr>
+          <w:rtl/>
+          <w:cs/>
+          <w:lang w:val="ar_AE" w:bidi="ar_AE"/>
+        </w:rPr>
+      </w:r>
+      <w:r>
+        <w:rPr>
+          <w:rtl/>
+          <w:cs/>
+          <w:lang w:val="ar_AE" w:bidi="ar_AE"/>
+        </w:rPr>
+        <w:t>وكان رجل آخر يُدعى هوشع ابن عززيا أحد قادة الأفرايميين.</w:t>
+      </w:r>
+    </w:p>
+    <w:p>
+      <w:pPr>
+        <w:bidi/>
+      </w:pPr>
+      <w:r>
+        <w:rPr>
+          <w:rtl/>
+          <w:cs/>
+          <w:lang w:val="ar_AE" w:bidi="ar_AE"/>
+        </w:rPr>
+      </w:r>
+      <w:r>
+        <w:rPr>
+          <w:rtl/>
+          <w:cs/>
+          <w:lang w:val="ar_AE" w:bidi="ar_AE"/>
+        </w:rPr>
+        <w:t>(اقتراحات الترجمة: ترجمة الأسماء)</w:t>
+      </w:r>
+    </w:p>
+    <w:p>
+      <w:pPr>
+        <w:bidi/>
+      </w:pPr>
+      <w:r>
+        <w:rPr>
+          <w:rtl/>
+          <w:cs/>
+          <w:lang w:val="ar_AE" w:bidi="ar_AE"/>
+        </w:rPr>
+      </w:r>
+      <w:r>
+        <w:rPr>
+          <w:rtl/>
+          <w:cs/>
+          <w:lang w:val="ar_AE" w:bidi="ar_AE"/>
+        </w:rPr>
+        <w:t xml:space="preserve">(انظر أيضًا: </w:t>
+      </w:r>
+      <w:r>
+        <w:rPr>
+          <w:rtl/>
+          <w:cs/>
+          <w:lang w:val="ar_AE" w:bidi="ar_AE"/>
+        </w:rPr>
+        <w:t>آحاز</w:t>
+      </w:r>
+      <w:r>
+        <w:rPr>
+          <w:rtl/>
+          <w:cs/>
+          <w:lang w:val="ar_AE" w:bidi="ar_AE"/>
+        </w:rPr>
         <w:t xml:space="preserve">، </w:t>
       </w:r>
       <w:r>
@@ -1914,7 +4860,71 @@
           <w:cs/>
           <w:lang w:val="ar_AE" w:bidi="ar_AE"/>
         </w:rPr>
-        <w:t>القبر</w:t>
+        <w:t>كنعان</w:t>
+      </w:r>
+      <w:r>
+        <w:rPr>
+          <w:rtl/>
+          <w:cs/>
+          <w:lang w:val="ar_AE" w:bidi="ar_AE"/>
+        </w:rPr>
+        <w:t xml:space="preserve">، </w:t>
+      </w:r>
+      <w:r>
+        <w:rPr>
+          <w:rtl/>
+          <w:cs/>
+          <w:lang w:val="ar_AE" w:bidi="ar_AE"/>
+        </w:rPr>
+        <w:t>أفرايم</w:t>
+      </w:r>
+      <w:r>
+        <w:rPr>
+          <w:rtl/>
+          <w:cs/>
+          <w:lang w:val="ar_AE" w:bidi="ar_AE"/>
+        </w:rPr>
+        <w:t xml:space="preserve">، </w:t>
+      </w:r>
+      <w:r>
+        <w:rPr>
+          <w:rtl/>
+          <w:cs/>
+          <w:lang w:val="ar_AE" w:bidi="ar_AE"/>
+        </w:rPr>
+        <w:t>حزقيا</w:t>
+      </w:r>
+      <w:r>
+        <w:rPr>
+          <w:rtl/>
+          <w:cs/>
+          <w:lang w:val="ar_AE" w:bidi="ar_AE"/>
+        </w:rPr>
+        <w:t xml:space="preserve">، </w:t>
+      </w:r>
+      <w:r>
+        <w:rPr>
+          <w:rtl/>
+          <w:cs/>
+          <w:lang w:val="ar_AE" w:bidi="ar_AE"/>
+        </w:rPr>
+        <w:t>يشوع</w:t>
+      </w:r>
+      <w:r>
+        <w:rPr>
+          <w:rtl/>
+          <w:cs/>
+          <w:lang w:val="ar_AE" w:bidi="ar_AE"/>
+        </w:rPr>
+        <w:t xml:space="preserve">، </w:t>
+      </w:r>
+      <w:r>
+        <w:rPr>
+          <w:rtl/>
+          <w:cs/>
+          <w:lang w:val="ar_AE" w:bidi="ar_AE"/>
+        </w:rPr>
+        <w:t>موسى</w:t>
       </w:r>
       <w:r>
         <w:rPr>
@@ -1936,6 +4946,472 @@
           <w:cs/>
           <w:lang w:val="ar_AE" w:bidi="ar_AE"/>
         </w:rPr>
+        <w:t>شواهد الكتاب المقدس:</w:t>
+      </w:r>
+    </w:p>
+    <w:p>
+      <w:pPr>
+        <w:pStyle w:val="ListBullet"/>
+        <w:bidi/>
+        <w:spacing w:line="240" w:lineRule="auto"/>
+        <w:ind w:left="720"/>
+      </w:pPr>
+      <w:r>
+        <w:rPr>
+          <w:rtl/>
+          <w:cs/>
+          <w:lang w:val="ar_AE" w:bidi="ar_AE"/>
+        </w:rPr>
+      </w:r>
+      <w:r>
+        <w:rPr>
+          <w:rtl/>
+          <w:cs/>
+          <w:lang w:val="ar_AE" w:bidi="ar_AE"/>
+        </w:rPr>
+        <w:t>1 أخبار الأيام 27:20</w:t>
+      </w:r>
+    </w:p>
+    <w:p>
+      <w:pPr>
+        <w:pStyle w:val="ListBullet"/>
+        <w:bidi/>
+        <w:spacing w:line="240" w:lineRule="auto"/>
+        <w:ind w:left="720"/>
+      </w:pPr>
+      <w:r>
+        <w:rPr>
+          <w:rtl/>
+          <w:cs/>
+          <w:lang w:val="ar_AE" w:bidi="ar_AE"/>
+        </w:rPr>
+      </w:r>
+      <w:r>
+        <w:rPr>
+          <w:rtl/>
+          <w:cs/>
+          <w:lang w:val="ar_AE" w:bidi="ar_AE"/>
+        </w:rPr>
+        <w:t>2 ملوك 15:30</w:t>
+      </w:r>
+    </w:p>
+    <w:p>
+      <w:pPr>
+        <w:pStyle w:val="ListBullet"/>
+        <w:bidi/>
+        <w:spacing w:line="240" w:lineRule="auto"/>
+        <w:ind w:left="720"/>
+      </w:pPr>
+      <w:r>
+        <w:rPr>
+          <w:rtl/>
+          <w:cs/>
+          <w:lang w:val="ar_AE" w:bidi="ar_AE"/>
+        </w:rPr>
+      </w:r>
+      <w:r>
+        <w:rPr>
+          <w:rtl/>
+          <w:cs/>
+          <w:lang w:val="ar_AE" w:bidi="ar_AE"/>
+        </w:rPr>
+        <w:t>2 ملوك 17:3</w:t>
+      </w:r>
+    </w:p>
+    <w:p>
+      <w:pPr>
+        <w:pStyle w:val="ListBullet"/>
+        <w:bidi/>
+        <w:spacing w:line="240" w:lineRule="auto"/>
+        <w:ind w:left="720"/>
+      </w:pPr>
+      <w:r>
+        <w:rPr>
+          <w:rtl/>
+          <w:cs/>
+          <w:lang w:val="ar_AE" w:bidi="ar_AE"/>
+        </w:rPr>
+      </w:r>
+      <w:r>
+        <w:rPr>
+          <w:rtl/>
+          <w:cs/>
+          <w:lang w:val="ar_AE" w:bidi="ar_AE"/>
+        </w:rPr>
+        <w:t>2 ملوك 18:1</w:t>
+      </w:r>
+    </w:p>
+    <w:p>
+      <w:pPr>
+        <w:pStyle w:val="ListBullet"/>
+        <w:bidi/>
+        <w:spacing w:line="240" w:lineRule="auto"/>
+        <w:ind w:left="720"/>
+      </w:pPr>
+      <w:r>
+        <w:rPr>
+          <w:rtl/>
+          <w:cs/>
+          <w:lang w:val="ar_AE" w:bidi="ar_AE"/>
+        </w:rPr>
+      </w:r>
+      <w:r>
+        <w:rPr>
+          <w:rtl/>
+          <w:cs/>
+          <w:lang w:val="ar_AE" w:bidi="ar_AE"/>
+        </w:rPr>
+        <w:t>2 ملوك 18:9</w:t>
+      </w:r>
+    </w:p>
+    <w:p>
+      <w:pPr>
+        <w:pStyle w:val="Heading3"/>
+        <w:bidi/>
+      </w:pPr>
+      <w:r>
+        <w:rPr>
+          <w:rtl/>
+          <w:cs/>
+          <w:lang w:val="ar_AE" w:bidi="ar_AE"/>
+        </w:rPr>
+        <w:t>بيانات الكلمة:</w:t>
+      </w:r>
+    </w:p>
+    <w:p>
+      <w:pPr>
+        <w:pStyle w:val="ListBullet"/>
+        <w:bidi/>
+        <w:spacing w:line="240" w:lineRule="auto"/>
+        <w:ind w:left="720"/>
+      </w:pPr>
+      <w:r>
+        <w:rPr>
+          <w:rtl/>
+          <w:cs/>
+          <w:lang w:val="ar_AE" w:bidi="ar_AE"/>
+        </w:rPr>
+      </w:r>
+      <w:r>
+        <w:rPr>
+          <w:rtl/>
+          <w:cs/>
+          <w:lang w:val="ar_AE" w:bidi="ar_AE"/>
+        </w:rPr>
+        <w:t>سترونج: H1954</w:t>
+      </w:r>
+      <w:r>
+        <w:rPr>
+          <w:rtl/>
+          <w:cs/>
+          <w:lang w:val="ar_AE" w:bidi="ar_AE"/>
+        </w:rPr>
+      </w:r>
+      <w:r>
+        <w:rPr>
+          <w:rtl/>
+          <w:cs/>
+          <w:lang w:val="ar_AE" w:bidi="ar_AE"/>
+        </w:rPr>
+      </w:r>
+    </w:p>
+    <w:p>
+      <w:pPr>
+        <w:bidi/>
+      </w:pPr>
+      <w:r>
+        <w:rPr>
+          <w:rtl/>
+          <w:cs/>
+          <w:lang w:val="ar_AE" w:bidi="ar_AE"/>
+        </w:rPr>
+      </w:r>
+    </w:p>
+    <w:p>
+      <w:pPr>
+        <w:pStyle w:val="Heading2"/>
+        <w:bidi/>
+      </w:pPr>
+      <w:r>
+        <w:rPr>
+          <w:rtl/>
+          <w:cs/>
+          <w:lang w:val="ar_AE" w:bidi="ar_AE"/>
+        </w:rPr>
+        <w:t>هيرودس الكبير</w:t>
+      </w:r>
+      <w:r>
+        <w:rPr>
+          <w:rtl/>
+          <w:cs/>
+          <w:lang w:val="ar_AE" w:bidi="ar_AE"/>
+        </w:rPr>
+      </w:r>
+    </w:p>
+    <w:p>
+      <w:pPr>
+        <w:pStyle w:val="Heading3"/>
+        <w:bidi/>
+      </w:pPr>
+      <w:r>
+        <w:rPr>
+          <w:rtl/>
+          <w:cs/>
+          <w:lang w:val="ar_AE" w:bidi="ar_AE"/>
+        </w:rPr>
+        <w:t>حقائق:</w:t>
+      </w:r>
+    </w:p>
+    <w:p>
+      <w:pPr>
+        <w:bidi/>
+      </w:pPr>
+      <w:r>
+        <w:rPr>
+          <w:rtl/>
+          <w:cs/>
+          <w:lang w:val="ar_AE" w:bidi="ar_AE"/>
+        </w:rPr>
+      </w:r>
+      <w:r>
+        <w:rPr>
+          <w:rtl/>
+          <w:cs/>
+          <w:lang w:val="ar_AE" w:bidi="ar_AE"/>
+        </w:rPr>
+        <w:t>كان هيرودس الكبير يحكم اليهودية في الوقت الذي وُلد فيه يسوع. كما انه كان الأول من عدة حكام أدوميين باسم هيرودس الذين كانوا قد حكموا أجزاء من الإمبراطورية الرومانية.</w:t>
+      </w:r>
+    </w:p>
+    <w:p>
+      <w:pPr>
+        <w:pStyle w:val="ListBullet"/>
+        <w:bidi/>
+        <w:spacing w:line="240" w:lineRule="auto"/>
+        <w:ind w:left="720"/>
+      </w:pPr>
+      <w:r>
+        <w:rPr>
+          <w:rtl/>
+          <w:cs/>
+          <w:lang w:val="ar_AE" w:bidi="ar_AE"/>
+        </w:rPr>
+      </w:r>
+      <w:r>
+        <w:rPr>
+          <w:rtl/>
+          <w:cs/>
+          <w:lang w:val="ar_AE" w:bidi="ar_AE"/>
+        </w:rPr>
+        <w:t>لقد تحول أجداده إلى اليهودية فنشأ كيهودي.</w:t>
+      </w:r>
+    </w:p>
+    <w:p>
+      <w:pPr>
+        <w:pStyle w:val="ListBullet"/>
+        <w:bidi/>
+        <w:spacing w:line="240" w:lineRule="auto"/>
+        <w:ind w:left="720"/>
+      </w:pPr>
+      <w:r>
+        <w:rPr>
+          <w:rtl/>
+          <w:cs/>
+          <w:lang w:val="ar_AE" w:bidi="ar_AE"/>
+        </w:rPr>
+      </w:r>
+      <w:r>
+        <w:rPr>
+          <w:rtl/>
+          <w:cs/>
+          <w:lang w:val="ar_AE" w:bidi="ar_AE"/>
+        </w:rPr>
+        <w:t>أطلق عليه أوغسطس قيصر اسم "الملك هيرودس" رغم أنه لم يكن ملكًا حقيقيًا. وقد حكم اليهود في اليهودية لمدة 33 عامًا.</w:t>
+      </w:r>
+    </w:p>
+    <w:p>
+      <w:pPr>
+        <w:pStyle w:val="ListBullet"/>
+        <w:bidi/>
+        <w:spacing w:line="240" w:lineRule="auto"/>
+        <w:ind w:left="720"/>
+      </w:pPr>
+      <w:r>
+        <w:rPr>
+          <w:rtl/>
+          <w:cs/>
+          <w:lang w:val="ar_AE" w:bidi="ar_AE"/>
+        </w:rPr>
+      </w:r>
+      <w:r>
+        <w:rPr>
+          <w:rtl/>
+          <w:cs/>
+          <w:lang w:val="ar_AE" w:bidi="ar_AE"/>
+        </w:rPr>
+        <w:t>كان هيرودس الكبير معروفًا بالمباني الجميلة التي أمر ببنائها كما أنه أعاد بناء الهيكل اليهودي في أورشليم.</w:t>
+      </w:r>
+    </w:p>
+    <w:p>
+      <w:pPr>
+        <w:pStyle w:val="ListBullet"/>
+        <w:bidi/>
+        <w:spacing w:line="240" w:lineRule="auto"/>
+        <w:ind w:left="720"/>
+      </w:pPr>
+      <w:r>
+        <w:rPr>
+          <w:rtl/>
+          <w:cs/>
+          <w:lang w:val="ar_AE" w:bidi="ar_AE"/>
+        </w:rPr>
+      </w:r>
+      <w:r>
+        <w:rPr>
+          <w:rtl/>
+          <w:cs/>
+          <w:lang w:val="ar_AE" w:bidi="ar_AE"/>
+        </w:rPr>
+        <w:t>كان هيرودس هذا قاسيًا جدًا وقتل العديد من الناس. وعندما سمع أن "ملك اليهود" قد ولد في بيت لحم، أمر بقتل جميع الصبيان الرضع في تلك المدينة.</w:t>
+      </w:r>
+    </w:p>
+    <w:p>
+      <w:pPr>
+        <w:pStyle w:val="ListBullet"/>
+        <w:bidi/>
+        <w:spacing w:line="240" w:lineRule="auto"/>
+        <w:ind w:left="720"/>
+      </w:pPr>
+      <w:r>
+        <w:rPr>
+          <w:rtl/>
+          <w:cs/>
+          <w:lang w:val="ar_AE" w:bidi="ar_AE"/>
+        </w:rPr>
+      </w:r>
+      <w:r>
+        <w:rPr>
+          <w:rtl/>
+          <w:cs/>
+          <w:lang w:val="ar_AE" w:bidi="ar_AE"/>
+        </w:rPr>
+        <w:t>أصبح أبناؤه هيرودس أنتيباس وهيرودس فيلبس وحفيده هيرودس أغريباس أيضًا حكامًا رومانيين. حكم حفيده الأكبر هيرودس أغريباس الثاني (المسمى "الملك أغريباس") على كامل منطقة اليهودية.</w:t>
+      </w:r>
+    </w:p>
+    <w:p>
+      <w:pPr>
+        <w:bidi/>
+      </w:pPr>
+      <w:r>
+        <w:rPr>
+          <w:rtl/>
+          <w:cs/>
+          <w:lang w:val="ar_AE" w:bidi="ar_AE"/>
+        </w:rPr>
+      </w:r>
+      <w:r>
+        <w:rPr>
+          <w:rtl/>
+          <w:cs/>
+          <w:lang w:val="ar_AE" w:bidi="ar_AE"/>
+        </w:rPr>
+        <w:t>(انظر كيفية ترجمة الأسماء)</w:t>
+      </w:r>
+    </w:p>
+    <w:p>
+      <w:pPr>
+        <w:bidi/>
+      </w:pPr>
+      <w:r>
+        <w:rPr>
+          <w:rtl/>
+          <w:cs/>
+          <w:lang w:val="ar_AE" w:bidi="ar_AE"/>
+        </w:rPr>
+      </w:r>
+      <w:r>
+        <w:rPr>
+          <w:rtl/>
+          <w:cs/>
+          <w:lang w:val="ar_AE" w:bidi="ar_AE"/>
+        </w:rPr>
+        <w:t xml:space="preserve">(انظر أيضًا: </w:t>
+      </w:r>
+      <w:r>
+        <w:rPr>
+          <w:rtl/>
+          <w:cs/>
+          <w:lang w:val="ar_AE" w:bidi="ar_AE"/>
+        </w:rPr>
+        <w:t>هيرودس أنتيباس</w:t>
+      </w:r>
+      <w:r>
+        <w:rPr>
+          <w:rtl/>
+          <w:cs/>
+          <w:lang w:val="ar_AE" w:bidi="ar_AE"/>
+        </w:rPr>
+        <w:t xml:space="preserve">, </w:t>
+      </w:r>
+      <w:r>
+        <w:rPr>
+          <w:rtl/>
+          <w:cs/>
+          <w:lang w:val="ar_AE" w:bidi="ar_AE"/>
+        </w:rPr>
+        <w:t>اليهودية</w:t>
+      </w:r>
+      <w:r>
+        <w:rPr>
+          <w:rtl/>
+          <w:cs/>
+          <w:lang w:val="ar_AE" w:bidi="ar_AE"/>
+        </w:rPr>
+        <w:t xml:space="preserve">, </w:t>
+      </w:r>
+      <w:r>
+        <w:rPr>
+          <w:rtl/>
+          <w:cs/>
+          <w:lang w:val="ar_AE" w:bidi="ar_AE"/>
+        </w:rPr>
+        <w:t>ملك</w:t>
+      </w:r>
+      <w:r>
+        <w:rPr>
+          <w:rtl/>
+          <w:cs/>
+          <w:lang w:val="ar_AE" w:bidi="ar_AE"/>
+        </w:rPr>
+        <w:t xml:space="preserve">, </w:t>
+      </w:r>
+      <w:r>
+        <w:rPr>
+          <w:rtl/>
+          <w:cs/>
+          <w:lang w:val="ar_AE" w:bidi="ar_AE"/>
+        </w:rPr>
+        <w:t>هيكل</w:t>
+      </w:r>
+      <w:r>
+        <w:rPr>
+          <w:rtl/>
+          <w:cs/>
+          <w:lang w:val="ar_AE" w:bidi="ar_AE"/>
+        </w:rPr>
+        <w:t>)</w:t>
+      </w:r>
+    </w:p>
+    <w:p>
+      <w:pPr>
+        <w:pStyle w:val="Heading3"/>
+        <w:bidi/>
+      </w:pPr>
+      <w:r>
+        <w:rPr>
+          <w:rtl/>
+          <w:cs/>
+          <w:lang w:val="ar_AE" w:bidi="ar_AE"/>
+        </w:rPr>
         <w:t>مراجع الكتاب المقدس:</w:t>
       </w:r>
     </w:p>
@@ -1959,168 +5435,99 @@
           <w:cs/>
           <w:lang w:val="ar_AE" w:bidi="ar_AE"/>
         </w:rPr>
-        <w:t>أعمال الرسل 2: 31</w:t>
-      </w:r>
-    </w:p>
-    <w:p>
-      <w:pPr>
-        <w:pStyle w:val="ListBullet"/>
-        <w:bidi/>
-        <w:spacing w:line="240" w:lineRule="auto"/>
-        <w:ind w:left="720"/>
-      </w:pPr>
-      <w:r>
-        <w:rPr>
-          <w:rtl/>
-          <w:cs/>
-          <w:lang w:val="ar_AE" w:bidi="ar_AE"/>
-        </w:rPr>
-      </w:r>
-      <w:r>
-        <w:rPr>
-          <w:rtl/>
-          <w:cs/>
-          <w:lang w:val="ar_AE" w:bidi="ar_AE"/>
-        </w:rPr>
-        <w:t>تكوين 44: 29</w:t>
-      </w:r>
-    </w:p>
-    <w:p>
-      <w:pPr>
-        <w:pStyle w:val="ListBullet"/>
-        <w:bidi/>
-        <w:spacing w:line="240" w:lineRule="auto"/>
-        <w:ind w:left="720"/>
-      </w:pPr>
-      <w:r>
-        <w:rPr>
-          <w:rtl/>
-          <w:cs/>
-          <w:lang w:val="ar_AE" w:bidi="ar_AE"/>
-        </w:rPr>
-      </w:r>
-      <w:r>
-        <w:rPr>
-          <w:rtl/>
-          <w:cs/>
-          <w:lang w:val="ar_AE" w:bidi="ar_AE"/>
-        </w:rPr>
-        <w:t>يونان 2: 2</w:t>
-      </w:r>
-    </w:p>
-    <w:p>
-      <w:pPr>
-        <w:pStyle w:val="ListBullet"/>
-        <w:bidi/>
-        <w:spacing w:line="240" w:lineRule="auto"/>
-        <w:ind w:left="720"/>
-      </w:pPr>
-      <w:r>
-        <w:rPr>
-          <w:rtl/>
-          <w:cs/>
-          <w:lang w:val="ar_AE" w:bidi="ar_AE"/>
-        </w:rPr>
-      </w:r>
-      <w:r>
-        <w:rPr>
-          <w:rtl/>
-          <w:cs/>
-          <w:lang w:val="ar_AE" w:bidi="ar_AE"/>
-        </w:rPr>
-        <w:t>لوقا 10: 15</w:t>
-      </w:r>
-    </w:p>
-    <w:p>
-      <w:pPr>
-        <w:pStyle w:val="ListBullet"/>
-        <w:bidi/>
-        <w:spacing w:line="240" w:lineRule="auto"/>
-        <w:ind w:left="720"/>
-      </w:pPr>
-      <w:r>
-        <w:rPr>
-          <w:rtl/>
-          <w:cs/>
-          <w:lang w:val="ar_AE" w:bidi="ar_AE"/>
-        </w:rPr>
-      </w:r>
-      <w:r>
-        <w:rPr>
-          <w:rtl/>
-          <w:cs/>
-          <w:lang w:val="ar_AE" w:bidi="ar_AE"/>
-        </w:rPr>
-        <w:t>لوقا 16: 23</w:t>
-      </w:r>
-    </w:p>
-    <w:p>
-      <w:pPr>
-        <w:pStyle w:val="ListBullet"/>
-        <w:bidi/>
-        <w:spacing w:line="240" w:lineRule="auto"/>
-        <w:ind w:left="720"/>
-      </w:pPr>
-      <w:r>
-        <w:rPr>
-          <w:rtl/>
-          <w:cs/>
-          <w:lang w:val="ar_AE" w:bidi="ar_AE"/>
-        </w:rPr>
-      </w:r>
-      <w:r>
-        <w:rPr>
-          <w:rtl/>
-          <w:cs/>
-          <w:lang w:val="ar_AE" w:bidi="ar_AE"/>
-        </w:rPr>
-        <w:t>متى 11: 23</w:t>
-      </w:r>
-    </w:p>
-    <w:p>
-      <w:pPr>
-        <w:pStyle w:val="ListBullet"/>
-        <w:bidi/>
-        <w:spacing w:line="240" w:lineRule="auto"/>
-        <w:ind w:left="720"/>
-      </w:pPr>
-      <w:r>
-        <w:rPr>
-          <w:rtl/>
-          <w:cs/>
-          <w:lang w:val="ar_AE" w:bidi="ar_AE"/>
-        </w:rPr>
-      </w:r>
-      <w:r>
-        <w:rPr>
-          <w:rtl/>
-          <w:cs/>
-          <w:lang w:val="ar_AE" w:bidi="ar_AE"/>
-        </w:rPr>
-        <w:t>متى 16: 18</w:t>
-      </w:r>
-    </w:p>
-    <w:p>
-      <w:pPr>
-        <w:pStyle w:val="ListBullet"/>
-        <w:bidi/>
-        <w:spacing w:line="240" w:lineRule="auto"/>
-        <w:ind w:left="720"/>
-      </w:pPr>
-      <w:r>
-        <w:rPr>
-          <w:rtl/>
-          <w:cs/>
-          <w:lang w:val="ar_AE" w:bidi="ar_AE"/>
-        </w:rPr>
-      </w:r>
-      <w:r>
-        <w:rPr>
-          <w:rtl/>
-          <w:cs/>
-          <w:lang w:val="ar_AE" w:bidi="ar_AE"/>
-        </w:rPr>
-        <w:t>رؤيا 1: 18</w:t>
+        <w:t>متى 2: 3</w:t>
+      </w:r>
+    </w:p>
+    <w:p>
+      <w:pPr>
+        <w:pStyle w:val="ListBullet"/>
+        <w:bidi/>
+        <w:spacing w:line="240" w:lineRule="auto"/>
+        <w:ind w:left="720"/>
+      </w:pPr>
+      <w:r>
+        <w:rPr>
+          <w:rtl/>
+          <w:cs/>
+          <w:lang w:val="ar_AE" w:bidi="ar_AE"/>
+        </w:rPr>
+      </w:r>
+      <w:r>
+        <w:rPr>
+          <w:rtl/>
+          <w:cs/>
+          <w:lang w:val="ar_AE" w:bidi="ar_AE"/>
+        </w:rPr>
+        <w:t>متى 2: 12</w:t>
+      </w:r>
+    </w:p>
+    <w:p>
+      <w:pPr>
+        <w:pStyle w:val="ListBullet"/>
+        <w:bidi/>
+        <w:spacing w:line="240" w:lineRule="auto"/>
+        <w:ind w:left="720"/>
+      </w:pPr>
+      <w:r>
+        <w:rPr>
+          <w:rtl/>
+          <w:cs/>
+          <w:lang w:val="ar_AE" w:bidi="ar_AE"/>
+        </w:rPr>
+      </w:r>
+      <w:r>
+        <w:rPr>
+          <w:rtl/>
+          <w:cs/>
+          <w:lang w:val="ar_AE" w:bidi="ar_AE"/>
+        </w:rPr>
+        <w:t>متى 2: 16</w:t>
+      </w:r>
+    </w:p>
+    <w:p>
+      <w:pPr>
+        <w:pStyle w:val="ListBullet"/>
+        <w:bidi/>
+        <w:spacing w:line="240" w:lineRule="auto"/>
+        <w:ind w:left="720"/>
+      </w:pPr>
+      <w:r>
+        <w:rPr>
+          <w:rtl/>
+          <w:cs/>
+          <w:lang w:val="ar_AE" w:bidi="ar_AE"/>
+        </w:rPr>
+      </w:r>
+      <w:r>
+        <w:rPr>
+          <w:rtl/>
+          <w:cs/>
+          <w:lang w:val="ar_AE" w:bidi="ar_AE"/>
+        </w:rPr>
+        <w:t>متى 2: 20</w:t>
+      </w:r>
+    </w:p>
+    <w:p>
+      <w:pPr>
+        <w:pStyle w:val="ListBullet"/>
+        <w:bidi/>
+        <w:spacing w:line="240" w:lineRule="auto"/>
+        <w:ind w:left="720"/>
+      </w:pPr>
+      <w:r>
+        <w:rPr>
+          <w:rtl/>
+          <w:cs/>
+          <w:lang w:val="ar_AE" w:bidi="ar_AE"/>
+        </w:rPr>
+      </w:r>
+      <w:r>
+        <w:rPr>
+          <w:rtl/>
+          <w:cs/>
+          <w:lang w:val="ar_AE" w:bidi="ar_AE"/>
+        </w:rPr>
+        <w:t>متى 2: 22</w:t>
       </w:r>
     </w:p>
     <w:p>
@@ -2157,7 +5564,7 @@
           <w:cs/>
           <w:lang w:val="ar_AE" w:bidi="ar_AE"/>
         </w:rPr>
-        <w:t>سترونج: H7585، G00860</w:t>
+        <w:t>سترونج: G22640</w:t>
       </w:r>
       <w:r>
         <w:rPr>
@@ -2197,7 +5604,7 @@
           <w:cs/>
           <w:lang w:val="ar_AE" w:bidi="ar_AE"/>
         </w:rPr>
-        <w:t>هارون</w:t>
+        <w:t>هيرودس أنتيباس</w:t>
       </w:r>
       <w:r>
         <w:rPr>
@@ -2238,112 +5645,142 @@
           <w:cs/>
           <w:lang w:val="ar_AE" w:bidi="ar_AE"/>
         </w:rPr>
-        <w:t>كان هارون الأخ الأكبر لموسى. وقد اختار الله هارون ليكون أول رئيس كهنة لشعب إسرائيل.</w:t>
-      </w:r>
-    </w:p>
-    <w:p>
-      <w:pPr>
-        <w:pStyle w:val="ListBullet"/>
-        <w:bidi/>
-        <w:spacing w:line="240" w:lineRule="auto"/>
-        <w:ind w:left="720"/>
-      </w:pPr>
-      <w:r>
-        <w:rPr>
-          <w:rtl/>
-          <w:cs/>
-          <w:lang w:val="ar_AE" w:bidi="ar_AE"/>
-        </w:rPr>
-      </w:r>
-      <w:r>
-        <w:rPr>
-          <w:rtl/>
-          <w:cs/>
-          <w:lang w:val="ar_AE" w:bidi="ar_AE"/>
-        </w:rPr>
-        <w:t>ساعد هارون موسى في التحدث إلى فرعون بشأن إطلاق شعب إسرائيل.</w:t>
-      </w:r>
-    </w:p>
-    <w:p>
-      <w:pPr>
-        <w:pStyle w:val="ListBullet"/>
-        <w:bidi/>
-        <w:spacing w:line="240" w:lineRule="auto"/>
-        <w:ind w:left="720"/>
-      </w:pPr>
-      <w:r>
-        <w:rPr>
-          <w:rtl/>
-          <w:cs/>
-          <w:lang w:val="ar_AE" w:bidi="ar_AE"/>
-        </w:rPr>
-      </w:r>
-      <w:r>
-        <w:rPr>
-          <w:rtl/>
-          <w:cs/>
-          <w:lang w:val="ar_AE" w:bidi="ar_AE"/>
-        </w:rPr>
-        <w:t>أثناء ارتحال شعب إسرائيل في البرية، أخطأ هارون بصنع صنم لكي يعبده الشعب.</w:t>
-      </w:r>
-    </w:p>
-    <w:p>
-      <w:pPr>
-        <w:pStyle w:val="ListBullet"/>
-        <w:bidi/>
-        <w:spacing w:line="240" w:lineRule="auto"/>
-        <w:ind w:left="720"/>
-      </w:pPr>
-      <w:r>
-        <w:rPr>
-          <w:rtl/>
-          <w:cs/>
-          <w:lang w:val="ar_AE" w:bidi="ar_AE"/>
-        </w:rPr>
-      </w:r>
-      <w:r>
-        <w:rPr>
-          <w:rtl/>
-          <w:cs/>
-          <w:lang w:val="ar_AE" w:bidi="ar_AE"/>
-        </w:rPr>
-        <w:t xml:space="preserve">عيَّن الله أيضًا هارون ونسله ليكونوا كهنة </w:t>
-      </w:r>
-      <w:r>
-        <w:rPr>
-          <w:rtl/>
-          <w:cs/>
-          <w:lang w:val="ar_AE" w:bidi="ar_AE"/>
-        </w:rPr>
-        <w:t>(كاهن)</w:t>
-      </w:r>
-      <w:r>
-        <w:rPr>
-          <w:rtl/>
-          <w:cs/>
-          <w:lang w:val="ar_AE" w:bidi="ar_AE"/>
-        </w:rPr>
-        <w:t xml:space="preserve"> لشعب إسرائيل.</w:t>
-      </w:r>
-    </w:p>
-    <w:p>
-      <w:pPr>
-        <w:bidi/>
-      </w:pPr>
-      <w:r>
-        <w:rPr>
-          <w:rtl/>
-          <w:cs/>
-          <w:lang w:val="ar_AE" w:bidi="ar_AE"/>
-        </w:rPr>
-      </w:r>
-      <w:r>
-        <w:rPr>
-          <w:rtl/>
-          <w:cs/>
-          <w:lang w:val="ar_AE" w:bidi="ar_AE"/>
-        </w:rPr>
-        <w:t>(اقتراحات الترجمة: كيف تترجم الأسماء)</w:t>
+        <w:t>خلال معظم فترة حياة يسوع، كان هيرودس أنتيباس حاكماً لجزء من الإمبراطورية الرومانية الذي شمل مقاطعة الجليل.</w:t>
+      </w:r>
+    </w:p>
+    <w:p>
+      <w:pPr>
+        <w:pStyle w:val="ListBullet"/>
+        <w:bidi/>
+        <w:spacing w:line="240" w:lineRule="auto"/>
+        <w:ind w:left="720"/>
+      </w:pPr>
+      <w:r>
+        <w:rPr>
+          <w:rtl/>
+          <w:cs/>
+          <w:lang w:val="ar_AE" w:bidi="ar_AE"/>
+        </w:rPr>
+      </w:r>
+      <w:r>
+        <w:rPr>
+          <w:rtl/>
+          <w:cs/>
+          <w:lang w:val="ar_AE" w:bidi="ar_AE"/>
+        </w:rPr>
+        <w:t>مثل والده هيرودس الكبير، كان يُشار أحيانًا إلى أنتيباس باسم "الملك هيرودس" على الرغم من أنه لم يكن ملكًا في الحقيقة.</w:t>
+      </w:r>
+    </w:p>
+    <w:p>
+      <w:pPr>
+        <w:pStyle w:val="ListBullet"/>
+        <w:bidi/>
+        <w:spacing w:line="240" w:lineRule="auto"/>
+        <w:ind w:left="720"/>
+      </w:pPr>
+      <w:r>
+        <w:rPr>
+          <w:rtl/>
+          <w:cs/>
+          <w:lang w:val="ar_AE" w:bidi="ar_AE"/>
+        </w:rPr>
+      </w:r>
+      <w:r>
+        <w:rPr>
+          <w:rtl/>
+          <w:cs/>
+          <w:lang w:val="ar_AE" w:bidi="ar_AE"/>
+        </w:rPr>
+        <w:t>كان هيرودس أنتيباس يحكم حوالي ربع مقاطعات إسرائيل، لذلك كان يُطلق عليه أيضًا "هيرودس رئيس الربع". كان "رئيس الربع" لقبًا للشخص الذي يحكم ربع بلد.</w:t>
+      </w:r>
+    </w:p>
+    <w:p>
+      <w:pPr>
+        <w:pStyle w:val="ListBullet"/>
+        <w:bidi/>
+        <w:spacing w:line="240" w:lineRule="auto"/>
+        <w:ind w:left="720"/>
+      </w:pPr>
+      <w:r>
+        <w:rPr>
+          <w:rtl/>
+          <w:cs/>
+          <w:lang w:val="ar_AE" w:bidi="ar_AE"/>
+        </w:rPr>
+      </w:r>
+      <w:r>
+        <w:rPr>
+          <w:rtl/>
+          <w:cs/>
+          <w:lang w:val="ar_AE" w:bidi="ar_AE"/>
+        </w:rPr>
+        <w:t>أنتيباس هو "هيرودس" الذي أصدر الأمر بأن يُقتل يوحنا المعمدان بقطع رأسه.</w:t>
+      </w:r>
+    </w:p>
+    <w:p>
+      <w:pPr>
+        <w:pStyle w:val="ListBullet"/>
+        <w:bidi/>
+        <w:spacing w:line="240" w:lineRule="auto"/>
+        <w:ind w:left="720"/>
+      </w:pPr>
+      <w:r>
+        <w:rPr>
+          <w:rtl/>
+          <w:cs/>
+          <w:lang w:val="ar_AE" w:bidi="ar_AE"/>
+        </w:rPr>
+      </w:r>
+      <w:r>
+        <w:rPr>
+          <w:rtl/>
+          <w:cs/>
+          <w:lang w:val="ar_AE" w:bidi="ar_AE"/>
+        </w:rPr>
+        <w:t>كان هيرودس أنتيباس أيضًا هو الذي استجوب يسوع قبل صلبه.</w:t>
+      </w:r>
+    </w:p>
+    <w:p>
+      <w:pPr>
+        <w:pStyle w:val="ListBullet"/>
+        <w:bidi/>
+        <w:spacing w:line="240" w:lineRule="auto"/>
+        <w:ind w:left="720"/>
+      </w:pPr>
+      <w:r>
+        <w:rPr>
+          <w:rtl/>
+          <w:cs/>
+          <w:lang w:val="ar_AE" w:bidi="ar_AE"/>
+        </w:rPr>
+      </w:r>
+      <w:r>
+        <w:rPr>
+          <w:rtl/>
+          <w:cs/>
+          <w:lang w:val="ar_AE" w:bidi="ar_AE"/>
+        </w:rPr>
+        <w:t>كان الملوك الآخرون الذين لُقبوا ب"هيرودس" في العهد الجديد هم ابن أنتيباس (أغريباس) وحفيده (أغريباس الثاني) الذين حكموا خلال زمن الرسل.</w:t>
+      </w:r>
+    </w:p>
+    <w:p>
+      <w:pPr>
+        <w:bidi/>
+      </w:pPr>
+      <w:r>
+        <w:rPr>
+          <w:rtl/>
+          <w:cs/>
+          <w:lang w:val="ar_AE" w:bidi="ar_AE"/>
+        </w:rPr>
+      </w:r>
+      <w:r>
+        <w:rPr>
+          <w:rtl/>
+          <w:cs/>
+          <w:lang w:val="ar_AE" w:bidi="ar_AE"/>
+        </w:rPr>
+        <w:t>(اقتراحات الترجمة: كيفية ترجمة الأسماء)</w:t>
       </w:r>
     </w:p>
     <w:p>
@@ -2371,39 +5808,71 @@
           <w:cs/>
           <w:lang w:val="ar_AE" w:bidi="ar_AE"/>
         </w:rPr>
-        <w:t>كاهن</w:t>
-      </w:r>
-      <w:r>
-        <w:rPr>
-          <w:rtl/>
-          <w:cs/>
-          <w:lang w:val="ar_AE" w:bidi="ar_AE"/>
-        </w:rPr>
-        <w:t xml:space="preserve">، </w:t>
-      </w:r>
-      <w:r>
-        <w:rPr>
-          <w:rtl/>
-          <w:cs/>
-          <w:lang w:val="ar_AE" w:bidi="ar_AE"/>
-        </w:rPr>
-        <w:t>موسى</w:t>
-      </w:r>
-      <w:r>
-        <w:rPr>
-          <w:rtl/>
-          <w:cs/>
-          <w:lang w:val="ar_AE" w:bidi="ar_AE"/>
-        </w:rPr>
-        <w:t xml:space="preserve">، </w:t>
-      </w:r>
-      <w:r>
-        <w:rPr>
-          <w:rtl/>
-          <w:cs/>
-          <w:lang w:val="ar_AE" w:bidi="ar_AE"/>
-        </w:rPr>
-        <w:t>إسرائيل</w:t>
+        <w:t>صلب</w:t>
+      </w:r>
+      <w:r>
+        <w:rPr>
+          <w:rtl/>
+          <w:cs/>
+          <w:lang w:val="ar_AE" w:bidi="ar_AE"/>
+        </w:rPr>
+        <w:t xml:space="preserve">, </w:t>
+      </w:r>
+      <w:r>
+        <w:rPr>
+          <w:rtl/>
+          <w:cs/>
+          <w:lang w:val="ar_AE" w:bidi="ar_AE"/>
+        </w:rPr>
+        <w:t>هيرودس الكبير</w:t>
+      </w:r>
+      <w:r>
+        <w:rPr>
+          <w:rtl/>
+          <w:cs/>
+          <w:lang w:val="ar_AE" w:bidi="ar_AE"/>
+        </w:rPr>
+        <w:t xml:space="preserve">, </w:t>
+      </w:r>
+      <w:r>
+        <w:rPr>
+          <w:rtl/>
+          <w:cs/>
+          <w:lang w:val="ar_AE" w:bidi="ar_AE"/>
+        </w:rPr>
+        <w:t>يوحنا (المعمدان)</w:t>
+      </w:r>
+      <w:r>
+        <w:rPr>
+          <w:rtl/>
+          <w:cs/>
+          <w:lang w:val="ar_AE" w:bidi="ar_AE"/>
+        </w:rPr>
+        <w:t xml:space="preserve">, </w:t>
+      </w:r>
+      <w:r>
+        <w:rPr>
+          <w:rtl/>
+          <w:cs/>
+          <w:lang w:val="ar_AE" w:bidi="ar_AE"/>
+        </w:rPr>
+        <w:t>ملك</w:t>
+      </w:r>
+      <w:r>
+        <w:rPr>
+          <w:rtl/>
+          <w:cs/>
+          <w:lang w:val="ar_AE" w:bidi="ar_AE"/>
+        </w:rPr>
+        <w:t xml:space="preserve">, </w:t>
+      </w:r>
+      <w:r>
+        <w:rPr>
+          <w:rtl/>
+          <w:cs/>
+          <w:lang w:val="ar_AE" w:bidi="ar_AE"/>
+        </w:rPr>
+        <w:t>روما</w:t>
       </w:r>
       <w:r>
         <w:rPr>
@@ -2425,122 +5894,168 @@
           <w:cs/>
           <w:lang w:val="ar_AE" w:bidi="ar_AE"/>
         </w:rPr>
-        <w:t>مراجع الكتاب المقدس:</w:t>
-      </w:r>
-    </w:p>
-    <w:p>
-      <w:pPr>
-        <w:pStyle w:val="ListBullet"/>
-        <w:bidi/>
-        <w:spacing w:line="240" w:lineRule="auto"/>
-        <w:ind w:left="720"/>
-      </w:pPr>
-      <w:r>
-        <w:rPr>
-          <w:rtl/>
-          <w:cs/>
-          <w:lang w:val="ar_AE" w:bidi="ar_AE"/>
-        </w:rPr>
-      </w:r>
-      <w:r>
-        <w:rPr>
-          <w:rtl/>
-          <w:cs/>
-          <w:lang w:val="ar_AE" w:bidi="ar_AE"/>
-        </w:rPr>
-        <w:t>1 أخبار الأيام 23: 14</w:t>
-      </w:r>
-    </w:p>
-    <w:p>
-      <w:pPr>
-        <w:pStyle w:val="ListBullet"/>
-        <w:bidi/>
-        <w:spacing w:line="240" w:lineRule="auto"/>
-        <w:ind w:left="720"/>
-      </w:pPr>
-      <w:r>
-        <w:rPr>
-          <w:rtl/>
-          <w:cs/>
-          <w:lang w:val="ar_AE" w:bidi="ar_AE"/>
-        </w:rPr>
-      </w:r>
-      <w:r>
-        <w:rPr>
-          <w:rtl/>
-          <w:cs/>
-          <w:lang w:val="ar_AE" w:bidi="ar_AE"/>
-        </w:rPr>
-        <w:t xml:space="preserve">أعمال الرسل 7: 38–40 </w:t>
-      </w:r>
-    </w:p>
-    <w:p>
-      <w:pPr>
-        <w:pStyle w:val="ListBullet"/>
-        <w:bidi/>
-        <w:spacing w:line="240" w:lineRule="auto"/>
-        <w:ind w:left="720"/>
-      </w:pPr>
-      <w:r>
-        <w:rPr>
-          <w:rtl/>
-          <w:cs/>
-          <w:lang w:val="ar_AE" w:bidi="ar_AE"/>
-        </w:rPr>
-      </w:r>
-      <w:r>
-        <w:rPr>
-          <w:rtl/>
-          <w:cs/>
-          <w:lang w:val="ar_AE" w:bidi="ar_AE"/>
-        </w:rPr>
-        <w:t>خروج 28: 1–3</w:t>
-      </w:r>
-    </w:p>
-    <w:p>
-      <w:pPr>
-        <w:pStyle w:val="ListBullet"/>
-        <w:bidi/>
-        <w:spacing w:line="240" w:lineRule="auto"/>
-        <w:ind w:left="720"/>
-      </w:pPr>
-      <w:r>
-        <w:rPr>
-          <w:rtl/>
-          <w:cs/>
-          <w:lang w:val="ar_AE" w:bidi="ar_AE"/>
-        </w:rPr>
-      </w:r>
-      <w:r>
-        <w:rPr>
-          <w:rtl/>
-          <w:cs/>
-          <w:lang w:val="ar_AE" w:bidi="ar_AE"/>
-        </w:rPr>
-        <w:t>لوقا 1: 5</w:t>
-      </w:r>
-    </w:p>
-    <w:p>
-      <w:pPr>
-        <w:pStyle w:val="ListBullet"/>
-        <w:bidi/>
-        <w:spacing w:line="240" w:lineRule="auto"/>
-        <w:ind w:left="720"/>
-      </w:pPr>
-      <w:r>
-        <w:rPr>
-          <w:rtl/>
-          <w:cs/>
-          <w:lang w:val="ar_AE" w:bidi="ar_AE"/>
-        </w:rPr>
-      </w:r>
-      <w:r>
-        <w:rPr>
-          <w:rtl/>
-          <w:cs/>
-          <w:lang w:val="ar_AE" w:bidi="ar_AE"/>
-        </w:rPr>
-        <w:t>عدد 16: 45</w:t>
+        <w:t>نصوص كتابية:</w:t>
+      </w:r>
+    </w:p>
+    <w:p>
+      <w:pPr>
+        <w:pStyle w:val="ListBullet"/>
+        <w:bidi/>
+        <w:spacing w:line="240" w:lineRule="auto"/>
+        <w:ind w:left="720"/>
+      </w:pPr>
+      <w:r>
+        <w:rPr>
+          <w:rtl/>
+          <w:cs/>
+          <w:lang w:val="ar_AE" w:bidi="ar_AE"/>
+        </w:rPr>
+      </w:r>
+      <w:r>
+        <w:rPr>
+          <w:rtl/>
+          <w:cs/>
+          <w:lang w:val="ar_AE" w:bidi="ar_AE"/>
+        </w:rPr>
+        <w:t>لوقا3 :1–2</w:t>
+      </w:r>
+    </w:p>
+    <w:p>
+      <w:pPr>
+        <w:pStyle w:val="ListBullet"/>
+        <w:bidi/>
+        <w:spacing w:line="240" w:lineRule="auto"/>
+        <w:ind w:left="720"/>
+      </w:pPr>
+      <w:r>
+        <w:rPr>
+          <w:rtl/>
+          <w:cs/>
+          <w:lang w:val="ar_AE" w:bidi="ar_AE"/>
+        </w:rPr>
+      </w:r>
+      <w:r>
+        <w:rPr>
+          <w:rtl/>
+          <w:cs/>
+          <w:lang w:val="ar_AE" w:bidi="ar_AE"/>
+        </w:rPr>
+        <w:t>لوقا3 :20</w:t>
+      </w:r>
+    </w:p>
+    <w:p>
+      <w:pPr>
+        <w:pStyle w:val="ListBullet"/>
+        <w:bidi/>
+        <w:spacing w:line="240" w:lineRule="auto"/>
+        <w:ind w:left="720"/>
+      </w:pPr>
+      <w:r>
+        <w:rPr>
+          <w:rtl/>
+          <w:cs/>
+          <w:lang w:val="ar_AE" w:bidi="ar_AE"/>
+        </w:rPr>
+      </w:r>
+      <w:r>
+        <w:rPr>
+          <w:rtl/>
+          <w:cs/>
+          <w:lang w:val="ar_AE" w:bidi="ar_AE"/>
+        </w:rPr>
+        <w:t>لوقا9 :9</w:t>
+      </w:r>
+    </w:p>
+    <w:p>
+      <w:pPr>
+        <w:pStyle w:val="ListBullet"/>
+        <w:bidi/>
+        <w:spacing w:line="240" w:lineRule="auto"/>
+        <w:ind w:left="720"/>
+      </w:pPr>
+      <w:r>
+        <w:rPr>
+          <w:rtl/>
+          <w:cs/>
+          <w:lang w:val="ar_AE" w:bidi="ar_AE"/>
+        </w:rPr>
+      </w:r>
+      <w:r>
+        <w:rPr>
+          <w:rtl/>
+          <w:cs/>
+          <w:lang w:val="ar_AE" w:bidi="ar_AE"/>
+        </w:rPr>
+        <w:t>لوقا13 :32</w:t>
+      </w:r>
+    </w:p>
+    <w:p>
+      <w:pPr>
+        <w:pStyle w:val="ListBullet"/>
+        <w:bidi/>
+        <w:spacing w:line="240" w:lineRule="auto"/>
+        <w:ind w:left="720"/>
+      </w:pPr>
+      <w:r>
+        <w:rPr>
+          <w:rtl/>
+          <w:cs/>
+          <w:lang w:val="ar_AE" w:bidi="ar_AE"/>
+        </w:rPr>
+      </w:r>
+      <w:r>
+        <w:rPr>
+          <w:rtl/>
+          <w:cs/>
+          <w:lang w:val="ar_AE" w:bidi="ar_AE"/>
+        </w:rPr>
+        <w:t>لوقا23 :9</w:t>
+      </w:r>
+    </w:p>
+    <w:p>
+      <w:pPr>
+        <w:pStyle w:val="ListBullet"/>
+        <w:bidi/>
+        <w:spacing w:line="240" w:lineRule="auto"/>
+        <w:ind w:left="720"/>
+      </w:pPr>
+      <w:r>
+        <w:rPr>
+          <w:rtl/>
+          <w:cs/>
+          <w:lang w:val="ar_AE" w:bidi="ar_AE"/>
+        </w:rPr>
+      </w:r>
+      <w:r>
+        <w:rPr>
+          <w:rtl/>
+          <w:cs/>
+          <w:lang w:val="ar_AE" w:bidi="ar_AE"/>
+        </w:rPr>
+        <w:t>مرقس6 :20</w:t>
+      </w:r>
+    </w:p>
+    <w:p>
+      <w:pPr>
+        <w:pStyle w:val="ListBullet"/>
+        <w:bidi/>
+        <w:spacing w:line="240" w:lineRule="auto"/>
+        <w:ind w:left="720"/>
+      </w:pPr>
+      <w:r>
+        <w:rPr>
+          <w:rtl/>
+          <w:cs/>
+          <w:lang w:val="ar_AE" w:bidi="ar_AE"/>
+        </w:rPr>
+      </w:r>
+      <w:r>
+        <w:rPr>
+          <w:rtl/>
+          <w:cs/>
+          <w:lang w:val="ar_AE" w:bidi="ar_AE"/>
+        </w:rPr>
+        <w:t>متى14 :2</w:t>
       </w:r>
     </w:p>
     <w:p>
@@ -2554,252 +6069,77 @@
           <w:cs/>
           <w:lang w:val="ar_AE" w:bidi="ar_AE"/>
         </w:rPr>
-        <w:t>أمثلة من قصص الكتاب المقدس:</w:t>
-      </w:r>
-    </w:p>
-    <w:p>
-      <w:pPr>
-        <w:pStyle w:val="ListBullet"/>
-        <w:bidi/>
-        <w:spacing w:line="240" w:lineRule="auto"/>
-        <w:ind w:left="720"/>
-      </w:pPr>
-      <w:r>
-        <w:rPr>
-          <w:rtl/>
-          <w:cs/>
-          <w:lang w:val="ar_AE" w:bidi="ar_AE"/>
-        </w:rPr>
-      </w:r>
-      <w:r>
-        <w:rPr>
-          <w:b/>
-          <w:rtl/>
-          <w:cs/>
-          <w:lang w:val="ar_AE" w:bidi="ar_AE"/>
-        </w:rPr>
-        <w:t>9: 15</w:t>
-      </w:r>
-      <w:r>
-        <w:rPr>
-          <w:rtl/>
-          <w:cs/>
-          <w:lang w:val="ar_AE" w:bidi="ar_AE"/>
-        </w:rPr>
-        <w:t xml:space="preserve"> حذر الله موسى و</w:t>
-      </w:r>
-      <w:r>
-        <w:rPr>
-          <w:b/>
-          <w:rtl/>
-          <w:cs/>
-          <w:lang w:val="ar_AE" w:bidi="ar_AE"/>
-        </w:rPr>
-        <w:t>هارون</w:t>
-      </w:r>
-      <w:r>
-        <w:rPr>
-          <w:rtl/>
-          <w:cs/>
-          <w:lang w:val="ar_AE" w:bidi="ar_AE"/>
-        </w:rPr>
-        <w:t xml:space="preserve"> من أن فرعون سيكون عنيدًا.</w:t>
-      </w:r>
-    </w:p>
-    <w:p>
-      <w:pPr>
-        <w:pStyle w:val="ListBullet"/>
-        <w:bidi/>
-        <w:spacing w:line="240" w:lineRule="auto"/>
-        <w:ind w:left="720"/>
-      </w:pPr>
-      <w:r>
-        <w:rPr>
-          <w:rtl/>
-          <w:cs/>
-          <w:lang w:val="ar_AE" w:bidi="ar_AE"/>
-        </w:rPr>
-      </w:r>
-      <w:r>
-        <w:rPr>
-          <w:b/>
-          <w:rtl/>
-          <w:cs/>
-          <w:lang w:val="ar_AE" w:bidi="ar_AE"/>
-        </w:rPr>
-        <w:t>10: 5</w:t>
-      </w:r>
-      <w:r>
-        <w:rPr>
-          <w:rtl/>
-          <w:cs/>
-          <w:lang w:val="ar_AE" w:bidi="ar_AE"/>
-        </w:rPr>
-        <w:t xml:space="preserve"> دعا فرعون موسى و</w:t>
-      </w:r>
-      <w:r>
-        <w:rPr>
-          <w:b/>
-          <w:rtl/>
-          <w:cs/>
-          <w:lang w:val="ar_AE" w:bidi="ar_AE"/>
-        </w:rPr>
-        <w:t>هارون</w:t>
-      </w:r>
-      <w:r>
-        <w:rPr>
-          <w:rtl/>
-          <w:cs/>
-          <w:lang w:val="ar_AE" w:bidi="ar_AE"/>
-        </w:rPr>
-        <w:t xml:space="preserve"> وأخبرهم أنه إذا أوقفوا الضربة، فحينئذ يمكن لشعب إسرائيل مغادرة مصر.</w:t>
-      </w:r>
-    </w:p>
-    <w:p>
-      <w:pPr>
-        <w:pStyle w:val="ListBullet"/>
-        <w:bidi/>
-        <w:spacing w:line="240" w:lineRule="auto"/>
-        <w:ind w:left="720"/>
-      </w:pPr>
-      <w:r>
-        <w:rPr>
-          <w:rtl/>
-          <w:cs/>
-          <w:lang w:val="ar_AE" w:bidi="ar_AE"/>
-        </w:rPr>
-      </w:r>
-      <w:r>
-        <w:rPr>
-          <w:b/>
-          <w:rtl/>
-          <w:cs/>
-          <w:lang w:val="ar_AE" w:bidi="ar_AE"/>
-        </w:rPr>
-        <w:t>13: 9</w:t>
-      </w:r>
-      <w:r>
-        <w:rPr>
-          <w:rtl/>
-          <w:cs/>
-          <w:lang w:val="ar_AE" w:bidi="ar_AE"/>
-        </w:rPr>
-        <w:t xml:space="preserve"> اختار الله </w:t>
-      </w:r>
-      <w:r>
-        <w:rPr>
-          <w:b/>
-          <w:rtl/>
-          <w:cs/>
-          <w:lang w:val="ar_AE" w:bidi="ar_AE"/>
-        </w:rPr>
-        <w:t xml:space="preserve">هارون </w:t>
-      </w:r>
-      <w:r>
-        <w:rPr>
-          <w:rtl/>
-          <w:cs/>
-          <w:lang w:val="ar_AE" w:bidi="ar_AE"/>
-        </w:rPr>
-        <w:t>أخي موسى، وكذلك نسل هارون ليكونوا كهنته.</w:t>
-      </w:r>
-    </w:p>
-    <w:p>
-      <w:pPr>
-        <w:pStyle w:val="ListBullet"/>
-        <w:bidi/>
-        <w:spacing w:line="240" w:lineRule="auto"/>
-        <w:ind w:left="720"/>
-      </w:pPr>
-      <w:r>
-        <w:rPr>
-          <w:rtl/>
-          <w:cs/>
-          <w:lang w:val="ar_AE" w:bidi="ar_AE"/>
-        </w:rPr>
-      </w:r>
-      <w:r>
-        <w:rPr>
-          <w:b/>
-          <w:rtl/>
-          <w:cs/>
-          <w:lang w:val="ar_AE" w:bidi="ar_AE"/>
-        </w:rPr>
-        <w:t>13: 11</w:t>
-      </w:r>
-      <w:r>
-        <w:rPr>
-          <w:rtl/>
-          <w:cs/>
-          <w:lang w:val="ar_AE" w:bidi="ar_AE"/>
-        </w:rPr>
-        <w:t xml:space="preserve"> فأحضروا (بني إسرائيل) الذهب إلى </w:t>
-      </w:r>
-      <w:r>
-        <w:rPr>
-          <w:b/>
-          <w:rtl/>
-          <w:cs/>
-          <w:lang w:val="ar_AE" w:bidi="ar_AE"/>
-        </w:rPr>
-        <w:t>هارون</w:t>
-      </w:r>
-      <w:r>
-        <w:rPr>
-          <w:rtl/>
-          <w:cs/>
-          <w:lang w:val="ar_AE" w:bidi="ar_AE"/>
-        </w:rPr>
-        <w:t xml:space="preserve"> وطلبوا منه أن يصنع لهم صنمًا!</w:t>
-      </w:r>
-    </w:p>
-    <w:p>
-      <w:pPr>
-        <w:pStyle w:val="ListBullet"/>
-        <w:bidi/>
-        <w:spacing w:line="240" w:lineRule="auto"/>
-        <w:ind w:left="720"/>
-      </w:pPr>
-      <w:r>
-        <w:rPr>
-          <w:rtl/>
-          <w:cs/>
-          <w:lang w:val="ar_AE" w:bidi="ar_AE"/>
-        </w:rPr>
-      </w:r>
-      <w:r>
-        <w:rPr>
-          <w:b/>
-          <w:rtl/>
-          <w:cs/>
-          <w:lang w:val="ar_AE" w:bidi="ar_AE"/>
-        </w:rPr>
-        <w:t>14: 7</w:t>
-      </w:r>
-      <w:r>
-        <w:rPr>
-          <w:rtl/>
-          <w:cs/>
-          <w:lang w:val="ar_AE" w:bidi="ar_AE"/>
-        </w:rPr>
-        <w:t xml:space="preserve"> غضب (شعب إسرائيل) من موسى و</w:t>
-      </w:r>
-      <w:r>
-        <w:rPr>
-          <w:b/>
-          <w:rtl/>
-          <w:cs/>
-          <w:lang w:val="ar_AE" w:bidi="ar_AE"/>
-        </w:rPr>
-        <w:t>هارون</w:t>
-      </w:r>
-      <w:r>
-        <w:rPr>
-          <w:rtl/>
-          <w:cs/>
-          <w:lang w:val="ar_AE" w:bidi="ar_AE"/>
-        </w:rPr>
-        <w:t xml:space="preserve"> وقالوا، "آه، لماذا أتيتم بنا إلى هذا المكان القفر؟"</w:t>
+        <w:t>بيانات الكلمة:</w:t>
+      </w:r>
+    </w:p>
+    <w:p>
+      <w:pPr>
+        <w:pStyle w:val="ListBullet"/>
+        <w:bidi/>
+        <w:spacing w:line="240" w:lineRule="auto"/>
+        <w:ind w:left="720"/>
+      </w:pPr>
+      <w:r>
+        <w:rPr>
+          <w:rtl/>
+          <w:cs/>
+          <w:lang w:val="ar_AE" w:bidi="ar_AE"/>
+        </w:rPr>
+      </w:r>
+      <w:r>
+        <w:rPr>
+          <w:rtl/>
+          <w:cs/>
+          <w:lang w:val="ar_AE" w:bidi="ar_AE"/>
+        </w:rPr>
+        <w:t>سترونج: G22640, G22650, G22670</w:t>
+      </w:r>
+      <w:r>
+        <w:rPr>
+          <w:rtl/>
+          <w:cs/>
+          <w:lang w:val="ar_AE" w:bidi="ar_AE"/>
+        </w:rPr>
+      </w:r>
+      <w:r>
+        <w:rPr>
+          <w:rtl/>
+          <w:cs/>
+          <w:lang w:val="ar_AE" w:bidi="ar_AE"/>
+        </w:rPr>
+      </w:r>
+    </w:p>
+    <w:p>
+      <w:pPr>
+        <w:bidi/>
+      </w:pPr>
+      <w:r>
+        <w:rPr>
+          <w:rtl/>
+          <w:cs/>
+          <w:lang w:val="ar_AE" w:bidi="ar_AE"/>
+        </w:rPr>
+      </w:r>
+    </w:p>
+    <w:p>
+      <w:pPr>
+        <w:pStyle w:val="Heading2"/>
+        <w:bidi/>
+      </w:pPr>
+      <w:r>
+        <w:rPr>
+          <w:rtl/>
+          <w:cs/>
+          <w:lang w:val="ar_AE" w:bidi="ar_AE"/>
+        </w:rPr>
+        <w:t>هيروديا</w:t>
+      </w:r>
+      <w:r>
+        <w:rPr>
+          <w:rtl/>
+          <w:cs/>
+          <w:lang w:val="ar_AE" w:bidi="ar_AE"/>
+        </w:rPr>
       </w:r>
     </w:p>
     <w:p>
@@ -2813,6 +6153,264 @@
           <w:cs/>
           <w:lang w:val="ar_AE" w:bidi="ar_AE"/>
         </w:rPr>
+        <w:t>حقائق:</w:t>
+      </w:r>
+    </w:p>
+    <w:p>
+      <w:pPr>
+        <w:bidi/>
+      </w:pPr>
+      <w:r>
+        <w:rPr>
+          <w:rtl/>
+          <w:cs/>
+          <w:lang w:val="ar_AE" w:bidi="ar_AE"/>
+        </w:rPr>
+      </w:r>
+      <w:r>
+        <w:rPr>
+          <w:rtl/>
+          <w:cs/>
+          <w:lang w:val="ar_AE" w:bidi="ar_AE"/>
+        </w:rPr>
+        <w:t>كانت هيروديا هي زوجة هيرودس أنتيباس الذي كان يحكم اليهودية خلال زمن يوحنا المعمدان.</w:t>
+      </w:r>
+    </w:p>
+    <w:p>
+      <w:pPr>
+        <w:pStyle w:val="ListBullet"/>
+        <w:bidi/>
+        <w:spacing w:line="240" w:lineRule="auto"/>
+        <w:ind w:left="720"/>
+      </w:pPr>
+      <w:r>
+        <w:rPr>
+          <w:rtl/>
+          <w:cs/>
+          <w:lang w:val="ar_AE" w:bidi="ar_AE"/>
+        </w:rPr>
+      </w:r>
+      <w:r>
+        <w:rPr>
+          <w:rtl/>
+          <w:cs/>
+          <w:lang w:val="ar_AE" w:bidi="ar_AE"/>
+        </w:rPr>
+        <w:t>كانت هيروديا في الأصل زوجة فيليبس أخو هيرودس أنتيباس، لكنها تزوجت لاحقًا من هيرودس أنتيباس بشكل غير قانوني.</w:t>
+      </w:r>
+    </w:p>
+    <w:p>
+      <w:pPr>
+        <w:pStyle w:val="ListBullet"/>
+        <w:bidi/>
+        <w:spacing w:line="240" w:lineRule="auto"/>
+        <w:ind w:left="720"/>
+      </w:pPr>
+      <w:r>
+        <w:rPr>
+          <w:rtl/>
+          <w:cs/>
+          <w:lang w:val="ar_AE" w:bidi="ar_AE"/>
+        </w:rPr>
+      </w:r>
+      <w:r>
+        <w:rPr>
+          <w:rtl/>
+          <w:cs/>
+          <w:lang w:val="ar_AE" w:bidi="ar_AE"/>
+        </w:rPr>
+        <w:t>وبخ يوحنا المعمدان هيرودس وهيروديا بشأن زواجهما غير القانوني. و لهذا السبب، طرح هيرودس يوحنا في السجن و تم قطع رأسه في النهاية بسبب هيروديا .</w:t>
+      </w:r>
+    </w:p>
+    <w:p>
+      <w:pPr>
+        <w:bidi/>
+      </w:pPr>
+      <w:r>
+        <w:rPr>
+          <w:rtl/>
+          <w:cs/>
+          <w:lang w:val="ar_AE" w:bidi="ar_AE"/>
+        </w:rPr>
+      </w:r>
+      <w:r>
+        <w:rPr>
+          <w:rtl/>
+          <w:cs/>
+          <w:lang w:val="ar_AE" w:bidi="ar_AE"/>
+        </w:rPr>
+        <w:t>(اقتراحات الترجمة: كيفية ترجمة الأسماء)</w:t>
+      </w:r>
+    </w:p>
+    <w:p>
+      <w:pPr>
+        <w:bidi/>
+      </w:pPr>
+      <w:r>
+        <w:rPr>
+          <w:rtl/>
+          <w:cs/>
+          <w:lang w:val="ar_AE" w:bidi="ar_AE"/>
+        </w:rPr>
+      </w:r>
+      <w:r>
+        <w:rPr>
+          <w:rtl/>
+          <w:cs/>
+          <w:lang w:val="ar_AE" w:bidi="ar_AE"/>
+        </w:rPr>
+        <w:t xml:space="preserve">(انظر أيضًا: </w:t>
+      </w:r>
+      <w:r>
+        <w:rPr>
+          <w:rtl/>
+          <w:cs/>
+          <w:lang w:val="ar_AE" w:bidi="ar_AE"/>
+        </w:rPr>
+        <w:t>هيرودس أنتيباس</w:t>
+      </w:r>
+      <w:r>
+        <w:rPr>
+          <w:rtl/>
+          <w:cs/>
+          <w:lang w:val="ar_AE" w:bidi="ar_AE"/>
+        </w:rPr>
+        <w:t xml:space="preserve">, </w:t>
+      </w:r>
+      <w:r>
+        <w:rPr>
+          <w:rtl/>
+          <w:cs/>
+          <w:lang w:val="ar_AE" w:bidi="ar_AE"/>
+        </w:rPr>
+        <w:t>يوحنا (المعمدان)</w:t>
+      </w:r>
+      <w:r>
+        <w:rPr>
+          <w:rtl/>
+          <w:cs/>
+          <w:lang w:val="ar_AE" w:bidi="ar_AE"/>
+        </w:rPr>
+        <w:t>)</w:t>
+      </w:r>
+    </w:p>
+    <w:p>
+      <w:pPr>
+        <w:pStyle w:val="Heading3"/>
+        <w:bidi/>
+      </w:pPr>
+      <w:r>
+        <w:rPr>
+          <w:rtl/>
+          <w:cs/>
+          <w:lang w:val="ar_AE" w:bidi="ar_AE"/>
+        </w:rPr>
+        <w:t>نصوص كتابية:</w:t>
+      </w:r>
+    </w:p>
+    <w:p>
+      <w:pPr>
+        <w:pStyle w:val="ListBullet"/>
+        <w:bidi/>
+        <w:spacing w:line="240" w:lineRule="auto"/>
+        <w:ind w:left="720"/>
+      </w:pPr>
+      <w:r>
+        <w:rPr>
+          <w:rtl/>
+          <w:cs/>
+          <w:lang w:val="ar_AE" w:bidi="ar_AE"/>
+        </w:rPr>
+      </w:r>
+      <w:r>
+        <w:rPr>
+          <w:rtl/>
+          <w:cs/>
+          <w:lang w:val="ar_AE" w:bidi="ar_AE"/>
+        </w:rPr>
+        <w:t>لوقا3 :19</w:t>
+      </w:r>
+    </w:p>
+    <w:p>
+      <w:pPr>
+        <w:pStyle w:val="ListBullet"/>
+        <w:bidi/>
+        <w:spacing w:line="240" w:lineRule="auto"/>
+        <w:ind w:left="720"/>
+      </w:pPr>
+      <w:r>
+        <w:rPr>
+          <w:rtl/>
+          <w:cs/>
+          <w:lang w:val="ar_AE" w:bidi="ar_AE"/>
+        </w:rPr>
+      </w:r>
+      <w:r>
+        <w:rPr>
+          <w:rtl/>
+          <w:cs/>
+          <w:lang w:val="ar_AE" w:bidi="ar_AE"/>
+        </w:rPr>
+        <w:t>مرقس6 :17</w:t>
+      </w:r>
+    </w:p>
+    <w:p>
+      <w:pPr>
+        <w:pStyle w:val="ListBullet"/>
+        <w:bidi/>
+        <w:spacing w:line="240" w:lineRule="auto"/>
+        <w:ind w:left="720"/>
+      </w:pPr>
+      <w:r>
+        <w:rPr>
+          <w:rtl/>
+          <w:cs/>
+          <w:lang w:val="ar_AE" w:bidi="ar_AE"/>
+        </w:rPr>
+      </w:r>
+      <w:r>
+        <w:rPr>
+          <w:rtl/>
+          <w:cs/>
+          <w:lang w:val="ar_AE" w:bidi="ar_AE"/>
+        </w:rPr>
+        <w:t>مرقس6 :22</w:t>
+      </w:r>
+    </w:p>
+    <w:p>
+      <w:pPr>
+        <w:pStyle w:val="ListBullet"/>
+        <w:bidi/>
+        <w:spacing w:line="240" w:lineRule="auto"/>
+        <w:ind w:left="720"/>
+      </w:pPr>
+      <w:r>
+        <w:rPr>
+          <w:rtl/>
+          <w:cs/>
+          <w:lang w:val="ar_AE" w:bidi="ar_AE"/>
+        </w:rPr>
+      </w:r>
+      <w:r>
+        <w:rPr>
+          <w:rtl/>
+          <w:cs/>
+          <w:lang w:val="ar_AE" w:bidi="ar_AE"/>
+        </w:rPr>
+        <w:t>متى14 :4</w:t>
+      </w:r>
+    </w:p>
+    <w:p>
+      <w:pPr>
+        <w:pStyle w:val="Heading3"/>
+        <w:bidi/>
+      </w:pPr>
+      <w:r>
+        <w:rPr>
+          <w:rtl/>
+          <w:cs/>
+          <w:lang w:val="ar_AE" w:bidi="ar_AE"/>
+        </w:rPr>
         <w:t>بيانات الكلمة:</w:t>
       </w:r>
     </w:p>
@@ -2836,7 +6434,7 @@
           <w:cs/>
           <w:lang w:val="ar_AE" w:bidi="ar_AE"/>
         </w:rPr>
-        <w:t>سترونغ: H0175، G00020</w:t>
+        <w:t>سترونج: G22660</w:t>
       </w:r>
       <w:r>
         <w:rPr>
@@ -2876,7 +6474,7 @@
           <w:cs/>
           <w:lang w:val="ar_AE" w:bidi="ar_AE"/>
         </w:rPr>
-        <w:t>هاوية</w:t>
+        <w:t>هيكل</w:t>
       </w:r>
       <w:r>
         <w:rPr>
@@ -2897,119 +6495,264 @@
           <w:cs/>
           <w:lang w:val="ar_AE" w:bidi="ar_AE"/>
         </w:rPr>
-        <w:t>التعريف:</w:t>
-      </w:r>
-    </w:p>
-    <w:p>
-      <w:pPr>
-        <w:bidi/>
-      </w:pPr>
-      <w:r>
-        <w:rPr>
-          <w:rtl/>
-          <w:cs/>
-          <w:lang w:val="ar_AE" w:bidi="ar_AE"/>
-        </w:rPr>
-      </w:r>
-      <w:r>
-        <w:rPr>
-          <w:rtl/>
-          <w:cs/>
-          <w:lang w:val="ar_AE" w:bidi="ar_AE"/>
-        </w:rPr>
-        <w:t>يشير مصطلح ”الهاوية“ إلى حفرة أو هوة عميقة وكبيرة جدًا لا قعر لها.</w:t>
-      </w:r>
-    </w:p>
-    <w:p>
-      <w:pPr>
-        <w:pStyle w:val="ListBullet"/>
-        <w:bidi/>
-        <w:spacing w:line="240" w:lineRule="auto"/>
-        <w:ind w:left="720"/>
-      </w:pPr>
-      <w:r>
-        <w:rPr>
-          <w:rtl/>
-          <w:cs/>
-          <w:lang w:val="ar_AE" w:bidi="ar_AE"/>
-        </w:rPr>
-      </w:r>
-      <w:r>
-        <w:rPr>
-          <w:rtl/>
-          <w:cs/>
-          <w:lang w:val="ar_AE" w:bidi="ar_AE"/>
-        </w:rPr>
-        <w:t>في الكتاب المقدس، "الهاوية" هي مكان العقاب.</w:t>
-      </w:r>
-    </w:p>
-    <w:p>
-      <w:pPr>
-        <w:pStyle w:val="ListBullet"/>
-        <w:bidi/>
-        <w:spacing w:line="240" w:lineRule="auto"/>
-        <w:ind w:left="720"/>
-      </w:pPr>
-      <w:r>
-        <w:rPr>
-          <w:rtl/>
-          <w:cs/>
-          <w:lang w:val="ar_AE" w:bidi="ar_AE"/>
-        </w:rPr>
-      </w:r>
-      <w:r>
-        <w:rPr>
-          <w:rtl/>
-          <w:cs/>
-          <w:lang w:val="ar_AE" w:bidi="ar_AE"/>
-        </w:rPr>
-        <w:t>على سبيل المثال، عندما أمر يسوع الأرواح الشريرة أن تخرج من الرجل، توسلوا إليه ألا يرسلهم إلى الهاوية.</w:t>
-      </w:r>
-    </w:p>
-    <w:p>
-      <w:pPr>
-        <w:pStyle w:val="ListBullet"/>
-        <w:bidi/>
-        <w:spacing w:line="240" w:lineRule="auto"/>
-        <w:ind w:left="720"/>
-      </w:pPr>
-      <w:r>
-        <w:rPr>
-          <w:rtl/>
-          <w:cs/>
-          <w:lang w:val="ar_AE" w:bidi="ar_AE"/>
-        </w:rPr>
-      </w:r>
-      <w:r>
-        <w:rPr>
-          <w:rtl/>
-          <w:cs/>
-          <w:lang w:val="ar_AE" w:bidi="ar_AE"/>
-        </w:rPr>
-        <w:t>يمكن ترجمة كلمة ”هاوية“ أيضًا إلى ”بئر لا قعر له“ أو ”حُفرة عميقة“.</w:t>
-      </w:r>
-    </w:p>
-    <w:p>
-      <w:pPr>
-        <w:pStyle w:val="ListBullet"/>
-        <w:bidi/>
-        <w:spacing w:line="240" w:lineRule="auto"/>
-        <w:ind w:left="720"/>
-      </w:pPr>
-      <w:r>
-        <w:rPr>
-          <w:rtl/>
-          <w:cs/>
-          <w:lang w:val="ar_AE" w:bidi="ar_AE"/>
-        </w:rPr>
-      </w:r>
-      <w:r>
-        <w:rPr>
-          <w:rtl/>
-          <w:cs/>
-          <w:lang w:val="ar_AE" w:bidi="ar_AE"/>
-        </w:rPr>
-        <w:t>يجب أن يُترجم هذا المصطلح بشكل مختلف عن ”جهنّم“ أو ”شيول“ أو ”الجحيم“.</w:t>
+        <w:t>حقائق:</w:t>
+      </w:r>
+    </w:p>
+    <w:p>
+      <w:pPr>
+        <w:bidi/>
+      </w:pPr>
+      <w:r>
+        <w:rPr>
+          <w:rtl/>
+          <w:cs/>
+          <w:lang w:val="ar_AE" w:bidi="ar_AE"/>
+        </w:rPr>
+      </w:r>
+      <w:r>
+        <w:rPr>
+          <w:rtl/>
+          <w:cs/>
+          <w:lang w:val="ar_AE" w:bidi="ar_AE"/>
+        </w:rPr>
+        <w:t xml:space="preserve">كان الهيكل مبنى محاطًا بساحات لها سور حيث كان يأتي الإسرائيليون للصلاة وتقديم الذبائح لله. وكان الهيكل يقع على جبل </w:t>
+      </w:r>
+      <w:r>
+        <w:rPr>
+          <w:rtl/>
+          <w:cs/>
+          <w:lang w:val="ar_AE" w:bidi="ar_AE"/>
+        </w:rPr>
+        <w:t>الْمُرِيَّا</w:t>
+      </w:r>
+      <w:r>
+        <w:rPr>
+          <w:rtl/>
+          <w:cs/>
+          <w:lang w:val="ar_AE" w:bidi="ar_AE"/>
+        </w:rPr>
+        <w:t xml:space="preserve"> في مدينة أورشليم.</w:t>
+      </w:r>
+    </w:p>
+    <w:p>
+      <w:pPr>
+        <w:pStyle w:val="ListBullet"/>
+        <w:bidi/>
+        <w:spacing w:line="240" w:lineRule="auto"/>
+        <w:ind w:left="720"/>
+      </w:pPr>
+      <w:r>
+        <w:rPr>
+          <w:rtl/>
+          <w:cs/>
+          <w:lang w:val="ar_AE" w:bidi="ar_AE"/>
+        </w:rPr>
+      </w:r>
+      <w:r>
+        <w:rPr>
+          <w:rtl/>
+          <w:cs/>
+          <w:lang w:val="ar_AE" w:bidi="ar_AE"/>
+        </w:rPr>
+        <w:t>غالبًا ما كان مصطلح "هيكل" يشير إلى مُجمّع الهيكل بأكمله، بما في ذلك الساحات التي تحيط بالمبنى الرئيسي. أحيانًا كان يشير إلى مبنى الهيكل فقط.</w:t>
+      </w:r>
+    </w:p>
+    <w:p>
+      <w:pPr>
+        <w:pStyle w:val="ListBullet"/>
+        <w:bidi/>
+        <w:spacing w:line="240" w:lineRule="auto"/>
+        <w:ind w:left="720"/>
+      </w:pPr>
+      <w:r>
+        <w:rPr>
+          <w:rtl/>
+          <w:cs/>
+          <w:lang w:val="ar_AE" w:bidi="ar_AE"/>
+        </w:rPr>
+      </w:r>
+      <w:r>
+        <w:rPr>
+          <w:rtl/>
+          <w:cs/>
+          <w:lang w:val="ar_AE" w:bidi="ar_AE"/>
+        </w:rPr>
+        <w:t>كان مبنى الهيكل يحتوي على غرفتين، القدس وقدس الأقداس.</w:t>
+      </w:r>
+    </w:p>
+    <w:p>
+      <w:pPr>
+        <w:pStyle w:val="ListBullet"/>
+        <w:bidi/>
+        <w:spacing w:line="240" w:lineRule="auto"/>
+        <w:ind w:left="720"/>
+      </w:pPr>
+      <w:r>
+        <w:rPr>
+          <w:rtl/>
+          <w:cs/>
+          <w:lang w:val="ar_AE" w:bidi="ar_AE"/>
+        </w:rPr>
+      </w:r>
+      <w:r>
+        <w:rPr>
+          <w:rtl/>
+          <w:cs/>
+          <w:lang w:val="ar_AE" w:bidi="ar_AE"/>
+        </w:rPr>
+        <w:t>أشار الله إلى الهيكل كمكان سكناه.</w:t>
+      </w:r>
+    </w:p>
+    <w:p>
+      <w:pPr>
+        <w:pStyle w:val="ListBullet"/>
+        <w:bidi/>
+        <w:spacing w:line="240" w:lineRule="auto"/>
+        <w:ind w:left="720"/>
+      </w:pPr>
+      <w:r>
+        <w:rPr>
+          <w:rtl/>
+          <w:cs/>
+          <w:lang w:val="ar_AE" w:bidi="ar_AE"/>
+        </w:rPr>
+      </w:r>
+      <w:r>
+        <w:rPr>
+          <w:rtl/>
+          <w:cs/>
+          <w:lang w:val="ar_AE" w:bidi="ar_AE"/>
+        </w:rPr>
+        <w:t>بنى الملك سليمان الهيكل خلال فترة حكمه. وكان من المفترض أن يكون هذا هو مكان العبادة الدائم في أورشليم.</w:t>
+      </w:r>
+    </w:p>
+    <w:p>
+      <w:pPr>
+        <w:pStyle w:val="ListBullet"/>
+        <w:bidi/>
+        <w:spacing w:line="240" w:lineRule="auto"/>
+        <w:ind w:left="720"/>
+      </w:pPr>
+      <w:r>
+        <w:rPr>
+          <w:rtl/>
+          <w:cs/>
+          <w:lang w:val="ar_AE" w:bidi="ar_AE"/>
+        </w:rPr>
+      </w:r>
+      <w:r>
+        <w:rPr>
+          <w:rtl/>
+          <w:cs/>
+          <w:lang w:val="ar_AE" w:bidi="ar_AE"/>
+        </w:rPr>
+        <w:t>في العهد الجديد، يُستخدم مصطلح "هيكل للروح القدس" للإشارة إلى المؤمنين بيسوع كجماعة، لأن الروح القدس يسكن فيهم.</w:t>
+      </w:r>
+    </w:p>
+    <w:p>
+      <w:pPr>
+        <w:pStyle w:val="Heading3"/>
+        <w:bidi/>
+      </w:pPr>
+      <w:r>
+        <w:rPr>
+          <w:rtl/>
+          <w:cs/>
+          <w:lang w:val="ar_AE" w:bidi="ar_AE"/>
+        </w:rPr>
+        <w:t>اقتراحات الترجمة:</w:t>
+      </w:r>
+    </w:p>
+    <w:p>
+      <w:pPr>
+        <w:pStyle w:val="ListBullet"/>
+        <w:bidi/>
+        <w:spacing w:line="240" w:lineRule="auto"/>
+        <w:ind w:left="720"/>
+      </w:pPr>
+      <w:r>
+        <w:rPr>
+          <w:rtl/>
+          <w:cs/>
+          <w:lang w:val="ar_AE" w:bidi="ar_AE"/>
+        </w:rPr>
+      </w:r>
+      <w:r>
+        <w:rPr>
+          <w:rtl/>
+          <w:cs/>
+          <w:lang w:val="ar_AE" w:bidi="ar_AE"/>
+        </w:rPr>
+        <w:t>عادةً عندما يقول النص إن الناس كانوا "في الهيكل"، فإنه يشير إلى الساحات خارج المبنى. يمكن ترجمة ذلك كـ "في ساحات الهيكل" أو "في مُجمّع الهيكل".</w:t>
+      </w:r>
+    </w:p>
+    <w:p>
+      <w:pPr>
+        <w:pStyle w:val="ListBullet"/>
+        <w:bidi/>
+        <w:spacing w:line="240" w:lineRule="auto"/>
+        <w:ind w:left="720"/>
+      </w:pPr>
+      <w:r>
+        <w:rPr>
+          <w:rtl/>
+          <w:cs/>
+          <w:lang w:val="ar_AE" w:bidi="ar_AE"/>
+        </w:rPr>
+      </w:r>
+      <w:r>
+        <w:rPr>
+          <w:rtl/>
+          <w:cs/>
+          <w:lang w:val="ar_AE" w:bidi="ar_AE"/>
+        </w:rPr>
+        <w:t>وحيثما يشير النص تحديدًا إلى المبنى نفسه، تترجم بعض الترجمات "الهيكل" كـ "مبنى الهيكل"، لجعل الإشارة واضحة.</w:t>
+      </w:r>
+    </w:p>
+    <w:p>
+      <w:pPr>
+        <w:pStyle w:val="ListBullet"/>
+        <w:bidi/>
+        <w:spacing w:line="240" w:lineRule="auto"/>
+        <w:ind w:left="720"/>
+      </w:pPr>
+      <w:r>
+        <w:rPr>
+          <w:rtl/>
+          <w:cs/>
+          <w:lang w:val="ar_AE" w:bidi="ar_AE"/>
+        </w:rPr>
+      </w:r>
+      <w:r>
+        <w:rPr>
+          <w:rtl/>
+          <w:cs/>
+          <w:lang w:val="ar_AE" w:bidi="ar_AE"/>
+        </w:rPr>
+        <w:t>طرق ترجمة "الهيكل" يمكن أن تشمل، "بيت الله المُقدّس" أو "مكان العبادة المُقدّس".</w:t>
+      </w:r>
+    </w:p>
+    <w:p>
+      <w:pPr>
+        <w:pStyle w:val="ListBullet"/>
+        <w:bidi/>
+        <w:spacing w:line="240" w:lineRule="auto"/>
+        <w:ind w:left="720"/>
+      </w:pPr>
+      <w:r>
+        <w:rPr>
+          <w:rtl/>
+          <w:cs/>
+          <w:lang w:val="ar_AE" w:bidi="ar_AE"/>
+        </w:rPr>
+      </w:r>
+      <w:r>
+        <w:rPr>
+          <w:rtl/>
+          <w:cs/>
+          <w:lang w:val="ar_AE" w:bidi="ar_AE"/>
+        </w:rPr>
+        <w:t>غالبًا ما يُشار إلى الهيكل في الكتاب المقدس كـ "بيت الرب" أو "بيت الله".</w:t>
       </w:r>
     </w:p>
     <w:p>
@@ -3037,7 +6780,7 @@
           <w:cs/>
           <w:lang w:val="ar_AE" w:bidi="ar_AE"/>
         </w:rPr>
-        <w:t>الهاوية</w:t>
+        <w:t>ذبيحة</w:t>
       </w:r>
       <w:r>
         <w:rPr>
@@ -3053,7 +6796,7 @@
           <w:cs/>
           <w:lang w:val="ar_AE" w:bidi="ar_AE"/>
         </w:rPr>
-        <w:t>الجحيم</w:t>
+        <w:t>سليمان</w:t>
       </w:r>
       <w:r>
         <w:rPr>
@@ -3069,2296 +6812,7 @@
           <w:cs/>
           <w:lang w:val="ar_AE" w:bidi="ar_AE"/>
         </w:rPr>
-        <w:t>العقاب</w:t>
-      </w:r>
-      <w:r>
-        <w:rPr>
-          <w:rtl/>
-          <w:cs/>
-          <w:lang w:val="ar_AE" w:bidi="ar_AE"/>
-        </w:rPr>
-        <w:t>)</w:t>
-      </w:r>
-    </w:p>
-    <w:p>
-      <w:pPr>
-        <w:pStyle w:val="Heading3"/>
-        <w:bidi/>
-      </w:pPr>
-      <w:r>
-        <w:rPr>
-          <w:rtl/>
-          <w:cs/>
-          <w:lang w:val="ar_AE" w:bidi="ar_AE"/>
-        </w:rPr>
-        <w:t>مراجع الكتاب المقدس:</w:t>
-      </w:r>
-    </w:p>
-    <w:p>
-      <w:pPr>
-        <w:pStyle w:val="ListBullet"/>
-        <w:bidi/>
-        <w:spacing w:line="240" w:lineRule="auto"/>
-        <w:ind w:left="720"/>
-      </w:pPr>
-      <w:r>
-        <w:rPr>
-          <w:rtl/>
-          <w:cs/>
-          <w:lang w:val="ar_AE" w:bidi="ar_AE"/>
-        </w:rPr>
-      </w:r>
-      <w:r>
-        <w:rPr>
-          <w:rtl/>
-          <w:cs/>
-          <w:lang w:val="ar_AE" w:bidi="ar_AE"/>
-        </w:rPr>
-        <w:t>لوقا 8: 30–31</w:t>
-      </w:r>
-    </w:p>
-    <w:p>
-      <w:pPr>
-        <w:pStyle w:val="ListBullet"/>
-        <w:bidi/>
-        <w:spacing w:line="240" w:lineRule="auto"/>
-        <w:ind w:left="720"/>
-      </w:pPr>
-      <w:r>
-        <w:rPr>
-          <w:rtl/>
-          <w:cs/>
-          <w:lang w:val="ar_AE" w:bidi="ar_AE"/>
-        </w:rPr>
-      </w:r>
-      <w:r>
-        <w:rPr>
-          <w:rtl/>
-          <w:cs/>
-          <w:lang w:val="ar_AE" w:bidi="ar_AE"/>
-        </w:rPr>
-        <w:t>رومية 10: 7</w:t>
-      </w:r>
-    </w:p>
-    <w:p>
-      <w:pPr>
-        <w:pStyle w:val="Heading3"/>
-        <w:bidi/>
-      </w:pPr>
-      <w:r>
-        <w:rPr>
-          <w:rtl/>
-          <w:cs/>
-          <w:lang w:val="ar_AE" w:bidi="ar_AE"/>
-        </w:rPr>
-        <w:t>بيانات الكلمة:</w:t>
-      </w:r>
-    </w:p>
-    <w:p>
-      <w:pPr>
-        <w:pStyle w:val="ListBullet"/>
-        <w:bidi/>
-        <w:spacing w:line="240" w:lineRule="auto"/>
-        <w:ind w:left="720"/>
-      </w:pPr>
-      <w:r>
-        <w:rPr>
-          <w:rtl/>
-          <w:cs/>
-          <w:lang w:val="ar_AE" w:bidi="ar_AE"/>
-        </w:rPr>
-      </w:r>
-      <w:r>
-        <w:rPr>
-          <w:rtl/>
-          <w:cs/>
-          <w:lang w:val="ar_AE" w:bidi="ar_AE"/>
-        </w:rPr>
-        <w:t>قاموس سترونج: G00120, G54210</w:t>
-      </w:r>
-      <w:r>
-        <w:rPr>
-          <w:rtl/>
-          <w:cs/>
-          <w:lang w:val="ar_AE" w:bidi="ar_AE"/>
-        </w:rPr>
-      </w:r>
-      <w:r>
-        <w:rPr>
-          <w:rtl/>
-          <w:cs/>
-          <w:lang w:val="ar_AE" w:bidi="ar_AE"/>
-        </w:rPr>
-      </w:r>
-    </w:p>
-    <w:p>
-      <w:pPr>
-        <w:bidi/>
-      </w:pPr>
-      <w:r>
-        <w:rPr>
-          <w:rtl/>
-          <w:cs/>
-          <w:lang w:val="ar_AE" w:bidi="ar_AE"/>
-        </w:rPr>
-      </w:r>
-    </w:p>
-    <w:p>
-      <w:pPr>
-        <w:pStyle w:val="Heading2"/>
-        <w:bidi/>
-      </w:pPr>
-      <w:r>
-        <w:rPr>
-          <w:rtl/>
-          <w:cs/>
-          <w:lang w:val="ar_AE" w:bidi="ar_AE"/>
-        </w:rPr>
-        <w:t>هدر</w:t>
-      </w:r>
-      <w:r>
-        <w:rPr>
-          <w:rtl/>
-          <w:cs/>
-          <w:lang w:val="ar_AE" w:bidi="ar_AE"/>
-        </w:rPr>
-      </w:r>
-    </w:p>
-    <w:p>
-      <w:pPr>
-        <w:pStyle w:val="Heading3"/>
-        <w:bidi/>
-      </w:pPr>
-      <w:r>
-        <w:rPr>
-          <w:rtl/>
-          <w:cs/>
-          <w:lang w:val="ar_AE" w:bidi="ar_AE"/>
-        </w:rPr>
-        <w:t>التعريف:</w:t>
-      </w:r>
-    </w:p>
-    <w:p>
-      <w:pPr>
-        <w:bidi/>
-      </w:pPr>
-      <w:r>
-        <w:rPr>
-          <w:rtl/>
-          <w:cs/>
-          <w:lang w:val="ar_AE" w:bidi="ar_AE"/>
-        </w:rPr>
-      </w:r>
-      <w:r>
-        <w:rPr>
-          <w:rtl/>
-          <w:cs/>
-          <w:lang w:val="ar_AE" w:bidi="ar_AE"/>
-        </w:rPr>
-        <w:t>هدر شيء ما يعني التخلص منه بلا مبالاة أو استهلاكه دون حكمة. الشيء المُشار إليه أنه "قفر" أو "هدر" يشير إلى أرض أو مدينة دُمرت بحيث لم يعد فيها أي شيء حي.</w:t>
-      </w:r>
-    </w:p>
-    <w:p>
-      <w:pPr>
-        <w:pStyle w:val="ListBullet"/>
-        <w:bidi/>
-        <w:spacing w:line="240" w:lineRule="auto"/>
-        <w:ind w:left="720"/>
-      </w:pPr>
-      <w:r>
-        <w:rPr>
-          <w:rtl/>
-          <w:cs/>
-          <w:lang w:val="ar_AE" w:bidi="ar_AE"/>
-        </w:rPr>
-      </w:r>
-      <w:r>
-        <w:rPr>
-          <w:rtl/>
-          <w:cs/>
-          <w:lang w:val="ar_AE" w:bidi="ar_AE"/>
-        </w:rPr>
-        <w:t>مصطلح "يذبل" هو تعبير يعني أن يصبح الشخص أكثر مرضًا أو تدهورًا. الشخص الذي يذبل عادة ما يصبح نحيفًا جدًا بسبب المرض أو نقص الطعام.</w:t>
-      </w:r>
-    </w:p>
-    <w:p>
-      <w:pPr>
-        <w:pStyle w:val="ListBullet"/>
-        <w:bidi/>
-        <w:spacing w:line="240" w:lineRule="auto"/>
-        <w:ind w:left="720"/>
-      </w:pPr>
-      <w:r>
-        <w:rPr>
-          <w:rtl/>
-          <w:cs/>
-          <w:lang w:val="ar_AE" w:bidi="ar_AE"/>
-        </w:rPr>
-      </w:r>
-      <w:r>
-        <w:rPr>
-          <w:rtl/>
-          <w:cs/>
-          <w:lang w:val="ar_AE" w:bidi="ar_AE"/>
-        </w:rPr>
-        <w:t>إن عبارة "أجعل خرابًا" لمدينة معينة، تشير إلى تدميرها.</w:t>
-      </w:r>
-    </w:p>
-    <w:p>
-      <w:pPr>
-        <w:pStyle w:val="ListBullet"/>
-        <w:bidi/>
-        <w:spacing w:line="240" w:lineRule="auto"/>
-        <w:ind w:left="720"/>
-      </w:pPr>
-      <w:r>
-        <w:rPr>
-          <w:rtl/>
-          <w:cs/>
-          <w:lang w:val="ar_AE" w:bidi="ar_AE"/>
-        </w:rPr>
-      </w:r>
-      <w:r>
-        <w:rPr>
-          <w:rtl/>
-          <w:cs/>
-          <w:lang w:val="ar_AE" w:bidi="ar_AE"/>
-        </w:rPr>
-        <w:t>هناك تعبير آخر لكلمة "قفر" وهو "صحراء" أو "برية". إلا أن كلمة "قفر" تعني أيضًا أن هذه الأرض كانت مأهولة بالسكان من قبل، وأنها كانت قبلًا تحتوي على أشجار ونباتات تنتج الطعام.</w:t>
-      </w:r>
-    </w:p>
-    <w:p>
-      <w:pPr>
-        <w:pStyle w:val="Heading3"/>
-        <w:bidi/>
-      </w:pPr>
-      <w:r>
-        <w:rPr>
-          <w:rtl/>
-          <w:cs/>
-          <w:lang w:val="ar_AE" w:bidi="ar_AE"/>
-        </w:rPr>
-        <w:t>نصوص كتابية:</w:t>
-      </w:r>
-    </w:p>
-    <w:p>
-      <w:pPr>
-        <w:pStyle w:val="ListBullet"/>
-        <w:bidi/>
-        <w:spacing w:line="240" w:lineRule="auto"/>
-        <w:ind w:left="720"/>
-      </w:pPr>
-      <w:r>
-        <w:rPr>
-          <w:rtl/>
-          <w:cs/>
-          <w:lang w:val="ar_AE" w:bidi="ar_AE"/>
-        </w:rPr>
-      </w:r>
-      <w:r>
-        <w:rPr>
-          <w:rtl/>
-          <w:cs/>
-          <w:lang w:val="ar_AE" w:bidi="ar_AE"/>
-        </w:rPr>
-        <w:t>حزقيال 6:6</w:t>
-      </w:r>
-    </w:p>
-    <w:p>
-      <w:pPr>
-        <w:pStyle w:val="ListBullet"/>
-        <w:bidi/>
-        <w:spacing w:line="240" w:lineRule="auto"/>
-        <w:ind w:left="720"/>
-      </w:pPr>
-      <w:r>
-        <w:rPr>
-          <w:rtl/>
-          <w:cs/>
-          <w:lang w:val="ar_AE" w:bidi="ar_AE"/>
-        </w:rPr>
-      </w:r>
-      <w:r>
-        <w:rPr>
-          <w:rtl/>
-          <w:cs/>
-          <w:lang w:val="ar_AE" w:bidi="ar_AE"/>
-        </w:rPr>
-        <w:t>لاويين 26:39</w:t>
-      </w:r>
-    </w:p>
-    <w:p>
-      <w:pPr>
-        <w:pStyle w:val="ListBullet"/>
-        <w:bidi/>
-        <w:spacing w:line="240" w:lineRule="auto"/>
-        <w:ind w:left="720"/>
-      </w:pPr>
-      <w:r>
-        <w:rPr>
-          <w:rtl/>
-          <w:cs/>
-          <w:lang w:val="ar_AE" w:bidi="ar_AE"/>
-        </w:rPr>
-      </w:r>
-      <w:r>
-        <w:rPr>
-          <w:rtl/>
-          <w:cs/>
-          <w:lang w:val="ar_AE" w:bidi="ar_AE"/>
-        </w:rPr>
-        <w:t>متى 26:8</w:t>
-      </w:r>
-    </w:p>
-    <w:p>
-      <w:pPr>
-        <w:pStyle w:val="ListBullet"/>
-        <w:bidi/>
-        <w:spacing w:line="240" w:lineRule="auto"/>
-        <w:ind w:left="720"/>
-      </w:pPr>
-      <w:r>
-        <w:rPr>
-          <w:rtl/>
-          <w:cs/>
-          <w:lang w:val="ar_AE" w:bidi="ar_AE"/>
-        </w:rPr>
-      </w:r>
-      <w:r>
-        <w:rPr>
-          <w:rtl/>
-          <w:cs/>
-          <w:lang w:val="ar_AE" w:bidi="ar_AE"/>
-        </w:rPr>
-        <w:t>رؤيا 18:15–17</w:t>
-      </w:r>
-    </w:p>
-    <w:p>
-      <w:pPr>
-        <w:pStyle w:val="ListBullet"/>
-        <w:bidi/>
-        <w:spacing w:line="240" w:lineRule="auto"/>
-        <w:ind w:left="720"/>
-      </w:pPr>
-      <w:r>
-        <w:rPr>
-          <w:rtl/>
-          <w:cs/>
-          <w:lang w:val="ar_AE" w:bidi="ar_AE"/>
-        </w:rPr>
-      </w:r>
-      <w:r>
-        <w:rPr>
-          <w:rtl/>
-          <w:cs/>
-          <w:lang w:val="ar_AE" w:bidi="ar_AE"/>
-        </w:rPr>
-        <w:t>زكريا 7:13–14</w:t>
-      </w:r>
-    </w:p>
-    <w:p>
-      <w:pPr>
-        <w:pStyle w:val="Heading3"/>
-        <w:bidi/>
-      </w:pPr>
-      <w:r>
-        <w:rPr>
-          <w:rtl/>
-          <w:cs/>
-          <w:lang w:val="ar_AE" w:bidi="ar_AE"/>
-        </w:rPr>
-        <w:t>بيانات الكلمة:</w:t>
-      </w:r>
-    </w:p>
-    <w:p>
-      <w:pPr>
-        <w:pStyle w:val="ListBullet"/>
-        <w:bidi/>
-        <w:spacing w:line="240" w:lineRule="auto"/>
-        <w:ind w:left="720"/>
-      </w:pPr>
-      <w:r>
-        <w:rPr>
-          <w:rtl/>
-          <w:cs/>
-          <w:lang w:val="ar_AE" w:bidi="ar_AE"/>
-        </w:rPr>
-      </w:r>
-      <w:r>
-        <w:rPr>
-          <w:rtl/>
-          <w:cs/>
-          <w:lang w:val="ar_AE" w:bidi="ar_AE"/>
-        </w:rPr>
-        <w:t>سترونج: H0535، H1086، H1104، H1326، H2100، H2490، H2522، H2717، H2721، H2723، H3615، H3856، H4127، H4198، H4592، H4743، H5307، H5327، H7334، H7582، H7703، H7736، H7843، H8047، H8074، H8077، H8414، G06840، G12870، G20490، G26730</w:t>
-      </w:r>
-      <w:r>
-        <w:rPr>
-          <w:rtl/>
-          <w:cs/>
-          <w:lang w:val="ar_AE" w:bidi="ar_AE"/>
-        </w:rPr>
-      </w:r>
-      <w:r>
-        <w:rPr>
-          <w:rtl/>
-          <w:cs/>
-          <w:lang w:val="ar_AE" w:bidi="ar_AE"/>
-        </w:rPr>
-      </w:r>
-    </w:p>
-    <w:p>
-      <w:pPr>
-        <w:bidi/>
-      </w:pPr>
-      <w:r>
-        <w:rPr>
-          <w:rtl/>
-          <w:cs/>
-          <w:lang w:val="ar_AE" w:bidi="ar_AE"/>
-        </w:rPr>
-      </w:r>
-    </w:p>
-    <w:p>
-      <w:pPr>
-        <w:pStyle w:val="Heading2"/>
-        <w:bidi/>
-      </w:pPr>
-      <w:r>
-        <w:rPr>
-          <w:rtl/>
-          <w:cs/>
-          <w:lang w:val="ar_AE" w:bidi="ar_AE"/>
-        </w:rPr>
-        <w:t>هَزِيعٍ (في العصور القديمة)</w:t>
-      </w:r>
-      <w:r>
-        <w:rPr>
-          <w:rtl/>
-          <w:cs/>
-          <w:lang w:val="ar_AE" w:bidi="ar_AE"/>
-        </w:rPr>
-      </w:r>
-    </w:p>
-    <w:p>
-      <w:pPr>
-        <w:pStyle w:val="Heading2"/>
-        <w:bidi/>
-      </w:pPr>
-      <w:r>
-        <w:rPr>
-          <w:rtl/>
-          <w:cs/>
-          <w:lang w:val="ar_AE" w:bidi="ar_AE"/>
-        </w:rPr>
-        <w:t xml:space="preserve">هَزِيعٍ </w:t>
-      </w:r>
-      <w:r>
-        <w:rPr>
-          <w:rtl/>
-          <w:cs/>
-          <w:lang w:val="ar_AE" w:bidi="ar_AE"/>
-        </w:rPr>
-        <w:t>(في العصور القديمة)</w:t>
-      </w:r>
-    </w:p>
-    <w:p>
-      <w:pPr>
-        <w:pStyle w:val="Heading3"/>
-        <w:bidi/>
-      </w:pPr>
-      <w:r>
-        <w:rPr>
-          <w:rtl/>
-          <w:cs/>
-          <w:lang w:val="ar_AE" w:bidi="ar_AE"/>
-        </w:rPr>
-        <w:t>التعريف:</w:t>
-      </w:r>
-    </w:p>
-    <w:p>
-      <w:pPr>
-        <w:bidi/>
-      </w:pPr>
-      <w:r>
-        <w:rPr>
-          <w:rtl/>
-          <w:cs/>
-          <w:lang w:val="ar_AE" w:bidi="ar_AE"/>
-        </w:rPr>
-      </w:r>
-      <w:r>
-        <w:rPr>
-          <w:rtl/>
-          <w:cs/>
-          <w:lang w:val="ar_AE" w:bidi="ar_AE"/>
-        </w:rPr>
-        <w:t>في العصور القديمة، كان " الهَزِيعٍ " هو فترة زمنية في الليل يتولى فيها حارس أو حامي المدينة مهمة المراقبة والتنبّه لأي خطر قد يأتي من العدو.</w:t>
-      </w:r>
-    </w:p>
-    <w:p>
-      <w:pPr>
-        <w:pStyle w:val="ListBullet"/>
-        <w:bidi/>
-        <w:spacing w:line="240" w:lineRule="auto"/>
-        <w:ind w:left="720"/>
-      </w:pPr>
-      <w:r>
-        <w:rPr>
-          <w:rtl/>
-          <w:cs/>
-          <w:lang w:val="ar_AE" w:bidi="ar_AE"/>
-        </w:rPr>
-      </w:r>
-      <w:r>
-        <w:rPr>
-          <w:rtl/>
-          <w:cs/>
-          <w:lang w:val="ar_AE" w:bidi="ar_AE"/>
-        </w:rPr>
-        <w:t>في العهد القديم، كان لدى شعب إسرائيل ثلاثة هُزُع، و هي "</w:t>
-      </w:r>
-      <w:r>
-        <w:rPr>
-          <w:rtl/>
-          <w:cs/>
-          <w:lang w:val="ar_AE" w:bidi="ar_AE"/>
-        </w:rPr>
-        <w:t xml:space="preserve">ٱلْهَزِيعِ الأول </w:t>
-      </w:r>
-      <w:r>
-        <w:rPr>
-          <w:rtl/>
-          <w:cs/>
-          <w:lang w:val="ar_AE" w:bidi="ar_AE"/>
-        </w:rPr>
-        <w:t>" (من غروب الشمس حتى العاشرة مساءً)، و"</w:t>
-      </w:r>
-      <w:r>
-        <w:rPr>
-          <w:rtl/>
-          <w:cs/>
-          <w:lang w:val="ar_AE" w:bidi="ar_AE"/>
-        </w:rPr>
-        <w:t>ٱلْهَزِيعِ ٱلثَّانِي، أو الهزيع الأوسط</w:t>
-      </w:r>
-      <w:r>
-        <w:rPr>
-          <w:rtl/>
-          <w:cs/>
-          <w:lang w:val="ar_AE" w:bidi="ar_AE"/>
-        </w:rPr>
-        <w:t>" (من العاشرة مساءً حتى الثانية صباحًا)، و"الهزيع الثالث، أو هزيع الصبح" (من الثانية صباحًا حتى شروق الشمس)</w:t>
-      </w:r>
-    </w:p>
-    <w:p>
-      <w:pPr>
-        <w:pStyle w:val="ListBullet"/>
-        <w:bidi/>
-        <w:spacing w:line="240" w:lineRule="auto"/>
-        <w:ind w:left="720"/>
-      </w:pPr>
-      <w:r>
-        <w:rPr>
-          <w:rtl/>
-          <w:cs/>
-          <w:lang w:val="ar_AE" w:bidi="ar_AE"/>
-        </w:rPr>
-      </w:r>
-      <w:r>
-        <w:rPr>
-          <w:rtl/>
-          <w:cs/>
-          <w:lang w:val="ar_AE" w:bidi="ar_AE"/>
-        </w:rPr>
-        <w:t>في العهد الجديد، اتبع اليهود النظام الروماني، فكان لديهم أربعة هُزُع، و قد سُمِّيت ببساطة "الهزيع الأول " (من غروب الشمس حتى الساعة التاسعة مساءً)، و "الهزيع الثاني" (من الساعة التاسعة مساءً حتى منتصف الليل)، و "الهزيع الثالث" (من منتصف الليل حتى الساعة الثالثة صباحًا)، و"الهزيع الرابع" (من الساعة الثالثة صباحًا حتى شروق الشمس).</w:t>
-      </w:r>
-    </w:p>
-    <w:p>
-      <w:pPr>
-        <w:pStyle w:val="ListBullet"/>
-        <w:bidi/>
-        <w:spacing w:line="240" w:lineRule="auto"/>
-        <w:ind w:left="720"/>
-      </w:pPr>
-      <w:r>
-        <w:rPr>
-          <w:rtl/>
-          <w:cs/>
-          <w:lang w:val="ar_AE" w:bidi="ar_AE"/>
-        </w:rPr>
-      </w:r>
-      <w:r>
-        <w:rPr>
-          <w:rtl/>
-          <w:cs/>
-          <w:lang w:val="ar_AE" w:bidi="ar_AE"/>
-        </w:rPr>
-        <w:t xml:space="preserve">و يمكن أيضًا ترجمتها باستخدام تعبيرات أشمل مثل "في وقت متأخر من الليل" أو "في منتصف الليل" أو "في الصبح باكرًا جدًا" ، حسب الساعة المشار إليها </w:t>
-      </w:r>
-    </w:p>
-    <w:p>
-      <w:pPr>
-        <w:bidi/>
-      </w:pPr>
-      <w:r>
-        <w:rPr>
-          <w:rtl/>
-          <w:cs/>
-          <w:lang w:val="ar_AE" w:bidi="ar_AE"/>
-        </w:rPr>
-      </w:r>
-      <w:r>
-        <w:rPr>
-          <w:rtl/>
-          <w:cs/>
-          <w:lang w:val="ar_AE" w:bidi="ar_AE"/>
-        </w:rPr>
-        <w:t xml:space="preserve">(انظر أيضًا: </w:t>
-      </w:r>
-      <w:r>
-        <w:rPr>
-          <w:rtl/>
-          <w:cs/>
-          <w:lang w:val="ar_AE" w:bidi="ar_AE"/>
-        </w:rPr>
-        <w:t>ساعة</w:t>
-      </w:r>
-      <w:r>
-        <w:rPr>
-          <w:rtl/>
-          <w:cs/>
-          <w:lang w:val="ar_AE" w:bidi="ar_AE"/>
-        </w:rPr>
-        <w:t>)</w:t>
-      </w:r>
-    </w:p>
-    <w:p>
-      <w:pPr>
-        <w:pStyle w:val="Heading3"/>
-        <w:bidi/>
-      </w:pPr>
-      <w:r>
-        <w:rPr>
-          <w:rtl/>
-          <w:cs/>
-          <w:lang w:val="ar_AE" w:bidi="ar_AE"/>
-        </w:rPr>
-        <w:t>مراجع الكتاب المقدس:</w:t>
-      </w:r>
-    </w:p>
-    <w:p>
-      <w:pPr>
-        <w:pStyle w:val="ListBullet"/>
-        <w:bidi/>
-        <w:spacing w:line="240" w:lineRule="auto"/>
-        <w:ind w:left="720"/>
-      </w:pPr>
-      <w:r>
-        <w:rPr>
-          <w:rtl/>
-          <w:cs/>
-          <w:lang w:val="ar_AE" w:bidi="ar_AE"/>
-        </w:rPr>
-      </w:r>
-      <w:r>
-        <w:rPr>
-          <w:rtl/>
-          <w:cs/>
-          <w:lang w:val="ar_AE" w:bidi="ar_AE"/>
-        </w:rPr>
-        <w:t>لوقا12 :37–38</w:t>
-      </w:r>
-    </w:p>
-    <w:p>
-      <w:pPr>
-        <w:pStyle w:val="ListBullet"/>
-        <w:bidi/>
-        <w:spacing w:line="240" w:lineRule="auto"/>
-        <w:ind w:left="720"/>
-      </w:pPr>
-      <w:r>
-        <w:rPr>
-          <w:rtl/>
-          <w:cs/>
-          <w:lang w:val="ar_AE" w:bidi="ar_AE"/>
-        </w:rPr>
-      </w:r>
-      <w:r>
-        <w:rPr>
-          <w:rtl/>
-          <w:cs/>
-          <w:lang w:val="ar_AE" w:bidi="ar_AE"/>
-        </w:rPr>
-        <w:t>مرقس6 :48–50</w:t>
-      </w:r>
-    </w:p>
-    <w:p>
-      <w:pPr>
-        <w:pStyle w:val="ListBullet"/>
-        <w:bidi/>
-        <w:spacing w:line="240" w:lineRule="auto"/>
-        <w:ind w:left="720"/>
-      </w:pPr>
-      <w:r>
-        <w:rPr>
-          <w:rtl/>
-          <w:cs/>
-          <w:lang w:val="ar_AE" w:bidi="ar_AE"/>
-        </w:rPr>
-      </w:r>
-      <w:r>
-        <w:rPr>
-          <w:rtl/>
-          <w:cs/>
-          <w:lang w:val="ar_AE" w:bidi="ar_AE"/>
-        </w:rPr>
-        <w:t>متى14 :25–27</w:t>
-      </w:r>
-    </w:p>
-    <w:p>
-      <w:pPr>
-        <w:pStyle w:val="ListBullet"/>
-        <w:bidi/>
-        <w:spacing w:line="240" w:lineRule="auto"/>
-        <w:ind w:left="720"/>
-      </w:pPr>
-      <w:r>
-        <w:rPr>
-          <w:rtl/>
-          <w:cs/>
-          <w:lang w:val="ar_AE" w:bidi="ar_AE"/>
-        </w:rPr>
-      </w:r>
-      <w:r>
-        <w:rPr>
-          <w:rtl/>
-          <w:cs/>
-          <w:lang w:val="ar_AE" w:bidi="ar_AE"/>
-        </w:rPr>
-        <w:t>مزمور90 :3–4</w:t>
-      </w:r>
-    </w:p>
-    <w:p>
-      <w:pPr>
-        <w:pStyle w:val="Heading3"/>
-        <w:bidi/>
-      </w:pPr>
-      <w:r>
-        <w:rPr>
-          <w:rtl/>
-          <w:cs/>
-          <w:lang w:val="ar_AE" w:bidi="ar_AE"/>
-        </w:rPr>
-        <w:t>بيانات الكلمة:</w:t>
-      </w:r>
-    </w:p>
-    <w:p>
-      <w:pPr>
-        <w:bidi/>
-      </w:pPr>
-      <w:r>
-        <w:rPr>
-          <w:rtl/>
-          <w:cs/>
-          <w:lang w:val="ar_AE" w:bidi="ar_AE"/>
-        </w:rPr>
-      </w:r>
-      <w:r>
-        <w:rPr>
-          <w:rtl/>
-          <w:cs/>
-          <w:lang w:val="ar_AE" w:bidi="ar_AE"/>
-        </w:rPr>
-        <w:t>سترونج: H0821، G54380</w:t>
-      </w:r>
-      <w:r>
-        <w:rPr>
-          <w:rtl/>
-          <w:cs/>
-          <w:lang w:val="ar_AE" w:bidi="ar_AE"/>
-        </w:rPr>
-      </w:r>
-      <w:r>
-        <w:rPr>
-          <w:rtl/>
-          <w:cs/>
-          <w:lang w:val="ar_AE" w:bidi="ar_AE"/>
-        </w:rPr>
-      </w:r>
-    </w:p>
-    <w:p>
-      <w:pPr>
-        <w:bidi/>
-      </w:pPr>
-      <w:r>
-        <w:rPr>
-          <w:rtl/>
-          <w:cs/>
-          <w:lang w:val="ar_AE" w:bidi="ar_AE"/>
-        </w:rPr>
-      </w:r>
-    </w:p>
-    <w:p>
-      <w:pPr>
-        <w:pStyle w:val="Heading2"/>
-        <w:bidi/>
-      </w:pPr>
-      <w:r>
-        <w:rPr>
-          <w:rtl/>
-          <w:cs/>
-          <w:lang w:val="ar_AE" w:bidi="ar_AE"/>
-        </w:rPr>
-        <w:t>هلاك</w:t>
-      </w:r>
-      <w:r>
-        <w:rPr>
-          <w:rtl/>
-          <w:cs/>
-          <w:lang w:val="ar_AE" w:bidi="ar_AE"/>
-        </w:rPr>
-      </w:r>
-    </w:p>
-    <w:p>
-      <w:pPr>
-        <w:pStyle w:val="Heading3"/>
-        <w:bidi/>
-      </w:pPr>
-      <w:r>
-        <w:rPr>
-          <w:rtl/>
-          <w:cs/>
-          <w:lang w:val="ar_AE" w:bidi="ar_AE"/>
-        </w:rPr>
-        <w:t>التعريف:</w:t>
-      </w:r>
-    </w:p>
-    <w:p>
-      <w:pPr>
-        <w:bidi/>
-      </w:pPr>
-      <w:r>
-        <w:rPr>
-          <w:rtl/>
-          <w:cs/>
-          <w:lang w:val="ar_AE" w:bidi="ar_AE"/>
-        </w:rPr>
-      </w:r>
-      <w:r>
-        <w:rPr>
-          <w:rtl/>
-          <w:cs/>
-          <w:lang w:val="ar_AE" w:bidi="ar_AE"/>
-        </w:rPr>
-        <w:t>يشير مصطلح ”الهلاك“ إلى الحكم بالإدانة مع عدم وجود إمكانية للاستئناف أو الهروب.</w:t>
-      </w:r>
-    </w:p>
-    <w:p>
-      <w:pPr>
-        <w:pStyle w:val="ListBullet"/>
-        <w:bidi/>
-        <w:spacing w:line="240" w:lineRule="auto"/>
-        <w:ind w:left="720"/>
-      </w:pPr>
-      <w:r>
-        <w:rPr>
-          <w:rtl/>
-          <w:cs/>
-          <w:lang w:val="ar_AE" w:bidi="ar_AE"/>
-        </w:rPr>
-      </w:r>
-      <w:r>
-        <w:rPr>
-          <w:rtl/>
-          <w:cs/>
-          <w:lang w:val="ar_AE" w:bidi="ar_AE"/>
-        </w:rPr>
-        <w:t>عندما كانت أمة إسرائيل تُساق إلى السبي في بابل، قال النبي حزقيال، "ٱقْتَرَبَ يَوْمُ ٱضْطِرَابٍ."</w:t>
-      </w:r>
-    </w:p>
-    <w:p>
-      <w:pPr>
-        <w:pStyle w:val="ListBullet"/>
-        <w:bidi/>
-        <w:spacing w:line="240" w:lineRule="auto"/>
-        <w:ind w:left="720"/>
-      </w:pPr>
-      <w:r>
-        <w:rPr>
-          <w:rtl/>
-          <w:cs/>
-          <w:lang w:val="ar_AE" w:bidi="ar_AE"/>
-        </w:rPr>
-      </w:r>
-      <w:r>
-        <w:rPr>
-          <w:rtl/>
-          <w:cs/>
-          <w:lang w:val="ar_AE" w:bidi="ar_AE"/>
-        </w:rPr>
-        <w:t>اعتمادًا على السياق، يمكن ترجمة هذا المصطلح على أنه ”كارثة“ أو ”عقاب“ أو ”خراب ميؤوس منه“.</w:t>
-      </w:r>
-    </w:p>
-    <w:p>
-      <w:pPr>
-        <w:pStyle w:val="Heading3"/>
-        <w:bidi/>
-      </w:pPr>
-      <w:r>
-        <w:rPr>
-          <w:rtl/>
-          <w:cs/>
-          <w:lang w:val="ar_AE" w:bidi="ar_AE"/>
-        </w:rPr>
-        <w:t>مراجع الكتاب المقدس:</w:t>
-      </w:r>
-    </w:p>
-    <w:p>
-      <w:pPr>
-        <w:pStyle w:val="ListBullet"/>
-        <w:bidi/>
-        <w:spacing w:line="240" w:lineRule="auto"/>
-        <w:ind w:left="720"/>
-      </w:pPr>
-      <w:r>
-        <w:rPr>
-          <w:rtl/>
-          <w:cs/>
-          <w:lang w:val="ar_AE" w:bidi="ar_AE"/>
-        </w:rPr>
-      </w:r>
-      <w:r>
-        <w:rPr>
-          <w:rtl/>
-          <w:cs/>
-          <w:lang w:val="ar_AE" w:bidi="ar_AE"/>
-        </w:rPr>
-        <w:t>حزقيال 7: 5–7</w:t>
-      </w:r>
-    </w:p>
-    <w:p>
-      <w:pPr>
-        <w:pStyle w:val="ListBullet"/>
-        <w:bidi/>
-        <w:spacing w:line="240" w:lineRule="auto"/>
-        <w:ind w:left="720"/>
-      </w:pPr>
-      <w:r>
-        <w:rPr>
-          <w:rtl/>
-          <w:cs/>
-          <w:lang w:val="ar_AE" w:bidi="ar_AE"/>
-        </w:rPr>
-      </w:r>
-      <w:r>
-        <w:rPr>
-          <w:rtl/>
-          <w:cs/>
-          <w:lang w:val="ar_AE" w:bidi="ar_AE"/>
-        </w:rPr>
-        <w:t>حزقيال 30: 9</w:t>
-      </w:r>
-    </w:p>
-    <w:p>
-      <w:pPr>
-        <w:pStyle w:val="ListBullet"/>
-        <w:bidi/>
-        <w:spacing w:line="240" w:lineRule="auto"/>
-        <w:ind w:left="720"/>
-      </w:pPr>
-      <w:r>
-        <w:rPr>
-          <w:rtl/>
-          <w:cs/>
-          <w:lang w:val="ar_AE" w:bidi="ar_AE"/>
-        </w:rPr>
-      </w:r>
-      <w:r>
-        <w:rPr>
-          <w:rtl/>
-          <w:cs/>
-          <w:lang w:val="ar_AE" w:bidi="ar_AE"/>
-        </w:rPr>
-        <w:t>إشعياء 6: 5</w:t>
-      </w:r>
-    </w:p>
-    <w:p>
-      <w:pPr>
-        <w:pStyle w:val="ListBullet"/>
-        <w:bidi/>
-        <w:spacing w:line="240" w:lineRule="auto"/>
-        <w:ind w:left="720"/>
-      </w:pPr>
-      <w:r>
-        <w:rPr>
-          <w:rtl/>
-          <w:cs/>
-          <w:lang w:val="ar_AE" w:bidi="ar_AE"/>
-        </w:rPr>
-      </w:r>
-      <w:r>
-        <w:rPr>
-          <w:rtl/>
-          <w:cs/>
-          <w:lang w:val="ar_AE" w:bidi="ar_AE"/>
-        </w:rPr>
-        <w:t>مزامير 92: 6–7</w:t>
-      </w:r>
-    </w:p>
-    <w:p>
-      <w:pPr>
-        <w:pStyle w:val="Heading3"/>
-        <w:bidi/>
-      </w:pPr>
-      <w:r>
-        <w:rPr>
-          <w:rtl/>
-          <w:cs/>
-          <w:lang w:val="ar_AE" w:bidi="ar_AE"/>
-        </w:rPr>
-        <w:t>بيانات الكلمة:</w:t>
-      </w:r>
-    </w:p>
-    <w:p>
-      <w:pPr>
-        <w:pStyle w:val="ListBullet"/>
-        <w:bidi/>
-        <w:spacing w:line="240" w:lineRule="auto"/>
-        <w:ind w:left="720"/>
-      </w:pPr>
-      <w:r>
-        <w:rPr>
-          <w:rtl/>
-          <w:cs/>
-          <w:lang w:val="ar_AE" w:bidi="ar_AE"/>
-        </w:rPr>
-      </w:r>
-      <w:r>
-        <w:rPr>
-          <w:rtl/>
-          <w:cs/>
-          <w:lang w:val="ar_AE" w:bidi="ar_AE"/>
-        </w:rPr>
-        <w:t>سترونج: H1820, H3117, H6256, H6843, H8045</w:t>
-      </w:r>
-      <w:r>
-        <w:rPr>
-          <w:rtl/>
-          <w:cs/>
-          <w:lang w:val="ar_AE" w:bidi="ar_AE"/>
-        </w:rPr>
-      </w:r>
-      <w:r>
-        <w:rPr>
-          <w:rtl/>
-          <w:cs/>
-          <w:lang w:val="ar_AE" w:bidi="ar_AE"/>
-        </w:rPr>
-      </w:r>
-    </w:p>
-    <w:p>
-      <w:pPr>
-        <w:bidi/>
-      </w:pPr>
-      <w:r>
-        <w:rPr>
-          <w:rtl/>
-          <w:cs/>
-          <w:lang w:val="ar_AE" w:bidi="ar_AE"/>
-        </w:rPr>
-      </w:r>
-    </w:p>
-    <w:p>
-      <w:pPr>
-        <w:pStyle w:val="Heading2"/>
-        <w:bidi/>
-      </w:pPr>
-      <w:r>
-        <w:rPr>
-          <w:rtl/>
-          <w:cs/>
-          <w:lang w:val="ar_AE" w:bidi="ar_AE"/>
-        </w:rPr>
-        <w:t>هُوشَع</w:t>
-      </w:r>
-      <w:r>
-        <w:rPr>
-          <w:rtl/>
-          <w:cs/>
-          <w:lang w:val="ar_AE" w:bidi="ar_AE"/>
-        </w:rPr>
-      </w:r>
-    </w:p>
-    <w:p>
-      <w:pPr>
-        <w:pStyle w:val="Heading2"/>
-        <w:bidi/>
-      </w:pPr>
-      <w:r>
-        <w:rPr>
-          <w:rtl/>
-          <w:cs/>
-          <w:lang w:val="ar_AE" w:bidi="ar_AE"/>
-        </w:rPr>
-        <w:t>هُوشَع</w:t>
-      </w:r>
-    </w:p>
-    <w:p>
-      <w:pPr>
-        <w:pStyle w:val="Heading3"/>
-        <w:bidi/>
-      </w:pPr>
-      <w:r>
-        <w:rPr>
-          <w:rtl/>
-          <w:cs/>
-          <w:lang w:val="ar_AE" w:bidi="ar_AE"/>
-        </w:rPr>
-        <w:t>حقائق:</w:t>
-      </w:r>
-    </w:p>
-    <w:p>
-      <w:pPr>
-        <w:bidi/>
-      </w:pPr>
-      <w:r>
-        <w:rPr>
-          <w:rtl/>
-          <w:cs/>
-          <w:lang w:val="ar_AE" w:bidi="ar_AE"/>
-        </w:rPr>
-      </w:r>
-      <w:r>
-        <w:rPr>
-          <w:rtl/>
-          <w:cs/>
-          <w:lang w:val="ar_AE" w:bidi="ar_AE"/>
-        </w:rPr>
-        <w:t xml:space="preserve">كان </w:t>
-      </w:r>
-      <w:r>
-        <w:rPr>
-          <w:rtl/>
-          <w:cs/>
-          <w:lang w:val="ar_AE" w:bidi="ar_AE"/>
-        </w:rPr>
-        <w:t>هُوشَع</w:t>
-      </w:r>
-      <w:r>
-        <w:rPr>
-          <w:rtl/>
-          <w:cs/>
-          <w:lang w:val="ar_AE" w:bidi="ar_AE"/>
-        </w:rPr>
-        <w:t xml:space="preserve"> نبيًا لإسرائيل عاش وتنبَّأ قبل حوالي 750 عامًا من زمن المسيح.</w:t>
-      </w:r>
-    </w:p>
-    <w:p>
-      <w:pPr>
-        <w:pStyle w:val="ListBullet"/>
-        <w:bidi/>
-        <w:spacing w:line="240" w:lineRule="auto"/>
-        <w:ind w:left="720"/>
-      </w:pPr>
-      <w:r>
-        <w:rPr>
-          <w:rtl/>
-          <w:cs/>
-          <w:lang w:val="ar_AE" w:bidi="ar_AE"/>
-        </w:rPr>
-      </w:r>
-      <w:r>
-        <w:rPr>
-          <w:rtl/>
-          <w:cs/>
-          <w:lang w:val="ar_AE" w:bidi="ar_AE"/>
-        </w:rPr>
-        <w:t xml:space="preserve">استمرت خدمته سنوات عدّة خلال حُكم عدة ملوك، مثل يَرُبْعَام، وزكريَّا، ويُوثَام، وآحاز، وهُوشَع، </w:t>
-      </w:r>
-      <w:r>
-        <w:rPr>
-          <w:rtl/>
-          <w:cs/>
-          <w:lang w:val="ar_AE" w:bidi="ar_AE"/>
-        </w:rPr>
-        <w:t>و</w:t>
-      </w:r>
-      <w:r>
-        <w:rPr>
-          <w:rtl/>
-          <w:cs/>
-          <w:lang w:val="ar_AE" w:bidi="ar_AE"/>
-        </w:rPr>
-        <w:t>عُزِّيَّا، وحَزَقيَّا.</w:t>
-      </w:r>
-    </w:p>
-    <w:p>
-      <w:pPr>
-        <w:pStyle w:val="ListBullet"/>
-        <w:bidi/>
-        <w:spacing w:line="240" w:lineRule="auto"/>
-        <w:ind w:left="720"/>
-      </w:pPr>
-      <w:r>
-        <w:rPr>
-          <w:rtl/>
-          <w:cs/>
-          <w:lang w:val="ar_AE" w:bidi="ar_AE"/>
-        </w:rPr>
-      </w:r>
-      <w:r>
-        <w:rPr>
-          <w:rtl/>
-          <w:cs/>
-          <w:lang w:val="ar_AE" w:bidi="ar_AE"/>
-        </w:rPr>
-        <w:t xml:space="preserve">أمره الله بالزواج من امرأة زانية تدعى </w:t>
-      </w:r>
-      <w:r>
-        <w:rPr>
-          <w:rtl/>
-          <w:cs/>
-          <w:lang w:val="ar_AE" w:bidi="ar_AE"/>
-        </w:rPr>
-        <w:t xml:space="preserve">جُومَر، </w:t>
-      </w:r>
-      <w:r>
-        <w:rPr>
-          <w:rtl/>
-          <w:cs/>
-          <w:lang w:val="ar_AE" w:bidi="ar_AE"/>
-        </w:rPr>
-        <w:t>وأن يستمر في حبه لها، بالرغْم من أنها كانت غير مُخلِصة له.</w:t>
-      </w:r>
-    </w:p>
-    <w:p>
-      <w:pPr>
-        <w:pStyle w:val="ListBullet"/>
-        <w:bidi/>
-        <w:spacing w:line="240" w:lineRule="auto"/>
-        <w:ind w:left="720"/>
-      </w:pPr>
-      <w:r>
-        <w:rPr>
-          <w:rtl/>
-          <w:cs/>
-          <w:lang w:val="ar_AE" w:bidi="ar_AE"/>
-        </w:rPr>
-      </w:r>
-      <w:r>
-        <w:rPr>
-          <w:rtl/>
-          <w:cs/>
-          <w:lang w:val="ar_AE" w:bidi="ar_AE"/>
-        </w:rPr>
-        <w:t>كانت صورة رمزية تجسد محبة الله لشعبه غير الُمخلِص، إسرائيل.</w:t>
-      </w:r>
-    </w:p>
-    <w:p>
-      <w:pPr>
-        <w:pStyle w:val="ListBullet"/>
-        <w:bidi/>
-        <w:spacing w:line="240" w:lineRule="auto"/>
-        <w:ind w:left="720"/>
-      </w:pPr>
-      <w:r>
-        <w:rPr>
-          <w:rtl/>
-          <w:cs/>
-          <w:lang w:val="ar_AE" w:bidi="ar_AE"/>
-        </w:rPr>
-      </w:r>
-      <w:r>
-        <w:rPr>
-          <w:rtl/>
-          <w:cs/>
-          <w:lang w:val="ar_AE" w:bidi="ar_AE"/>
-        </w:rPr>
-        <w:t xml:space="preserve">تنبأ </w:t>
-      </w:r>
-      <w:r>
-        <w:rPr>
-          <w:rtl/>
-          <w:cs/>
-          <w:lang w:val="ar_AE" w:bidi="ar_AE"/>
-        </w:rPr>
-        <w:t>هُوشَع</w:t>
-      </w:r>
-      <w:r>
-        <w:rPr>
-          <w:rtl/>
-          <w:cs/>
-          <w:lang w:val="ar_AE" w:bidi="ar_AE"/>
-        </w:rPr>
-        <w:t xml:space="preserve"> ضد شعب إسرائيل بسبب خطاياهم، وحذَّرَهم لكي يبتعدوا عن عبادة الأوثان.</w:t>
-      </w:r>
-    </w:p>
-    <w:p>
-      <w:pPr>
-        <w:bidi/>
-      </w:pPr>
-      <w:r>
-        <w:rPr>
-          <w:rtl/>
-          <w:cs/>
-          <w:lang w:val="ar_AE" w:bidi="ar_AE"/>
-        </w:rPr>
-      </w:r>
-      <w:r>
-        <w:rPr>
-          <w:rtl/>
-          <w:cs/>
-          <w:lang w:val="ar_AE" w:bidi="ar_AE"/>
-        </w:rPr>
-        <w:t>(اقتراحات التَّرْجَمَة: تَرْجَمَة الأسماء)</w:t>
-      </w:r>
-    </w:p>
-    <w:p>
-      <w:pPr>
-        <w:bidi/>
-      </w:pPr>
-      <w:r>
-        <w:rPr>
-          <w:rtl/>
-          <w:cs/>
-          <w:lang w:val="ar_AE" w:bidi="ar_AE"/>
-        </w:rPr>
-      </w:r>
-      <w:r>
-        <w:rPr>
-          <w:rtl/>
-          <w:cs/>
-          <w:lang w:val="ar_AE" w:bidi="ar_AE"/>
-        </w:rPr>
-        <w:t xml:space="preserve">(انظر أيضًا: </w:t>
-      </w:r>
-      <w:r>
-        <w:rPr>
-          <w:rtl/>
-          <w:cs/>
-          <w:lang w:val="ar_AE" w:bidi="ar_AE"/>
-        </w:rPr>
-        <w:t xml:space="preserve">آحَاز، </w:t>
-      </w:r>
-      <w:r>
-        <w:rPr>
-          <w:rtl/>
-          <w:cs/>
-          <w:lang w:val="ar_AE" w:bidi="ar_AE"/>
-        </w:rPr>
-        <w:t>حزقيا،</w:t>
-      </w:r>
-      <w:r>
-        <w:rPr>
-          <w:rtl/>
-          <w:cs/>
-          <w:lang w:val="ar_AE" w:bidi="ar_AE"/>
-        </w:rPr>
-        <w:t xml:space="preserve"> </w:t>
-      </w:r>
-      <w:r>
-        <w:rPr>
-          <w:rtl/>
-          <w:cs/>
-          <w:lang w:val="ar_AE" w:bidi="ar_AE"/>
-        </w:rPr>
-        <w:t>هوشع،</w:t>
-      </w:r>
-      <w:r>
-        <w:rPr>
-          <w:rtl/>
-          <w:cs/>
-          <w:lang w:val="ar_AE" w:bidi="ar_AE"/>
-        </w:rPr>
-        <w:t xml:space="preserve"> </w:t>
-      </w:r>
-      <w:r>
-        <w:rPr>
-          <w:rtl/>
-          <w:cs/>
-          <w:lang w:val="ar_AE" w:bidi="ar_AE"/>
-        </w:rPr>
-        <w:t>يربعام،</w:t>
-      </w:r>
-      <w:r>
-        <w:rPr>
-          <w:rtl/>
-          <w:cs/>
-          <w:lang w:val="ar_AE" w:bidi="ar_AE"/>
-        </w:rPr>
-        <w:t xml:space="preserve"> </w:t>
-      </w:r>
-      <w:r>
-        <w:rPr>
-          <w:rtl/>
-          <w:cs/>
-          <w:lang w:val="ar_AE" w:bidi="ar_AE"/>
-        </w:rPr>
-        <w:t xml:space="preserve">يوثام، </w:t>
-      </w:r>
-      <w:r>
-        <w:rPr>
-          <w:rtl/>
-          <w:cs/>
-          <w:lang w:val="ar_AE" w:bidi="ar_AE"/>
-        </w:rPr>
-        <w:t xml:space="preserve">عزيا، </w:t>
-      </w:r>
-      <w:r>
-        <w:rPr>
-          <w:rtl/>
-          <w:cs/>
-          <w:lang w:val="ar_AE" w:bidi="ar_AE"/>
-        </w:rPr>
-        <w:t>زكريَّا (العهد القديم)</w:t>
-      </w:r>
-      <w:r>
-        <w:rPr>
-          <w:rtl/>
-          <w:cs/>
-          <w:lang w:val="ar_AE" w:bidi="ar_AE"/>
-        </w:rPr>
-        <w:t>)</w:t>
-      </w:r>
-    </w:p>
-    <w:p>
-      <w:pPr>
-        <w:pStyle w:val="Heading3"/>
-        <w:bidi/>
-      </w:pPr>
-      <w:r>
-        <w:rPr>
-          <w:rtl/>
-          <w:cs/>
-          <w:lang w:val="ar_AE" w:bidi="ar_AE"/>
-        </w:rPr>
-        <w:t>مراجع الكتاب المقدس:</w:t>
-      </w:r>
-    </w:p>
-    <w:p>
-      <w:pPr>
-        <w:pStyle w:val="ListBullet"/>
-        <w:bidi/>
-        <w:spacing w:line="240" w:lineRule="auto"/>
-        <w:ind w:left="720"/>
-      </w:pPr>
-      <w:r>
-        <w:rPr>
-          <w:rtl/>
-          <w:cs/>
-          <w:lang w:val="ar_AE" w:bidi="ar_AE"/>
-        </w:rPr>
-      </w:r>
-      <w:r>
-        <w:rPr>
-          <w:rtl/>
-          <w:cs/>
-          <w:lang w:val="ar_AE" w:bidi="ar_AE"/>
-        </w:rPr>
-        <w:t>هوشع 1: 1–2</w:t>
-      </w:r>
-    </w:p>
-    <w:p>
-      <w:pPr>
-        <w:pStyle w:val="ListBullet"/>
-        <w:bidi/>
-        <w:spacing w:line="240" w:lineRule="auto"/>
-        <w:ind w:left="720"/>
-      </w:pPr>
-      <w:r>
-        <w:rPr>
-          <w:rtl/>
-          <w:cs/>
-          <w:lang w:val="ar_AE" w:bidi="ar_AE"/>
-        </w:rPr>
-      </w:r>
-      <w:r>
-        <w:rPr>
-          <w:rtl/>
-          <w:cs/>
-          <w:lang w:val="ar_AE" w:bidi="ar_AE"/>
-        </w:rPr>
-        <w:t>هوشع 1: 3–5</w:t>
-      </w:r>
-    </w:p>
-    <w:p>
-      <w:pPr>
-        <w:pStyle w:val="ListBullet"/>
-        <w:bidi/>
-        <w:spacing w:line="240" w:lineRule="auto"/>
-        <w:ind w:left="720"/>
-      </w:pPr>
-      <w:r>
-        <w:rPr>
-          <w:rtl/>
-          <w:cs/>
-          <w:lang w:val="ar_AE" w:bidi="ar_AE"/>
-        </w:rPr>
-      </w:r>
-      <w:r>
-        <w:rPr>
-          <w:rtl/>
-          <w:cs/>
-          <w:lang w:val="ar_AE" w:bidi="ar_AE"/>
-        </w:rPr>
-        <w:t>هوشع 1: 6–7</w:t>
-      </w:r>
-    </w:p>
-    <w:p>
-      <w:pPr>
-        <w:pStyle w:val="Heading3"/>
-        <w:bidi/>
-      </w:pPr>
-      <w:r>
-        <w:rPr>
-          <w:rtl/>
-          <w:cs/>
-          <w:lang w:val="ar_AE" w:bidi="ar_AE"/>
-        </w:rPr>
-        <w:t>بيانات الكلمة:</w:t>
-      </w:r>
-    </w:p>
-    <w:p>
-      <w:pPr>
-        <w:pStyle w:val="ListBullet"/>
-        <w:bidi/>
-        <w:spacing w:line="240" w:lineRule="auto"/>
-        <w:ind w:left="720"/>
-      </w:pPr>
-      <w:r>
-        <w:rPr>
-          <w:rtl/>
-          <w:cs/>
-          <w:lang w:val="ar_AE" w:bidi="ar_AE"/>
-        </w:rPr>
-      </w:r>
-      <w:r>
-        <w:rPr>
-          <w:rtl/>
-          <w:cs/>
-          <w:lang w:val="ar_AE" w:bidi="ar_AE"/>
-        </w:rPr>
-        <w:t>سترونغ: H1954، G56170</w:t>
-      </w:r>
-      <w:r>
-        <w:rPr>
-          <w:rtl/>
-          <w:cs/>
-          <w:lang w:val="ar_AE" w:bidi="ar_AE"/>
-        </w:rPr>
-      </w:r>
-      <w:r>
-        <w:rPr>
-          <w:rtl/>
-          <w:cs/>
-          <w:lang w:val="ar_AE" w:bidi="ar_AE"/>
-        </w:rPr>
-      </w:r>
-    </w:p>
-    <w:p>
-      <w:pPr>
-        <w:bidi/>
-      </w:pPr>
-      <w:r>
-        <w:rPr>
-          <w:rtl/>
-          <w:cs/>
-          <w:lang w:val="ar_AE" w:bidi="ar_AE"/>
-        </w:rPr>
-      </w:r>
-    </w:p>
-    <w:p>
-      <w:pPr>
-        <w:pStyle w:val="Heading2"/>
-        <w:bidi/>
-      </w:pPr>
-      <w:r>
-        <w:rPr>
-          <w:rtl/>
-          <w:cs/>
-          <w:lang w:val="ar_AE" w:bidi="ar_AE"/>
-        </w:rPr>
-        <w:t>هوشع الملك</w:t>
-      </w:r>
-      <w:r>
-        <w:rPr>
-          <w:rtl/>
-          <w:cs/>
-          <w:lang w:val="ar_AE" w:bidi="ar_AE"/>
-        </w:rPr>
-      </w:r>
-    </w:p>
-    <w:p>
-      <w:pPr>
-        <w:pStyle w:val="Heading3"/>
-        <w:bidi/>
-      </w:pPr>
-      <w:r>
-        <w:rPr>
-          <w:rtl/>
-          <w:cs/>
-          <w:lang w:val="ar_AE" w:bidi="ar_AE"/>
-        </w:rPr>
-        <w:t>حقائق:</w:t>
-      </w:r>
-    </w:p>
-    <w:p>
-      <w:pPr>
-        <w:bidi/>
-      </w:pPr>
-      <w:r>
-        <w:rPr>
-          <w:rtl/>
-          <w:cs/>
-          <w:lang w:val="ar_AE" w:bidi="ar_AE"/>
-        </w:rPr>
-      </w:r>
-      <w:r>
-        <w:rPr>
-          <w:rtl/>
-          <w:cs/>
-          <w:lang w:val="ar_AE" w:bidi="ar_AE"/>
-        </w:rPr>
-        <w:t>كان هوشع اسم ملك من ملوك إسرائيل، وعدة رجال آخرين في العهد القديم.</w:t>
-      </w:r>
-    </w:p>
-    <w:p>
-      <w:pPr>
-        <w:pStyle w:val="ListBullet"/>
-        <w:bidi/>
-        <w:spacing w:line="240" w:lineRule="auto"/>
-        <w:ind w:left="720"/>
-      </w:pPr>
-      <w:r>
-        <w:rPr>
-          <w:rtl/>
-          <w:cs/>
-          <w:lang w:val="ar_AE" w:bidi="ar_AE"/>
-        </w:rPr>
-      </w:r>
-      <w:r>
-        <w:rPr>
-          <w:rtl/>
-          <w:cs/>
-          <w:lang w:val="ar_AE" w:bidi="ar_AE"/>
-        </w:rPr>
-        <w:t>هوشع بن أيلة ملك على إسرائيل لمدة تسع سنوات، خلال جزء من حكم أحاز وحزقيا، ملوك يهوذا.</w:t>
-      </w:r>
-    </w:p>
-    <w:p>
-      <w:pPr>
-        <w:pStyle w:val="ListBullet"/>
-        <w:bidi/>
-        <w:spacing w:line="240" w:lineRule="auto"/>
-        <w:ind w:left="720"/>
-      </w:pPr>
-      <w:r>
-        <w:rPr>
-          <w:rtl/>
-          <w:cs/>
-          <w:lang w:val="ar_AE" w:bidi="ar_AE"/>
-        </w:rPr>
-      </w:r>
-      <w:r>
-        <w:rPr>
-          <w:rtl/>
-          <w:cs/>
-          <w:lang w:val="ar_AE" w:bidi="ar_AE"/>
-        </w:rPr>
-        <w:t>كان يشوع بن نون يُدعى سابقًا هوشع. وغيّر موسى اسم هوشع إلى يشوع قبل إرساله وإحدى عشر رجلاً آخرين للتجسس على أرض الكنعانيين.</w:t>
-      </w:r>
-    </w:p>
-    <w:p>
-      <w:pPr>
-        <w:pStyle w:val="ListBullet"/>
-        <w:bidi/>
-        <w:spacing w:line="240" w:lineRule="auto"/>
-        <w:ind w:left="720"/>
-      </w:pPr>
-      <w:r>
-        <w:rPr>
-          <w:rtl/>
-          <w:cs/>
-          <w:lang w:val="ar_AE" w:bidi="ar_AE"/>
-        </w:rPr>
-      </w:r>
-      <w:r>
-        <w:rPr>
-          <w:rtl/>
-          <w:cs/>
-          <w:lang w:val="ar_AE" w:bidi="ar_AE"/>
-        </w:rPr>
-        <w:t>بعد وفاة موسى، قاد يشوع شعب إسرائيل للاستيلاء على أرض كنعان.</w:t>
-      </w:r>
-    </w:p>
-    <w:p>
-      <w:pPr>
-        <w:pStyle w:val="ListBullet"/>
-        <w:bidi/>
-        <w:spacing w:line="240" w:lineRule="auto"/>
-        <w:ind w:left="720"/>
-      </w:pPr>
-      <w:r>
-        <w:rPr>
-          <w:rtl/>
-          <w:cs/>
-          <w:lang w:val="ar_AE" w:bidi="ar_AE"/>
-        </w:rPr>
-      </w:r>
-      <w:r>
-        <w:rPr>
-          <w:rtl/>
-          <w:cs/>
-          <w:lang w:val="ar_AE" w:bidi="ar_AE"/>
-        </w:rPr>
-        <w:t>وكان رجل آخر يُدعى هوشع ابن عززيا أحد قادة الأفرايميين.</w:t>
-      </w:r>
-    </w:p>
-    <w:p>
-      <w:pPr>
-        <w:bidi/>
-      </w:pPr>
-      <w:r>
-        <w:rPr>
-          <w:rtl/>
-          <w:cs/>
-          <w:lang w:val="ar_AE" w:bidi="ar_AE"/>
-        </w:rPr>
-      </w:r>
-      <w:r>
-        <w:rPr>
-          <w:rtl/>
-          <w:cs/>
-          <w:lang w:val="ar_AE" w:bidi="ar_AE"/>
-        </w:rPr>
-        <w:t>(اقتراحات الترجمة: ترجمة الأسماء)</w:t>
-      </w:r>
-    </w:p>
-    <w:p>
-      <w:pPr>
-        <w:bidi/>
-      </w:pPr>
-      <w:r>
-        <w:rPr>
-          <w:rtl/>
-          <w:cs/>
-          <w:lang w:val="ar_AE" w:bidi="ar_AE"/>
-        </w:rPr>
-      </w:r>
-      <w:r>
-        <w:rPr>
-          <w:rtl/>
-          <w:cs/>
-          <w:lang w:val="ar_AE" w:bidi="ar_AE"/>
-        </w:rPr>
-        <w:t xml:space="preserve">(انظر أيضًا: </w:t>
-      </w:r>
-      <w:r>
-        <w:rPr>
-          <w:rtl/>
-          <w:cs/>
-          <w:lang w:val="ar_AE" w:bidi="ar_AE"/>
-        </w:rPr>
-        <w:t>آحاز</w:t>
-      </w:r>
-      <w:r>
-        <w:rPr>
-          <w:rtl/>
-          <w:cs/>
-          <w:lang w:val="ar_AE" w:bidi="ar_AE"/>
-        </w:rPr>
-        <w:t xml:space="preserve">، </w:t>
-      </w:r>
-      <w:r>
-        <w:rPr>
-          <w:rtl/>
-          <w:cs/>
-          <w:lang w:val="ar_AE" w:bidi="ar_AE"/>
-        </w:rPr>
-        <w:t>كنعان</w:t>
-      </w:r>
-      <w:r>
-        <w:rPr>
-          <w:rtl/>
-          <w:cs/>
-          <w:lang w:val="ar_AE" w:bidi="ar_AE"/>
-        </w:rPr>
-        <w:t xml:space="preserve">، </w:t>
-      </w:r>
-      <w:r>
-        <w:rPr>
-          <w:rtl/>
-          <w:cs/>
-          <w:lang w:val="ar_AE" w:bidi="ar_AE"/>
-        </w:rPr>
-        <w:t>أفرايم</w:t>
-      </w:r>
-      <w:r>
-        <w:rPr>
-          <w:rtl/>
-          <w:cs/>
-          <w:lang w:val="ar_AE" w:bidi="ar_AE"/>
-        </w:rPr>
-        <w:t xml:space="preserve">، </w:t>
-      </w:r>
-      <w:r>
-        <w:rPr>
-          <w:rtl/>
-          <w:cs/>
-          <w:lang w:val="ar_AE" w:bidi="ar_AE"/>
-        </w:rPr>
-        <w:t>حزقيا</w:t>
-      </w:r>
-      <w:r>
-        <w:rPr>
-          <w:rtl/>
-          <w:cs/>
-          <w:lang w:val="ar_AE" w:bidi="ar_AE"/>
-        </w:rPr>
-        <w:t xml:space="preserve">، </w:t>
-      </w:r>
-      <w:r>
-        <w:rPr>
-          <w:rtl/>
-          <w:cs/>
-          <w:lang w:val="ar_AE" w:bidi="ar_AE"/>
-        </w:rPr>
-        <w:t>يشوع</w:t>
-      </w:r>
-      <w:r>
-        <w:rPr>
-          <w:rtl/>
-          <w:cs/>
-          <w:lang w:val="ar_AE" w:bidi="ar_AE"/>
-        </w:rPr>
-        <w:t xml:space="preserve">، </w:t>
-      </w:r>
-      <w:r>
-        <w:rPr>
-          <w:rtl/>
-          <w:cs/>
-          <w:lang w:val="ar_AE" w:bidi="ar_AE"/>
-        </w:rPr>
-        <w:t>موسى</w:t>
-      </w:r>
-      <w:r>
-        <w:rPr>
-          <w:rtl/>
-          <w:cs/>
-          <w:lang w:val="ar_AE" w:bidi="ar_AE"/>
-        </w:rPr>
-        <w:t>)</w:t>
-      </w:r>
-    </w:p>
-    <w:p>
-      <w:pPr>
-        <w:pStyle w:val="Heading3"/>
-        <w:bidi/>
-      </w:pPr>
-      <w:r>
-        <w:rPr>
-          <w:rtl/>
-          <w:cs/>
-          <w:lang w:val="ar_AE" w:bidi="ar_AE"/>
-        </w:rPr>
-        <w:t>شواهد الكتاب المقدس:</w:t>
-      </w:r>
-    </w:p>
-    <w:p>
-      <w:pPr>
-        <w:pStyle w:val="ListBullet"/>
-        <w:bidi/>
-        <w:spacing w:line="240" w:lineRule="auto"/>
-        <w:ind w:left="720"/>
-      </w:pPr>
-      <w:r>
-        <w:rPr>
-          <w:rtl/>
-          <w:cs/>
-          <w:lang w:val="ar_AE" w:bidi="ar_AE"/>
-        </w:rPr>
-      </w:r>
-      <w:r>
-        <w:rPr>
-          <w:rtl/>
-          <w:cs/>
-          <w:lang w:val="ar_AE" w:bidi="ar_AE"/>
-        </w:rPr>
-        <w:t>1 أخبار الأيام 27:20</w:t>
-      </w:r>
-    </w:p>
-    <w:p>
-      <w:pPr>
-        <w:pStyle w:val="ListBullet"/>
-        <w:bidi/>
-        <w:spacing w:line="240" w:lineRule="auto"/>
-        <w:ind w:left="720"/>
-      </w:pPr>
-      <w:r>
-        <w:rPr>
-          <w:rtl/>
-          <w:cs/>
-          <w:lang w:val="ar_AE" w:bidi="ar_AE"/>
-        </w:rPr>
-      </w:r>
-      <w:r>
-        <w:rPr>
-          <w:rtl/>
-          <w:cs/>
-          <w:lang w:val="ar_AE" w:bidi="ar_AE"/>
-        </w:rPr>
-        <w:t>2 ملوك 15:30</w:t>
-      </w:r>
-    </w:p>
-    <w:p>
-      <w:pPr>
-        <w:pStyle w:val="ListBullet"/>
-        <w:bidi/>
-        <w:spacing w:line="240" w:lineRule="auto"/>
-        <w:ind w:left="720"/>
-      </w:pPr>
-      <w:r>
-        <w:rPr>
-          <w:rtl/>
-          <w:cs/>
-          <w:lang w:val="ar_AE" w:bidi="ar_AE"/>
-        </w:rPr>
-      </w:r>
-      <w:r>
-        <w:rPr>
-          <w:rtl/>
-          <w:cs/>
-          <w:lang w:val="ar_AE" w:bidi="ar_AE"/>
-        </w:rPr>
-        <w:t>2 ملوك 17:3</w:t>
-      </w:r>
-    </w:p>
-    <w:p>
-      <w:pPr>
-        <w:pStyle w:val="ListBullet"/>
-        <w:bidi/>
-        <w:spacing w:line="240" w:lineRule="auto"/>
-        <w:ind w:left="720"/>
-      </w:pPr>
-      <w:r>
-        <w:rPr>
-          <w:rtl/>
-          <w:cs/>
-          <w:lang w:val="ar_AE" w:bidi="ar_AE"/>
-        </w:rPr>
-      </w:r>
-      <w:r>
-        <w:rPr>
-          <w:rtl/>
-          <w:cs/>
-          <w:lang w:val="ar_AE" w:bidi="ar_AE"/>
-        </w:rPr>
-        <w:t>2 ملوك 18:1</w:t>
-      </w:r>
-    </w:p>
-    <w:p>
-      <w:pPr>
-        <w:pStyle w:val="ListBullet"/>
-        <w:bidi/>
-        <w:spacing w:line="240" w:lineRule="auto"/>
-        <w:ind w:left="720"/>
-      </w:pPr>
-      <w:r>
-        <w:rPr>
-          <w:rtl/>
-          <w:cs/>
-          <w:lang w:val="ar_AE" w:bidi="ar_AE"/>
-        </w:rPr>
-      </w:r>
-      <w:r>
-        <w:rPr>
-          <w:rtl/>
-          <w:cs/>
-          <w:lang w:val="ar_AE" w:bidi="ar_AE"/>
-        </w:rPr>
-        <w:t>2 ملوك 18:9</w:t>
-      </w:r>
-    </w:p>
-    <w:p>
-      <w:pPr>
-        <w:pStyle w:val="Heading3"/>
-        <w:bidi/>
-      </w:pPr>
-      <w:r>
-        <w:rPr>
-          <w:rtl/>
-          <w:cs/>
-          <w:lang w:val="ar_AE" w:bidi="ar_AE"/>
-        </w:rPr>
-        <w:t>بيانات الكلمة:</w:t>
-      </w:r>
-    </w:p>
-    <w:p>
-      <w:pPr>
-        <w:pStyle w:val="ListBullet"/>
-        <w:bidi/>
-        <w:spacing w:line="240" w:lineRule="auto"/>
-        <w:ind w:left="720"/>
-      </w:pPr>
-      <w:r>
-        <w:rPr>
-          <w:rtl/>
-          <w:cs/>
-          <w:lang w:val="ar_AE" w:bidi="ar_AE"/>
-        </w:rPr>
-      </w:r>
-      <w:r>
-        <w:rPr>
-          <w:rtl/>
-          <w:cs/>
-          <w:lang w:val="ar_AE" w:bidi="ar_AE"/>
-        </w:rPr>
-        <w:t>سترونج: H1954</w:t>
-      </w:r>
-      <w:r>
-        <w:rPr>
-          <w:rtl/>
-          <w:cs/>
-          <w:lang w:val="ar_AE" w:bidi="ar_AE"/>
-        </w:rPr>
-      </w:r>
-      <w:r>
-        <w:rPr>
-          <w:rtl/>
-          <w:cs/>
-          <w:lang w:val="ar_AE" w:bidi="ar_AE"/>
-        </w:rPr>
-      </w:r>
-    </w:p>
-    <w:p>
-      <w:pPr>
-        <w:bidi/>
-      </w:pPr>
-      <w:r>
-        <w:rPr>
-          <w:rtl/>
-          <w:cs/>
-          <w:lang w:val="ar_AE" w:bidi="ar_AE"/>
-        </w:rPr>
-      </w:r>
-    </w:p>
-    <w:p>
-      <w:pPr>
-        <w:pStyle w:val="Heading2"/>
-        <w:bidi/>
-      </w:pPr>
-      <w:r>
-        <w:rPr>
-          <w:rtl/>
-          <w:cs/>
-          <w:lang w:val="ar_AE" w:bidi="ar_AE"/>
-        </w:rPr>
-        <w:t>هيرودس الكبير</w:t>
-      </w:r>
-      <w:r>
-        <w:rPr>
-          <w:rtl/>
-          <w:cs/>
-          <w:lang w:val="ar_AE" w:bidi="ar_AE"/>
-        </w:rPr>
-      </w:r>
-    </w:p>
-    <w:p>
-      <w:pPr>
-        <w:pStyle w:val="Heading3"/>
-        <w:bidi/>
-      </w:pPr>
-      <w:r>
-        <w:rPr>
-          <w:rtl/>
-          <w:cs/>
-          <w:lang w:val="ar_AE" w:bidi="ar_AE"/>
-        </w:rPr>
-        <w:t>حقائق:</w:t>
-      </w:r>
-    </w:p>
-    <w:p>
-      <w:pPr>
-        <w:bidi/>
-      </w:pPr>
-      <w:r>
-        <w:rPr>
-          <w:rtl/>
-          <w:cs/>
-          <w:lang w:val="ar_AE" w:bidi="ar_AE"/>
-        </w:rPr>
-      </w:r>
-      <w:r>
-        <w:rPr>
-          <w:rtl/>
-          <w:cs/>
-          <w:lang w:val="ar_AE" w:bidi="ar_AE"/>
-        </w:rPr>
-        <w:t>كان هيرودس الكبير يحكم اليهودية في الوقت الذي وُلد فيه يسوع. كما انه كان الأول من عدة حكام أدوميين باسم هيرودس الذين كانوا قد حكموا أجزاء من الإمبراطورية الرومانية.</w:t>
-      </w:r>
-    </w:p>
-    <w:p>
-      <w:pPr>
-        <w:pStyle w:val="ListBullet"/>
-        <w:bidi/>
-        <w:spacing w:line="240" w:lineRule="auto"/>
-        <w:ind w:left="720"/>
-      </w:pPr>
-      <w:r>
-        <w:rPr>
-          <w:rtl/>
-          <w:cs/>
-          <w:lang w:val="ar_AE" w:bidi="ar_AE"/>
-        </w:rPr>
-      </w:r>
-      <w:r>
-        <w:rPr>
-          <w:rtl/>
-          <w:cs/>
-          <w:lang w:val="ar_AE" w:bidi="ar_AE"/>
-        </w:rPr>
-        <w:t>لقد تحول أجداده إلى اليهودية فنشأ كيهودي.</w:t>
-      </w:r>
-    </w:p>
-    <w:p>
-      <w:pPr>
-        <w:pStyle w:val="ListBullet"/>
-        <w:bidi/>
-        <w:spacing w:line="240" w:lineRule="auto"/>
-        <w:ind w:left="720"/>
-      </w:pPr>
-      <w:r>
-        <w:rPr>
-          <w:rtl/>
-          <w:cs/>
-          <w:lang w:val="ar_AE" w:bidi="ar_AE"/>
-        </w:rPr>
-      </w:r>
-      <w:r>
-        <w:rPr>
-          <w:rtl/>
-          <w:cs/>
-          <w:lang w:val="ar_AE" w:bidi="ar_AE"/>
-        </w:rPr>
-        <w:t>أطلق عليه أوغسطس قيصر اسم "الملك هيرودس" رغم أنه لم يكن ملكًا حقيقيًا. وقد حكم اليهود في اليهودية لمدة 33 عامًا.</w:t>
-      </w:r>
-    </w:p>
-    <w:p>
-      <w:pPr>
-        <w:pStyle w:val="ListBullet"/>
-        <w:bidi/>
-        <w:spacing w:line="240" w:lineRule="auto"/>
-        <w:ind w:left="720"/>
-      </w:pPr>
-      <w:r>
-        <w:rPr>
-          <w:rtl/>
-          <w:cs/>
-          <w:lang w:val="ar_AE" w:bidi="ar_AE"/>
-        </w:rPr>
-      </w:r>
-      <w:r>
-        <w:rPr>
-          <w:rtl/>
-          <w:cs/>
-          <w:lang w:val="ar_AE" w:bidi="ar_AE"/>
-        </w:rPr>
-        <w:t>كان هيرودس الكبير معروفًا بالمباني الجميلة التي أمر ببنائها كما أنه أعاد بناء الهيكل اليهودي في أورشليم.</w:t>
-      </w:r>
-    </w:p>
-    <w:p>
-      <w:pPr>
-        <w:pStyle w:val="ListBullet"/>
-        <w:bidi/>
-        <w:spacing w:line="240" w:lineRule="auto"/>
-        <w:ind w:left="720"/>
-      </w:pPr>
-      <w:r>
-        <w:rPr>
-          <w:rtl/>
-          <w:cs/>
-          <w:lang w:val="ar_AE" w:bidi="ar_AE"/>
-        </w:rPr>
-      </w:r>
-      <w:r>
-        <w:rPr>
-          <w:rtl/>
-          <w:cs/>
-          <w:lang w:val="ar_AE" w:bidi="ar_AE"/>
-        </w:rPr>
-        <w:t>كان هيرودس هذا قاسيًا جدًا وقتل العديد من الناس. وعندما سمع أن "ملك اليهود" قد ولد في بيت لحم، أمر بقتل جميع الصبيان الرضع في تلك المدينة.</w:t>
-      </w:r>
-    </w:p>
-    <w:p>
-      <w:pPr>
-        <w:pStyle w:val="ListBullet"/>
-        <w:bidi/>
-        <w:spacing w:line="240" w:lineRule="auto"/>
-        <w:ind w:left="720"/>
-      </w:pPr>
-      <w:r>
-        <w:rPr>
-          <w:rtl/>
-          <w:cs/>
-          <w:lang w:val="ar_AE" w:bidi="ar_AE"/>
-        </w:rPr>
-      </w:r>
-      <w:r>
-        <w:rPr>
-          <w:rtl/>
-          <w:cs/>
-          <w:lang w:val="ar_AE" w:bidi="ar_AE"/>
-        </w:rPr>
-        <w:t>أصبح أبناؤه هيرودس أنتيباس وهيرودس فيلبس وحفيده هيرودس أغريباس أيضًا حكامًا رومانيين. حكم حفيده الأكبر هيرودس أغريباس الثاني (المسمى "الملك أغريباس") على كامل منطقة اليهودية.</w:t>
-      </w:r>
-    </w:p>
-    <w:p>
-      <w:pPr>
-        <w:bidi/>
-      </w:pPr>
-      <w:r>
-        <w:rPr>
-          <w:rtl/>
-          <w:cs/>
-          <w:lang w:val="ar_AE" w:bidi="ar_AE"/>
-        </w:rPr>
-      </w:r>
-      <w:r>
-        <w:rPr>
-          <w:rtl/>
-          <w:cs/>
-          <w:lang w:val="ar_AE" w:bidi="ar_AE"/>
-        </w:rPr>
-        <w:t>(انظر كيفية ترجمة الأسماء)</w:t>
-      </w:r>
-    </w:p>
-    <w:p>
-      <w:pPr>
-        <w:bidi/>
-      </w:pPr>
-      <w:r>
-        <w:rPr>
-          <w:rtl/>
-          <w:cs/>
-          <w:lang w:val="ar_AE" w:bidi="ar_AE"/>
-        </w:rPr>
-      </w:r>
-      <w:r>
-        <w:rPr>
-          <w:rtl/>
-          <w:cs/>
-          <w:lang w:val="ar_AE" w:bidi="ar_AE"/>
-        </w:rPr>
-        <w:t xml:space="preserve">(انظر أيضًا: </w:t>
-      </w:r>
-      <w:r>
-        <w:rPr>
-          <w:rtl/>
-          <w:cs/>
-          <w:lang w:val="ar_AE" w:bidi="ar_AE"/>
-        </w:rPr>
-        <w:t>هيرودس أنتيباس</w:t>
+        <w:t>بابل</w:t>
       </w:r>
       <w:r>
         <w:rPr>
@@ -5374,7 +6828,7 @@
           <w:cs/>
           <w:lang w:val="ar_AE" w:bidi="ar_AE"/>
         </w:rPr>
-        <w:t>اليهودية</w:t>
+        <w:t>الروح القدس</w:t>
       </w:r>
       <w:r>
         <w:rPr>
@@ -5390,1476 +6844,6 @@
           <w:cs/>
           <w:lang w:val="ar_AE" w:bidi="ar_AE"/>
         </w:rPr>
-        <w:t>ملك</w:t>
-      </w:r>
-      <w:r>
-        <w:rPr>
-          <w:rtl/>
-          <w:cs/>
-          <w:lang w:val="ar_AE" w:bidi="ar_AE"/>
-        </w:rPr>
-        <w:t xml:space="preserve">, </w:t>
-      </w:r>
-      <w:r>
-        <w:rPr>
-          <w:rtl/>
-          <w:cs/>
-          <w:lang w:val="ar_AE" w:bidi="ar_AE"/>
-        </w:rPr>
-        <w:t>هيكل</w:t>
-      </w:r>
-      <w:r>
-        <w:rPr>
-          <w:rtl/>
-          <w:cs/>
-          <w:lang w:val="ar_AE" w:bidi="ar_AE"/>
-        </w:rPr>
-        <w:t>)</w:t>
-      </w:r>
-    </w:p>
-    <w:p>
-      <w:pPr>
-        <w:pStyle w:val="Heading3"/>
-        <w:bidi/>
-      </w:pPr>
-      <w:r>
-        <w:rPr>
-          <w:rtl/>
-          <w:cs/>
-          <w:lang w:val="ar_AE" w:bidi="ar_AE"/>
-        </w:rPr>
-        <w:t>مراجع الكتاب المقدس:</w:t>
-      </w:r>
-    </w:p>
-    <w:p>
-      <w:pPr>
-        <w:pStyle w:val="ListBullet"/>
-        <w:bidi/>
-        <w:spacing w:line="240" w:lineRule="auto"/>
-        <w:ind w:left="720"/>
-      </w:pPr>
-      <w:r>
-        <w:rPr>
-          <w:rtl/>
-          <w:cs/>
-          <w:lang w:val="ar_AE" w:bidi="ar_AE"/>
-        </w:rPr>
-      </w:r>
-      <w:r>
-        <w:rPr>
-          <w:rtl/>
-          <w:cs/>
-          <w:lang w:val="ar_AE" w:bidi="ar_AE"/>
-        </w:rPr>
-        <w:t>متى 2: 3</w:t>
-      </w:r>
-    </w:p>
-    <w:p>
-      <w:pPr>
-        <w:pStyle w:val="ListBullet"/>
-        <w:bidi/>
-        <w:spacing w:line="240" w:lineRule="auto"/>
-        <w:ind w:left="720"/>
-      </w:pPr>
-      <w:r>
-        <w:rPr>
-          <w:rtl/>
-          <w:cs/>
-          <w:lang w:val="ar_AE" w:bidi="ar_AE"/>
-        </w:rPr>
-      </w:r>
-      <w:r>
-        <w:rPr>
-          <w:rtl/>
-          <w:cs/>
-          <w:lang w:val="ar_AE" w:bidi="ar_AE"/>
-        </w:rPr>
-        <w:t>متى 2: 12</w:t>
-      </w:r>
-    </w:p>
-    <w:p>
-      <w:pPr>
-        <w:pStyle w:val="ListBullet"/>
-        <w:bidi/>
-        <w:spacing w:line="240" w:lineRule="auto"/>
-        <w:ind w:left="720"/>
-      </w:pPr>
-      <w:r>
-        <w:rPr>
-          <w:rtl/>
-          <w:cs/>
-          <w:lang w:val="ar_AE" w:bidi="ar_AE"/>
-        </w:rPr>
-      </w:r>
-      <w:r>
-        <w:rPr>
-          <w:rtl/>
-          <w:cs/>
-          <w:lang w:val="ar_AE" w:bidi="ar_AE"/>
-        </w:rPr>
-        <w:t>متى 2: 16</w:t>
-      </w:r>
-    </w:p>
-    <w:p>
-      <w:pPr>
-        <w:pStyle w:val="ListBullet"/>
-        <w:bidi/>
-        <w:spacing w:line="240" w:lineRule="auto"/>
-        <w:ind w:left="720"/>
-      </w:pPr>
-      <w:r>
-        <w:rPr>
-          <w:rtl/>
-          <w:cs/>
-          <w:lang w:val="ar_AE" w:bidi="ar_AE"/>
-        </w:rPr>
-      </w:r>
-      <w:r>
-        <w:rPr>
-          <w:rtl/>
-          <w:cs/>
-          <w:lang w:val="ar_AE" w:bidi="ar_AE"/>
-        </w:rPr>
-        <w:t>متى 2: 20</w:t>
-      </w:r>
-    </w:p>
-    <w:p>
-      <w:pPr>
-        <w:pStyle w:val="ListBullet"/>
-        <w:bidi/>
-        <w:spacing w:line="240" w:lineRule="auto"/>
-        <w:ind w:left="720"/>
-      </w:pPr>
-      <w:r>
-        <w:rPr>
-          <w:rtl/>
-          <w:cs/>
-          <w:lang w:val="ar_AE" w:bidi="ar_AE"/>
-        </w:rPr>
-      </w:r>
-      <w:r>
-        <w:rPr>
-          <w:rtl/>
-          <w:cs/>
-          <w:lang w:val="ar_AE" w:bidi="ar_AE"/>
-        </w:rPr>
-        <w:t>متى 2: 22</w:t>
-      </w:r>
-    </w:p>
-    <w:p>
-      <w:pPr>
-        <w:pStyle w:val="Heading3"/>
-        <w:bidi/>
-      </w:pPr>
-      <w:r>
-        <w:rPr>
-          <w:rtl/>
-          <w:cs/>
-          <w:lang w:val="ar_AE" w:bidi="ar_AE"/>
-        </w:rPr>
-        <w:t>بيانات الكلمة:</w:t>
-      </w:r>
-    </w:p>
-    <w:p>
-      <w:pPr>
-        <w:pStyle w:val="ListBullet"/>
-        <w:bidi/>
-        <w:spacing w:line="240" w:lineRule="auto"/>
-        <w:ind w:left="720"/>
-      </w:pPr>
-      <w:r>
-        <w:rPr>
-          <w:rtl/>
-          <w:cs/>
-          <w:lang w:val="ar_AE" w:bidi="ar_AE"/>
-        </w:rPr>
-      </w:r>
-      <w:r>
-        <w:rPr>
-          <w:rtl/>
-          <w:cs/>
-          <w:lang w:val="ar_AE" w:bidi="ar_AE"/>
-        </w:rPr>
-        <w:t>سترونج: G22640</w:t>
-      </w:r>
-      <w:r>
-        <w:rPr>
-          <w:rtl/>
-          <w:cs/>
-          <w:lang w:val="ar_AE" w:bidi="ar_AE"/>
-        </w:rPr>
-      </w:r>
-      <w:r>
-        <w:rPr>
-          <w:rtl/>
-          <w:cs/>
-          <w:lang w:val="ar_AE" w:bidi="ar_AE"/>
-        </w:rPr>
-      </w:r>
-    </w:p>
-    <w:p>
-      <w:pPr>
-        <w:bidi/>
-      </w:pPr>
-      <w:r>
-        <w:rPr>
-          <w:rtl/>
-          <w:cs/>
-          <w:lang w:val="ar_AE" w:bidi="ar_AE"/>
-        </w:rPr>
-      </w:r>
-    </w:p>
-    <w:p>
-      <w:pPr>
-        <w:pStyle w:val="Heading2"/>
-        <w:bidi/>
-      </w:pPr>
-      <w:r>
-        <w:rPr>
-          <w:rtl/>
-          <w:cs/>
-          <w:lang w:val="ar_AE" w:bidi="ar_AE"/>
-        </w:rPr>
-        <w:t>هيرودس أنتيباس</w:t>
-      </w:r>
-      <w:r>
-        <w:rPr>
-          <w:rtl/>
-          <w:cs/>
-          <w:lang w:val="ar_AE" w:bidi="ar_AE"/>
-        </w:rPr>
-      </w:r>
-    </w:p>
-    <w:p>
-      <w:pPr>
-        <w:pStyle w:val="Heading3"/>
-        <w:bidi/>
-      </w:pPr>
-      <w:r>
-        <w:rPr>
-          <w:rtl/>
-          <w:cs/>
-          <w:lang w:val="ar_AE" w:bidi="ar_AE"/>
-        </w:rPr>
-        <w:t>حقائق:</w:t>
-      </w:r>
-    </w:p>
-    <w:p>
-      <w:pPr>
-        <w:bidi/>
-      </w:pPr>
-      <w:r>
-        <w:rPr>
-          <w:rtl/>
-          <w:cs/>
-          <w:lang w:val="ar_AE" w:bidi="ar_AE"/>
-        </w:rPr>
-      </w:r>
-      <w:r>
-        <w:rPr>
-          <w:rtl/>
-          <w:cs/>
-          <w:lang w:val="ar_AE" w:bidi="ar_AE"/>
-        </w:rPr>
-        <w:t>خلال معظم فترة حياة يسوع، كان هيرودس أنتيباس حاكماً لجزء من الإمبراطورية الرومانية الذي شمل مقاطعة الجليل.</w:t>
-      </w:r>
-    </w:p>
-    <w:p>
-      <w:pPr>
-        <w:pStyle w:val="ListBullet"/>
-        <w:bidi/>
-        <w:spacing w:line="240" w:lineRule="auto"/>
-        <w:ind w:left="720"/>
-      </w:pPr>
-      <w:r>
-        <w:rPr>
-          <w:rtl/>
-          <w:cs/>
-          <w:lang w:val="ar_AE" w:bidi="ar_AE"/>
-        </w:rPr>
-      </w:r>
-      <w:r>
-        <w:rPr>
-          <w:rtl/>
-          <w:cs/>
-          <w:lang w:val="ar_AE" w:bidi="ar_AE"/>
-        </w:rPr>
-        <w:t>مثل والده هيرودس الكبير، كان يُشار أحيانًا إلى أنتيباس باسم "الملك هيرودس" على الرغم من أنه لم يكن ملكًا في الحقيقة.</w:t>
-      </w:r>
-    </w:p>
-    <w:p>
-      <w:pPr>
-        <w:pStyle w:val="ListBullet"/>
-        <w:bidi/>
-        <w:spacing w:line="240" w:lineRule="auto"/>
-        <w:ind w:left="720"/>
-      </w:pPr>
-      <w:r>
-        <w:rPr>
-          <w:rtl/>
-          <w:cs/>
-          <w:lang w:val="ar_AE" w:bidi="ar_AE"/>
-        </w:rPr>
-      </w:r>
-      <w:r>
-        <w:rPr>
-          <w:rtl/>
-          <w:cs/>
-          <w:lang w:val="ar_AE" w:bidi="ar_AE"/>
-        </w:rPr>
-        <w:t>كان هيرودس أنتيباس يحكم حوالي ربع مقاطعات إسرائيل، لذلك كان يُطلق عليه أيضًا "هيرودس رئيس الربع". كان "رئيس الربع" لقبًا للشخص الذي يحكم ربع بلد.</w:t>
-      </w:r>
-    </w:p>
-    <w:p>
-      <w:pPr>
-        <w:pStyle w:val="ListBullet"/>
-        <w:bidi/>
-        <w:spacing w:line="240" w:lineRule="auto"/>
-        <w:ind w:left="720"/>
-      </w:pPr>
-      <w:r>
-        <w:rPr>
-          <w:rtl/>
-          <w:cs/>
-          <w:lang w:val="ar_AE" w:bidi="ar_AE"/>
-        </w:rPr>
-      </w:r>
-      <w:r>
-        <w:rPr>
-          <w:rtl/>
-          <w:cs/>
-          <w:lang w:val="ar_AE" w:bidi="ar_AE"/>
-        </w:rPr>
-        <w:t>أنتيباس هو "هيرودس" الذي أصدر الأمر بأن يُقتل يوحنا المعمدان بقطع رأسه.</w:t>
-      </w:r>
-    </w:p>
-    <w:p>
-      <w:pPr>
-        <w:pStyle w:val="ListBullet"/>
-        <w:bidi/>
-        <w:spacing w:line="240" w:lineRule="auto"/>
-        <w:ind w:left="720"/>
-      </w:pPr>
-      <w:r>
-        <w:rPr>
-          <w:rtl/>
-          <w:cs/>
-          <w:lang w:val="ar_AE" w:bidi="ar_AE"/>
-        </w:rPr>
-      </w:r>
-      <w:r>
-        <w:rPr>
-          <w:rtl/>
-          <w:cs/>
-          <w:lang w:val="ar_AE" w:bidi="ar_AE"/>
-        </w:rPr>
-        <w:t>كان هيرودس أنتيباس أيضًا هو الذي استجوب يسوع قبل صلبه.</w:t>
-      </w:r>
-    </w:p>
-    <w:p>
-      <w:pPr>
-        <w:pStyle w:val="ListBullet"/>
-        <w:bidi/>
-        <w:spacing w:line="240" w:lineRule="auto"/>
-        <w:ind w:left="720"/>
-      </w:pPr>
-      <w:r>
-        <w:rPr>
-          <w:rtl/>
-          <w:cs/>
-          <w:lang w:val="ar_AE" w:bidi="ar_AE"/>
-        </w:rPr>
-      </w:r>
-      <w:r>
-        <w:rPr>
-          <w:rtl/>
-          <w:cs/>
-          <w:lang w:val="ar_AE" w:bidi="ar_AE"/>
-        </w:rPr>
-        <w:t>كان الملوك الآخرون الذين لُقبوا ب"هيرودس" في العهد الجديد هم ابن أنتيباس (أغريباس) وحفيده (أغريباس الثاني) الذين حكموا خلال زمن الرسل.</w:t>
-      </w:r>
-    </w:p>
-    <w:p>
-      <w:pPr>
-        <w:bidi/>
-      </w:pPr>
-      <w:r>
-        <w:rPr>
-          <w:rtl/>
-          <w:cs/>
-          <w:lang w:val="ar_AE" w:bidi="ar_AE"/>
-        </w:rPr>
-      </w:r>
-      <w:r>
-        <w:rPr>
-          <w:rtl/>
-          <w:cs/>
-          <w:lang w:val="ar_AE" w:bidi="ar_AE"/>
-        </w:rPr>
-        <w:t>(اقتراحات الترجمة: كيفية ترجمة الأسماء)</w:t>
-      </w:r>
-    </w:p>
-    <w:p>
-      <w:pPr>
-        <w:bidi/>
-      </w:pPr>
-      <w:r>
-        <w:rPr>
-          <w:rtl/>
-          <w:cs/>
-          <w:lang w:val="ar_AE" w:bidi="ar_AE"/>
-        </w:rPr>
-      </w:r>
-      <w:r>
-        <w:rPr>
-          <w:rtl/>
-          <w:cs/>
-          <w:lang w:val="ar_AE" w:bidi="ar_AE"/>
-        </w:rPr>
-        <w:t xml:space="preserve">(انظر أيضًا: </w:t>
-      </w:r>
-      <w:r>
-        <w:rPr>
-          <w:rtl/>
-          <w:cs/>
-          <w:lang w:val="ar_AE" w:bidi="ar_AE"/>
-        </w:rPr>
-        <w:t>صلب</w:t>
-      </w:r>
-      <w:r>
-        <w:rPr>
-          <w:rtl/>
-          <w:cs/>
-          <w:lang w:val="ar_AE" w:bidi="ar_AE"/>
-        </w:rPr>
-        <w:t xml:space="preserve">, </w:t>
-      </w:r>
-      <w:r>
-        <w:rPr>
-          <w:rtl/>
-          <w:cs/>
-          <w:lang w:val="ar_AE" w:bidi="ar_AE"/>
-        </w:rPr>
-        <w:t>هيرودس الكبير</w:t>
-      </w:r>
-      <w:r>
-        <w:rPr>
-          <w:rtl/>
-          <w:cs/>
-          <w:lang w:val="ar_AE" w:bidi="ar_AE"/>
-        </w:rPr>
-        <w:t xml:space="preserve">, </w:t>
-      </w:r>
-      <w:r>
-        <w:rPr>
-          <w:rtl/>
-          <w:cs/>
-          <w:lang w:val="ar_AE" w:bidi="ar_AE"/>
-        </w:rPr>
-        <w:t>يوحنا (المعمدان)</w:t>
-      </w:r>
-      <w:r>
-        <w:rPr>
-          <w:rtl/>
-          <w:cs/>
-          <w:lang w:val="ar_AE" w:bidi="ar_AE"/>
-        </w:rPr>
-        <w:t xml:space="preserve">, </w:t>
-      </w:r>
-      <w:r>
-        <w:rPr>
-          <w:rtl/>
-          <w:cs/>
-          <w:lang w:val="ar_AE" w:bidi="ar_AE"/>
-        </w:rPr>
-        <w:t>ملك</w:t>
-      </w:r>
-      <w:r>
-        <w:rPr>
-          <w:rtl/>
-          <w:cs/>
-          <w:lang w:val="ar_AE" w:bidi="ar_AE"/>
-        </w:rPr>
-        <w:t xml:space="preserve">, </w:t>
-      </w:r>
-      <w:r>
-        <w:rPr>
-          <w:rtl/>
-          <w:cs/>
-          <w:lang w:val="ar_AE" w:bidi="ar_AE"/>
-        </w:rPr>
-        <w:t>روما</w:t>
-      </w:r>
-      <w:r>
-        <w:rPr>
-          <w:rtl/>
-          <w:cs/>
-          <w:lang w:val="ar_AE" w:bidi="ar_AE"/>
-        </w:rPr>
-        <w:t>)</w:t>
-      </w:r>
-    </w:p>
-    <w:p>
-      <w:pPr>
-        <w:pStyle w:val="Heading3"/>
-        <w:bidi/>
-      </w:pPr>
-      <w:r>
-        <w:rPr>
-          <w:rtl/>
-          <w:cs/>
-          <w:lang w:val="ar_AE" w:bidi="ar_AE"/>
-        </w:rPr>
-        <w:t>نصوص كتابية:</w:t>
-      </w:r>
-    </w:p>
-    <w:p>
-      <w:pPr>
-        <w:pStyle w:val="ListBullet"/>
-        <w:bidi/>
-        <w:spacing w:line="240" w:lineRule="auto"/>
-        <w:ind w:left="720"/>
-      </w:pPr>
-      <w:r>
-        <w:rPr>
-          <w:rtl/>
-          <w:cs/>
-          <w:lang w:val="ar_AE" w:bidi="ar_AE"/>
-        </w:rPr>
-      </w:r>
-      <w:r>
-        <w:rPr>
-          <w:rtl/>
-          <w:cs/>
-          <w:lang w:val="ar_AE" w:bidi="ar_AE"/>
-        </w:rPr>
-        <w:t>لوقا3 :1–2</w:t>
-      </w:r>
-    </w:p>
-    <w:p>
-      <w:pPr>
-        <w:pStyle w:val="ListBullet"/>
-        <w:bidi/>
-        <w:spacing w:line="240" w:lineRule="auto"/>
-        <w:ind w:left="720"/>
-      </w:pPr>
-      <w:r>
-        <w:rPr>
-          <w:rtl/>
-          <w:cs/>
-          <w:lang w:val="ar_AE" w:bidi="ar_AE"/>
-        </w:rPr>
-      </w:r>
-      <w:r>
-        <w:rPr>
-          <w:rtl/>
-          <w:cs/>
-          <w:lang w:val="ar_AE" w:bidi="ar_AE"/>
-        </w:rPr>
-        <w:t>لوقا3 :20</w:t>
-      </w:r>
-    </w:p>
-    <w:p>
-      <w:pPr>
-        <w:pStyle w:val="ListBullet"/>
-        <w:bidi/>
-        <w:spacing w:line="240" w:lineRule="auto"/>
-        <w:ind w:left="720"/>
-      </w:pPr>
-      <w:r>
-        <w:rPr>
-          <w:rtl/>
-          <w:cs/>
-          <w:lang w:val="ar_AE" w:bidi="ar_AE"/>
-        </w:rPr>
-      </w:r>
-      <w:r>
-        <w:rPr>
-          <w:rtl/>
-          <w:cs/>
-          <w:lang w:val="ar_AE" w:bidi="ar_AE"/>
-        </w:rPr>
-        <w:t>لوقا9 :9</w:t>
-      </w:r>
-    </w:p>
-    <w:p>
-      <w:pPr>
-        <w:pStyle w:val="ListBullet"/>
-        <w:bidi/>
-        <w:spacing w:line="240" w:lineRule="auto"/>
-        <w:ind w:left="720"/>
-      </w:pPr>
-      <w:r>
-        <w:rPr>
-          <w:rtl/>
-          <w:cs/>
-          <w:lang w:val="ar_AE" w:bidi="ar_AE"/>
-        </w:rPr>
-      </w:r>
-      <w:r>
-        <w:rPr>
-          <w:rtl/>
-          <w:cs/>
-          <w:lang w:val="ar_AE" w:bidi="ar_AE"/>
-        </w:rPr>
-        <w:t>لوقا13 :32</w:t>
-      </w:r>
-    </w:p>
-    <w:p>
-      <w:pPr>
-        <w:pStyle w:val="ListBullet"/>
-        <w:bidi/>
-        <w:spacing w:line="240" w:lineRule="auto"/>
-        <w:ind w:left="720"/>
-      </w:pPr>
-      <w:r>
-        <w:rPr>
-          <w:rtl/>
-          <w:cs/>
-          <w:lang w:val="ar_AE" w:bidi="ar_AE"/>
-        </w:rPr>
-      </w:r>
-      <w:r>
-        <w:rPr>
-          <w:rtl/>
-          <w:cs/>
-          <w:lang w:val="ar_AE" w:bidi="ar_AE"/>
-        </w:rPr>
-        <w:t>لوقا23 :9</w:t>
-      </w:r>
-    </w:p>
-    <w:p>
-      <w:pPr>
-        <w:pStyle w:val="ListBullet"/>
-        <w:bidi/>
-        <w:spacing w:line="240" w:lineRule="auto"/>
-        <w:ind w:left="720"/>
-      </w:pPr>
-      <w:r>
-        <w:rPr>
-          <w:rtl/>
-          <w:cs/>
-          <w:lang w:val="ar_AE" w:bidi="ar_AE"/>
-        </w:rPr>
-      </w:r>
-      <w:r>
-        <w:rPr>
-          <w:rtl/>
-          <w:cs/>
-          <w:lang w:val="ar_AE" w:bidi="ar_AE"/>
-        </w:rPr>
-        <w:t>مرقس6 :20</w:t>
-      </w:r>
-    </w:p>
-    <w:p>
-      <w:pPr>
-        <w:pStyle w:val="ListBullet"/>
-        <w:bidi/>
-        <w:spacing w:line="240" w:lineRule="auto"/>
-        <w:ind w:left="720"/>
-      </w:pPr>
-      <w:r>
-        <w:rPr>
-          <w:rtl/>
-          <w:cs/>
-          <w:lang w:val="ar_AE" w:bidi="ar_AE"/>
-        </w:rPr>
-      </w:r>
-      <w:r>
-        <w:rPr>
-          <w:rtl/>
-          <w:cs/>
-          <w:lang w:val="ar_AE" w:bidi="ar_AE"/>
-        </w:rPr>
-        <w:t>متى14 :2</w:t>
-      </w:r>
-    </w:p>
-    <w:p>
-      <w:pPr>
-        <w:pStyle w:val="Heading3"/>
-        <w:bidi/>
-      </w:pPr>
-      <w:r>
-        <w:rPr>
-          <w:rtl/>
-          <w:cs/>
-          <w:lang w:val="ar_AE" w:bidi="ar_AE"/>
-        </w:rPr>
-        <w:t>بيانات الكلمة:</w:t>
-      </w:r>
-    </w:p>
-    <w:p>
-      <w:pPr>
-        <w:pStyle w:val="ListBullet"/>
-        <w:bidi/>
-        <w:spacing w:line="240" w:lineRule="auto"/>
-        <w:ind w:left="720"/>
-      </w:pPr>
-      <w:r>
-        <w:rPr>
-          <w:rtl/>
-          <w:cs/>
-          <w:lang w:val="ar_AE" w:bidi="ar_AE"/>
-        </w:rPr>
-      </w:r>
-      <w:r>
-        <w:rPr>
-          <w:rtl/>
-          <w:cs/>
-          <w:lang w:val="ar_AE" w:bidi="ar_AE"/>
-        </w:rPr>
-        <w:t>سترونج: G22640, G22650, G22670</w:t>
-      </w:r>
-      <w:r>
-        <w:rPr>
-          <w:rtl/>
-          <w:cs/>
-          <w:lang w:val="ar_AE" w:bidi="ar_AE"/>
-        </w:rPr>
-      </w:r>
-      <w:r>
-        <w:rPr>
-          <w:rtl/>
-          <w:cs/>
-          <w:lang w:val="ar_AE" w:bidi="ar_AE"/>
-        </w:rPr>
-      </w:r>
-    </w:p>
-    <w:p>
-      <w:pPr>
-        <w:bidi/>
-      </w:pPr>
-      <w:r>
-        <w:rPr>
-          <w:rtl/>
-          <w:cs/>
-          <w:lang w:val="ar_AE" w:bidi="ar_AE"/>
-        </w:rPr>
-      </w:r>
-    </w:p>
-    <w:p>
-      <w:pPr>
-        <w:pStyle w:val="Heading2"/>
-        <w:bidi/>
-      </w:pPr>
-      <w:r>
-        <w:rPr>
-          <w:rtl/>
-          <w:cs/>
-          <w:lang w:val="ar_AE" w:bidi="ar_AE"/>
-        </w:rPr>
-        <w:t>هيروديا</w:t>
-      </w:r>
-      <w:r>
-        <w:rPr>
-          <w:rtl/>
-          <w:cs/>
-          <w:lang w:val="ar_AE" w:bidi="ar_AE"/>
-        </w:rPr>
-      </w:r>
-    </w:p>
-    <w:p>
-      <w:pPr>
-        <w:pStyle w:val="Heading3"/>
-        <w:bidi/>
-      </w:pPr>
-      <w:r>
-        <w:rPr>
-          <w:rtl/>
-          <w:cs/>
-          <w:lang w:val="ar_AE" w:bidi="ar_AE"/>
-        </w:rPr>
-        <w:t>حقائق:</w:t>
-      </w:r>
-    </w:p>
-    <w:p>
-      <w:pPr>
-        <w:bidi/>
-      </w:pPr>
-      <w:r>
-        <w:rPr>
-          <w:rtl/>
-          <w:cs/>
-          <w:lang w:val="ar_AE" w:bidi="ar_AE"/>
-        </w:rPr>
-      </w:r>
-      <w:r>
-        <w:rPr>
-          <w:rtl/>
-          <w:cs/>
-          <w:lang w:val="ar_AE" w:bidi="ar_AE"/>
-        </w:rPr>
-        <w:t>كانت هيروديا هي زوجة هيرودس أنتيباس الذي كان يحكم اليهودية خلال زمن يوحنا المعمدان.</w:t>
-      </w:r>
-    </w:p>
-    <w:p>
-      <w:pPr>
-        <w:pStyle w:val="ListBullet"/>
-        <w:bidi/>
-        <w:spacing w:line="240" w:lineRule="auto"/>
-        <w:ind w:left="720"/>
-      </w:pPr>
-      <w:r>
-        <w:rPr>
-          <w:rtl/>
-          <w:cs/>
-          <w:lang w:val="ar_AE" w:bidi="ar_AE"/>
-        </w:rPr>
-      </w:r>
-      <w:r>
-        <w:rPr>
-          <w:rtl/>
-          <w:cs/>
-          <w:lang w:val="ar_AE" w:bidi="ar_AE"/>
-        </w:rPr>
-        <w:t>كانت هيروديا في الأصل زوجة فيليبس أخو هيرودس أنتيباس، لكنها تزوجت لاحقًا من هيرودس أنتيباس بشكل غير قانوني.</w:t>
-      </w:r>
-    </w:p>
-    <w:p>
-      <w:pPr>
-        <w:pStyle w:val="ListBullet"/>
-        <w:bidi/>
-        <w:spacing w:line="240" w:lineRule="auto"/>
-        <w:ind w:left="720"/>
-      </w:pPr>
-      <w:r>
-        <w:rPr>
-          <w:rtl/>
-          <w:cs/>
-          <w:lang w:val="ar_AE" w:bidi="ar_AE"/>
-        </w:rPr>
-      </w:r>
-      <w:r>
-        <w:rPr>
-          <w:rtl/>
-          <w:cs/>
-          <w:lang w:val="ar_AE" w:bidi="ar_AE"/>
-        </w:rPr>
-        <w:t>وبخ يوحنا المعمدان هيرودس وهيروديا بشأن زواجهما غير القانوني. و لهذا السبب، طرح هيرودس يوحنا في السجن و تم قطع رأسه في النهاية بسبب هيروديا .</w:t>
-      </w:r>
-    </w:p>
-    <w:p>
-      <w:pPr>
-        <w:bidi/>
-      </w:pPr>
-      <w:r>
-        <w:rPr>
-          <w:rtl/>
-          <w:cs/>
-          <w:lang w:val="ar_AE" w:bidi="ar_AE"/>
-        </w:rPr>
-      </w:r>
-      <w:r>
-        <w:rPr>
-          <w:rtl/>
-          <w:cs/>
-          <w:lang w:val="ar_AE" w:bidi="ar_AE"/>
-        </w:rPr>
-        <w:t>(اقتراحات الترجمة: كيفية ترجمة الأسماء)</w:t>
-      </w:r>
-    </w:p>
-    <w:p>
-      <w:pPr>
-        <w:bidi/>
-      </w:pPr>
-      <w:r>
-        <w:rPr>
-          <w:rtl/>
-          <w:cs/>
-          <w:lang w:val="ar_AE" w:bidi="ar_AE"/>
-        </w:rPr>
-      </w:r>
-      <w:r>
-        <w:rPr>
-          <w:rtl/>
-          <w:cs/>
-          <w:lang w:val="ar_AE" w:bidi="ar_AE"/>
-        </w:rPr>
-        <w:t xml:space="preserve">(انظر أيضًا: </w:t>
-      </w:r>
-      <w:r>
-        <w:rPr>
-          <w:rtl/>
-          <w:cs/>
-          <w:lang w:val="ar_AE" w:bidi="ar_AE"/>
-        </w:rPr>
-        <w:t>هيرودس أنتيباس</w:t>
-      </w:r>
-      <w:r>
-        <w:rPr>
-          <w:rtl/>
-          <w:cs/>
-          <w:lang w:val="ar_AE" w:bidi="ar_AE"/>
-        </w:rPr>
-        <w:t xml:space="preserve">, </w:t>
-      </w:r>
-      <w:r>
-        <w:rPr>
-          <w:rtl/>
-          <w:cs/>
-          <w:lang w:val="ar_AE" w:bidi="ar_AE"/>
-        </w:rPr>
-        <w:t>يوحنا (المعمدان)</w:t>
-      </w:r>
-      <w:r>
-        <w:rPr>
-          <w:rtl/>
-          <w:cs/>
-          <w:lang w:val="ar_AE" w:bidi="ar_AE"/>
-        </w:rPr>
-        <w:t>)</w:t>
-      </w:r>
-    </w:p>
-    <w:p>
-      <w:pPr>
-        <w:pStyle w:val="Heading3"/>
-        <w:bidi/>
-      </w:pPr>
-      <w:r>
-        <w:rPr>
-          <w:rtl/>
-          <w:cs/>
-          <w:lang w:val="ar_AE" w:bidi="ar_AE"/>
-        </w:rPr>
-        <w:t>نصوص كتابية:</w:t>
-      </w:r>
-    </w:p>
-    <w:p>
-      <w:pPr>
-        <w:pStyle w:val="ListBullet"/>
-        <w:bidi/>
-        <w:spacing w:line="240" w:lineRule="auto"/>
-        <w:ind w:left="720"/>
-      </w:pPr>
-      <w:r>
-        <w:rPr>
-          <w:rtl/>
-          <w:cs/>
-          <w:lang w:val="ar_AE" w:bidi="ar_AE"/>
-        </w:rPr>
-      </w:r>
-      <w:r>
-        <w:rPr>
-          <w:rtl/>
-          <w:cs/>
-          <w:lang w:val="ar_AE" w:bidi="ar_AE"/>
-        </w:rPr>
-        <w:t>لوقا3 :19</w:t>
-      </w:r>
-    </w:p>
-    <w:p>
-      <w:pPr>
-        <w:pStyle w:val="ListBullet"/>
-        <w:bidi/>
-        <w:spacing w:line="240" w:lineRule="auto"/>
-        <w:ind w:left="720"/>
-      </w:pPr>
-      <w:r>
-        <w:rPr>
-          <w:rtl/>
-          <w:cs/>
-          <w:lang w:val="ar_AE" w:bidi="ar_AE"/>
-        </w:rPr>
-      </w:r>
-      <w:r>
-        <w:rPr>
-          <w:rtl/>
-          <w:cs/>
-          <w:lang w:val="ar_AE" w:bidi="ar_AE"/>
-        </w:rPr>
-        <w:t>مرقس6 :17</w:t>
-      </w:r>
-    </w:p>
-    <w:p>
-      <w:pPr>
-        <w:pStyle w:val="ListBullet"/>
-        <w:bidi/>
-        <w:spacing w:line="240" w:lineRule="auto"/>
-        <w:ind w:left="720"/>
-      </w:pPr>
-      <w:r>
-        <w:rPr>
-          <w:rtl/>
-          <w:cs/>
-          <w:lang w:val="ar_AE" w:bidi="ar_AE"/>
-        </w:rPr>
-      </w:r>
-      <w:r>
-        <w:rPr>
-          <w:rtl/>
-          <w:cs/>
-          <w:lang w:val="ar_AE" w:bidi="ar_AE"/>
-        </w:rPr>
-        <w:t>مرقس6 :22</w:t>
-      </w:r>
-    </w:p>
-    <w:p>
-      <w:pPr>
-        <w:pStyle w:val="ListBullet"/>
-        <w:bidi/>
-        <w:spacing w:line="240" w:lineRule="auto"/>
-        <w:ind w:left="720"/>
-      </w:pPr>
-      <w:r>
-        <w:rPr>
-          <w:rtl/>
-          <w:cs/>
-          <w:lang w:val="ar_AE" w:bidi="ar_AE"/>
-        </w:rPr>
-      </w:r>
-      <w:r>
-        <w:rPr>
-          <w:rtl/>
-          <w:cs/>
-          <w:lang w:val="ar_AE" w:bidi="ar_AE"/>
-        </w:rPr>
-        <w:t>متى14 :4</w:t>
-      </w:r>
-    </w:p>
-    <w:p>
-      <w:pPr>
-        <w:pStyle w:val="Heading3"/>
-        <w:bidi/>
-      </w:pPr>
-      <w:r>
-        <w:rPr>
-          <w:rtl/>
-          <w:cs/>
-          <w:lang w:val="ar_AE" w:bidi="ar_AE"/>
-        </w:rPr>
-        <w:t>بيانات الكلمة:</w:t>
-      </w:r>
-    </w:p>
-    <w:p>
-      <w:pPr>
-        <w:pStyle w:val="ListBullet"/>
-        <w:bidi/>
-        <w:spacing w:line="240" w:lineRule="auto"/>
-        <w:ind w:left="720"/>
-      </w:pPr>
-      <w:r>
-        <w:rPr>
-          <w:rtl/>
-          <w:cs/>
-          <w:lang w:val="ar_AE" w:bidi="ar_AE"/>
-        </w:rPr>
-      </w:r>
-      <w:r>
-        <w:rPr>
-          <w:rtl/>
-          <w:cs/>
-          <w:lang w:val="ar_AE" w:bidi="ar_AE"/>
-        </w:rPr>
-        <w:t>سترونج: G22660</w:t>
-      </w:r>
-      <w:r>
-        <w:rPr>
-          <w:rtl/>
-          <w:cs/>
-          <w:lang w:val="ar_AE" w:bidi="ar_AE"/>
-        </w:rPr>
-      </w:r>
-      <w:r>
-        <w:rPr>
-          <w:rtl/>
-          <w:cs/>
-          <w:lang w:val="ar_AE" w:bidi="ar_AE"/>
-        </w:rPr>
-      </w:r>
-    </w:p>
-    <w:p>
-      <w:pPr>
-        <w:bidi/>
-      </w:pPr>
-      <w:r>
-        <w:rPr>
-          <w:rtl/>
-          <w:cs/>
-          <w:lang w:val="ar_AE" w:bidi="ar_AE"/>
-        </w:rPr>
-      </w:r>
-    </w:p>
-    <w:p>
-      <w:pPr>
-        <w:pStyle w:val="Heading2"/>
-        <w:bidi/>
-      </w:pPr>
-      <w:r>
-        <w:rPr>
-          <w:rtl/>
-          <w:cs/>
-          <w:lang w:val="ar_AE" w:bidi="ar_AE"/>
-        </w:rPr>
-        <w:t>هيكل</w:t>
-      </w:r>
-      <w:r>
-        <w:rPr>
-          <w:rtl/>
-          <w:cs/>
-          <w:lang w:val="ar_AE" w:bidi="ar_AE"/>
-        </w:rPr>
-      </w:r>
-    </w:p>
-    <w:p>
-      <w:pPr>
-        <w:pStyle w:val="Heading3"/>
-        <w:bidi/>
-      </w:pPr>
-      <w:r>
-        <w:rPr>
-          <w:rtl/>
-          <w:cs/>
-          <w:lang w:val="ar_AE" w:bidi="ar_AE"/>
-        </w:rPr>
-        <w:t>حقائق:</w:t>
-      </w:r>
-    </w:p>
-    <w:p>
-      <w:pPr>
-        <w:bidi/>
-      </w:pPr>
-      <w:r>
-        <w:rPr>
-          <w:rtl/>
-          <w:cs/>
-          <w:lang w:val="ar_AE" w:bidi="ar_AE"/>
-        </w:rPr>
-      </w:r>
-      <w:r>
-        <w:rPr>
-          <w:rtl/>
-          <w:cs/>
-          <w:lang w:val="ar_AE" w:bidi="ar_AE"/>
-        </w:rPr>
-        <w:t xml:space="preserve">كان الهيكل مبنى محاطًا بساحات لها سور حيث كان يأتي الإسرائيليون للصلاة وتقديم الذبائح لله. وكان الهيكل يقع على جبل </w:t>
-      </w:r>
-      <w:r>
-        <w:rPr>
-          <w:rtl/>
-          <w:cs/>
-          <w:lang w:val="ar_AE" w:bidi="ar_AE"/>
-        </w:rPr>
-        <w:t>الْمُرِيَّا</w:t>
-      </w:r>
-      <w:r>
-        <w:rPr>
-          <w:rtl/>
-          <w:cs/>
-          <w:lang w:val="ar_AE" w:bidi="ar_AE"/>
-        </w:rPr>
-        <w:t xml:space="preserve"> في مدينة أورشليم.</w:t>
-      </w:r>
-    </w:p>
-    <w:p>
-      <w:pPr>
-        <w:pStyle w:val="ListBullet"/>
-        <w:bidi/>
-        <w:spacing w:line="240" w:lineRule="auto"/>
-        <w:ind w:left="720"/>
-      </w:pPr>
-      <w:r>
-        <w:rPr>
-          <w:rtl/>
-          <w:cs/>
-          <w:lang w:val="ar_AE" w:bidi="ar_AE"/>
-        </w:rPr>
-      </w:r>
-      <w:r>
-        <w:rPr>
-          <w:rtl/>
-          <w:cs/>
-          <w:lang w:val="ar_AE" w:bidi="ar_AE"/>
-        </w:rPr>
-        <w:t>غالبًا ما كان مصطلح "هيكل" يشير إلى مُجمّع الهيكل بأكمله، بما في ذلك الساحات التي تحيط بالمبنى الرئيسي. أحيانًا كان يشير إلى مبنى الهيكل فقط.</w:t>
-      </w:r>
-    </w:p>
-    <w:p>
-      <w:pPr>
-        <w:pStyle w:val="ListBullet"/>
-        <w:bidi/>
-        <w:spacing w:line="240" w:lineRule="auto"/>
-        <w:ind w:left="720"/>
-      </w:pPr>
-      <w:r>
-        <w:rPr>
-          <w:rtl/>
-          <w:cs/>
-          <w:lang w:val="ar_AE" w:bidi="ar_AE"/>
-        </w:rPr>
-      </w:r>
-      <w:r>
-        <w:rPr>
-          <w:rtl/>
-          <w:cs/>
-          <w:lang w:val="ar_AE" w:bidi="ar_AE"/>
-        </w:rPr>
-        <w:t>كان مبنى الهيكل يحتوي على غرفتين، القدس وقدس الأقداس.</w:t>
-      </w:r>
-    </w:p>
-    <w:p>
-      <w:pPr>
-        <w:pStyle w:val="ListBullet"/>
-        <w:bidi/>
-        <w:spacing w:line="240" w:lineRule="auto"/>
-        <w:ind w:left="720"/>
-      </w:pPr>
-      <w:r>
-        <w:rPr>
-          <w:rtl/>
-          <w:cs/>
-          <w:lang w:val="ar_AE" w:bidi="ar_AE"/>
-        </w:rPr>
-      </w:r>
-      <w:r>
-        <w:rPr>
-          <w:rtl/>
-          <w:cs/>
-          <w:lang w:val="ar_AE" w:bidi="ar_AE"/>
-        </w:rPr>
-        <w:t>أشار الله إلى الهيكل كمكان سكناه.</w:t>
-      </w:r>
-    </w:p>
-    <w:p>
-      <w:pPr>
-        <w:pStyle w:val="ListBullet"/>
-        <w:bidi/>
-        <w:spacing w:line="240" w:lineRule="auto"/>
-        <w:ind w:left="720"/>
-      </w:pPr>
-      <w:r>
-        <w:rPr>
-          <w:rtl/>
-          <w:cs/>
-          <w:lang w:val="ar_AE" w:bidi="ar_AE"/>
-        </w:rPr>
-      </w:r>
-      <w:r>
-        <w:rPr>
-          <w:rtl/>
-          <w:cs/>
-          <w:lang w:val="ar_AE" w:bidi="ar_AE"/>
-        </w:rPr>
-        <w:t>بنى الملك سليمان الهيكل خلال فترة حكمه. وكان من المفترض أن يكون هذا هو مكان العبادة الدائم في أورشليم.</w:t>
-      </w:r>
-    </w:p>
-    <w:p>
-      <w:pPr>
-        <w:pStyle w:val="ListBullet"/>
-        <w:bidi/>
-        <w:spacing w:line="240" w:lineRule="auto"/>
-        <w:ind w:left="720"/>
-      </w:pPr>
-      <w:r>
-        <w:rPr>
-          <w:rtl/>
-          <w:cs/>
-          <w:lang w:val="ar_AE" w:bidi="ar_AE"/>
-        </w:rPr>
-      </w:r>
-      <w:r>
-        <w:rPr>
-          <w:rtl/>
-          <w:cs/>
-          <w:lang w:val="ar_AE" w:bidi="ar_AE"/>
-        </w:rPr>
-        <w:t>في العهد الجديد، يُستخدم مصطلح "هيكل للروح القدس" للإشارة إلى المؤمنين بيسوع كجماعة، لأن الروح القدس يسكن فيهم.</w:t>
-      </w:r>
-    </w:p>
-    <w:p>
-      <w:pPr>
-        <w:pStyle w:val="Heading3"/>
-        <w:bidi/>
-      </w:pPr>
-      <w:r>
-        <w:rPr>
-          <w:rtl/>
-          <w:cs/>
-          <w:lang w:val="ar_AE" w:bidi="ar_AE"/>
-        </w:rPr>
-        <w:t>اقتراحات الترجمة:</w:t>
-      </w:r>
-    </w:p>
-    <w:p>
-      <w:pPr>
-        <w:pStyle w:val="ListBullet"/>
-        <w:bidi/>
-        <w:spacing w:line="240" w:lineRule="auto"/>
-        <w:ind w:left="720"/>
-      </w:pPr>
-      <w:r>
-        <w:rPr>
-          <w:rtl/>
-          <w:cs/>
-          <w:lang w:val="ar_AE" w:bidi="ar_AE"/>
-        </w:rPr>
-      </w:r>
-      <w:r>
-        <w:rPr>
-          <w:rtl/>
-          <w:cs/>
-          <w:lang w:val="ar_AE" w:bidi="ar_AE"/>
-        </w:rPr>
-        <w:t>عادةً عندما يقول النص إن الناس كانوا "في الهيكل"، فإنه يشير إلى الساحات خارج المبنى. يمكن ترجمة ذلك كـ "في ساحات الهيكل" أو "في مُجمّع الهيكل".</w:t>
-      </w:r>
-    </w:p>
-    <w:p>
-      <w:pPr>
-        <w:pStyle w:val="ListBullet"/>
-        <w:bidi/>
-        <w:spacing w:line="240" w:lineRule="auto"/>
-        <w:ind w:left="720"/>
-      </w:pPr>
-      <w:r>
-        <w:rPr>
-          <w:rtl/>
-          <w:cs/>
-          <w:lang w:val="ar_AE" w:bidi="ar_AE"/>
-        </w:rPr>
-      </w:r>
-      <w:r>
-        <w:rPr>
-          <w:rtl/>
-          <w:cs/>
-          <w:lang w:val="ar_AE" w:bidi="ar_AE"/>
-        </w:rPr>
-        <w:t>وحيثما يشير النص تحديدًا إلى المبنى نفسه، تترجم بعض الترجمات "الهيكل" كـ "مبنى الهيكل"، لجعل الإشارة واضحة.</w:t>
-      </w:r>
-    </w:p>
-    <w:p>
-      <w:pPr>
-        <w:pStyle w:val="ListBullet"/>
-        <w:bidi/>
-        <w:spacing w:line="240" w:lineRule="auto"/>
-        <w:ind w:left="720"/>
-      </w:pPr>
-      <w:r>
-        <w:rPr>
-          <w:rtl/>
-          <w:cs/>
-          <w:lang w:val="ar_AE" w:bidi="ar_AE"/>
-        </w:rPr>
-      </w:r>
-      <w:r>
-        <w:rPr>
-          <w:rtl/>
-          <w:cs/>
-          <w:lang w:val="ar_AE" w:bidi="ar_AE"/>
-        </w:rPr>
-        <w:t>طرق ترجمة "الهيكل" يمكن أن تشمل، "بيت الله المُقدّس" أو "مكان العبادة المُقدّس".</w:t>
-      </w:r>
-    </w:p>
-    <w:p>
-      <w:pPr>
-        <w:pStyle w:val="ListBullet"/>
-        <w:bidi/>
-        <w:spacing w:line="240" w:lineRule="auto"/>
-        <w:ind w:left="720"/>
-      </w:pPr>
-      <w:r>
-        <w:rPr>
-          <w:rtl/>
-          <w:cs/>
-          <w:lang w:val="ar_AE" w:bidi="ar_AE"/>
-        </w:rPr>
-      </w:r>
-      <w:r>
-        <w:rPr>
-          <w:rtl/>
-          <w:cs/>
-          <w:lang w:val="ar_AE" w:bidi="ar_AE"/>
-        </w:rPr>
-        <w:t>غالبًا ما يُشار إلى الهيكل في الكتاب المقدس كـ "بيت الرب" أو "بيت الله".</w:t>
-      </w:r>
-    </w:p>
-    <w:p>
-      <w:pPr>
-        <w:bidi/>
-      </w:pPr>
-      <w:r>
-        <w:rPr>
-          <w:rtl/>
-          <w:cs/>
-          <w:lang w:val="ar_AE" w:bidi="ar_AE"/>
-        </w:rPr>
-      </w:r>
-      <w:r>
-        <w:rPr>
-          <w:rtl/>
-          <w:cs/>
-          <w:lang w:val="ar_AE" w:bidi="ar_AE"/>
-        </w:rPr>
-        <w:t xml:space="preserve">(انظر أيضًا: </w:t>
-      </w:r>
-      <w:r>
-        <w:rPr>
-          <w:rtl/>
-          <w:cs/>
-          <w:lang w:val="ar_AE" w:bidi="ar_AE"/>
-        </w:rPr>
-        <w:t>ذبيحة</w:t>
-      </w:r>
-      <w:r>
-        <w:rPr>
-          <w:rtl/>
-          <w:cs/>
-          <w:lang w:val="ar_AE" w:bidi="ar_AE"/>
-        </w:rPr>
-        <w:t xml:space="preserve">, </w:t>
-      </w:r>
-      <w:r>
-        <w:rPr>
-          <w:rtl/>
-          <w:cs/>
-          <w:lang w:val="ar_AE" w:bidi="ar_AE"/>
-        </w:rPr>
-        <w:t>سليمان</w:t>
-      </w:r>
-      <w:r>
-        <w:rPr>
-          <w:rtl/>
-          <w:cs/>
-          <w:lang w:val="ar_AE" w:bidi="ar_AE"/>
-        </w:rPr>
-        <w:t xml:space="preserve">, </w:t>
-      </w:r>
-      <w:r>
-        <w:rPr>
-          <w:rtl/>
-          <w:cs/>
-          <w:lang w:val="ar_AE" w:bidi="ar_AE"/>
-        </w:rPr>
-        <w:t>بابل</w:t>
-      </w:r>
-      <w:r>
-        <w:rPr>
-          <w:rtl/>
-          <w:cs/>
-          <w:lang w:val="ar_AE" w:bidi="ar_AE"/>
-        </w:rPr>
-        <w:t xml:space="preserve">, </w:t>
-      </w:r>
-      <w:r>
-        <w:rPr>
-          <w:rtl/>
-          <w:cs/>
-          <w:lang w:val="ar_AE" w:bidi="ar_AE"/>
-        </w:rPr>
-        <w:t>الروح القدس</w:t>
-      </w:r>
-      <w:r>
-        <w:rPr>
-          <w:rtl/>
-          <w:cs/>
-          <w:lang w:val="ar_AE" w:bidi="ar_AE"/>
-        </w:rPr>
-        <w:t xml:space="preserve">, </w:t>
-      </w:r>
-      <w:r>
-        <w:rPr>
-          <w:rtl/>
-          <w:cs/>
-          <w:lang w:val="ar_AE" w:bidi="ar_AE"/>
-        </w:rPr>
         <w:t>خيمة الاجتماع</w:t>
       </w:r>
       <w:r>
@@ -6868,23 +6852,7 @@
           <w:cs/>
           <w:lang w:val="ar_AE" w:bidi="ar_AE"/>
         </w:rPr>
-        <w:t>, ال</w:t>
-      </w:r>
-      <w:r>
-        <w:rPr>
-          <w:rtl/>
-          <w:cs/>
-          <w:lang w:val="ar_AE" w:bidi="ar_AE"/>
-        </w:rPr>
-        <w:t>ساحة</w:t>
-      </w:r>
-      <w:r>
-        <w:rPr>
-          <w:rtl/>
-          <w:cs/>
-          <w:lang w:val="ar_AE" w:bidi="ar_AE"/>
-        </w:rPr>
-        <w:t xml:space="preserve">, </w:t>
+        <w:t xml:space="preserve">, الساحة, </w:t>
       </w:r>
       <w:r>
         <w:rPr>
